--- a/content/templates/openagreements-board-consent-safe/template.docx
+++ b/content/templates/openagreements-board-consent-safe/template.docx
@@ -208,6 +208,14 @@
     </w:p>
     <w:p>
       <w:pPr>
+        <w:pStyle w:val="Normal"/>
+      </w:pPr>
+      <w:r>
+        <w:t xml:space="preserve">{FOR member IN board_members}</w:t>
+      </w:r>
+    </w:p>
+    <w:p>
+      <w:pPr>
         <w:pStyle w:val="OABlockSignatureLine"/>
       </w:pPr>
       <w:r>
@@ -219,7 +227,7 @@
         <w:pStyle w:val="OABlockSignatureName"/>
       </w:pPr>
       <w:r>
-        <w:t xml:space="preserve">{board_member_1_name}</w:t>
+        <w:t xml:space="preserve">{$member.name}</w:t>
       </w:r>
     </w:p>
     <w:p>
@@ -235,56 +243,10 @@
     </w:p>
     <w:p>
       <w:pPr>
-        <w:pStyle w:val="OABlockSignatureLine"/>
-      </w:pPr>
-      <w:r>
-        <w:t xml:space="preserve">______________________________</w:t>
-      </w:r>
-    </w:p>
-    <w:p>
-      <w:pPr>
-        <w:pStyle w:val="OABlockSignatureName"/>
-      </w:pPr>
-      <w:r>
-        <w:t xml:space="preserve">{board_member_2_name}</w:t>
-      </w:r>
-    </w:p>
-    <w:p>
-      <w:pPr>
-        <w:pStyle w:val="OABlockSignatureDate"/>
-      </w:pPr>
-      <w:r>
-        <w:t xml:space="preserve">Date: </w:t>
-      </w:r>
-      <w:r>
-        <w:t xml:space="preserve">{effective_date}</w:t>
-      </w:r>
-    </w:p>
-    <w:p>
-      <w:pPr>
-        <w:pStyle w:val="OABlockSignatureLine"/>
-      </w:pPr>
-      <w:r>
-        <w:t xml:space="preserve">______________________________</w:t>
-      </w:r>
-    </w:p>
-    <w:p>
-      <w:pPr>
-        <w:pStyle w:val="OABlockSignatureName"/>
-      </w:pPr>
-      <w:r>
-        <w:t xml:space="preserve">{board_member_3_name}</w:t>
-      </w:r>
-    </w:p>
-    <w:p>
-      <w:pPr>
-        <w:pStyle w:val="OABlockSignatureDate"/>
-      </w:pPr>
-      <w:r>
-        <w:t xml:space="preserve">Date: </w:t>
-      </w:r>
-      <w:r>
-        <w:t xml:space="preserve">{effective_date}</w:t>
+        <w:pStyle w:val="Normal"/>
+      </w:pPr>
+      <w:r>
+        <w:t xml:space="preserve">{END-FOR member}</w:t>
       </w:r>
     </w:p>
     <w:sectPr>

--- a/content/templates/openagreements-board-consent-safe/template.docx
+++ b/content/templates/openagreements-board-consent-safe/template.docx
@@ -4,259 +4,1093 @@
   <w:body>
     <w:p>
       <w:pPr>
-        <w:pStyle w:val="OAHeading1"/>
-      </w:pPr>
-      <w:r>
-        <w:t xml:space="preserve">ACTION BY UNANIMOUS WRITTEN CONSENT OF THE BOARD OF DIRECTORS OF </w:t>
-      </w:r>
-      <w:r>
-        <w:t xml:space="preserve">{company_name}</w:t>
-      </w:r>
-    </w:p>
-    <w:p>
-      <w:pPr>
-        <w:pStyle w:val="OABlockNote"/>
-      </w:pPr>
-      <w:r>
-        <w:t xml:space="preserve">Note: The following resolutions do not cover all matters that may need to be addressed in connection with the SAFE financing. For example, if the Company is concurrently amending its certificate of incorporation, converting outstanding convertible notes, or granting pro rata or information rights pursuant to a side letter, additional resolutions will be needed. Always consult with counsel prior to using this consent.</w:t>
-      </w:r>
-    </w:p>
-    <w:p>
-      <w:pPr>
-        <w:pStyle w:val="Normal"/>
-      </w:pPr>
-      <w:r>
-        <w:t xml:space="preserve">The undersigned, constituting all of the members of the Board of Directors (the “Board”) of </w:t>
-      </w:r>
-      <w:r>
-        <w:t xml:space="preserve">{company_name}</w:t>
-      </w:r>
-      <w:r>
-        <w:t xml:space="preserve">, a Delaware corporation (the “Company”), pursuant to Section 141(f) of the Delaware General Corporation Law, hereby adopt the following resolutions by written consent:</w:t>
-      </w:r>
-    </w:p>
-    <w:p>
-      <w:pPr>
-        <w:pStyle w:val="OAHeading2"/>
-      </w:pPr>
-      <w:r>
-        <w:t xml:space="preserve">Approval of SAFE Financing</w:t>
-      </w:r>
-    </w:p>
-    <w:p>
-      <w:pPr>
-        <w:pStyle w:val="Normal"/>
-      </w:pPr>
-      <w:r>
-        <w:rPr>
+        <w:spacing w:after="210" w:before="240"/>
+      </w:pPr>
+      <w:r>
+        <w:rPr>
+          <w:rFonts w:ascii="Georgia" w:cs="Georgia" w:eastAsia="Georgia" w:hAnsi="Georgia"/>
+          <w:color w:val="1D2021"/>
+          <w:sz w:val="44"/>
+          <w:szCs w:val="44"/>
+        </w:rPr>
+        <w:t xml:space="preserve">Board Consent for SAFE Financing</w:t>
+      </w:r>
+    </w:p>
+    <w:tbl>
+      <w:tblPr>
+        <w:tblW w:type="dxa" w:w="10070"/>
+        <w:tblBorders>
+          <w:top w:val="nil" w:color="FFFFFF" w:sz="0"/>
+          <w:left w:val="nil" w:color="FFFFFF" w:sz="0"/>
+          <w:bottom w:val="nil" w:color="FFFFFF" w:sz="0"/>
+          <w:right w:val="nil" w:color="FFFFFF" w:sz="0"/>
+          <w:insideH w:val="single" w:color="auto" w:sz="4"/>
+          <w:insideV w:val="single" w:color="auto" w:sz="4"/>
+        </w:tblBorders>
+        <w:tblLayout w:type="fixed"/>
+      </w:tblPr>
+      <w:tblGrid>
+        <w:gridCol w:w="3420"/>
+        <w:gridCol w:w="6650"/>
+      </w:tblGrid>
+      <w:tr>
+        <w:tc>
+          <w:tcPr>
+            <w:gridSpan w:val="2"/>
+            <w:tcBorders>
+              <w:top w:val="nil" w:color="FFFFFF" w:sz="0"/>
+              <w:left w:val="nil" w:color="FFFFFF" w:sz="0"/>
+              <w:bottom w:val="single" w:color="C7C7C7" w:sz="4"/>
+              <w:right w:val="nil" w:color="FFFFFF" w:sz="0"/>
+            </w:tcBorders>
+            <w:tcMar>
+              <w:top w:type="dxa" w:w="80"/>
+              <w:left w:type="dxa" w:w="115"/>
+              <w:bottom w:type="dxa" w:w="80"/>
+              <w:right w:type="dxa" w:w="115"/>
+            </w:tcMar>
+            <w:vAlign w:val="center"/>
+          </w:tcPr>
+          <w:p>
+            <w:pPr>
+              <w:spacing w:after="30" w:line="340"/>
+            </w:pPr>
+            <w:r>
+              <w:rPr>
+                <w:rFonts w:ascii="Arial" w:cs="Arial" w:eastAsia="Arial" w:hAnsi="Arial"/>
+                <w:b/>
+                <w:bCs/>
+                <w:color w:val="117086"/>
+                <w:sz w:val="22"/>
+                <w:szCs w:val="22"/>
+              </w:rPr>
+              <w:t xml:space="preserve">Cover Terms</w:t>
+            </w:r>
+          </w:p>
+          <w:p>
+            <w:pPr>
+              <w:spacing w:after="20" w:line="340"/>
+            </w:pPr>
+            <w:r>
+              <w:rPr>
+                <w:rFonts w:ascii="Arial" w:cs="Arial" w:eastAsia="Arial" w:hAnsi="Arial"/>
+                <w:color w:val="117086"/>
+                <w:sz w:val="16"/>
+                <w:szCs w:val="16"/>
+              </w:rPr>
+              <w:t xml:space="preserve">The key business terms of this board consent are as follows.</w:t>
+            </w:r>
+          </w:p>
+        </w:tc>
+      </w:tr>
+      <w:tr>
+        <w:trPr>
+          <w:trHeight w:val="700" w:hRule="atLeast"/>
+        </w:trPr>
+        <w:tc>
+          <w:tcPr>
+            <w:tcBorders>
+              <w:top w:val="single" w:color="C7C7C7" w:sz="4"/>
+              <w:left w:val="nil" w:color="FFFFFF" w:sz="0"/>
+              <w:bottom w:val="single" w:color="C7C7C7" w:sz="4"/>
+              <w:right w:val="nil" w:color="FFFFFF" w:sz="0"/>
+            </w:tcBorders>
+            <w:tcMar>
+              <w:top w:type="dxa" w:w="80"/>
+              <w:left w:type="dxa" w:w="115"/>
+              <w:bottom w:type="dxa" w:w="80"/>
+              <w:right w:type="dxa" w:w="115"/>
+            </w:tcMar>
+            <w:vAlign w:val="center"/>
+          </w:tcPr>
+          <w:p>
+            <w:pPr>
+              <w:spacing w:after="0" w:before="0" w:line="340"/>
+            </w:pPr>
+            <w:r>
+              <w:rPr>
+                <w:rFonts w:ascii="Arial" w:cs="Arial" w:eastAsia="Arial" w:hAnsi="Arial"/>
+                <w:b/>
+                <w:bCs/>
+                <w:i w:val="false"/>
+                <w:iCs w:val="false"/>
+                <w:color w:val="1D2021"/>
+                <w:sz w:val="22"/>
+                <w:szCs w:val="22"/>
+              </w:rPr>
+              <w:t xml:space="preserve">Company</w:t>
+            </w:r>
+          </w:p>
+        </w:tc>
+        <w:tc>
+          <w:tcPr>
+            <w:tcBorders>
+              <w:top w:val="single" w:color="C7C7C7" w:sz="4"/>
+              <w:left w:val="nil" w:color="FFFFFF" w:sz="0"/>
+              <w:bottom w:val="single" w:color="C7C7C7" w:sz="4"/>
+              <w:right w:val="nil" w:color="FFFFFF" w:sz="0"/>
+            </w:tcBorders>
+            <w:tcMar>
+              <w:top w:type="dxa" w:w="80"/>
+              <w:left w:type="dxa" w:w="115"/>
+              <w:bottom w:type="dxa" w:w="80"/>
+              <w:right w:type="dxa" w:w="115"/>
+            </w:tcMar>
+            <w:vAlign w:val="center"/>
+          </w:tcPr>
+          <w:p>
+            <w:pPr>
+              <w:spacing w:after="0" w:before="0" w:line="340" w:beforeAutospacing="false" w:afterAutospacing="false"/>
+              <w:contextualSpacing w:val="false"/>
+            </w:pPr>
+            <w:r>
+              <w:rPr>
+                <w:rFonts w:ascii="Arial" w:cs="Arial" w:eastAsia="Arial" w:hAnsi="Arial"/>
+                <w:b w:val="false"/>
+                <w:bCs w:val="false"/>
+                <w:i w:val="false"/>
+                <w:iCs w:val="false"/>
+                <w:color w:val="1D2021"/>
+                <w:sz w:val="22"/>
+                <w:szCs w:val="22"/>
+              </w:rPr>
+              <w:t xml:space="preserve">{company_name}</w:t>
+            </w:r>
+          </w:p>
+        </w:tc>
+      </w:tr>
+      <w:tr>
+        <w:trPr>
+          <w:trHeight w:val="700" w:hRule="atLeast"/>
+        </w:trPr>
+        <w:tc>
+          <w:tcPr>
+            <w:tcBorders>
+              <w:top w:val="single" w:color="C7C7C7" w:sz="4"/>
+              <w:left w:val="nil" w:color="FFFFFF" w:sz="0"/>
+              <w:bottom w:val="single" w:color="C7C7C7" w:sz="4"/>
+              <w:right w:val="nil" w:color="FFFFFF" w:sz="0"/>
+            </w:tcBorders>
+            <w:tcMar>
+              <w:top w:type="dxa" w:w="80"/>
+              <w:left w:type="dxa" w:w="115"/>
+              <w:bottom w:type="dxa" w:w="80"/>
+              <w:right w:type="dxa" w:w="115"/>
+            </w:tcMar>
+            <w:vAlign w:val="center"/>
+          </w:tcPr>
+          <w:p>
+            <w:pPr>
+              <w:spacing w:after="0" w:before="0" w:line="340"/>
+            </w:pPr>
+            <w:r>
+              <w:rPr>
+                <w:rFonts w:ascii="Arial" w:cs="Arial" w:eastAsia="Arial" w:hAnsi="Arial"/>
+                <w:b/>
+                <w:bCs/>
+                <w:i w:val="false"/>
+                <w:iCs w:val="false"/>
+                <w:color w:val="1D2021"/>
+                <w:sz w:val="22"/>
+                <w:szCs w:val="22"/>
+              </w:rPr>
+              <w:t xml:space="preserve">Effective Date</w:t>
+            </w:r>
+          </w:p>
+        </w:tc>
+        <w:tc>
+          <w:tcPr>
+            <w:tcBorders>
+              <w:top w:val="single" w:color="C7C7C7" w:sz="4"/>
+              <w:left w:val="nil" w:color="FFFFFF" w:sz="0"/>
+              <w:bottom w:val="single" w:color="C7C7C7" w:sz="4"/>
+              <w:right w:val="nil" w:color="FFFFFF" w:sz="0"/>
+            </w:tcBorders>
+            <w:tcMar>
+              <w:top w:type="dxa" w:w="80"/>
+              <w:left w:type="dxa" w:w="115"/>
+              <w:bottom w:type="dxa" w:w="80"/>
+              <w:right w:type="dxa" w:w="115"/>
+            </w:tcMar>
+            <w:vAlign w:val="center"/>
+          </w:tcPr>
+          <w:p>
+            <w:pPr>
+              <w:spacing w:after="0" w:before="0" w:line="340" w:beforeAutospacing="false" w:afterAutospacing="false"/>
+              <w:contextualSpacing w:val="false"/>
+            </w:pPr>
+            <w:r>
+              <w:rPr>
+                <w:rFonts w:ascii="Arial" w:cs="Arial" w:eastAsia="Arial" w:hAnsi="Arial"/>
+                <w:b w:val="false"/>
+                <w:bCs w:val="false"/>
+                <w:i w:val="false"/>
+                <w:iCs w:val="false"/>
+                <w:color w:val="1D2021"/>
+                <w:sz w:val="22"/>
+                <w:szCs w:val="22"/>
+              </w:rPr>
+              <w:t xml:space="preserve">{effective_date}</w:t>
+            </w:r>
+          </w:p>
+        </w:tc>
+      </w:tr>
+      <w:tr>
+        <w:trPr>
+          <w:trHeight w:val="700" w:hRule="atLeast"/>
+        </w:trPr>
+        <w:tc>
+          <w:tcPr>
+            <w:tcBorders>
+              <w:top w:val="single" w:color="C7C7C7" w:sz="4"/>
+              <w:left w:val="nil" w:color="FFFFFF" w:sz="0"/>
+              <w:bottom w:val="single" w:color="C7C7C7" w:sz="4"/>
+              <w:right w:val="nil" w:color="FFFFFF" w:sz="0"/>
+            </w:tcBorders>
+            <w:tcMar>
+              <w:top w:type="dxa" w:w="80"/>
+              <w:left w:type="dxa" w:w="115"/>
+              <w:bottom w:type="dxa" w:w="80"/>
+              <w:right w:type="dxa" w:w="115"/>
+            </w:tcMar>
+            <w:vAlign w:val="center"/>
+          </w:tcPr>
+          <w:p>
+            <w:pPr>
+              <w:spacing w:after="0" w:before="0" w:line="340"/>
+            </w:pPr>
+            <w:r>
+              <w:rPr>
+                <w:rFonts w:ascii="Arial" w:cs="Arial" w:eastAsia="Arial" w:hAnsi="Arial"/>
+                <w:b/>
+                <w:bCs/>
+                <w:i w:val="false"/>
+                <w:iCs w:val="false"/>
+                <w:color w:val="1D2021"/>
+                <w:sz w:val="22"/>
+                <w:szCs w:val="22"/>
+              </w:rPr>
+              <w:t xml:space="preserve">Aggregate SAFE Purchase Amount</w:t>
+            </w:r>
+          </w:p>
+        </w:tc>
+        <w:tc>
+          <w:tcPr>
+            <w:tcBorders>
+              <w:top w:val="single" w:color="C7C7C7" w:sz="4"/>
+              <w:left w:val="nil" w:color="FFFFFF" w:sz="0"/>
+              <w:bottom w:val="single" w:color="C7C7C7" w:sz="4"/>
+              <w:right w:val="nil" w:color="FFFFFF" w:sz="0"/>
+            </w:tcBorders>
+            <w:tcMar>
+              <w:top w:type="dxa" w:w="80"/>
+              <w:left w:type="dxa" w:w="115"/>
+              <w:bottom w:type="dxa" w:w="80"/>
+              <w:right w:type="dxa" w:w="115"/>
+            </w:tcMar>
+            <w:vAlign w:val="center"/>
+          </w:tcPr>
+          <w:p>
+            <w:pPr>
+              <w:spacing w:after="0" w:before="0" w:line="340" w:beforeAutospacing="false" w:afterAutospacing="false"/>
+              <w:contextualSpacing w:val="false"/>
+            </w:pPr>
+            <w:r>
+              <w:rPr>
+                <w:rFonts w:ascii="Arial" w:cs="Arial" w:eastAsia="Arial" w:hAnsi="Arial"/>
+                <w:b w:val="false"/>
+                <w:bCs w:val="false"/>
+                <w:i w:val="false"/>
+                <w:iCs w:val="false"/>
+                <w:color w:val="1D2021"/>
+                <w:sz w:val="22"/>
+                <w:szCs w:val="22"/>
+              </w:rPr>
+              <w:t xml:space="preserve">${purchase_amount}</w:t>
+            </w:r>
+          </w:p>
+        </w:tc>
+      </w:tr>
+      <w:tr>
+        <w:trPr>
+          <w:trHeight w:val="700" w:hRule="atLeast"/>
+        </w:trPr>
+        <w:tc>
+          <w:tcPr>
+            <w:tcBorders>
+              <w:top w:val="single" w:color="C7C7C7" w:sz="4"/>
+              <w:left w:val="nil" w:color="FFFFFF" w:sz="0"/>
+              <w:bottom w:val="single" w:color="C7C7C7" w:sz="4"/>
+              <w:right w:val="nil" w:color="FFFFFF" w:sz="0"/>
+            </w:tcBorders>
+            <w:tcMar>
+              <w:top w:type="dxa" w:w="80"/>
+              <w:left w:type="dxa" w:w="115"/>
+              <w:bottom w:type="dxa" w:w="80"/>
+              <w:right w:type="dxa" w:w="115"/>
+            </w:tcMar>
+            <w:vAlign w:val="center"/>
+          </w:tcPr>
+          <w:p>
+            <w:pPr>
+              <w:spacing w:after="0" w:before="0" w:line="340"/>
+            </w:pPr>
+            <w:r>
+              <w:rPr>
+                <w:rFonts w:ascii="Arial" w:cs="Arial" w:eastAsia="Arial" w:hAnsi="Arial"/>
+                <w:b/>
+                <w:bCs/>
+                <w:i w:val="false"/>
+                <w:iCs w:val="false"/>
+                <w:color w:val="1D2021"/>
+                <w:sz w:val="22"/>
+                <w:szCs w:val="22"/>
+              </w:rPr>
+              <w:t xml:space="preserve">Governing Law</w:t>
+            </w:r>
+          </w:p>
+        </w:tc>
+        <w:tc>
+          <w:tcPr>
+            <w:tcBorders>
+              <w:top w:val="single" w:color="C7C7C7" w:sz="4"/>
+              <w:left w:val="nil" w:color="FFFFFF" w:sz="0"/>
+              <w:bottom w:val="single" w:color="C7C7C7" w:sz="4"/>
+              <w:right w:val="nil" w:color="FFFFFF" w:sz="0"/>
+            </w:tcBorders>
+            <w:tcMar>
+              <w:top w:type="dxa" w:w="80"/>
+              <w:left w:type="dxa" w:w="115"/>
+              <w:bottom w:type="dxa" w:w="80"/>
+              <w:right w:type="dxa" w:w="115"/>
+            </w:tcMar>
+            <w:vAlign w:val="center"/>
+          </w:tcPr>
+          <w:p>
+            <w:pPr>
+              <w:spacing w:after="0" w:before="0" w:line="340" w:beforeAutospacing="false" w:afterAutospacing="false"/>
+              <w:contextualSpacing w:val="false"/>
+            </w:pPr>
+            <w:r>
+              <w:rPr>
+                <w:rFonts w:ascii="Arial" w:cs="Arial" w:eastAsia="Arial" w:hAnsi="Arial"/>
+                <w:b w:val="false"/>
+                <w:bCs w:val="false"/>
+                <w:i w:val="false"/>
+                <w:iCs w:val="false"/>
+                <w:color w:val="1D2021"/>
+                <w:sz w:val="22"/>
+                <w:szCs w:val="22"/>
+              </w:rPr>
+              <w:t xml:space="preserve">Delaware</w:t>
+            </w:r>
+          </w:p>
+        </w:tc>
+      </w:tr>
+    </w:tbl>
+    <w:p>
+      <w:pPr>
+        <w:sectPr>
+          <w:headerReference w:type="default" r:id="rId7"/>
+          <w:footerReference w:type="default" r:id="rId8"/>
+          <w:pgSz w:w="11906" w:h="16838" w:orient="portrait"/>
+          <w:pgMar w:top="936" w:right="1080" w:bottom="720" w:left="1080" w:header="360" w:footer="432" w:gutter="0"/>
+          <w:pgNumType/>
+          <w:docGrid w:linePitch="360"/>
+        </w:sectPr>
+      </w:pPr>
+    </w:p>
+    <w:p>
+      <w:pPr>
+        <w:spacing w:after="240" w:before="0" w:line="340" w:beforeAutospacing="false" w:afterAutospacing="false"/>
+        <w:contextualSpacing w:val="false"/>
+      </w:pPr>
+      <w:r>
+        <w:rPr>
+          <w:rFonts w:ascii="Arial" w:cs="Arial" w:eastAsia="Arial" w:hAnsi="Arial"/>
           <w:b/>
           <w:bCs/>
-        </w:rPr>
-        <w:t xml:space="preserve">WHEREAS</w:t>
-      </w:r>
-      <w:r>
-        <w:t xml:space="preserve">, the Board believes it is in the best interests of the Company to enter into one or more Simple Agreements for Future Equity (each, a “SAFE”, and together, the “SAFEs”), providing for the sale of rights to future shares of the Company’s capital stock for an aggregate purchase amount of up to $</w:t>
-      </w:r>
-      <w:r>
-        <w:t xml:space="preserve">{purchase_amount}</w:t>
-      </w:r>
-      <w:r>
-        <w:t xml:space="preserve">, in accordance with terms set forth therein.</w:t>
-      </w:r>
-    </w:p>
-    <w:p>
-      <w:pPr>
-        <w:pStyle w:val="Normal"/>
-      </w:pPr>
-      <w:r>
-        <w:rPr>
+          <w:color w:val="117086"/>
+          <w:sz w:val="22"/>
+          <w:szCs w:val="22"/>
+        </w:rPr>
+        <w:t xml:space="preserve">Standard Terms</w:t>
+      </w:r>
+    </w:p>
+    <w:p>
+      <w:pPr>
+        <w:pStyle w:val="OAClauseHeading"/>
+        <w:spacing w:after="120" w:before="320" w:line="340" w:beforeAutospacing="false" w:afterAutospacing="false"/>
+        <w:contextualSpacing w:val="false"/>
+      </w:pPr>
+      <w:r>
+        <w:rPr>
+          <w:rFonts w:ascii="Arial" w:cs="Arial" w:eastAsia="Arial" w:hAnsi="Arial"/>
           <w:b/>
           <w:bCs/>
-        </w:rPr>
-        <w:t xml:space="preserve">RESOLVED</w:t>
-      </w:r>
-      <w:r>
-        <w:t xml:space="preserve">, that each SAFE, in substantially the form presented to the Board, be, and it hereby is, approved in all respects;</w:t>
-      </w:r>
-    </w:p>
-    <w:p>
-      <w:pPr>
-        <w:pStyle w:val="Normal"/>
-      </w:pPr>
-      <w:r>
-        <w:rPr>
+          <w:color w:val="1D2021"/>
+          <w:sz w:val="22"/>
+          <w:szCs w:val="22"/>
+        </w:rPr>
+        <w:t xml:space="preserve">1. Board Action Under Delaware Law.</w:t>
+      </w:r>
+    </w:p>
+    <w:p>
+      <w:pPr>
+        <w:pStyle w:val="OAClauseBody"/>
+        <w:spacing w:after="280" w:before="0" w:line="340" w:beforeAutospacing="false" w:afterAutospacing="false"/>
+        <w:contextualSpacing w:val="false"/>
+      </w:pPr>
+      <w:r>
+        <w:rPr>
+          <w:rFonts w:ascii="Arial" w:cs="Arial" w:eastAsia="Arial" w:hAnsi="Arial"/>
+          <w:b w:val="false"/>
+          <w:bCs w:val="false"/>
+          <w:i w:val="false"/>
+          <w:iCs w:val="false"/>
+          <w:color w:val="1D2021"/>
+          <w:sz w:val="22"/>
+          <w:szCs w:val="22"/>
+        </w:rPr>
+        <w:t xml:space="preserve">All members of the Board of Directors of </w:t>
+      </w:r>
+      <w:r>
+        <w:rPr>
+          <w:rFonts w:ascii="Arial" w:cs="Arial" w:eastAsia="Arial" w:hAnsi="Arial"/>
           <w:b/>
           <w:bCs/>
-        </w:rPr>
-        <w:t xml:space="preserve">RESOLVED FURTHER</w:t>
-      </w:r>
-      <w:r>
-        <w:t xml:space="preserve">, that the officers of the Company be, and each of them hereby is, authorized and directed, for and on behalf of the Company, to execute and deliver each SAFE, and any and all other agreements, certificates or documents required or contemplated by any SAFE or deemed necessary or appropriate in connection therewith, and to take all actions deemed necessary or appropriate to cause the Company’s obligations thereunder to be performed;</w:t>
-      </w:r>
-    </w:p>
-    <w:p>
-      <w:pPr>
-        <w:pStyle w:val="Normal"/>
-      </w:pPr>
-      <w:r>
-        <w:rPr>
+          <w:i w:val="false"/>
+          <w:iCs w:val="false"/>
+          <w:color w:val="117086"/>
+          <w:sz w:val="22"/>
+          <w:szCs w:val="22"/>
+        </w:rPr>
+        <w:t xml:space="preserve">Company</w:t>
+      </w:r>
+      <w:r>
+        <w:rPr>
+          <w:rFonts w:ascii="Arial" w:cs="Arial" w:eastAsia="Arial" w:hAnsi="Arial"/>
+          <w:b w:val="false"/>
+          <w:bCs w:val="false"/>
+          <w:i w:val="false"/>
+          <w:iCs w:val="false"/>
+          <w:color w:val="1D2021"/>
+          <w:sz w:val="22"/>
+          <w:szCs w:val="22"/>
+        </w:rPr>
+        <w:t xml:space="preserve"> adopt this action by unanimous written consent pursuant to Section 141(f) of the Delaware General Corporation Law.</w:t>
+      </w:r>
+    </w:p>
+    <w:p>
+      <w:pPr>
+        <w:pStyle w:val="OAClauseHeading"/>
+        <w:spacing w:after="120" w:before="320" w:line="340" w:beforeAutospacing="false" w:afterAutospacing="false"/>
+        <w:contextualSpacing w:val="false"/>
+      </w:pPr>
+      <w:r>
+        <w:rPr>
+          <w:rFonts w:ascii="Arial" w:cs="Arial" w:eastAsia="Arial" w:hAnsi="Arial"/>
           <w:b/>
           <w:bCs/>
-        </w:rPr>
-        <w:t xml:space="preserve">RESOLVED FURTHER</w:t>
-      </w:r>
-      <w:r>
-        <w:t xml:space="preserve">, that the officers of the Company be, and each of them hereby is, authorized and directed, for and on behalf of the Company, to negotiate or otherwise cause such additions, modifications, amendments or deletions to be made to any SAFE, and such other agreements, certificates or documents, as any such officer may approve, and the execution and delivery thereof by such officer shall be deemed conclusive evidence of the approval of any such addition, modification, amendment or deletion;</w:t>
-      </w:r>
-    </w:p>
-    <w:p>
-      <w:pPr>
-        <w:pStyle w:val="Normal"/>
-      </w:pPr>
-      <w:r>
-        <w:rPr>
+          <w:color w:val="1D2021"/>
+          <w:sz w:val="22"/>
+          <w:szCs w:val="22"/>
+        </w:rPr>
+        <w:t xml:space="preserve">2. Approval of SAFE Financing.</w:t>
+      </w:r>
+    </w:p>
+    <w:p>
+      <w:pPr>
+        <w:pStyle w:val="OAClauseBody"/>
+        <w:spacing w:after="280" w:before="0" w:line="340" w:beforeAutospacing="false" w:afterAutospacing="false"/>
+        <w:contextualSpacing w:val="false"/>
+      </w:pPr>
+      <w:r>
+        <w:rPr>
+          <w:rFonts w:ascii="Arial" w:cs="Arial" w:eastAsia="Arial" w:hAnsi="Arial"/>
+          <w:b w:val="false"/>
+          <w:bCs w:val="false"/>
+          <w:i w:val="false"/>
+          <w:iCs w:val="false"/>
+          <w:color w:val="1D2021"/>
+          <w:sz w:val="22"/>
+          <w:szCs w:val="22"/>
+        </w:rPr>
+        <w:t xml:space="preserve">Board has determined that it is in the best interests of </w:t>
+      </w:r>
+      <w:r>
+        <w:rPr>
+          <w:rFonts w:ascii="Arial" w:cs="Arial" w:eastAsia="Arial" w:hAnsi="Arial"/>
           <w:b/>
           <w:bCs/>
-        </w:rPr>
-        <w:t xml:space="preserve">RESOLVED FURTHER</w:t>
-      </w:r>
-      <w:r>
-        <w:t xml:space="preserve">, that shares of the Company’s capital stock issuable upon conversion of each SAFE be, and they hereby are, reserved for issuance upon conversion of such SAFE in accordance with its terms;</w:t>
-      </w:r>
-    </w:p>
-    <w:p>
-      <w:pPr>
-        <w:pStyle w:val="Normal"/>
-      </w:pPr>
-      <w:r>
-        <w:rPr>
+          <w:i w:val="false"/>
+          <w:iCs w:val="false"/>
+          <w:color w:val="117086"/>
+          <w:sz w:val="22"/>
+          <w:szCs w:val="22"/>
+        </w:rPr>
+        <w:t xml:space="preserve">Company</w:t>
+      </w:r>
+      <w:r>
+        <w:rPr>
+          <w:rFonts w:ascii="Arial" w:cs="Arial" w:eastAsia="Arial" w:hAnsi="Arial"/>
+          <w:b w:val="false"/>
+          <w:bCs w:val="false"/>
+          <w:i w:val="false"/>
+          <w:iCs w:val="false"/>
+          <w:color w:val="1D2021"/>
+          <w:sz w:val="22"/>
+          <w:szCs w:val="22"/>
+        </w:rPr>
+        <w:t xml:space="preserve"> to enter into one or more Simple Agreements for Future Equity, or SAFEs, for the aggregate purchase amount listed in </w:t>
+      </w:r>
+      <w:r>
+        <w:rPr>
+          <w:rFonts w:ascii="Arial" w:cs="Arial" w:eastAsia="Arial" w:hAnsi="Arial"/>
           <w:b/>
           <w:bCs/>
-        </w:rPr>
-        <w:t xml:space="preserve">RESOLVED FURTHER</w:t>
-      </w:r>
-      <w:r>
-        <w:t xml:space="preserve">, that when shares of the Company’s capital stock are issued upon conversion of any SAFE in accordance with its terms, such shares shall be duly and validly issued, fully paid and nonassessable; and</w:t>
-      </w:r>
-    </w:p>
-    <w:p>
-      <w:pPr>
-        <w:pStyle w:val="Normal"/>
-      </w:pPr>
-      <w:r>
-        <w:rPr>
+          <w:i w:val="false"/>
+          <w:iCs w:val="false"/>
+          <w:color w:val="117086"/>
+          <w:sz w:val="22"/>
+          <w:szCs w:val="22"/>
+        </w:rPr>
+        <w:t xml:space="preserve">Cover Terms</w:t>
+      </w:r>
+      <w:r>
+        <w:rPr>
+          <w:rFonts w:ascii="Arial" w:cs="Arial" w:eastAsia="Arial" w:hAnsi="Arial"/>
+          <w:b w:val="false"/>
+          <w:bCs w:val="false"/>
+          <w:i w:val="false"/>
+          <w:iCs w:val="false"/>
+          <w:color w:val="1D2021"/>
+          <w:sz w:val="22"/>
+          <w:szCs w:val="22"/>
+        </w:rPr>
+        <w:t xml:space="preserve">, and each SAFE in substantially the form presented to Board is approved.</w:t>
+      </w:r>
+    </w:p>
+    <w:p>
+      <w:pPr>
+        <w:pStyle w:val="OAClauseHeading"/>
+        <w:spacing w:after="120" w:before="320" w:line="340" w:beforeAutospacing="false" w:afterAutospacing="false"/>
+        <w:contextualSpacing w:val="false"/>
+      </w:pPr>
+      <w:r>
+        <w:rPr>
+          <w:rFonts w:ascii="Arial" w:cs="Arial" w:eastAsia="Arial" w:hAnsi="Arial"/>
           <w:b/>
           <w:bCs/>
-        </w:rPr>
-        <w:t xml:space="preserve">RESOLVED FURTHER</w:t>
-      </w:r>
-      <w:r>
-        <w:t xml:space="preserve">, that each SAFE shall be offered and sold in reliance on any applicable exemption from registration provided by the Securities Act of 1933, as amended, and any applicable exemption under applicable state blue sky laws, and that the officers of the Company be, and each of them hereby is, authorized and directed, for and on behalf of the Company, to execute and file any forms, certificates, notices or other documents that are necessary or appropriate pursuant to federal or state securities laws.</w:t>
-      </w:r>
-    </w:p>
-    <w:p>
-      <w:pPr>
-        <w:pStyle w:val="OAHeading2"/>
-      </w:pPr>
-      <w:r>
-        <w:t xml:space="preserve">General Authorizing Resolution</w:t>
-      </w:r>
-    </w:p>
-    <w:p>
-      <w:pPr>
-        <w:pStyle w:val="Normal"/>
-      </w:pPr>
-      <w:r>
-        <w:rPr>
+          <w:color w:val="1D2021"/>
+          <w:sz w:val="22"/>
+          <w:szCs w:val="22"/>
+        </w:rPr>
+        <w:t xml:space="preserve">3. Officer Authority.</w:t>
+      </w:r>
+    </w:p>
+    <w:p>
+      <w:pPr>
+        <w:pStyle w:val="OAClauseBody"/>
+        <w:spacing w:after="280" w:before="0" w:line="340" w:beforeAutospacing="false" w:afterAutospacing="false"/>
+        <w:contextualSpacing w:val="false"/>
+      </w:pPr>
+      <w:r>
+        <w:rPr>
+          <w:rFonts w:ascii="Arial" w:cs="Arial" w:eastAsia="Arial" w:hAnsi="Arial"/>
+          <w:b w:val="false"/>
+          <w:bCs w:val="false"/>
+          <w:i w:val="false"/>
+          <w:iCs w:val="false"/>
+          <w:color w:val="1D2021"/>
+          <w:sz w:val="22"/>
+          <w:szCs w:val="22"/>
+        </w:rPr>
+        <w:t xml:space="preserve">Each officer of </w:t>
+      </w:r>
+      <w:r>
+        <w:rPr>
+          <w:rFonts w:ascii="Arial" w:cs="Arial" w:eastAsia="Arial" w:hAnsi="Arial"/>
           <w:b/>
           <w:bCs/>
-        </w:rPr>
-        <w:t xml:space="preserve">RESOLVED</w:t>
-      </w:r>
-      <w:r>
-        <w:t xml:space="preserve">, that the officers of the Company be, and each of them hereby is, authorized and directed, for and on behalf of the Company, to take such further actions and execute such documents as may be necessary or appropriate in order to implement the foregoing resolutions.</w:t>
-      </w:r>
-    </w:p>
-    <w:p>
-      <w:pPr>
-        <w:pStyle w:val="OABlockSignatureFollow"/>
-      </w:pPr>
-      <w:r>
-        <w:t xml:space="preserve">[Signature Page Follows]</w:t>
-      </w:r>
-    </w:p>
-    <w:p>
-      <w:r>
-        <w:br w:type="page"/>
-      </w:r>
-    </w:p>
-    <w:p>
-      <w:pPr>
-        <w:pStyle w:val="OABlockSignatureIntro"/>
-      </w:pPr>
-      <w:r>
-        <w:t xml:space="preserve">This Action by Written Consent shall be filed with the minutes of the proceedings of the Board of Directors of the Company.</w:t>
-      </w:r>
-    </w:p>
-    <w:p>
-      <w:pPr>
-        <w:pStyle w:val="Normal"/>
-      </w:pPr>
-      <w:r>
-        <w:t xml:space="preserve">The undersigned has executed this Action by Written Consent as of the date set forth under such signatory’s name below. Any copy, facsimile, .PDF or other reliable reproduction of this Action by Written Consent may be substituted or used in lieu of the original writing for any and all purposes for which the original writing could be used, provided that such copy, facsimile, .PDF or other reproduction be a complete reproduction of the entire original writing.</w:t>
-      </w:r>
-    </w:p>
-    <w:p>
-      <w:pPr>
-        <w:pStyle w:val="Normal"/>
-      </w:pPr>
-      <w:r>
+          <w:i w:val="false"/>
+          <w:iCs w:val="false"/>
+          <w:color w:val="117086"/>
+          <w:sz w:val="22"/>
+          <w:szCs w:val="22"/>
+        </w:rPr>
+        <w:t xml:space="preserve">Company</w:t>
+      </w:r>
+      <w:r>
+        <w:rPr>
+          <w:rFonts w:ascii="Arial" w:cs="Arial" w:eastAsia="Arial" w:hAnsi="Arial"/>
+          <w:b w:val="false"/>
+          <w:bCs w:val="false"/>
+          <w:i w:val="false"/>
+          <w:iCs w:val="false"/>
+          <w:color w:val="1D2021"/>
+          <w:sz w:val="22"/>
+          <w:szCs w:val="22"/>
+        </w:rPr>
+        <w:t xml:space="preserve"> is authorized and directed, for and on behalf of </w:t>
+      </w:r>
+      <w:r>
+        <w:rPr>
+          <w:rFonts w:ascii="Arial" w:cs="Arial" w:eastAsia="Arial" w:hAnsi="Arial"/>
+          <w:b/>
+          <w:bCs/>
+          <w:i w:val="false"/>
+          <w:iCs w:val="false"/>
+          <w:color w:val="117086"/>
+          <w:sz w:val="22"/>
+          <w:szCs w:val="22"/>
+        </w:rPr>
+        <w:t xml:space="preserve">Company</w:t>
+      </w:r>
+      <w:r>
+        <w:rPr>
+          <w:rFonts w:ascii="Arial" w:cs="Arial" w:eastAsia="Arial" w:hAnsi="Arial"/>
+          <w:b w:val="false"/>
+          <w:bCs w:val="false"/>
+          <w:i w:val="false"/>
+          <w:iCs w:val="false"/>
+          <w:color w:val="1D2021"/>
+          <w:sz w:val="22"/>
+          <w:szCs w:val="22"/>
+        </w:rPr>
+        <w:t xml:space="preserve">, to execute and deliver each SAFE and any related agreements, certificates, notices, or other documents required or contemplated by any SAFE or otherwise necessary or appropriate in connection with the SAFE financing.</w:t>
+      </w:r>
+    </w:p>
+    <w:p>
+      <w:pPr>
+        <w:pStyle w:val="OAClauseHeading"/>
+        <w:spacing w:after="120" w:before="320" w:line="340" w:beforeAutospacing="false" w:afterAutospacing="false"/>
+        <w:contextualSpacing w:val="false"/>
+      </w:pPr>
+      <w:r>
+        <w:rPr>
+          <w:rFonts w:ascii="Arial" w:cs="Arial" w:eastAsia="Arial" w:hAnsi="Arial"/>
+          <w:b/>
+          <w:bCs/>
+          <w:color w:val="1D2021"/>
+          <w:sz w:val="22"/>
+          <w:szCs w:val="22"/>
+        </w:rPr>
+        <w:t xml:space="preserve">4. Negotiated Changes.</w:t>
+      </w:r>
+    </w:p>
+    <w:p>
+      <w:pPr>
+        <w:pStyle w:val="OAClauseBody"/>
+        <w:spacing w:after="280" w:before="0" w:line="340" w:beforeAutospacing="false" w:afterAutospacing="false"/>
+        <w:contextualSpacing w:val="false"/>
+      </w:pPr>
+      <w:r>
+        <w:rPr>
+          <w:rFonts w:ascii="Arial" w:cs="Arial" w:eastAsia="Arial" w:hAnsi="Arial"/>
+          <w:b w:val="false"/>
+          <w:bCs w:val="false"/>
+          <w:i w:val="false"/>
+          <w:iCs w:val="false"/>
+          <w:color w:val="1D2021"/>
+          <w:sz w:val="22"/>
+          <w:szCs w:val="22"/>
+        </w:rPr>
+        <w:t xml:space="preserve">Each officer of </w:t>
+      </w:r>
+      <w:r>
+        <w:rPr>
+          <w:rFonts w:ascii="Arial" w:cs="Arial" w:eastAsia="Arial" w:hAnsi="Arial"/>
+          <w:b/>
+          <w:bCs/>
+          <w:i w:val="false"/>
+          <w:iCs w:val="false"/>
+          <w:color w:val="117086"/>
+          <w:sz w:val="22"/>
+          <w:szCs w:val="22"/>
+        </w:rPr>
+        <w:t xml:space="preserve">Company</w:t>
+      </w:r>
+      <w:r>
+        <w:rPr>
+          <w:rFonts w:ascii="Arial" w:cs="Arial" w:eastAsia="Arial" w:hAnsi="Arial"/>
+          <w:b w:val="false"/>
+          <w:bCs w:val="false"/>
+          <w:i w:val="false"/>
+          <w:iCs w:val="false"/>
+          <w:color w:val="1D2021"/>
+          <w:sz w:val="22"/>
+          <w:szCs w:val="22"/>
+        </w:rPr>
+        <w:t xml:space="preserve"> is further authorized to negotiate and approve additions, modifications, amendments, or deletions to any SAFE or related document, and execution and delivery by that officer will be conclusive evidence of that approval.</w:t>
+      </w:r>
+    </w:p>
+    <w:p>
+      <w:pPr>
+        <w:pStyle w:val="OAClauseHeading"/>
+        <w:spacing w:after="120" w:before="320" w:line="340" w:beforeAutospacing="false" w:afterAutospacing="false"/>
+        <w:contextualSpacing w:val="false"/>
+      </w:pPr>
+      <w:r>
+        <w:rPr>
+          <w:rFonts w:ascii="Arial" w:cs="Arial" w:eastAsia="Arial" w:hAnsi="Arial"/>
+          <w:b/>
+          <w:bCs/>
+          <w:color w:val="1D2021"/>
+          <w:sz w:val="22"/>
+          <w:szCs w:val="22"/>
+        </w:rPr>
+        <w:t xml:space="preserve">5. Reservation and Issuance of Shares.</w:t>
+      </w:r>
+    </w:p>
+    <w:p>
+      <w:pPr>
+        <w:pStyle w:val="OAClauseBody"/>
+        <w:spacing w:after="280" w:before="0" w:line="340" w:beforeAutospacing="false" w:afterAutospacing="false"/>
+        <w:contextualSpacing w:val="false"/>
+      </w:pPr>
+      <w:r>
+        <w:rPr>
+          <w:rFonts w:ascii="Arial" w:cs="Arial" w:eastAsia="Arial" w:hAnsi="Arial"/>
+          <w:b w:val="false"/>
+          <w:bCs w:val="false"/>
+          <w:i w:val="false"/>
+          <w:iCs w:val="false"/>
+          <w:color w:val="1D2021"/>
+          <w:sz w:val="22"/>
+          <w:szCs w:val="22"/>
+        </w:rPr>
+        <w:t xml:space="preserve">Shares of </w:t>
+      </w:r>
+      <w:r>
+        <w:rPr>
+          <w:rFonts w:ascii="Arial" w:cs="Arial" w:eastAsia="Arial" w:hAnsi="Arial"/>
+          <w:b/>
+          <w:bCs/>
+          <w:i w:val="false"/>
+          <w:iCs w:val="false"/>
+          <w:color w:val="117086"/>
+          <w:sz w:val="22"/>
+          <w:szCs w:val="22"/>
+        </w:rPr>
+        <w:t xml:space="preserve">Company</w:t>
+      </w:r>
+      <w:r>
+        <w:rPr>
+          <w:rFonts w:ascii="Arial" w:cs="Arial" w:eastAsia="Arial" w:hAnsi="Arial"/>
+          <w:b w:val="false"/>
+          <w:bCs w:val="false"/>
+          <w:i w:val="false"/>
+          <w:iCs w:val="false"/>
+          <w:color w:val="1D2021"/>
+          <w:sz w:val="22"/>
+          <w:szCs w:val="22"/>
+        </w:rPr>
+        <w:t xml:space="preserve"> capital stock issuable upon conversion of each SAFE are reserved for issuance, and when issued in accordance with the applicable SAFE, those shares will be duly and validly issued, fully paid, and nonassessable.</w:t>
+      </w:r>
+    </w:p>
+    <w:p>
+      <w:pPr>
+        <w:pStyle w:val="OAClauseHeading"/>
+        <w:spacing w:after="120" w:before="320" w:line="340" w:beforeAutospacing="false" w:afterAutospacing="false"/>
+        <w:contextualSpacing w:val="false"/>
+      </w:pPr>
+      <w:r>
+        <w:rPr>
+          <w:rFonts w:ascii="Arial" w:cs="Arial" w:eastAsia="Arial" w:hAnsi="Arial"/>
+          <w:b/>
+          <w:bCs/>
+          <w:color w:val="1D2021"/>
+          <w:sz w:val="22"/>
+          <w:szCs w:val="22"/>
+        </w:rPr>
+        <w:t xml:space="preserve">6. Securities Law Compliance.</w:t>
+      </w:r>
+    </w:p>
+    <w:p>
+      <w:pPr>
+        <w:pStyle w:val="OAClauseBody"/>
+        <w:spacing w:after="280" w:before="0" w:line="340" w:beforeAutospacing="false" w:afterAutospacing="false"/>
+        <w:contextualSpacing w:val="false"/>
+      </w:pPr>
+      <w:r>
+        <w:rPr>
+          <w:rFonts w:ascii="Arial" w:cs="Arial" w:eastAsia="Arial" w:hAnsi="Arial"/>
+          <w:b w:val="false"/>
+          <w:bCs w:val="false"/>
+          <w:i w:val="false"/>
+          <w:iCs w:val="false"/>
+          <w:color w:val="1D2021"/>
+          <w:sz w:val="22"/>
+          <w:szCs w:val="22"/>
+        </w:rPr>
+        <w:t xml:space="preserve">The SAFE financing is approved to be offered and sold in reliance on applicable exemptions from registration under the Securities Act of 1933, as amended, and applicable state securities laws. Each officer of </w:t>
+      </w:r>
+      <w:r>
+        <w:rPr>
+          <w:rFonts w:ascii="Arial" w:cs="Arial" w:eastAsia="Arial" w:hAnsi="Arial"/>
+          <w:b/>
+          <w:bCs/>
+          <w:i w:val="false"/>
+          <w:iCs w:val="false"/>
+          <w:color w:val="117086"/>
+          <w:sz w:val="22"/>
+          <w:szCs w:val="22"/>
+        </w:rPr>
+        <w:t xml:space="preserve">Company</w:t>
+      </w:r>
+      <w:r>
+        <w:rPr>
+          <w:rFonts w:ascii="Arial" w:cs="Arial" w:eastAsia="Arial" w:hAnsi="Arial"/>
+          <w:b w:val="false"/>
+          <w:bCs w:val="false"/>
+          <w:i w:val="false"/>
+          <w:iCs w:val="false"/>
+          <w:color w:val="1D2021"/>
+          <w:sz w:val="22"/>
+          <w:szCs w:val="22"/>
+        </w:rPr>
+        <w:t xml:space="preserve"> is authorized to execute and file any forms, certificates, notices, or other documents that are necessary or appropriate in connection with that compliance.</w:t>
+      </w:r>
+    </w:p>
+    <w:p>
+      <w:pPr>
+        <w:pStyle w:val="OAClauseHeading"/>
+        <w:spacing w:after="120" w:before="320" w:line="340" w:beforeAutospacing="false" w:afterAutospacing="false"/>
+        <w:contextualSpacing w:val="false"/>
+      </w:pPr>
+      <w:r>
+        <w:rPr>
+          <w:rFonts w:ascii="Arial" w:cs="Arial" w:eastAsia="Arial" w:hAnsi="Arial"/>
+          <w:b/>
+          <w:bCs/>
+          <w:color w:val="1D2021"/>
+          <w:sz w:val="22"/>
+          <w:szCs w:val="22"/>
+        </w:rPr>
+        <w:t xml:space="preserve">7. Further Actions.</w:t>
+      </w:r>
+    </w:p>
+    <w:p>
+      <w:pPr>
+        <w:pStyle w:val="OAClauseBody"/>
+        <w:spacing w:after="280" w:before="0" w:line="340" w:beforeAutospacing="false" w:afterAutospacing="false"/>
+        <w:contextualSpacing w:val="false"/>
+      </w:pPr>
+      <w:r>
+        <w:rPr>
+          <w:rFonts w:ascii="Arial" w:cs="Arial" w:eastAsia="Arial" w:hAnsi="Arial"/>
+          <w:b w:val="false"/>
+          <w:bCs w:val="false"/>
+          <w:i w:val="false"/>
+          <w:iCs w:val="false"/>
+          <w:color w:val="1D2021"/>
+          <w:sz w:val="22"/>
+          <w:szCs w:val="22"/>
+        </w:rPr>
+        <w:t xml:space="preserve">Each officer of </w:t>
+      </w:r>
+      <w:r>
+        <w:rPr>
+          <w:rFonts w:ascii="Arial" w:cs="Arial" w:eastAsia="Arial" w:hAnsi="Arial"/>
+          <w:b/>
+          <w:bCs/>
+          <w:i w:val="false"/>
+          <w:iCs w:val="false"/>
+          <w:color w:val="117086"/>
+          <w:sz w:val="22"/>
+          <w:szCs w:val="22"/>
+        </w:rPr>
+        <w:t xml:space="preserve">Company</w:t>
+      </w:r>
+      <w:r>
+        <w:rPr>
+          <w:rFonts w:ascii="Arial" w:cs="Arial" w:eastAsia="Arial" w:hAnsi="Arial"/>
+          <w:b w:val="false"/>
+          <w:bCs w:val="false"/>
+          <w:i w:val="false"/>
+          <w:iCs w:val="false"/>
+          <w:color w:val="1D2021"/>
+          <w:sz w:val="22"/>
+          <w:szCs w:val="22"/>
+        </w:rPr>
+        <w:t xml:space="preserve"> is authorized and directed to take any further actions and execute any additional documents necessary or appropriate to implement these approvals.</w:t>
+      </w:r>
+    </w:p>
+    <w:p>
+      <w:pPr>
+        <w:sectPr>
+          <w:headerReference w:type="default" r:id="rId9"/>
+          <w:footerReference w:type="default" r:id="rId10"/>
+          <w:pgSz w:w="11906" w:h="16838" w:orient="portrait"/>
+          <w:pgMar w:top="936" w:right="1080" w:bottom="720" w:left="1080" w:header="360" w:footer="432" w:gutter="0"/>
+          <w:pgNumType/>
+          <w:docGrid w:linePitch="360"/>
+        </w:sectPr>
+      </w:pPr>
+    </w:p>
+    <w:p>
+      <w:pPr>
+        <w:spacing w:after="240" w:before="0" w:line="340" w:beforeAutospacing="false" w:afterAutospacing="false"/>
+        <w:contextualSpacing w:val="false"/>
+      </w:pPr>
+      <w:r>
+        <w:rPr>
+          <w:rFonts w:ascii="Arial" w:cs="Arial" w:eastAsia="Arial" w:hAnsi="Arial"/>
+          <w:b/>
+          <w:bCs/>
+          <w:color w:val="117086"/>
+          <w:sz w:val="22"/>
+          <w:szCs w:val="22"/>
+        </w:rPr>
+        <w:t xml:space="preserve">Board Signatures</w:t>
+      </w:r>
+    </w:p>
+    <w:p>
+      <w:pPr>
+        <w:spacing w:after="280" w:before="0" w:line="340" w:beforeAutospacing="false" w:afterAutospacing="false"/>
+        <w:contextualSpacing w:val="false"/>
+      </w:pPr>
+      <w:r>
+        <w:rPr>
+          <w:rFonts w:ascii="Arial" w:cs="Arial" w:eastAsia="Arial" w:hAnsi="Arial"/>
+          <w:b w:val="false"/>
+          <w:bCs w:val="false"/>
+          <w:i w:val="false"/>
+          <w:iCs w:val="false"/>
+          <w:color w:val="1D2021"/>
+          <w:sz w:val="16"/>
+          <w:szCs w:val="16"/>
+        </w:rPr>
+        <w:t xml:space="preserve">This Action by Written Consent shall be filed with the minutes of the proceedings of the Board of Directors of Company.</w:t>
+      </w:r>
+    </w:p>
+    <w:p>
+      <w:pPr>
+        <w:spacing w:after="280" w:before="0" w:line="340" w:beforeAutospacing="false" w:afterAutospacing="false"/>
+        <w:contextualSpacing w:val="false"/>
+      </w:pPr>
+    </w:p>
+    <w:p>
+      <w:pPr>
+        <w:spacing w:after="280" w:before="0" w:line="340" w:beforeAutospacing="false" w:afterAutospacing="false"/>
+        <w:contextualSpacing w:val="false"/>
+      </w:pPr>
+      <w:r>
+        <w:rPr>
+          <w:rFonts w:ascii="Arial" w:cs="Arial" w:eastAsia="Arial" w:hAnsi="Arial"/>
+          <w:b w:val="false"/>
+          <w:bCs w:val="false"/>
+          <w:i w:val="false"/>
+          <w:iCs w:val="false"/>
+          <w:color w:val="1D2021"/>
+          <w:sz w:val="16"/>
+          <w:szCs w:val="16"/>
+        </w:rPr>
+        <w:t xml:space="preserve">By signing below, each director adopts this board consent as of the effective date listed in Cover Terms. Any copy, facsimile, PDF, or other reliable reproduction of this board consent may be substituted or used in lieu of the original writing for any purpose for which the original writing could be used, provided that the reproduction is a complete reproduction of the entire original writing.</w:t>
+      </w:r>
+    </w:p>
+    <w:p>
+      <w:pPr>
+        <w:spacing w:after="0" w:before="0" w:line="340" w:beforeAutospacing="false" w:afterAutospacing="false"/>
+        <w:contextualSpacing w:val="false"/>
+      </w:pPr>
+      <w:r>
+        <w:rPr>
+          <w:rFonts w:ascii="Arial" w:cs="Arial" w:eastAsia="Arial" w:hAnsi="Arial"/>
+          <w:b w:val="false"/>
+          <w:bCs w:val="false"/>
+          <w:i w:val="false"/>
+          <w:iCs w:val="false"/>
+          <w:color w:val="1D2021"/>
+          <w:sz w:val="22"/>
+          <w:szCs w:val="22"/>
+        </w:rPr>
         <w:t xml:space="preserve">{FOR member IN board_members}</w:t>
       </w:r>
     </w:p>
     <w:p>
       <w:pPr>
-        <w:pStyle w:val="OABlockSignatureLine"/>
-      </w:pPr>
-      <w:r>
+        <w:spacing w:after="0" w:before="320" w:line="340" w:beforeAutospacing="false" w:afterAutospacing="false"/>
+        <w:contextualSpacing w:val="false"/>
+      </w:pPr>
+      <w:r>
+        <w:rPr>
+          <w:rFonts w:ascii="Arial" w:cs="Arial" w:eastAsia="Arial" w:hAnsi="Arial"/>
+          <w:b w:val="false"/>
+          <w:bCs w:val="false"/>
+          <w:i w:val="false"/>
+          <w:iCs w:val="false"/>
+          <w:color w:val="1D2021"/>
+          <w:sz w:val="22"/>
+          <w:szCs w:val="22"/>
+        </w:rPr>
         <w:t xml:space="preserve">______________________________</w:t>
       </w:r>
     </w:p>
     <w:p>
       <w:pPr>
-        <w:pStyle w:val="OABlockSignatureName"/>
-      </w:pPr>
-      <w:r>
+        <w:spacing w:after="0" w:before="0" w:line="340" w:beforeAutospacing="false" w:afterAutospacing="false"/>
+        <w:contextualSpacing w:val="false"/>
+      </w:pPr>
+      <w:r>
+        <w:rPr>
+          <w:rFonts w:ascii="Arial" w:cs="Arial" w:eastAsia="Arial" w:hAnsi="Arial"/>
+          <w:b w:val="false"/>
+          <w:bCs w:val="false"/>
+          <w:i w:val="false"/>
+          <w:iCs w:val="false"/>
+          <w:color w:val="1D2021"/>
+          <w:sz w:val="22"/>
+          <w:szCs w:val="22"/>
+        </w:rPr>
         <w:t xml:space="preserve">{$member.name}</w:t>
       </w:r>
     </w:p>
     <w:p>
       <w:pPr>
-        <w:pStyle w:val="OABlockSignatureDate"/>
-      </w:pPr>
-      <w:r>
-        <w:t xml:space="preserve">Date: </w:t>
-      </w:r>
-      <w:r>
-        <w:t xml:space="preserve">{effective_date}</w:t>
-      </w:r>
-    </w:p>
-    <w:p>
-      <w:pPr>
-        <w:pStyle w:val="Normal"/>
-      </w:pPr>
-      <w:r>
+        <w:spacing w:after="280" w:before="0" w:line="340" w:beforeAutospacing="false" w:afterAutospacing="false"/>
+        <w:contextualSpacing w:val="false"/>
+      </w:pPr>
+      <w:r>
+        <w:rPr>
+          <w:rFonts w:ascii="Arial" w:cs="Arial" w:eastAsia="Arial" w:hAnsi="Arial"/>
+          <w:b w:val="false"/>
+          <w:bCs w:val="false"/>
+          <w:i w:val="false"/>
+          <w:iCs w:val="false"/>
+          <w:color w:val="1D2021"/>
+          <w:sz w:val="22"/>
+          <w:szCs w:val="22"/>
+        </w:rPr>
+        <w:t xml:space="preserve">Date: {effective_date}</w:t>
+      </w:r>
+    </w:p>
+    <w:p>
+      <w:pPr>
+        <w:spacing w:after="280" w:before="0" w:line="340" w:beforeAutospacing="false" w:afterAutospacing="false"/>
+        <w:contextualSpacing w:val="false"/>
+      </w:pPr>
+      <w:r>
+        <w:rPr>
+          <w:rFonts w:ascii="Arial" w:cs="Arial" w:eastAsia="Arial" w:hAnsi="Arial"/>
+          <w:b w:val="false"/>
+          <w:bCs w:val="false"/>
+          <w:i w:val="false"/>
+          <w:iCs w:val="false"/>
+          <w:color w:val="1D2021"/>
+          <w:sz w:val="22"/>
+          <w:szCs w:val="22"/>
+        </w:rPr>
         <w:t xml:space="preserve">{END-FOR member}</w:t>
       </w:r>
     </w:p>
     <w:sectPr>
-      <w:headerReference w:type="first" r:id="rId7"/>
-      <w:footerReference w:type="default" r:id="rId8"/>
-      <w:footerReference w:type="first" r:id="rId9"/>
-      <w:pgSz w:w="12240" w:h="15840" w:orient="portrait"/>
-      <w:pgMar w:top="1440" w:right="1440" w:bottom="1440" w:left="1440" w:header="720" w:footer="720" w:gutter="0"/>
+      <w:headerReference w:type="default" r:id="rId11"/>
+      <w:footerReference w:type="default" r:id="rId12"/>
+      <w:pgSz w:w="11906" w:h="16838" w:orient="portrait"/>
+      <w:pgMar w:top="936" w:right="1080" w:bottom="720" w:left="1080" w:header="360" w:footer="432" w:gutter="0"/>
       <w:pgNumType/>
-      <w:titlePg/>
       <w:docGrid w:linePitch="360"/>
     </w:sectPr>
   </w:body>
@@ -314,28 +1148,28 @@
     </w:pPr>
     <w:r>
       <w:rPr>
-        <w:rFonts w:ascii="Times New Roman" w:cs="Times New Roman" w:eastAsia="Times New Roman" w:hAnsi="Times New Roman"/>
+        <w:rFonts w:ascii="Arial" w:cs="Arial" w:eastAsia="Arial" w:hAnsi="Arial"/>
         <w:color w:val="494A4B"/>
-        <w:sz w:val="20"/>
-        <w:szCs w:val="20"/>
+        <w:sz w:val="13"/>
+        <w:szCs w:val="13"/>
       </w:rPr>
-      <w:t xml:space="preserve">Board Consent for SAFE Financing (v1.0). Free to use under CC BY 4.0.</w:t>
+      <w:t xml:space="preserve">OpenAgreements Board Consent for SAFE Financing (v1.1). Free to use under CC BY 4.0.</w:t>
     </w:r>
     <w:r>
       <w:rPr>
-        <w:rFonts w:ascii="Times New Roman" w:cs="Times New Roman" w:eastAsia="Times New Roman" w:hAnsi="Times New Roman"/>
+        <w:rFonts w:ascii="Arial" w:cs="Arial" w:eastAsia="Arial" w:hAnsi="Arial"/>
         <w:color w:val="494A4B"/>
-        <w:sz w:val="20"/>
-        <w:szCs w:val="20"/>
+        <w:sz w:val="13"/>
+        <w:szCs w:val="13"/>
       </w:rPr>
       <w:t xml:space="preserve">	Page </w:t>
     </w:r>
     <w:r>
       <w:rPr>
-        <w:rFonts w:ascii="Times New Roman" w:cs="Times New Roman" w:eastAsia="Times New Roman" w:hAnsi="Times New Roman"/>
+        <w:rFonts w:ascii="Arial" w:cs="Arial" w:eastAsia="Arial" w:hAnsi="Arial"/>
         <w:color w:val="494A4B"/>
-        <w:sz w:val="20"/>
-        <w:szCs w:val="20"/>
+        <w:sz w:val="13"/>
+        <w:szCs w:val="13"/>
       </w:rPr>
       <w:fldChar w:fldCharType="begin"/>
       <w:instrText xml:space="preserve">PAGE</w:instrText>
@@ -344,19 +1178,19 @@
     </w:r>
     <w:r>
       <w:rPr>
-        <w:rFonts w:ascii="Times New Roman" w:cs="Times New Roman" w:eastAsia="Times New Roman" w:hAnsi="Times New Roman"/>
+        <w:rFonts w:ascii="Arial" w:cs="Arial" w:eastAsia="Arial" w:hAnsi="Arial"/>
         <w:color w:val="494A4B"/>
-        <w:sz w:val="20"/>
-        <w:szCs w:val="20"/>
+        <w:sz w:val="13"/>
+        <w:szCs w:val="13"/>
       </w:rPr>
       <w:t xml:space="preserve"> of </w:t>
     </w:r>
     <w:r>
       <w:rPr>
-        <w:rFonts w:ascii="Times New Roman" w:cs="Times New Roman" w:eastAsia="Times New Roman" w:hAnsi="Times New Roman"/>
+        <w:rFonts w:ascii="Arial" w:cs="Arial" w:eastAsia="Arial" w:hAnsi="Arial"/>
         <w:color w:val="494A4B"/>
-        <w:sz w:val="20"/>
-        <w:szCs w:val="20"/>
+        <w:sz w:val="13"/>
+        <w:szCs w:val="13"/>
       </w:rPr>
       <w:fldChar w:fldCharType="begin"/>
       <w:instrText xml:space="preserve">NUMPAGES</w:instrText>
@@ -377,28 +1211,28 @@
     </w:pPr>
     <w:r>
       <w:rPr>
-        <w:rFonts w:ascii="Times New Roman" w:cs="Times New Roman" w:eastAsia="Times New Roman" w:hAnsi="Times New Roman"/>
+        <w:rFonts w:ascii="Arial" w:cs="Arial" w:eastAsia="Arial" w:hAnsi="Arial"/>
         <w:color w:val="494A4B"/>
-        <w:sz w:val="20"/>
-        <w:szCs w:val="20"/>
+        <w:sz w:val="13"/>
+        <w:szCs w:val="13"/>
       </w:rPr>
-      <w:t xml:space="preserve">Board Consent for SAFE Financing (v1.0). Free to use under CC BY 4.0.</w:t>
+      <w:t xml:space="preserve">OpenAgreements Board Consent for SAFE Financing (v1.1). Free to use under CC BY 4.0.</w:t>
     </w:r>
     <w:r>
       <w:rPr>
-        <w:rFonts w:ascii="Times New Roman" w:cs="Times New Roman" w:eastAsia="Times New Roman" w:hAnsi="Times New Roman"/>
+        <w:rFonts w:ascii="Arial" w:cs="Arial" w:eastAsia="Arial" w:hAnsi="Arial"/>
         <w:color w:val="494A4B"/>
-        <w:sz w:val="20"/>
-        <w:szCs w:val="20"/>
+        <w:sz w:val="13"/>
+        <w:szCs w:val="13"/>
       </w:rPr>
       <w:t xml:space="preserve">	Page </w:t>
     </w:r>
     <w:r>
       <w:rPr>
-        <w:rFonts w:ascii="Times New Roman" w:cs="Times New Roman" w:eastAsia="Times New Roman" w:hAnsi="Times New Roman"/>
+        <w:rFonts w:ascii="Arial" w:cs="Arial" w:eastAsia="Arial" w:hAnsi="Arial"/>
         <w:color w:val="494A4B"/>
-        <w:sz w:val="20"/>
-        <w:szCs w:val="20"/>
+        <w:sz w:val="13"/>
+        <w:szCs w:val="13"/>
       </w:rPr>
       <w:fldChar w:fldCharType="begin"/>
       <w:instrText xml:space="preserve">PAGE</w:instrText>
@@ -407,19 +1241,82 @@
     </w:r>
     <w:r>
       <w:rPr>
-        <w:rFonts w:ascii="Times New Roman" w:cs="Times New Roman" w:eastAsia="Times New Roman" w:hAnsi="Times New Roman"/>
+        <w:rFonts w:ascii="Arial" w:cs="Arial" w:eastAsia="Arial" w:hAnsi="Arial"/>
         <w:color w:val="494A4B"/>
-        <w:sz w:val="20"/>
-        <w:szCs w:val="20"/>
+        <w:sz w:val="13"/>
+        <w:szCs w:val="13"/>
       </w:rPr>
       <w:t xml:space="preserve"> of </w:t>
     </w:r>
     <w:r>
       <w:rPr>
-        <w:rFonts w:ascii="Times New Roman" w:cs="Times New Roman" w:eastAsia="Times New Roman" w:hAnsi="Times New Roman"/>
+        <w:rFonts w:ascii="Arial" w:cs="Arial" w:eastAsia="Arial" w:hAnsi="Arial"/>
         <w:color w:val="494A4B"/>
-        <w:sz w:val="20"/>
-        <w:szCs w:val="20"/>
+        <w:sz w:val="13"/>
+        <w:szCs w:val="13"/>
+      </w:rPr>
+      <w:fldChar w:fldCharType="begin"/>
+      <w:instrText xml:space="preserve">NUMPAGES</w:instrText>
+      <w:fldChar w:fldCharType="separate"/>
+      <w:fldChar w:fldCharType="end"/>
+    </w:r>
+  </w:p>
+</w:ftr>
+</file>
+
+<file path=word/footer3.xml><?xml version="1.0" encoding="utf-8"?>
+<w:ftr xmlns:wpc="http://schemas.microsoft.com/office/word/2010/wordprocessingCanvas" xmlns:mc="http://schemas.openxmlformats.org/markup-compatibility/2006" xmlns:o="urn:schemas-microsoft-com:office:office" xmlns:r="http://schemas.openxmlformats.org/officeDocument/2006/relationships" xmlns:m="http://schemas.openxmlformats.org/officeDocument/2006/math" xmlns:v="urn:schemas-microsoft-com:vml" xmlns:wp14="http://schemas.microsoft.com/office/word/2010/wordprocessingDrawing" xmlns:wp="http://schemas.openxmlformats.org/drawingml/2006/wordprocessingDrawing" xmlns:w10="urn:schemas-microsoft-com:office:word" xmlns:w="http://schemas.openxmlformats.org/wordprocessingml/2006/main" xmlns:w14="http://schemas.microsoft.com/office/word/2010/wordml" xmlns:w15="http://schemas.microsoft.com/office/word/2012/wordml" xmlns:wpg="http://schemas.microsoft.com/office/word/2010/wordprocessingGroup" xmlns:wpi="http://schemas.microsoft.com/office/word/2010/wordprocessingInk" xmlns:wne="http://schemas.microsoft.com/office/word/2006/wordml" xmlns:wps="http://schemas.microsoft.com/office/word/2010/wordprocessingShape">
+  <w:p>
+    <w:pPr>
+      <w:tabs>
+        <w:tab w:val="right" w:pos="9026"/>
+      </w:tabs>
+    </w:pPr>
+    <w:r>
+      <w:rPr>
+        <w:rFonts w:ascii="Arial" w:cs="Arial" w:eastAsia="Arial" w:hAnsi="Arial"/>
+        <w:color w:val="494A4B"/>
+        <w:sz w:val="13"/>
+        <w:szCs w:val="13"/>
+      </w:rPr>
+      <w:t xml:space="preserve">OpenAgreements Board Consent for SAFE Financing (v1.1). Free to use under CC BY 4.0.</w:t>
+    </w:r>
+    <w:r>
+      <w:rPr>
+        <w:rFonts w:ascii="Arial" w:cs="Arial" w:eastAsia="Arial" w:hAnsi="Arial"/>
+        <w:color w:val="494A4B"/>
+        <w:sz w:val="13"/>
+        <w:szCs w:val="13"/>
+      </w:rPr>
+      <w:t xml:space="preserve">	Page </w:t>
+    </w:r>
+    <w:r>
+      <w:rPr>
+        <w:rFonts w:ascii="Arial" w:cs="Arial" w:eastAsia="Arial" w:hAnsi="Arial"/>
+        <w:color w:val="494A4B"/>
+        <w:sz w:val="13"/>
+        <w:szCs w:val="13"/>
+      </w:rPr>
+      <w:fldChar w:fldCharType="begin"/>
+      <w:instrText xml:space="preserve">PAGE</w:instrText>
+      <w:fldChar w:fldCharType="separate"/>
+      <w:fldChar w:fldCharType="end"/>
+    </w:r>
+    <w:r>
+      <w:rPr>
+        <w:rFonts w:ascii="Arial" w:cs="Arial" w:eastAsia="Arial" w:hAnsi="Arial"/>
+        <w:color w:val="494A4B"/>
+        <w:sz w:val="13"/>
+        <w:szCs w:val="13"/>
+      </w:rPr>
+      <w:t xml:space="preserve"> of </w:t>
+    </w:r>
+    <w:r>
+      <w:rPr>
+        <w:rFonts w:ascii="Arial" w:cs="Arial" w:eastAsia="Arial" w:hAnsi="Arial"/>
+        <w:color w:val="494A4B"/>
+        <w:sz w:val="13"/>
+        <w:szCs w:val="13"/>
       </w:rPr>
       <w:fldChar w:fldCharType="begin"/>
       <w:instrText xml:space="preserve">NUMPAGES</w:instrText>
@@ -471,7 +1368,7 @@
 <w:hdr xmlns:wpc="http://schemas.microsoft.com/office/word/2010/wordprocessingCanvas" xmlns:mc="http://schemas.openxmlformats.org/markup-compatibility/2006" xmlns:o="urn:schemas-microsoft-com:office:office" xmlns:r="http://schemas.openxmlformats.org/officeDocument/2006/relationships" xmlns:m="http://schemas.openxmlformats.org/officeDocument/2006/math" xmlns:v="urn:schemas-microsoft-com:vml" xmlns:wp14="http://schemas.microsoft.com/office/word/2010/wordprocessingDrawing" xmlns:wp="http://schemas.openxmlformats.org/drawingml/2006/wordprocessingDrawing" xmlns:w10="urn:schemas-microsoft-com:office:word" xmlns:w="http://schemas.openxmlformats.org/wordprocessingml/2006/main" xmlns:w14="http://schemas.microsoft.com/office/word/2010/wordml" xmlns:w15="http://schemas.microsoft.com/office/word/2012/wordml" xmlns:wpg="http://schemas.microsoft.com/office/word/2010/wordprocessingGroup" xmlns:wpi="http://schemas.microsoft.com/office/word/2010/wordprocessingInk" xmlns:wne="http://schemas.microsoft.com/office/word/2006/wordml" xmlns:wps="http://schemas.microsoft.com/office/word/2010/wordprocessingShape" xmlns:cx="http://schemas.microsoft.com/office/drawing/2014/chartex" xmlns:cx1="http://schemas.microsoft.com/office/drawing/2015/9/8/chartex" xmlns:cx2="http://schemas.microsoft.com/office/drawing/2015/10/21/chartex" xmlns:cx3="http://schemas.microsoft.com/office/drawing/2016/5/9/chartex" xmlns:cx4="http://schemas.microsoft.com/office/drawing/2016/5/10/chartex" xmlns:cx5="http://schemas.microsoft.com/office/drawing/2016/5/11/chartex" xmlns:cx6="http://schemas.microsoft.com/office/drawing/2016/5/12/chartex" xmlns:cx7="http://schemas.microsoft.com/office/drawing/2016/5/13/chartex" xmlns:cx8="http://schemas.microsoft.com/office/drawing/2016/5/14/chartex" xmlns:w16cid="http://schemas.microsoft.com/office/word/2016/wordml/cid" xmlns:w16se="http://schemas.microsoft.com/office/word/2015/wordml/symex">
   <w:tbl>
     <w:tblPr>
-      <w:tblW w:type="dxa" w:w="9360"/>
+      <w:tblW w:type="dxa" w:w="10070"/>
       <w:tblBorders>
         <w:top w:val="single" w:color="107087" w:sz="14"/>
         <w:left w:val="nil" w:color="FFFFFF" w:sz="0"/>
@@ -483,8 +1380,8 @@
       <w:tblLayout w:type="fixed"/>
     </w:tblPr>
     <w:tblGrid>
-      <w:gridCol w:w="6178"/>
-      <w:gridCol w:w="3182"/>
+      <w:gridCol w:w="7900"/>
+      <w:gridCol w:w="2170"/>
     </w:tblGrid>
     <w:tr>
       <w:trPr>
@@ -534,14 +1431,196 @@
           </w:pPr>
           <w:r>
             <w:rPr>
-              <w:rFonts w:ascii="Times New Roman" w:cs="Times New Roman" w:eastAsia="Times New Roman" w:hAnsi="Times New Roman"/>
+              <w:rFonts w:ascii="Arial" w:cs="Arial" w:eastAsia="Arial" w:hAnsi="Arial"/>
               <w:b/>
               <w:bCs/>
               <w:color w:val="107087"/>
               <w:sz w:val="18"/>
               <w:szCs w:val="18"/>
             </w:rPr>
-            <w:t xml:space="preserve">BOARD CONSENT FOR APPROVING SAFE (DELAWARE)</w:t>
+            <w:t xml:space="preserve">COVER TERMS</w:t>
+          </w:r>
+        </w:p>
+      </w:tc>
+    </w:tr>
+  </w:tbl>
+  <w:p>
+    <w:pPr>
+      <w:spacing w:after="60"/>
+    </w:pPr>
+    <w:r>
+      <w:t xml:space="preserve"/>
+    </w:r>
+  </w:p>
+</w:hdr>
+</file>
+
+<file path=word/header2.xml><?xml version="1.0" encoding="utf-8"?>
+<w:hdr xmlns:wpc="http://schemas.microsoft.com/office/word/2010/wordprocessingCanvas" xmlns:mc="http://schemas.openxmlformats.org/markup-compatibility/2006" xmlns:o="urn:schemas-microsoft-com:office:office" xmlns:r="http://schemas.openxmlformats.org/officeDocument/2006/relationships" xmlns:m="http://schemas.openxmlformats.org/officeDocument/2006/math" xmlns:v="urn:schemas-microsoft-com:vml" xmlns:wp14="http://schemas.microsoft.com/office/word/2010/wordprocessingDrawing" xmlns:wp="http://schemas.openxmlformats.org/drawingml/2006/wordprocessingDrawing" xmlns:w10="urn:schemas-microsoft-com:office:word" xmlns:w="http://schemas.openxmlformats.org/wordprocessingml/2006/main" xmlns:w14="http://schemas.microsoft.com/office/word/2010/wordml" xmlns:w15="http://schemas.microsoft.com/office/word/2012/wordml" xmlns:wpg="http://schemas.microsoft.com/office/word/2010/wordprocessingGroup" xmlns:wpi="http://schemas.microsoft.com/office/word/2010/wordprocessingInk" xmlns:wne="http://schemas.microsoft.com/office/word/2006/wordml" xmlns:wps="http://schemas.microsoft.com/office/word/2010/wordprocessingShape" xmlns:cx="http://schemas.microsoft.com/office/drawing/2014/chartex" xmlns:cx1="http://schemas.microsoft.com/office/drawing/2015/9/8/chartex" xmlns:cx2="http://schemas.microsoft.com/office/drawing/2015/10/21/chartex" xmlns:cx3="http://schemas.microsoft.com/office/drawing/2016/5/9/chartex" xmlns:cx4="http://schemas.microsoft.com/office/drawing/2016/5/10/chartex" xmlns:cx5="http://schemas.microsoft.com/office/drawing/2016/5/11/chartex" xmlns:cx6="http://schemas.microsoft.com/office/drawing/2016/5/12/chartex" xmlns:cx7="http://schemas.microsoft.com/office/drawing/2016/5/13/chartex" xmlns:cx8="http://schemas.microsoft.com/office/drawing/2016/5/14/chartex" xmlns:w16cid="http://schemas.microsoft.com/office/word/2016/wordml/cid" xmlns:w16se="http://schemas.microsoft.com/office/word/2015/wordml/symex">
+  <w:tbl>
+    <w:tblPr>
+      <w:tblW w:type="dxa" w:w="10070"/>
+      <w:tblBorders>
+        <w:top w:val="single" w:color="107087" w:sz="14"/>
+        <w:left w:val="nil" w:color="FFFFFF" w:sz="0"/>
+        <w:bottom w:val="nil" w:color="FFFFFF" w:sz="0"/>
+        <w:right w:val="nil" w:color="FFFFFF" w:sz="0"/>
+        <w:insideH w:val="single" w:color="auto" w:sz="4"/>
+        <w:insideV w:val="single" w:color="auto" w:sz="4"/>
+      </w:tblBorders>
+      <w:tblLayout w:type="fixed"/>
+    </w:tblPr>
+    <w:tblGrid>
+      <w:gridCol w:w="7900"/>
+      <w:gridCol w:w="2170"/>
+    </w:tblGrid>
+    <w:tr>
+      <w:trPr>
+        <w:trHeight w:val="360" w:hRule="atLeast"/>
+      </w:trPr>
+      <w:tc>
+        <w:tcPr>
+          <w:tcBorders>
+            <w:top w:val="nil" w:color="FFFFFF" w:sz="0"/>
+            <w:left w:val="nil" w:color="FFFFFF" w:sz="0"/>
+            <w:bottom w:val="nil" w:color="FFFFFF" w:sz="0"/>
+            <w:right w:val="nil" w:color="FFFFFF" w:sz="0"/>
+          </w:tcBorders>
+          <w:tcMar>
+            <w:top w:type="dxa" w:w="36"/>
+            <w:left w:type="dxa" w:w="0"/>
+            <w:bottom w:type="dxa" w:w="0"/>
+            <w:right w:type="dxa" w:w="0"/>
+          </w:tcMar>
+        </w:tcPr>
+        <w:p>
+          <w:r>
+            <w:t xml:space="preserve"/>
+          </w:r>
+        </w:p>
+      </w:tc>
+      <w:tc>
+        <w:tcPr>
+          <w:tcBorders>
+            <w:top w:val="nil" w:color="FFFFFF" w:sz="0"/>
+            <w:left w:val="nil" w:color="FFFFFF" w:sz="0"/>
+            <w:bottom w:val="nil" w:color="FFFFFF" w:sz="0"/>
+            <w:right w:val="nil" w:color="FFFFFF" w:sz="0"/>
+          </w:tcBorders>
+          <w:tcMar>
+            <w:top w:type="dxa" w:w="36"/>
+            <w:left w:type="dxa" w:w="0"/>
+            <w:bottom w:type="dxa" w:w="0"/>
+            <w:right w:type="dxa" w:w="0"/>
+          </w:tcMar>
+          <w:vAlign w:val="center"/>
+        </w:tcPr>
+        <w:p>
+          <w:pPr>
+            <w:spacing w:after="0" w:before="0"/>
+            <w:jc w:val="right"/>
+          </w:pPr>
+          <w:r>
+            <w:rPr>
+              <w:rFonts w:ascii="Arial" w:cs="Arial" w:eastAsia="Arial" w:hAnsi="Arial"/>
+              <w:b/>
+              <w:bCs/>
+              <w:color w:val="107087"/>
+              <w:sz w:val="18"/>
+              <w:szCs w:val="18"/>
+            </w:rPr>
+            <w:t xml:space="preserve">STANDARD TERMS</w:t>
+          </w:r>
+        </w:p>
+      </w:tc>
+    </w:tr>
+  </w:tbl>
+  <w:p>
+    <w:pPr>
+      <w:spacing w:after="60"/>
+    </w:pPr>
+    <w:r>
+      <w:t xml:space="preserve"/>
+    </w:r>
+  </w:p>
+</w:hdr>
+</file>
+
+<file path=word/header3.xml><?xml version="1.0" encoding="utf-8"?>
+<w:hdr xmlns:wpc="http://schemas.microsoft.com/office/word/2010/wordprocessingCanvas" xmlns:mc="http://schemas.openxmlformats.org/markup-compatibility/2006" xmlns:o="urn:schemas-microsoft-com:office:office" xmlns:r="http://schemas.openxmlformats.org/officeDocument/2006/relationships" xmlns:m="http://schemas.openxmlformats.org/officeDocument/2006/math" xmlns:v="urn:schemas-microsoft-com:vml" xmlns:wp14="http://schemas.microsoft.com/office/word/2010/wordprocessingDrawing" xmlns:wp="http://schemas.openxmlformats.org/drawingml/2006/wordprocessingDrawing" xmlns:w10="urn:schemas-microsoft-com:office:word" xmlns:w="http://schemas.openxmlformats.org/wordprocessingml/2006/main" xmlns:w14="http://schemas.microsoft.com/office/word/2010/wordml" xmlns:w15="http://schemas.microsoft.com/office/word/2012/wordml" xmlns:wpg="http://schemas.microsoft.com/office/word/2010/wordprocessingGroup" xmlns:wpi="http://schemas.microsoft.com/office/word/2010/wordprocessingInk" xmlns:wne="http://schemas.microsoft.com/office/word/2006/wordml" xmlns:wps="http://schemas.microsoft.com/office/word/2010/wordprocessingShape" xmlns:cx="http://schemas.microsoft.com/office/drawing/2014/chartex" xmlns:cx1="http://schemas.microsoft.com/office/drawing/2015/9/8/chartex" xmlns:cx2="http://schemas.microsoft.com/office/drawing/2015/10/21/chartex" xmlns:cx3="http://schemas.microsoft.com/office/drawing/2016/5/9/chartex" xmlns:cx4="http://schemas.microsoft.com/office/drawing/2016/5/10/chartex" xmlns:cx5="http://schemas.microsoft.com/office/drawing/2016/5/11/chartex" xmlns:cx6="http://schemas.microsoft.com/office/drawing/2016/5/12/chartex" xmlns:cx7="http://schemas.microsoft.com/office/drawing/2016/5/13/chartex" xmlns:cx8="http://schemas.microsoft.com/office/drawing/2016/5/14/chartex" xmlns:w16cid="http://schemas.microsoft.com/office/word/2016/wordml/cid" xmlns:w16se="http://schemas.microsoft.com/office/word/2015/wordml/symex">
+  <w:tbl>
+    <w:tblPr>
+      <w:tblW w:type="dxa" w:w="10070"/>
+      <w:tblBorders>
+        <w:top w:val="single" w:color="107087" w:sz="14"/>
+        <w:left w:val="nil" w:color="FFFFFF" w:sz="0"/>
+        <w:bottom w:val="nil" w:color="FFFFFF" w:sz="0"/>
+        <w:right w:val="nil" w:color="FFFFFF" w:sz="0"/>
+        <w:insideH w:val="single" w:color="auto" w:sz="4"/>
+        <w:insideV w:val="single" w:color="auto" w:sz="4"/>
+      </w:tblBorders>
+      <w:tblLayout w:type="fixed"/>
+    </w:tblPr>
+    <w:tblGrid>
+      <w:gridCol w:w="7900"/>
+      <w:gridCol w:w="2170"/>
+    </w:tblGrid>
+    <w:tr>
+      <w:trPr>
+        <w:trHeight w:val="360" w:hRule="atLeast"/>
+      </w:trPr>
+      <w:tc>
+        <w:tcPr>
+          <w:tcBorders>
+            <w:top w:val="nil" w:color="FFFFFF" w:sz="0"/>
+            <w:left w:val="nil" w:color="FFFFFF" w:sz="0"/>
+            <w:bottom w:val="nil" w:color="FFFFFF" w:sz="0"/>
+            <w:right w:val="nil" w:color="FFFFFF" w:sz="0"/>
+          </w:tcBorders>
+          <w:tcMar>
+            <w:top w:type="dxa" w:w="36"/>
+            <w:left w:type="dxa" w:w="0"/>
+            <w:bottom w:type="dxa" w:w="0"/>
+            <w:right w:type="dxa" w:w="0"/>
+          </w:tcMar>
+        </w:tcPr>
+        <w:p>
+          <w:r>
+            <w:t xml:space="preserve"/>
+          </w:r>
+        </w:p>
+      </w:tc>
+      <w:tc>
+        <w:tcPr>
+          <w:tcBorders>
+            <w:top w:val="nil" w:color="FFFFFF" w:sz="0"/>
+            <w:left w:val="nil" w:color="FFFFFF" w:sz="0"/>
+            <w:bottom w:val="nil" w:color="FFFFFF" w:sz="0"/>
+            <w:right w:val="nil" w:color="FFFFFF" w:sz="0"/>
+          </w:tcBorders>
+          <w:tcMar>
+            <w:top w:type="dxa" w:w="36"/>
+            <w:left w:type="dxa" w:w="0"/>
+            <w:bottom w:type="dxa" w:w="0"/>
+            <w:right w:type="dxa" w:w="0"/>
+          </w:tcMar>
+          <w:vAlign w:val="center"/>
+        </w:tcPr>
+        <w:p>
+          <w:pPr>
+            <w:spacing w:after="0" w:before="0"/>
+            <w:jc w:val="right"/>
+          </w:pPr>
+          <w:r>
+            <w:rPr>
+              <w:rFonts w:ascii="Arial" w:cs="Arial" w:eastAsia="Arial" w:hAnsi="Arial"/>
+              <w:b/>
+              <w:bCs/>
+              <w:color w:val="107087"/>
+              <w:sz w:val="18"/>
+              <w:szCs w:val="18"/>
+            </w:rPr>
+            <w:t xml:space="preserve">SIGNATURE PAGE</w:t>
           </w:r>
         </w:p>
       </w:tc>
@@ -658,15 +1737,15 @@
   <w:docDefaults>
     <w:rPrDefault>
       <w:rPr>
-        <w:rFonts w:ascii="Times New Roman" w:cs="Times New Roman" w:eastAsia="Times New Roman" w:hAnsi="Times New Roman"/>
-        <w:color w:val="000000"/>
-        <w:sz w:val="24"/>
-        <w:szCs w:val="24"/>
+        <w:rFonts w:ascii="Arial" w:cs="Arial" w:eastAsia="Arial" w:hAnsi="Arial"/>
+        <w:color w:val="1D2021"/>
+        <w:sz w:val="22"/>
+        <w:szCs w:val="22"/>
       </w:rPr>
     </w:rPrDefault>
     <w:pPrDefault>
       <w:pPr>
-        <w:spacing w:after="120" w:before="0" w:line="276" w:lineRule="auto"/>
+        <w:spacing w:after="0" w:before="0" w:line="340" w:lineRule="auto"/>
       </w:pPr>
     </w:pPrDefault>
   </w:docDefaults>
@@ -846,160 +1925,45 @@
     <w:next w:val="Normal"/>
     <w:qFormat/>
     <w:pPr>
-      <w:spacing w:after="120" w:before="0" w:line="276" w:lineRule="auto"/>
+      <w:spacing w:after="0" w:before="0" w:line="340" w:lineRule="auto"/>
     </w:pPr>
     <w:rPr>
-      <w:rFonts w:ascii="Times New Roman" w:cs="Times New Roman" w:eastAsia="Times New Roman" w:hAnsi="Times New Roman"/>
-      <w:color w:val="000000"/>
-      <w:sz w:val="24"/>
-      <w:szCs w:val="24"/>
+      <w:rFonts w:ascii="Arial" w:cs="Arial" w:eastAsia="Arial" w:hAnsi="Arial"/>
+      <w:color w:val="1D2021"/>
+      <w:sz w:val="22"/>
+      <w:szCs w:val="22"/>
     </w:rPr>
   </w:style>
-  <w:style w:type="paragraph" w:styleId="OAHeading1">
-    <w:name w:val="OA Heading 1"/>
+  <w:style w:type="paragraph" w:styleId="OAClauseHeading">
+    <w:name w:val="OA Clause Heading"/>
     <w:basedOn w:val="Normal"/>
-    <w:next w:val="Normal"/>
+    <w:next w:val="OAClauseBody"/>
     <w:qFormat/>
     <w:pPr>
-      <w:spacing w:after="120" w:before="0" w:line="276" w:lineRule="auto"/>
-      <w:jc w:val="center"/>
+      <w:spacing w:after="120" w:before="320" w:line="340" w:lineRule="auto"/>
     </w:pPr>
     <w:rPr>
-      <w:rFonts w:ascii="Times New Roman" w:cs="Times New Roman" w:eastAsia="Times New Roman" w:hAnsi="Times New Roman"/>
+      <w:rFonts w:ascii="Arial" w:cs="Arial" w:eastAsia="Arial" w:hAnsi="Arial"/>
       <w:b/>
       <w:bCs/>
-      <w:color w:val="000000"/>
-      <w:sz w:val="28"/>
-      <w:szCs w:val="28"/>
+      <w:color w:val="1D2021"/>
+      <w:sz w:val="22"/>
+      <w:szCs w:val="22"/>
     </w:rPr>
   </w:style>
-  <w:style w:type="paragraph" w:styleId="OAHeading2">
-    <w:name w:val="OA Heading 2"/>
+  <w:style w:type="paragraph" w:styleId="OAClauseBody">
+    <w:name w:val="OA Clause Body"/>
     <w:basedOn w:val="Normal"/>
-    <w:next w:val="Normal"/>
+    <w:next w:val="OAClauseHeading"/>
     <w:qFormat/>
     <w:pPr>
-      <w:spacing w:after="120" w:before="0" w:line="276" w:lineRule="auto"/>
-      <w:jc w:val="center"/>
+      <w:spacing w:after="280" w:before="0" w:line="340" w:lineRule="auto"/>
     </w:pPr>
     <w:rPr>
-      <w:rFonts w:ascii="Times New Roman" w:cs="Times New Roman" w:eastAsia="Times New Roman" w:hAnsi="Times New Roman"/>
-      <w:b/>
-      <w:bCs/>
-      <w:color w:val="000000"/>
-      <w:sz w:val="24"/>
-      <w:szCs w:val="24"/>
-      <w:u w:val="single"/>
-    </w:rPr>
-  </w:style>
-  <w:style w:type="paragraph" w:styleId="OAHeading3">
-    <w:name w:val="OA Heading 3"/>
-    <w:basedOn w:val="Normal"/>
-    <w:next w:val="Normal"/>
-    <w:qFormat/>
-    <w:pPr>
-      <w:spacing w:after="120" w:before="0" w:line="276" w:lineRule="auto"/>
-    </w:pPr>
-    <w:rPr>
-      <w:rFonts w:ascii="Times New Roman" w:cs="Times New Roman" w:eastAsia="Times New Roman" w:hAnsi="Times New Roman"/>
-      <w:b/>
-      <w:bCs/>
-      <w:color w:val="000000"/>
-      <w:sz w:val="24"/>
-      <w:szCs w:val="24"/>
-    </w:rPr>
-  </w:style>
-  <w:style w:type="paragraph" w:styleId="OABlockNote">
-    <w:name w:val="OA Block note"/>
-    <w:basedOn w:val="Normal"/>
-    <w:next w:val="Normal"/>
-    <w:qFormat/>
-    <w:pPr>
-      <w:spacing w:after="120" w:before="0" w:line="276" w:lineRule="auto"/>
-    </w:pPr>
-    <w:rPr>
-      <w:rFonts w:ascii="Times New Roman" w:cs="Times New Roman" w:eastAsia="Times New Roman" w:hAnsi="Times New Roman"/>
-      <w:i/>
-      <w:iCs/>
-      <w:color w:val="000000"/>
-      <w:sz w:val="20"/>
-      <w:szCs w:val="20"/>
-    </w:rPr>
-  </w:style>
-  <w:style w:type="paragraph" w:styleId="OABlockSignatureFollow">
-    <w:name w:val="OA Block signature-follow"/>
-    <w:basedOn w:val="Normal"/>
-    <w:next w:val="Normal"/>
-    <w:qFormat/>
-    <w:pPr>
-      <w:spacing w:after="120" w:before="0" w:line="276" w:lineRule="auto"/>
-      <w:jc w:val="center"/>
-    </w:pPr>
-    <w:rPr>
-      <w:rFonts w:ascii="Times New Roman" w:cs="Times New Roman" w:eastAsia="Times New Roman" w:hAnsi="Times New Roman"/>
-      <w:color w:val="000000"/>
-      <w:sz w:val="24"/>
-      <w:szCs w:val="24"/>
-    </w:rPr>
-  </w:style>
-  <w:style w:type="paragraph" w:styleId="OABlockSignatureIntro">
-    <w:name w:val="OA Block signature-intro"/>
-    <w:basedOn w:val="Normal"/>
-    <w:next w:val="Normal"/>
-    <w:qFormat/>
-    <w:pPr>
-      <w:spacing w:after="120" w:before="0" w:line="276" w:lineRule="auto"/>
-    </w:pPr>
-    <w:rPr>
-      <w:rFonts w:ascii="Times New Roman" w:cs="Times New Roman" w:eastAsia="Times New Roman" w:hAnsi="Times New Roman"/>
-      <w:color w:val="000000"/>
-      <w:sz w:val="24"/>
-      <w:szCs w:val="24"/>
-    </w:rPr>
-  </w:style>
-  <w:style w:type="paragraph" w:styleId="OABlockSignatureLine">
-    <w:name w:val="OA Block signature-line"/>
-    <w:basedOn w:val="Normal"/>
-    <w:next w:val="Normal"/>
-    <w:qFormat/>
-    <w:pPr>
-      <w:spacing w:after="0" w:before="480" w:line="276" w:lineRule="auto"/>
-    </w:pPr>
-    <w:rPr>
-      <w:rFonts w:ascii="Times New Roman" w:cs="Times New Roman" w:eastAsia="Times New Roman" w:hAnsi="Times New Roman"/>
-      <w:color w:val="000000"/>
-      <w:sz w:val="24"/>
-      <w:szCs w:val="24"/>
-    </w:rPr>
-  </w:style>
-  <w:style w:type="paragraph" w:styleId="OABlockSignatureName">
-    <w:name w:val="OA Block signature-name"/>
-    <w:basedOn w:val="Normal"/>
-    <w:next w:val="Normal"/>
-    <w:qFormat/>
-    <w:pPr>
-      <w:spacing w:after="120" w:before="0" w:line="276" w:lineRule="auto"/>
-    </w:pPr>
-    <w:rPr>
-      <w:rFonts w:ascii="Times New Roman" w:cs="Times New Roman" w:eastAsia="Times New Roman" w:hAnsi="Times New Roman"/>
-      <w:color w:val="000000"/>
-      <w:sz w:val="24"/>
-      <w:szCs w:val="24"/>
-    </w:rPr>
-  </w:style>
-  <w:style w:type="paragraph" w:styleId="OABlockSignatureDate">
-    <w:name w:val="OA Block signature-date"/>
-    <w:basedOn w:val="Normal"/>
-    <w:next w:val="Normal"/>
-    <w:qFormat/>
-    <w:pPr>
-      <w:spacing w:after="120" w:before="0" w:line="276" w:lineRule="auto"/>
-    </w:pPr>
-    <w:rPr>
-      <w:rFonts w:ascii="Times New Roman" w:cs="Times New Roman" w:eastAsia="Times New Roman" w:hAnsi="Times New Roman"/>
-      <w:color w:val="000000"/>
-      <w:sz w:val="24"/>
-      <w:szCs w:val="24"/>
+      <w:rFonts w:ascii="Arial" w:cs="Arial" w:eastAsia="Arial" w:hAnsi="Arial"/>
+      <w:color w:val="1D2021"/>
+      <w:sz w:val="22"/>
+      <w:szCs w:val="22"/>
     </w:rPr>
   </w:style>
 </w:styles>

--- a/content/templates/openagreements-board-consent-safe/template.docx
+++ b/content/templates/openagreements-board-consent-safe/template.docx
@@ -4,259 +4,859 @@
   <w:body>
     <w:p>
       <w:pPr>
-        <w:pStyle w:val="OAHeading1"/>
-      </w:pPr>
-      <w:r>
-        <w:t xml:space="preserve">ACTION BY UNANIMOUS WRITTEN CONSENT OF THE BOARD OF DIRECTORS OF </w:t>
-      </w:r>
-      <w:r>
-        <w:t xml:space="preserve">{company_name}</w:t>
-      </w:r>
-    </w:p>
-    <w:p>
-      <w:pPr>
-        <w:pStyle w:val="OABlockNote"/>
-      </w:pPr>
-      <w:r>
-        <w:t xml:space="preserve">Note: The following resolutions do not cover all matters that may need to be addressed in connection with the SAFE financing. For example, if the Company is concurrently amending its certificate of incorporation, converting outstanding convertible notes, or granting pro rata or information rights pursuant to a side letter, additional resolutions will be needed. Always consult with counsel prior to using this consent.</w:t>
-      </w:r>
-    </w:p>
-    <w:p>
-      <w:pPr>
-        <w:pStyle w:val="Normal"/>
-      </w:pPr>
-      <w:r>
-        <w:t xml:space="preserve">The undersigned, constituting all of the members of the Board of Directors (the “Board”) of </w:t>
-      </w:r>
-      <w:r>
-        <w:t xml:space="preserve">{company_name}</w:t>
-      </w:r>
-      <w:r>
-        <w:t xml:space="preserve">, a Delaware corporation (the “Company”), pursuant to Section 141(f) of the Delaware General Corporation Law, hereby adopt the following resolutions by written consent:</w:t>
-      </w:r>
-    </w:p>
-    <w:p>
-      <w:pPr>
-        <w:pStyle w:val="OAHeading2"/>
-      </w:pPr>
-      <w:r>
-        <w:t xml:space="preserve">Approval of SAFE Financing</w:t>
-      </w:r>
-    </w:p>
-    <w:p>
-      <w:pPr>
-        <w:pStyle w:val="Normal"/>
-      </w:pPr>
-      <w:r>
-        <w:rPr>
+        <w:spacing w:after="210" w:before="240"/>
+      </w:pPr>
+      <w:r>
+        <w:rPr>
+          <w:rFonts w:ascii="Georgia" w:cs="Georgia" w:eastAsia="Georgia" w:hAnsi="Georgia"/>
+          <w:color w:val="1D2021"/>
+          <w:sz w:val="44"/>
+          <w:szCs w:val="44"/>
+        </w:rPr>
+        <w:t xml:space="preserve">Board Consent for SAFE Financing</w:t>
+      </w:r>
+    </w:p>
+    <w:tbl>
+      <w:tblPr>
+        <w:tblW w:type="dxa" w:w="10070"/>
+        <w:tblBorders>
+          <w:top w:val="nil" w:color="FFFFFF" w:sz="0"/>
+          <w:left w:val="nil" w:color="FFFFFF" w:sz="0"/>
+          <w:bottom w:val="nil" w:color="FFFFFF" w:sz="0"/>
+          <w:right w:val="nil" w:color="FFFFFF" w:sz="0"/>
+          <w:insideH w:val="single" w:color="auto" w:sz="4"/>
+          <w:insideV w:val="single" w:color="auto" w:sz="4"/>
+        </w:tblBorders>
+        <w:tblLayout w:type="fixed"/>
+      </w:tblPr>
+      <w:tblGrid>
+        <w:gridCol w:w="3420"/>
+        <w:gridCol w:w="6650"/>
+      </w:tblGrid>
+      <w:tr>
+        <w:tc>
+          <w:tcPr>
+            <w:gridSpan w:val="2"/>
+            <w:tcBorders>
+              <w:top w:val="nil" w:color="FFFFFF" w:sz="0"/>
+              <w:left w:val="nil" w:color="FFFFFF" w:sz="0"/>
+              <w:bottom w:val="single" w:color="C7C7C7" w:sz="4"/>
+              <w:right w:val="nil" w:color="FFFFFF" w:sz="0"/>
+            </w:tcBorders>
+            <w:tcMar>
+              <w:top w:type="dxa" w:w="80"/>
+              <w:left w:type="dxa" w:w="115"/>
+              <w:bottom w:type="dxa" w:w="80"/>
+              <w:right w:type="dxa" w:w="115"/>
+            </w:tcMar>
+            <w:vAlign w:val="center"/>
+          </w:tcPr>
+          <w:p>
+            <w:pPr>
+              <w:spacing w:after="30" w:line="340"/>
+            </w:pPr>
+            <w:r>
+              <w:rPr>
+                <w:rFonts w:ascii="Arial" w:cs="Arial" w:eastAsia="Arial" w:hAnsi="Arial"/>
+                <w:b/>
+                <w:bCs/>
+                <w:color w:val="117086"/>
+                <w:sz w:val="22"/>
+                <w:szCs w:val="22"/>
+              </w:rPr>
+              <w:t xml:space="preserve">Cover Terms</w:t>
+            </w:r>
+          </w:p>
+          <w:p>
+            <w:pPr>
+              <w:spacing w:after="20" w:line="340"/>
+            </w:pPr>
+            <w:r>
+              <w:rPr>
+                <w:rFonts w:ascii="Arial" w:cs="Arial" w:eastAsia="Arial" w:hAnsi="Arial"/>
+                <w:color w:val="117086"/>
+                <w:sz w:val="16"/>
+                <w:szCs w:val="16"/>
+              </w:rPr>
+              <w:t xml:space="preserve">The key business terms of this board consent are as follows.</w:t>
+            </w:r>
+          </w:p>
+        </w:tc>
+      </w:tr>
+      <w:tr>
+        <w:trPr>
+          <w:trHeight w:val="700" w:hRule="atLeast"/>
+        </w:trPr>
+        <w:tc>
+          <w:tcPr>
+            <w:tcBorders>
+              <w:top w:val="single" w:color="C7C7C7" w:sz="4"/>
+              <w:left w:val="nil" w:color="FFFFFF" w:sz="0"/>
+              <w:bottom w:val="single" w:color="C7C7C7" w:sz="4"/>
+              <w:right w:val="nil" w:color="FFFFFF" w:sz="0"/>
+            </w:tcBorders>
+            <w:tcMar>
+              <w:top w:type="dxa" w:w="80"/>
+              <w:left w:type="dxa" w:w="115"/>
+              <w:bottom w:type="dxa" w:w="80"/>
+              <w:right w:type="dxa" w:w="115"/>
+            </w:tcMar>
+            <w:vAlign w:val="center"/>
+          </w:tcPr>
+          <w:p>
+            <w:pPr>
+              <w:spacing w:after="0" w:before="0" w:line="340"/>
+            </w:pPr>
+            <w:r>
+              <w:rPr>
+                <w:rFonts w:ascii="Arial" w:cs="Arial" w:eastAsia="Arial" w:hAnsi="Arial"/>
+                <w:b/>
+                <w:bCs/>
+                <w:i w:val="false"/>
+                <w:iCs w:val="false"/>
+                <w:color w:val="1D2021"/>
+                <w:sz w:val="22"/>
+                <w:szCs w:val="22"/>
+              </w:rPr>
+              <w:t xml:space="preserve">Company</w:t>
+            </w:r>
+          </w:p>
+        </w:tc>
+        <w:tc>
+          <w:tcPr>
+            <w:tcBorders>
+              <w:top w:val="single" w:color="C7C7C7" w:sz="4"/>
+              <w:left w:val="nil" w:color="FFFFFF" w:sz="0"/>
+              <w:bottom w:val="single" w:color="C7C7C7" w:sz="4"/>
+              <w:right w:val="nil" w:color="FFFFFF" w:sz="0"/>
+            </w:tcBorders>
+            <w:tcMar>
+              <w:top w:type="dxa" w:w="80"/>
+              <w:left w:type="dxa" w:w="115"/>
+              <w:bottom w:type="dxa" w:w="80"/>
+              <w:right w:type="dxa" w:w="115"/>
+            </w:tcMar>
+            <w:vAlign w:val="center"/>
+          </w:tcPr>
+          <w:p>
+            <w:pPr>
+              <w:spacing w:after="0" w:before="0" w:line="340" w:beforeAutospacing="false" w:afterAutospacing="false"/>
+              <w:contextualSpacing w:val="false"/>
+            </w:pPr>
+            <w:r>
+              <w:rPr>
+                <w:rFonts w:ascii="Arial" w:cs="Arial" w:eastAsia="Arial" w:hAnsi="Arial"/>
+                <w:b w:val="false"/>
+                <w:bCs w:val="false"/>
+                <w:i w:val="false"/>
+                <w:iCs w:val="false"/>
+                <w:color w:val="1D2021"/>
+                <w:sz w:val="22"/>
+                <w:szCs w:val="22"/>
+              </w:rPr>
+              <w:t xml:space="preserve">{company_name}</w:t>
+            </w:r>
+          </w:p>
+        </w:tc>
+      </w:tr>
+      <w:tr>
+        <w:trPr>
+          <w:trHeight w:val="700" w:hRule="atLeast"/>
+        </w:trPr>
+        <w:tc>
+          <w:tcPr>
+            <w:tcBorders>
+              <w:top w:val="single" w:color="C7C7C7" w:sz="4"/>
+              <w:left w:val="nil" w:color="FFFFFF" w:sz="0"/>
+              <w:bottom w:val="single" w:color="C7C7C7" w:sz="4"/>
+              <w:right w:val="nil" w:color="FFFFFF" w:sz="0"/>
+            </w:tcBorders>
+            <w:tcMar>
+              <w:top w:type="dxa" w:w="80"/>
+              <w:left w:type="dxa" w:w="115"/>
+              <w:bottom w:type="dxa" w:w="80"/>
+              <w:right w:type="dxa" w:w="115"/>
+            </w:tcMar>
+            <w:vAlign w:val="center"/>
+          </w:tcPr>
+          <w:p>
+            <w:pPr>
+              <w:spacing w:after="0" w:before="0" w:line="340"/>
+            </w:pPr>
+            <w:r>
+              <w:rPr>
+                <w:rFonts w:ascii="Arial" w:cs="Arial" w:eastAsia="Arial" w:hAnsi="Arial"/>
+                <w:b/>
+                <w:bCs/>
+                <w:i w:val="false"/>
+                <w:iCs w:val="false"/>
+                <w:color w:val="1D2021"/>
+                <w:sz w:val="22"/>
+                <w:szCs w:val="22"/>
+              </w:rPr>
+              <w:t xml:space="preserve">Effective Date</w:t>
+            </w:r>
+          </w:p>
+        </w:tc>
+        <w:tc>
+          <w:tcPr>
+            <w:tcBorders>
+              <w:top w:val="single" w:color="C7C7C7" w:sz="4"/>
+              <w:left w:val="nil" w:color="FFFFFF" w:sz="0"/>
+              <w:bottom w:val="single" w:color="C7C7C7" w:sz="4"/>
+              <w:right w:val="nil" w:color="FFFFFF" w:sz="0"/>
+            </w:tcBorders>
+            <w:tcMar>
+              <w:top w:type="dxa" w:w="80"/>
+              <w:left w:type="dxa" w:w="115"/>
+              <w:bottom w:type="dxa" w:w="80"/>
+              <w:right w:type="dxa" w:w="115"/>
+            </w:tcMar>
+            <w:vAlign w:val="center"/>
+          </w:tcPr>
+          <w:p>
+            <w:pPr>
+              <w:spacing w:after="0" w:before="0" w:line="340" w:beforeAutospacing="false" w:afterAutospacing="false"/>
+              <w:contextualSpacing w:val="false"/>
+            </w:pPr>
+            <w:r>
+              <w:rPr>
+                <w:rFonts w:ascii="Arial" w:cs="Arial" w:eastAsia="Arial" w:hAnsi="Arial"/>
+                <w:b w:val="false"/>
+                <w:bCs w:val="false"/>
+                <w:i w:val="false"/>
+                <w:iCs w:val="false"/>
+                <w:color w:val="1D2021"/>
+                <w:sz w:val="22"/>
+                <w:szCs w:val="22"/>
+              </w:rPr>
+              <w:t xml:space="preserve">{effective_date}</w:t>
+            </w:r>
+          </w:p>
+        </w:tc>
+      </w:tr>
+      <w:tr>
+        <w:trPr>
+          <w:trHeight w:val="700" w:hRule="atLeast"/>
+        </w:trPr>
+        <w:tc>
+          <w:tcPr>
+            <w:tcBorders>
+              <w:top w:val="single" w:color="C7C7C7" w:sz="4"/>
+              <w:left w:val="nil" w:color="FFFFFF" w:sz="0"/>
+              <w:bottom w:val="single" w:color="C7C7C7" w:sz="4"/>
+              <w:right w:val="nil" w:color="FFFFFF" w:sz="0"/>
+            </w:tcBorders>
+            <w:tcMar>
+              <w:top w:type="dxa" w:w="80"/>
+              <w:left w:type="dxa" w:w="115"/>
+              <w:bottom w:type="dxa" w:w="80"/>
+              <w:right w:type="dxa" w:w="115"/>
+            </w:tcMar>
+            <w:vAlign w:val="center"/>
+          </w:tcPr>
+          <w:p>
+            <w:pPr>
+              <w:spacing w:after="0" w:before="0" w:line="340"/>
+            </w:pPr>
+            <w:r>
+              <w:rPr>
+                <w:rFonts w:ascii="Arial" w:cs="Arial" w:eastAsia="Arial" w:hAnsi="Arial"/>
+                <w:b/>
+                <w:bCs/>
+                <w:i w:val="false"/>
+                <w:iCs w:val="false"/>
+                <w:color w:val="1D2021"/>
+                <w:sz w:val="22"/>
+                <w:szCs w:val="22"/>
+              </w:rPr>
+              <w:t xml:space="preserve">Aggregate SAFE Purchase Amount</w:t>
+            </w:r>
+          </w:p>
+        </w:tc>
+        <w:tc>
+          <w:tcPr>
+            <w:tcBorders>
+              <w:top w:val="single" w:color="C7C7C7" w:sz="4"/>
+              <w:left w:val="nil" w:color="FFFFFF" w:sz="0"/>
+              <w:bottom w:val="single" w:color="C7C7C7" w:sz="4"/>
+              <w:right w:val="nil" w:color="FFFFFF" w:sz="0"/>
+            </w:tcBorders>
+            <w:tcMar>
+              <w:top w:type="dxa" w:w="80"/>
+              <w:left w:type="dxa" w:w="115"/>
+              <w:bottom w:type="dxa" w:w="80"/>
+              <w:right w:type="dxa" w:w="115"/>
+            </w:tcMar>
+            <w:vAlign w:val="center"/>
+          </w:tcPr>
+          <w:p>
+            <w:pPr>
+              <w:spacing w:after="0" w:before="0" w:line="340" w:beforeAutospacing="false" w:afterAutospacing="false"/>
+              <w:contextualSpacing w:val="false"/>
+            </w:pPr>
+            <w:r>
+              <w:rPr>
+                <w:rFonts w:ascii="Arial" w:cs="Arial" w:eastAsia="Arial" w:hAnsi="Arial"/>
+                <w:b w:val="false"/>
+                <w:bCs w:val="false"/>
+                <w:i w:val="false"/>
+                <w:iCs w:val="false"/>
+                <w:color w:val="1D2021"/>
+                <w:sz w:val="22"/>
+                <w:szCs w:val="22"/>
+              </w:rPr>
+              <w:t xml:space="preserve">${purchase_amount}</w:t>
+            </w:r>
+          </w:p>
+        </w:tc>
+      </w:tr>
+      <w:tr>
+        <w:trPr>
+          <w:trHeight w:val="700" w:hRule="atLeast"/>
+        </w:trPr>
+        <w:tc>
+          <w:tcPr>
+            <w:tcBorders>
+              <w:top w:val="single" w:color="C7C7C7" w:sz="4"/>
+              <w:left w:val="nil" w:color="FFFFFF" w:sz="0"/>
+              <w:bottom w:val="single" w:color="C7C7C7" w:sz="4"/>
+              <w:right w:val="nil" w:color="FFFFFF" w:sz="0"/>
+            </w:tcBorders>
+            <w:tcMar>
+              <w:top w:type="dxa" w:w="80"/>
+              <w:left w:type="dxa" w:w="115"/>
+              <w:bottom w:type="dxa" w:w="80"/>
+              <w:right w:type="dxa" w:w="115"/>
+            </w:tcMar>
+            <w:vAlign w:val="center"/>
+          </w:tcPr>
+          <w:p>
+            <w:pPr>
+              <w:spacing w:after="0" w:before="0" w:line="340"/>
+            </w:pPr>
+            <w:r>
+              <w:rPr>
+                <w:rFonts w:ascii="Arial" w:cs="Arial" w:eastAsia="Arial" w:hAnsi="Arial"/>
+                <w:b/>
+                <w:bCs/>
+                <w:i w:val="false"/>
+                <w:iCs w:val="false"/>
+                <w:color w:val="1D2021"/>
+                <w:sz w:val="22"/>
+                <w:szCs w:val="22"/>
+              </w:rPr>
+              <w:t xml:space="preserve">Governing Law</w:t>
+            </w:r>
+          </w:p>
+        </w:tc>
+        <w:tc>
+          <w:tcPr>
+            <w:tcBorders>
+              <w:top w:val="single" w:color="C7C7C7" w:sz="4"/>
+              <w:left w:val="nil" w:color="FFFFFF" w:sz="0"/>
+              <w:bottom w:val="single" w:color="C7C7C7" w:sz="4"/>
+              <w:right w:val="nil" w:color="FFFFFF" w:sz="0"/>
+            </w:tcBorders>
+            <w:tcMar>
+              <w:top w:type="dxa" w:w="80"/>
+              <w:left w:type="dxa" w:w="115"/>
+              <w:bottom w:type="dxa" w:w="80"/>
+              <w:right w:type="dxa" w:w="115"/>
+            </w:tcMar>
+            <w:vAlign w:val="center"/>
+          </w:tcPr>
+          <w:p>
+            <w:pPr>
+              <w:spacing w:after="0" w:before="0" w:line="340" w:beforeAutospacing="false" w:afterAutospacing="false"/>
+              <w:contextualSpacing w:val="false"/>
+            </w:pPr>
+            <w:r>
+              <w:rPr>
+                <w:rFonts w:ascii="Arial" w:cs="Arial" w:eastAsia="Arial" w:hAnsi="Arial"/>
+                <w:b w:val="false"/>
+                <w:bCs w:val="false"/>
+                <w:i w:val="false"/>
+                <w:iCs w:val="false"/>
+                <w:color w:val="1D2021"/>
+                <w:sz w:val="22"/>
+                <w:szCs w:val="22"/>
+              </w:rPr>
+              <w:t xml:space="preserve">Delaware</w:t>
+            </w:r>
+          </w:p>
+        </w:tc>
+      </w:tr>
+    </w:tbl>
+    <w:p>
+      <w:pPr>
+        <w:sectPr>
+          <w:headerReference w:type="default" r:id="rId7"/>
+          <w:footerReference w:type="default" r:id="rId8"/>
+          <w:pgSz w:w="11906" w:h="16838" w:orient="portrait"/>
+          <w:pgMar w:top="936" w:right="1080" w:bottom="720" w:left="1080" w:header="360" w:footer="432" w:gutter="0"/>
+          <w:pgNumType/>
+          <w:docGrid w:linePitch="360"/>
+        </w:sectPr>
+      </w:pPr>
+    </w:p>
+    <w:p>
+      <w:pPr>
+        <w:spacing w:after="240" w:before="0" w:line="340" w:beforeAutospacing="false" w:afterAutospacing="false"/>
+        <w:contextualSpacing w:val="false"/>
+      </w:pPr>
+      <w:r>
+        <w:rPr>
+          <w:rFonts w:ascii="Arial" w:cs="Arial" w:eastAsia="Arial" w:hAnsi="Arial"/>
           <w:b/>
           <w:bCs/>
-        </w:rPr>
-        <w:t xml:space="preserve">WHEREAS</w:t>
-      </w:r>
-      <w:r>
-        <w:t xml:space="preserve">, the Board believes it is in the best interests of the Company to enter into one or more Simple Agreements for Future Equity (each, a “SAFE”, and together, the “SAFEs”), providing for the sale of rights to future shares of the Company’s capital stock for an aggregate purchase amount of up to $</w:t>
-      </w:r>
-      <w:r>
-        <w:t xml:space="preserve">{purchase_amount}</w:t>
-      </w:r>
-      <w:r>
-        <w:t xml:space="preserve">, in accordance with terms set forth therein.</w:t>
-      </w:r>
-    </w:p>
-    <w:p>
-      <w:pPr>
-        <w:pStyle w:val="Normal"/>
-      </w:pPr>
-      <w:r>
-        <w:rPr>
+          <w:color w:val="117086"/>
+          <w:sz w:val="22"/>
+          <w:szCs w:val="22"/>
+        </w:rPr>
+        <w:t xml:space="preserve">Standard Terms</w:t>
+      </w:r>
+    </w:p>
+    <w:p>
+      <w:pPr>
+        <w:pStyle w:val="OAClauseHeading"/>
+        <w:spacing w:after="120" w:before="320" w:line="340" w:beforeAutospacing="false" w:afterAutospacing="false"/>
+        <w:contextualSpacing w:val="false"/>
+      </w:pPr>
+      <w:r>
+        <w:rPr>
+          <w:rFonts w:ascii="Arial" w:cs="Arial" w:eastAsia="Arial" w:hAnsi="Arial"/>
           <w:b/>
           <w:bCs/>
-        </w:rPr>
-        <w:t xml:space="preserve">RESOLVED</w:t>
-      </w:r>
-      <w:r>
-        <w:t xml:space="preserve">, that each SAFE, in substantially the form presented to the Board, be, and it hereby is, approved in all respects;</w:t>
-      </w:r>
-    </w:p>
-    <w:p>
-      <w:pPr>
-        <w:pStyle w:val="Normal"/>
-      </w:pPr>
-      <w:r>
-        <w:rPr>
+          <w:color w:val="1D2021"/>
+          <w:sz w:val="22"/>
+          <w:szCs w:val="22"/>
+        </w:rPr>
+        <w:t xml:space="preserve">1. Board Action Under Delaware Law.</w:t>
+      </w:r>
+    </w:p>
+    <w:p>
+      <w:pPr>
+        <w:pStyle w:val="OAClauseBody"/>
+        <w:spacing w:after="280" w:before="0" w:line="340" w:beforeAutospacing="false" w:afterAutospacing="false"/>
+        <w:contextualSpacing w:val="false"/>
+      </w:pPr>
+      <w:r>
+        <w:rPr>
+          <w:rFonts w:ascii="Arial" w:cs="Arial" w:eastAsia="Arial" w:hAnsi="Arial"/>
+          <w:b w:val="false"/>
+          <w:bCs w:val="false"/>
+          <w:i w:val="false"/>
+          <w:iCs w:val="false"/>
+          <w:color w:val="1D2021"/>
+          <w:sz w:val="22"/>
+          <w:szCs w:val="22"/>
+        </w:rPr>
+        <w:t xml:space="preserve">All members of the Board of Directors of Company adopt this action by unanimous written consent pursuant to Section 141(f) of the Delaware General Corporation Law.</w:t>
+      </w:r>
+    </w:p>
+    <w:p>
+      <w:pPr>
+        <w:pStyle w:val="OAClauseHeading"/>
+        <w:spacing w:after="120" w:before="320" w:line="340" w:beforeAutospacing="false" w:afterAutospacing="false"/>
+        <w:contextualSpacing w:val="false"/>
+      </w:pPr>
+      <w:r>
+        <w:rPr>
+          <w:rFonts w:ascii="Arial" w:cs="Arial" w:eastAsia="Arial" w:hAnsi="Arial"/>
           <w:b/>
           <w:bCs/>
-        </w:rPr>
-        <w:t xml:space="preserve">RESOLVED FURTHER</w:t>
-      </w:r>
-      <w:r>
-        <w:t xml:space="preserve">, that the officers of the Company be, and each of them hereby is, authorized and directed, for and on behalf of the Company, to execute and deliver each SAFE, and any and all other agreements, certificates or documents required or contemplated by any SAFE or deemed necessary or appropriate in connection therewith, and to take all actions deemed necessary or appropriate to cause the Company’s obligations thereunder to be performed;</w:t>
-      </w:r>
-    </w:p>
-    <w:p>
-      <w:pPr>
-        <w:pStyle w:val="Normal"/>
-      </w:pPr>
-      <w:r>
-        <w:rPr>
+          <w:color w:val="1D2021"/>
+          <w:sz w:val="22"/>
+          <w:szCs w:val="22"/>
+        </w:rPr>
+        <w:t xml:space="preserve">2. Approval of SAFE Financing.</w:t>
+      </w:r>
+    </w:p>
+    <w:p>
+      <w:pPr>
+        <w:pStyle w:val="OAClauseBody"/>
+        <w:spacing w:after="280" w:before="0" w:line="340" w:beforeAutospacing="false" w:afterAutospacing="false"/>
+        <w:contextualSpacing w:val="false"/>
+      </w:pPr>
+      <w:r>
+        <w:rPr>
+          <w:rFonts w:ascii="Arial" w:cs="Arial" w:eastAsia="Arial" w:hAnsi="Arial"/>
+          <w:b w:val="false"/>
+          <w:bCs w:val="false"/>
+          <w:i w:val="false"/>
+          <w:iCs w:val="false"/>
+          <w:color w:val="1D2021"/>
+          <w:sz w:val="22"/>
+          <w:szCs w:val="22"/>
+        </w:rPr>
+        <w:t xml:space="preserve">Board has determined that it is in the best interests of Company to enter into one or more Simple Agreements for Future Equity, or SAFEs, for the aggregate purchase amount listed in Cover Terms, and each SAFE in substantially the form presented to Board is approved.</w:t>
+      </w:r>
+    </w:p>
+    <w:p>
+      <w:pPr>
+        <w:pStyle w:val="OAClauseHeading"/>
+        <w:spacing w:after="120" w:before="320" w:line="340" w:beforeAutospacing="false" w:afterAutospacing="false"/>
+        <w:contextualSpacing w:val="false"/>
+      </w:pPr>
+      <w:r>
+        <w:rPr>
+          <w:rFonts w:ascii="Arial" w:cs="Arial" w:eastAsia="Arial" w:hAnsi="Arial"/>
           <w:b/>
           <w:bCs/>
-        </w:rPr>
-        <w:t xml:space="preserve">RESOLVED FURTHER</w:t>
-      </w:r>
-      <w:r>
-        <w:t xml:space="preserve">, that the officers of the Company be, and each of them hereby is, authorized and directed, for and on behalf of the Company, to negotiate or otherwise cause such additions, modifications, amendments or deletions to be made to any SAFE, and such other agreements, certificates or documents, as any such officer may approve, and the execution and delivery thereof by such officer shall be deemed conclusive evidence of the approval of any such addition, modification, amendment or deletion;</w:t>
-      </w:r>
-    </w:p>
-    <w:p>
-      <w:pPr>
-        <w:pStyle w:val="Normal"/>
-      </w:pPr>
-      <w:r>
-        <w:rPr>
+          <w:color w:val="1D2021"/>
+          <w:sz w:val="22"/>
+          <w:szCs w:val="22"/>
+        </w:rPr>
+        <w:t xml:space="preserve">3. Officer Authority.</w:t>
+      </w:r>
+    </w:p>
+    <w:p>
+      <w:pPr>
+        <w:pStyle w:val="OAClauseBody"/>
+        <w:spacing w:after="280" w:before="0" w:line="340" w:beforeAutospacing="false" w:afterAutospacing="false"/>
+        <w:contextualSpacing w:val="false"/>
+      </w:pPr>
+      <w:r>
+        <w:rPr>
+          <w:rFonts w:ascii="Arial" w:cs="Arial" w:eastAsia="Arial" w:hAnsi="Arial"/>
+          <w:b w:val="false"/>
+          <w:bCs w:val="false"/>
+          <w:i w:val="false"/>
+          <w:iCs w:val="false"/>
+          <w:color w:val="1D2021"/>
+          <w:sz w:val="22"/>
+          <w:szCs w:val="22"/>
+        </w:rPr>
+        <w:t xml:space="preserve">Each officer of Company is authorized and directed, for and on behalf of Company, to execute and deliver each SAFE and any related agreements, certificates, notices, or other documents required or contemplated by any SAFE or otherwise necessary or appropriate in connection with the SAFE financing.</w:t>
+      </w:r>
+    </w:p>
+    <w:p>
+      <w:pPr>
+        <w:pStyle w:val="OAClauseHeading"/>
+        <w:spacing w:after="120" w:before="320" w:line="340" w:beforeAutospacing="false" w:afterAutospacing="false"/>
+        <w:contextualSpacing w:val="false"/>
+      </w:pPr>
+      <w:r>
+        <w:rPr>
+          <w:rFonts w:ascii="Arial" w:cs="Arial" w:eastAsia="Arial" w:hAnsi="Arial"/>
           <w:b/>
           <w:bCs/>
-        </w:rPr>
-        <w:t xml:space="preserve">RESOLVED FURTHER</w:t>
-      </w:r>
-      <w:r>
-        <w:t xml:space="preserve">, that shares of the Company’s capital stock issuable upon conversion of each SAFE be, and they hereby are, reserved for issuance upon conversion of such SAFE in accordance with its terms;</w:t>
-      </w:r>
-    </w:p>
-    <w:p>
-      <w:pPr>
-        <w:pStyle w:val="Normal"/>
-      </w:pPr>
-      <w:r>
-        <w:rPr>
+          <w:color w:val="1D2021"/>
+          <w:sz w:val="22"/>
+          <w:szCs w:val="22"/>
+        </w:rPr>
+        <w:t xml:space="preserve">4. Negotiated Changes.</w:t>
+      </w:r>
+    </w:p>
+    <w:p>
+      <w:pPr>
+        <w:pStyle w:val="OAClauseBody"/>
+        <w:spacing w:after="280" w:before="0" w:line="340" w:beforeAutospacing="false" w:afterAutospacing="false"/>
+        <w:contextualSpacing w:val="false"/>
+      </w:pPr>
+      <w:r>
+        <w:rPr>
+          <w:rFonts w:ascii="Arial" w:cs="Arial" w:eastAsia="Arial" w:hAnsi="Arial"/>
+          <w:b w:val="false"/>
+          <w:bCs w:val="false"/>
+          <w:i w:val="false"/>
+          <w:iCs w:val="false"/>
+          <w:color w:val="1D2021"/>
+          <w:sz w:val="22"/>
+          <w:szCs w:val="22"/>
+        </w:rPr>
+        <w:t xml:space="preserve">Each officer of Company is further authorized to negotiate and approve additions, modifications, amendments, or deletions to any SAFE or related document, and execution and delivery by that officer will be conclusive evidence of that approval.</w:t>
+      </w:r>
+    </w:p>
+    <w:p>
+      <w:pPr>
+        <w:pStyle w:val="OAClauseHeading"/>
+        <w:spacing w:after="120" w:before="320" w:line="340" w:beforeAutospacing="false" w:afterAutospacing="false"/>
+        <w:contextualSpacing w:val="false"/>
+      </w:pPr>
+      <w:r>
+        <w:rPr>
+          <w:rFonts w:ascii="Arial" w:cs="Arial" w:eastAsia="Arial" w:hAnsi="Arial"/>
           <w:b/>
           <w:bCs/>
-        </w:rPr>
-        <w:t xml:space="preserve">RESOLVED FURTHER</w:t>
-      </w:r>
-      <w:r>
-        <w:t xml:space="preserve">, that when shares of the Company’s capital stock are issued upon conversion of any SAFE in accordance with its terms, such shares shall be duly and validly issued, fully paid and nonassessable; and</w:t>
-      </w:r>
-    </w:p>
-    <w:p>
-      <w:pPr>
-        <w:pStyle w:val="Normal"/>
-      </w:pPr>
-      <w:r>
-        <w:rPr>
+          <w:color w:val="1D2021"/>
+          <w:sz w:val="22"/>
+          <w:szCs w:val="22"/>
+        </w:rPr>
+        <w:t xml:space="preserve">5. Reservation and Issuance of Shares.</w:t>
+      </w:r>
+    </w:p>
+    <w:p>
+      <w:pPr>
+        <w:pStyle w:val="OAClauseBody"/>
+        <w:spacing w:after="280" w:before="0" w:line="340" w:beforeAutospacing="false" w:afterAutospacing="false"/>
+        <w:contextualSpacing w:val="false"/>
+      </w:pPr>
+      <w:r>
+        <w:rPr>
+          <w:rFonts w:ascii="Arial" w:cs="Arial" w:eastAsia="Arial" w:hAnsi="Arial"/>
+          <w:b w:val="false"/>
+          <w:bCs w:val="false"/>
+          <w:i w:val="false"/>
+          <w:iCs w:val="false"/>
+          <w:color w:val="1D2021"/>
+          <w:sz w:val="22"/>
+          <w:szCs w:val="22"/>
+        </w:rPr>
+        <w:t xml:space="preserve">Shares of Company capital stock issuable upon conversion of each SAFE are reserved for issuance, and when issued in accordance with the applicable SAFE, those shares will be duly and validly issued, fully paid, and nonassessable.</w:t>
+      </w:r>
+    </w:p>
+    <w:p>
+      <w:pPr>
+        <w:pStyle w:val="OAClauseHeading"/>
+        <w:spacing w:after="120" w:before="320" w:line="340" w:beforeAutospacing="false" w:afterAutospacing="false"/>
+        <w:contextualSpacing w:val="false"/>
+      </w:pPr>
+      <w:r>
+        <w:rPr>
+          <w:rFonts w:ascii="Arial" w:cs="Arial" w:eastAsia="Arial" w:hAnsi="Arial"/>
           <w:b/>
           <w:bCs/>
-        </w:rPr>
-        <w:t xml:space="preserve">RESOLVED FURTHER</w:t>
-      </w:r>
-      <w:r>
-        <w:t xml:space="preserve">, that each SAFE shall be offered and sold in reliance on any applicable exemption from registration provided by the Securities Act of 1933, as amended, and any applicable exemption under applicable state blue sky laws, and that the officers of the Company be, and each of them hereby is, authorized and directed, for and on behalf of the Company, to execute and file any forms, certificates, notices or other documents that are necessary or appropriate pursuant to federal or state securities laws.</w:t>
-      </w:r>
-    </w:p>
-    <w:p>
-      <w:pPr>
-        <w:pStyle w:val="OAHeading2"/>
-      </w:pPr>
-      <w:r>
-        <w:t xml:space="preserve">General Authorizing Resolution</w:t>
-      </w:r>
-    </w:p>
-    <w:p>
-      <w:pPr>
-        <w:pStyle w:val="Normal"/>
-      </w:pPr>
-      <w:r>
-        <w:rPr>
+          <w:color w:val="1D2021"/>
+          <w:sz w:val="22"/>
+          <w:szCs w:val="22"/>
+        </w:rPr>
+        <w:t xml:space="preserve">6. Securities Law Compliance.</w:t>
+      </w:r>
+    </w:p>
+    <w:p>
+      <w:pPr>
+        <w:pStyle w:val="OAClauseBody"/>
+        <w:spacing w:after="280" w:before="0" w:line="340" w:beforeAutospacing="false" w:afterAutospacing="false"/>
+        <w:contextualSpacing w:val="false"/>
+      </w:pPr>
+      <w:r>
+        <w:rPr>
+          <w:rFonts w:ascii="Arial" w:cs="Arial" w:eastAsia="Arial" w:hAnsi="Arial"/>
+          <w:b w:val="false"/>
+          <w:bCs w:val="false"/>
+          <w:i w:val="false"/>
+          <w:iCs w:val="false"/>
+          <w:color w:val="1D2021"/>
+          <w:sz w:val="22"/>
+          <w:szCs w:val="22"/>
+        </w:rPr>
+        <w:t xml:space="preserve">The SAFE financing is approved to be offered and sold in reliance on applicable exemptions from registration under the Securities Act of 1933, as amended, and applicable state securities laws. Each officer of Company is authorized to execute and file any forms, certificates, notices, or other documents that are necessary or appropriate in connection with that compliance.</w:t>
+      </w:r>
+    </w:p>
+    <w:p>
+      <w:pPr>
+        <w:pStyle w:val="OAClauseHeading"/>
+        <w:spacing w:after="120" w:before="320" w:line="340" w:beforeAutospacing="false" w:afterAutospacing="false"/>
+        <w:contextualSpacing w:val="false"/>
+      </w:pPr>
+      <w:r>
+        <w:rPr>
+          <w:rFonts w:ascii="Arial" w:cs="Arial" w:eastAsia="Arial" w:hAnsi="Arial"/>
           <w:b/>
           <w:bCs/>
-        </w:rPr>
-        <w:t xml:space="preserve">RESOLVED</w:t>
-      </w:r>
-      <w:r>
-        <w:t xml:space="preserve">, that the officers of the Company be, and each of them hereby is, authorized and directed, for and on behalf of the Company, to take such further actions and execute such documents as may be necessary or appropriate in order to implement the foregoing resolutions.</w:t>
-      </w:r>
-    </w:p>
-    <w:p>
-      <w:pPr>
-        <w:pStyle w:val="OABlockSignatureFollow"/>
-      </w:pPr>
-      <w:r>
-        <w:t xml:space="preserve">[Signature Page Follows]</w:t>
-      </w:r>
-    </w:p>
-    <w:p>
-      <w:r>
-        <w:br w:type="page"/>
-      </w:r>
-    </w:p>
-    <w:p>
-      <w:pPr>
-        <w:pStyle w:val="OABlockSignatureIntro"/>
-      </w:pPr>
-      <w:r>
-        <w:t xml:space="preserve">This Action by Written Consent shall be filed with the minutes of the proceedings of the Board of Directors of the Company.</w:t>
-      </w:r>
-    </w:p>
-    <w:p>
-      <w:pPr>
-        <w:pStyle w:val="Normal"/>
-      </w:pPr>
-      <w:r>
-        <w:t xml:space="preserve">The undersigned has executed this Action by Written Consent as of the date set forth under such signatory’s name below. Any copy, facsimile, .PDF or other reliable reproduction of this Action by Written Consent may be substituted or used in lieu of the original writing for any and all purposes for which the original writing could be used, provided that such copy, facsimile, .PDF or other reproduction be a complete reproduction of the entire original writing.</w:t>
-      </w:r>
-    </w:p>
-    <w:p>
-      <w:pPr>
-        <w:pStyle w:val="Normal"/>
-      </w:pPr>
-      <w:r>
+          <w:color w:val="1D2021"/>
+          <w:sz w:val="22"/>
+          <w:szCs w:val="22"/>
+        </w:rPr>
+        <w:t xml:space="preserve">7. Further Actions.</w:t>
+      </w:r>
+    </w:p>
+    <w:p>
+      <w:pPr>
+        <w:pStyle w:val="OAClauseBody"/>
+        <w:spacing w:after="280" w:before="0" w:line="340" w:beforeAutospacing="false" w:afterAutospacing="false"/>
+        <w:contextualSpacing w:val="false"/>
+      </w:pPr>
+      <w:r>
+        <w:rPr>
+          <w:rFonts w:ascii="Arial" w:cs="Arial" w:eastAsia="Arial" w:hAnsi="Arial"/>
+          <w:b w:val="false"/>
+          <w:bCs w:val="false"/>
+          <w:i w:val="false"/>
+          <w:iCs w:val="false"/>
+          <w:color w:val="1D2021"/>
+          <w:sz w:val="22"/>
+          <w:szCs w:val="22"/>
+        </w:rPr>
+        <w:t xml:space="preserve">Each officer of Company is authorized and directed to take any further actions and execute any additional documents necessary or appropriate to implement these approvals.</w:t>
+      </w:r>
+    </w:p>
+    <w:p>
+      <w:pPr>
+        <w:sectPr>
+          <w:headerReference w:type="default" r:id="rId9"/>
+          <w:footerReference w:type="default" r:id="rId10"/>
+          <w:pgSz w:w="11906" w:h="16838" w:orient="portrait"/>
+          <w:pgMar w:top="936" w:right="1080" w:bottom="720" w:left="1080" w:header="360" w:footer="432" w:gutter="0"/>
+          <w:pgNumType/>
+          <w:docGrid w:linePitch="360"/>
+        </w:sectPr>
+      </w:pPr>
+    </w:p>
+    <w:p>
+      <w:pPr>
+        <w:spacing w:after="240" w:before="0" w:line="340" w:beforeAutospacing="false" w:afterAutospacing="false"/>
+        <w:contextualSpacing w:val="false"/>
+      </w:pPr>
+      <w:r>
+        <w:rPr>
+          <w:rFonts w:ascii="Arial" w:cs="Arial" w:eastAsia="Arial" w:hAnsi="Arial"/>
+          <w:b/>
+          <w:bCs/>
+          <w:color w:val="117086"/>
+          <w:sz w:val="22"/>
+          <w:szCs w:val="22"/>
+        </w:rPr>
+        <w:t xml:space="preserve">Signatures</w:t>
+      </w:r>
+    </w:p>
+    <w:p>
+      <w:pPr>
+        <w:spacing w:after="280" w:before="0" w:line="340" w:beforeAutospacing="false" w:afterAutospacing="false"/>
+        <w:contextualSpacing w:val="false"/>
+      </w:pPr>
+      <w:r>
+        <w:rPr>
+          <w:rFonts w:ascii="Arial" w:cs="Arial" w:eastAsia="Arial" w:hAnsi="Arial"/>
+          <w:b w:val="false"/>
+          <w:bCs w:val="false"/>
+          <w:i w:val="false"/>
+          <w:iCs w:val="false"/>
+          <w:color w:val="1D2021"/>
+          <w:sz w:val="16"/>
+          <w:szCs w:val="16"/>
+        </w:rPr>
+        <w:t xml:space="preserve">This Action by Written Consent shall be filed with the minutes of the proceedings of the Board of Directors of Company.</w:t>
+      </w:r>
+    </w:p>
+    <w:p>
+      <w:pPr>
+        <w:spacing w:after="280" w:before="0" w:line="340" w:beforeAutospacing="false" w:afterAutospacing="false"/>
+        <w:contextualSpacing w:val="false"/>
+      </w:pPr>
+    </w:p>
+    <w:p>
+      <w:pPr>
+        <w:spacing w:after="280" w:before="0" w:line="340" w:beforeAutospacing="false" w:afterAutospacing="false"/>
+        <w:contextualSpacing w:val="false"/>
+      </w:pPr>
+      <w:r>
+        <w:rPr>
+          <w:rFonts w:ascii="Arial" w:cs="Arial" w:eastAsia="Arial" w:hAnsi="Arial"/>
+          <w:b w:val="false"/>
+          <w:bCs w:val="false"/>
+          <w:i w:val="false"/>
+          <w:iCs w:val="false"/>
+          <w:color w:val="1D2021"/>
+          <w:sz w:val="16"/>
+          <w:szCs w:val="16"/>
+        </w:rPr>
+        <w:t xml:space="preserve">By signing below, each director adopts this board consent as of the effective date listed in Cover Terms. Any copy, facsimile, PDF, or other reliable reproduction of this board consent may be substituted or used in lieu of the original writing for any purpose for which the original writing could be used, provided that the reproduction is a complete reproduction of the entire original writing.</w:t>
+      </w:r>
+    </w:p>
+    <w:p>
+      <w:pPr>
+        <w:spacing w:after="0" w:before="0" w:line="340" w:beforeAutospacing="false" w:afterAutospacing="false"/>
+        <w:contextualSpacing w:val="false"/>
+      </w:pPr>
+      <w:r>
+        <w:rPr>
+          <w:rFonts w:ascii="Arial" w:cs="Arial" w:eastAsia="Arial" w:hAnsi="Arial"/>
+          <w:b w:val="false"/>
+          <w:bCs w:val="false"/>
+          <w:i w:val="false"/>
+          <w:iCs w:val="false"/>
+          <w:color w:val="1D2021"/>
+          <w:sz w:val="22"/>
+          <w:szCs w:val="22"/>
+        </w:rPr>
         <w:t xml:space="preserve">{FOR member IN board_members}</w:t>
       </w:r>
     </w:p>
     <w:p>
       <w:pPr>
-        <w:pStyle w:val="OABlockSignatureLine"/>
-      </w:pPr>
-      <w:r>
+        <w:spacing w:after="0" w:before="320" w:line="340" w:beforeAutospacing="false" w:afterAutospacing="false"/>
+        <w:contextualSpacing w:val="false"/>
+      </w:pPr>
+      <w:r>
+        <w:rPr>
+          <w:rFonts w:ascii="Arial" w:cs="Arial" w:eastAsia="Arial" w:hAnsi="Arial"/>
+          <w:b w:val="false"/>
+          <w:bCs w:val="false"/>
+          <w:i w:val="false"/>
+          <w:iCs w:val="false"/>
+          <w:color w:val="1D2021"/>
+          <w:sz w:val="22"/>
+          <w:szCs w:val="22"/>
+        </w:rPr>
         <w:t xml:space="preserve">______________________________</w:t>
       </w:r>
     </w:p>
     <w:p>
       <w:pPr>
-        <w:pStyle w:val="OABlockSignatureName"/>
-      </w:pPr>
-      <w:r>
+        <w:spacing w:after="0" w:before="0" w:line="340" w:beforeAutospacing="false" w:afterAutospacing="false"/>
+        <w:contextualSpacing w:val="false"/>
+      </w:pPr>
+      <w:r>
+        <w:rPr>
+          <w:rFonts w:ascii="Arial" w:cs="Arial" w:eastAsia="Arial" w:hAnsi="Arial"/>
+          <w:b w:val="false"/>
+          <w:bCs w:val="false"/>
+          <w:i w:val="false"/>
+          <w:iCs w:val="false"/>
+          <w:color w:val="1D2021"/>
+          <w:sz w:val="22"/>
+          <w:szCs w:val="22"/>
+        </w:rPr>
         <w:t xml:space="preserve">{$member.name}</w:t>
       </w:r>
     </w:p>
     <w:p>
       <w:pPr>
-        <w:pStyle w:val="OABlockSignatureDate"/>
-      </w:pPr>
-      <w:r>
-        <w:t xml:space="preserve">Date: </w:t>
-      </w:r>
-      <w:r>
-        <w:t xml:space="preserve">{effective_date}</w:t>
-      </w:r>
-    </w:p>
-    <w:p>
-      <w:pPr>
-        <w:pStyle w:val="Normal"/>
-      </w:pPr>
-      <w:r>
+        <w:spacing w:after="280" w:before="0" w:line="340" w:beforeAutospacing="false" w:afterAutospacing="false"/>
+        <w:contextualSpacing w:val="false"/>
+      </w:pPr>
+      <w:r>
+        <w:rPr>
+          <w:rFonts w:ascii="Arial" w:cs="Arial" w:eastAsia="Arial" w:hAnsi="Arial"/>
+          <w:b w:val="false"/>
+          <w:bCs w:val="false"/>
+          <w:i w:val="false"/>
+          <w:iCs w:val="false"/>
+          <w:color w:val="1D2021"/>
+          <w:sz w:val="22"/>
+          <w:szCs w:val="22"/>
+        </w:rPr>
+        <w:t xml:space="preserve">Date: {effective_date}</w:t>
+      </w:r>
+    </w:p>
+    <w:p>
+      <w:pPr>
+        <w:spacing w:after="280" w:before="0" w:line="340" w:beforeAutospacing="false" w:afterAutospacing="false"/>
+        <w:contextualSpacing w:val="false"/>
+      </w:pPr>
+      <w:r>
+        <w:rPr>
+          <w:rFonts w:ascii="Arial" w:cs="Arial" w:eastAsia="Arial" w:hAnsi="Arial"/>
+          <w:b w:val="false"/>
+          <w:bCs w:val="false"/>
+          <w:i w:val="false"/>
+          <w:iCs w:val="false"/>
+          <w:color w:val="1D2021"/>
+          <w:sz w:val="22"/>
+          <w:szCs w:val="22"/>
+        </w:rPr>
         <w:t xml:space="preserve">{END-FOR member}</w:t>
       </w:r>
     </w:p>
     <w:sectPr>
-      <w:headerReference w:type="first" r:id="rId7"/>
-      <w:footerReference w:type="default" r:id="rId8"/>
-      <w:footerReference w:type="first" r:id="rId9"/>
-      <w:pgSz w:w="12240" w:h="15840" w:orient="portrait"/>
-      <w:pgMar w:top="1440" w:right="1440" w:bottom="1440" w:left="1440" w:header="720" w:footer="720" w:gutter="0"/>
+      <w:headerReference w:type="default" r:id="rId11"/>
+      <w:footerReference w:type="default" r:id="rId12"/>
+      <w:pgSz w:w="11906" w:h="16838" w:orient="portrait"/>
+      <w:pgMar w:top="936" w:right="1080" w:bottom="720" w:left="1080" w:header="360" w:footer="432" w:gutter="0"/>
       <w:pgNumType/>
-      <w:titlePg/>
       <w:docGrid w:linePitch="360"/>
     </w:sectPr>
   </w:body>
@@ -314,28 +914,28 @@
     </w:pPr>
     <w:r>
       <w:rPr>
-        <w:rFonts w:ascii="Times New Roman" w:cs="Times New Roman" w:eastAsia="Times New Roman" w:hAnsi="Times New Roman"/>
+        <w:rFonts w:ascii="Arial" w:cs="Arial" w:eastAsia="Arial" w:hAnsi="Arial"/>
         <w:color w:val="494A4B"/>
-        <w:sz w:val="20"/>
-        <w:szCs w:val="20"/>
+        <w:sz w:val="13"/>
+        <w:szCs w:val="13"/>
       </w:rPr>
-      <w:t xml:space="preserve">Board Consent for SAFE Financing (v1.0). Free to use under CC BY 4.0.</w:t>
+      <w:t xml:space="preserve">OpenAgreements Board Consent for SAFE Financing (v1.1). Free to use under CC BY 4.0.</w:t>
     </w:r>
     <w:r>
       <w:rPr>
-        <w:rFonts w:ascii="Times New Roman" w:cs="Times New Roman" w:eastAsia="Times New Roman" w:hAnsi="Times New Roman"/>
+        <w:rFonts w:ascii="Arial" w:cs="Arial" w:eastAsia="Arial" w:hAnsi="Arial"/>
         <w:color w:val="494A4B"/>
-        <w:sz w:val="20"/>
-        <w:szCs w:val="20"/>
+        <w:sz w:val="13"/>
+        <w:szCs w:val="13"/>
       </w:rPr>
       <w:t xml:space="preserve">	Page </w:t>
     </w:r>
     <w:r>
       <w:rPr>
-        <w:rFonts w:ascii="Times New Roman" w:cs="Times New Roman" w:eastAsia="Times New Roman" w:hAnsi="Times New Roman"/>
+        <w:rFonts w:ascii="Arial" w:cs="Arial" w:eastAsia="Arial" w:hAnsi="Arial"/>
         <w:color w:val="494A4B"/>
-        <w:sz w:val="20"/>
-        <w:szCs w:val="20"/>
+        <w:sz w:val="13"/>
+        <w:szCs w:val="13"/>
       </w:rPr>
       <w:fldChar w:fldCharType="begin"/>
       <w:instrText xml:space="preserve">PAGE</w:instrText>
@@ -344,19 +944,19 @@
     </w:r>
     <w:r>
       <w:rPr>
-        <w:rFonts w:ascii="Times New Roman" w:cs="Times New Roman" w:eastAsia="Times New Roman" w:hAnsi="Times New Roman"/>
+        <w:rFonts w:ascii="Arial" w:cs="Arial" w:eastAsia="Arial" w:hAnsi="Arial"/>
         <w:color w:val="494A4B"/>
-        <w:sz w:val="20"/>
-        <w:szCs w:val="20"/>
+        <w:sz w:val="13"/>
+        <w:szCs w:val="13"/>
       </w:rPr>
       <w:t xml:space="preserve"> of </w:t>
     </w:r>
     <w:r>
       <w:rPr>
-        <w:rFonts w:ascii="Times New Roman" w:cs="Times New Roman" w:eastAsia="Times New Roman" w:hAnsi="Times New Roman"/>
+        <w:rFonts w:ascii="Arial" w:cs="Arial" w:eastAsia="Arial" w:hAnsi="Arial"/>
         <w:color w:val="494A4B"/>
-        <w:sz w:val="20"/>
-        <w:szCs w:val="20"/>
+        <w:sz w:val="13"/>
+        <w:szCs w:val="13"/>
       </w:rPr>
       <w:fldChar w:fldCharType="begin"/>
       <w:instrText xml:space="preserve">NUMPAGES</w:instrText>
@@ -377,28 +977,28 @@
     </w:pPr>
     <w:r>
       <w:rPr>
-        <w:rFonts w:ascii="Times New Roman" w:cs="Times New Roman" w:eastAsia="Times New Roman" w:hAnsi="Times New Roman"/>
+        <w:rFonts w:ascii="Arial" w:cs="Arial" w:eastAsia="Arial" w:hAnsi="Arial"/>
         <w:color w:val="494A4B"/>
-        <w:sz w:val="20"/>
-        <w:szCs w:val="20"/>
+        <w:sz w:val="13"/>
+        <w:szCs w:val="13"/>
       </w:rPr>
-      <w:t xml:space="preserve">Board Consent for SAFE Financing (v1.0). Free to use under CC BY 4.0.</w:t>
+      <w:t xml:space="preserve">OpenAgreements Board Consent for SAFE Financing (v1.1). Free to use under CC BY 4.0.</w:t>
     </w:r>
     <w:r>
       <w:rPr>
-        <w:rFonts w:ascii="Times New Roman" w:cs="Times New Roman" w:eastAsia="Times New Roman" w:hAnsi="Times New Roman"/>
+        <w:rFonts w:ascii="Arial" w:cs="Arial" w:eastAsia="Arial" w:hAnsi="Arial"/>
         <w:color w:val="494A4B"/>
-        <w:sz w:val="20"/>
-        <w:szCs w:val="20"/>
+        <w:sz w:val="13"/>
+        <w:szCs w:val="13"/>
       </w:rPr>
       <w:t xml:space="preserve">	Page </w:t>
     </w:r>
     <w:r>
       <w:rPr>
-        <w:rFonts w:ascii="Times New Roman" w:cs="Times New Roman" w:eastAsia="Times New Roman" w:hAnsi="Times New Roman"/>
+        <w:rFonts w:ascii="Arial" w:cs="Arial" w:eastAsia="Arial" w:hAnsi="Arial"/>
         <w:color w:val="494A4B"/>
-        <w:sz w:val="20"/>
-        <w:szCs w:val="20"/>
+        <w:sz w:val="13"/>
+        <w:szCs w:val="13"/>
       </w:rPr>
       <w:fldChar w:fldCharType="begin"/>
       <w:instrText xml:space="preserve">PAGE</w:instrText>
@@ -407,19 +1007,82 @@
     </w:r>
     <w:r>
       <w:rPr>
-        <w:rFonts w:ascii="Times New Roman" w:cs="Times New Roman" w:eastAsia="Times New Roman" w:hAnsi="Times New Roman"/>
+        <w:rFonts w:ascii="Arial" w:cs="Arial" w:eastAsia="Arial" w:hAnsi="Arial"/>
         <w:color w:val="494A4B"/>
-        <w:sz w:val="20"/>
-        <w:szCs w:val="20"/>
+        <w:sz w:val="13"/>
+        <w:szCs w:val="13"/>
       </w:rPr>
       <w:t xml:space="preserve"> of </w:t>
     </w:r>
     <w:r>
       <w:rPr>
-        <w:rFonts w:ascii="Times New Roman" w:cs="Times New Roman" w:eastAsia="Times New Roman" w:hAnsi="Times New Roman"/>
+        <w:rFonts w:ascii="Arial" w:cs="Arial" w:eastAsia="Arial" w:hAnsi="Arial"/>
         <w:color w:val="494A4B"/>
-        <w:sz w:val="20"/>
-        <w:szCs w:val="20"/>
+        <w:sz w:val="13"/>
+        <w:szCs w:val="13"/>
+      </w:rPr>
+      <w:fldChar w:fldCharType="begin"/>
+      <w:instrText xml:space="preserve">NUMPAGES</w:instrText>
+      <w:fldChar w:fldCharType="separate"/>
+      <w:fldChar w:fldCharType="end"/>
+    </w:r>
+  </w:p>
+</w:ftr>
+</file>
+
+<file path=word/footer3.xml><?xml version="1.0" encoding="utf-8"?>
+<w:ftr xmlns:wpc="http://schemas.microsoft.com/office/word/2010/wordprocessingCanvas" xmlns:mc="http://schemas.openxmlformats.org/markup-compatibility/2006" xmlns:o="urn:schemas-microsoft-com:office:office" xmlns:r="http://schemas.openxmlformats.org/officeDocument/2006/relationships" xmlns:m="http://schemas.openxmlformats.org/officeDocument/2006/math" xmlns:v="urn:schemas-microsoft-com:vml" xmlns:wp14="http://schemas.microsoft.com/office/word/2010/wordprocessingDrawing" xmlns:wp="http://schemas.openxmlformats.org/drawingml/2006/wordprocessingDrawing" xmlns:w10="urn:schemas-microsoft-com:office:word" xmlns:w="http://schemas.openxmlformats.org/wordprocessingml/2006/main" xmlns:w14="http://schemas.microsoft.com/office/word/2010/wordml" xmlns:w15="http://schemas.microsoft.com/office/word/2012/wordml" xmlns:wpg="http://schemas.microsoft.com/office/word/2010/wordprocessingGroup" xmlns:wpi="http://schemas.microsoft.com/office/word/2010/wordprocessingInk" xmlns:wne="http://schemas.microsoft.com/office/word/2006/wordml" xmlns:wps="http://schemas.microsoft.com/office/word/2010/wordprocessingShape">
+  <w:p>
+    <w:pPr>
+      <w:tabs>
+        <w:tab w:val="right" w:pos="9026"/>
+      </w:tabs>
+    </w:pPr>
+    <w:r>
+      <w:rPr>
+        <w:rFonts w:ascii="Arial" w:cs="Arial" w:eastAsia="Arial" w:hAnsi="Arial"/>
+        <w:color w:val="494A4B"/>
+        <w:sz w:val="13"/>
+        <w:szCs w:val="13"/>
+      </w:rPr>
+      <w:t xml:space="preserve">OpenAgreements Board Consent for SAFE Financing (v1.1). Free to use under CC BY 4.0.</w:t>
+    </w:r>
+    <w:r>
+      <w:rPr>
+        <w:rFonts w:ascii="Arial" w:cs="Arial" w:eastAsia="Arial" w:hAnsi="Arial"/>
+        <w:color w:val="494A4B"/>
+        <w:sz w:val="13"/>
+        <w:szCs w:val="13"/>
+      </w:rPr>
+      <w:t xml:space="preserve">	Page </w:t>
+    </w:r>
+    <w:r>
+      <w:rPr>
+        <w:rFonts w:ascii="Arial" w:cs="Arial" w:eastAsia="Arial" w:hAnsi="Arial"/>
+        <w:color w:val="494A4B"/>
+        <w:sz w:val="13"/>
+        <w:szCs w:val="13"/>
+      </w:rPr>
+      <w:fldChar w:fldCharType="begin"/>
+      <w:instrText xml:space="preserve">PAGE</w:instrText>
+      <w:fldChar w:fldCharType="separate"/>
+      <w:fldChar w:fldCharType="end"/>
+    </w:r>
+    <w:r>
+      <w:rPr>
+        <w:rFonts w:ascii="Arial" w:cs="Arial" w:eastAsia="Arial" w:hAnsi="Arial"/>
+        <w:color w:val="494A4B"/>
+        <w:sz w:val="13"/>
+        <w:szCs w:val="13"/>
+      </w:rPr>
+      <w:t xml:space="preserve"> of </w:t>
+    </w:r>
+    <w:r>
+      <w:rPr>
+        <w:rFonts w:ascii="Arial" w:cs="Arial" w:eastAsia="Arial" w:hAnsi="Arial"/>
+        <w:color w:val="494A4B"/>
+        <w:sz w:val="13"/>
+        <w:szCs w:val="13"/>
       </w:rPr>
       <w:fldChar w:fldCharType="begin"/>
       <w:instrText xml:space="preserve">NUMPAGES</w:instrText>
@@ -471,7 +1134,7 @@
 <w:hdr xmlns:wpc="http://schemas.microsoft.com/office/word/2010/wordprocessingCanvas" xmlns:mc="http://schemas.openxmlformats.org/markup-compatibility/2006" xmlns:o="urn:schemas-microsoft-com:office:office" xmlns:r="http://schemas.openxmlformats.org/officeDocument/2006/relationships" xmlns:m="http://schemas.openxmlformats.org/officeDocument/2006/math" xmlns:v="urn:schemas-microsoft-com:vml" xmlns:wp14="http://schemas.microsoft.com/office/word/2010/wordprocessingDrawing" xmlns:wp="http://schemas.openxmlformats.org/drawingml/2006/wordprocessingDrawing" xmlns:w10="urn:schemas-microsoft-com:office:word" xmlns:w="http://schemas.openxmlformats.org/wordprocessingml/2006/main" xmlns:w14="http://schemas.microsoft.com/office/word/2010/wordml" xmlns:w15="http://schemas.microsoft.com/office/word/2012/wordml" xmlns:wpg="http://schemas.microsoft.com/office/word/2010/wordprocessingGroup" xmlns:wpi="http://schemas.microsoft.com/office/word/2010/wordprocessingInk" xmlns:wne="http://schemas.microsoft.com/office/word/2006/wordml" xmlns:wps="http://schemas.microsoft.com/office/word/2010/wordprocessingShape" xmlns:cx="http://schemas.microsoft.com/office/drawing/2014/chartex" xmlns:cx1="http://schemas.microsoft.com/office/drawing/2015/9/8/chartex" xmlns:cx2="http://schemas.microsoft.com/office/drawing/2015/10/21/chartex" xmlns:cx3="http://schemas.microsoft.com/office/drawing/2016/5/9/chartex" xmlns:cx4="http://schemas.microsoft.com/office/drawing/2016/5/10/chartex" xmlns:cx5="http://schemas.microsoft.com/office/drawing/2016/5/11/chartex" xmlns:cx6="http://schemas.microsoft.com/office/drawing/2016/5/12/chartex" xmlns:cx7="http://schemas.microsoft.com/office/drawing/2016/5/13/chartex" xmlns:cx8="http://schemas.microsoft.com/office/drawing/2016/5/14/chartex" xmlns:w16cid="http://schemas.microsoft.com/office/word/2016/wordml/cid" xmlns:w16se="http://schemas.microsoft.com/office/word/2015/wordml/symex">
   <w:tbl>
     <w:tblPr>
-      <w:tblW w:type="dxa" w:w="9360"/>
+      <w:tblW w:type="dxa" w:w="10070"/>
       <w:tblBorders>
         <w:top w:val="single" w:color="107087" w:sz="14"/>
         <w:left w:val="nil" w:color="FFFFFF" w:sz="0"/>
@@ -483,8 +1146,8 @@
       <w:tblLayout w:type="fixed"/>
     </w:tblPr>
     <w:tblGrid>
-      <w:gridCol w:w="6178"/>
-      <w:gridCol w:w="3182"/>
+      <w:gridCol w:w="7900"/>
+      <w:gridCol w:w="2170"/>
     </w:tblGrid>
     <w:tr>
       <w:trPr>
@@ -534,14 +1197,196 @@
           </w:pPr>
           <w:r>
             <w:rPr>
-              <w:rFonts w:ascii="Times New Roman" w:cs="Times New Roman" w:eastAsia="Times New Roman" w:hAnsi="Times New Roman"/>
+              <w:rFonts w:ascii="Arial" w:cs="Arial" w:eastAsia="Arial" w:hAnsi="Arial"/>
               <w:b/>
               <w:bCs/>
               <w:color w:val="107087"/>
               <w:sz w:val="18"/>
               <w:szCs w:val="18"/>
             </w:rPr>
-            <w:t xml:space="preserve">BOARD CONSENT FOR APPROVING SAFE (DELAWARE)</w:t>
+            <w:t xml:space="preserve">COVER TERMS</w:t>
+          </w:r>
+        </w:p>
+      </w:tc>
+    </w:tr>
+  </w:tbl>
+  <w:p>
+    <w:pPr>
+      <w:spacing w:after="60"/>
+    </w:pPr>
+    <w:r>
+      <w:t xml:space="preserve"/>
+    </w:r>
+  </w:p>
+</w:hdr>
+</file>
+
+<file path=word/header2.xml><?xml version="1.0" encoding="utf-8"?>
+<w:hdr xmlns:wpc="http://schemas.microsoft.com/office/word/2010/wordprocessingCanvas" xmlns:mc="http://schemas.openxmlformats.org/markup-compatibility/2006" xmlns:o="urn:schemas-microsoft-com:office:office" xmlns:r="http://schemas.openxmlformats.org/officeDocument/2006/relationships" xmlns:m="http://schemas.openxmlformats.org/officeDocument/2006/math" xmlns:v="urn:schemas-microsoft-com:vml" xmlns:wp14="http://schemas.microsoft.com/office/word/2010/wordprocessingDrawing" xmlns:wp="http://schemas.openxmlformats.org/drawingml/2006/wordprocessingDrawing" xmlns:w10="urn:schemas-microsoft-com:office:word" xmlns:w="http://schemas.openxmlformats.org/wordprocessingml/2006/main" xmlns:w14="http://schemas.microsoft.com/office/word/2010/wordml" xmlns:w15="http://schemas.microsoft.com/office/word/2012/wordml" xmlns:wpg="http://schemas.microsoft.com/office/word/2010/wordprocessingGroup" xmlns:wpi="http://schemas.microsoft.com/office/word/2010/wordprocessingInk" xmlns:wne="http://schemas.microsoft.com/office/word/2006/wordml" xmlns:wps="http://schemas.microsoft.com/office/word/2010/wordprocessingShape" xmlns:cx="http://schemas.microsoft.com/office/drawing/2014/chartex" xmlns:cx1="http://schemas.microsoft.com/office/drawing/2015/9/8/chartex" xmlns:cx2="http://schemas.microsoft.com/office/drawing/2015/10/21/chartex" xmlns:cx3="http://schemas.microsoft.com/office/drawing/2016/5/9/chartex" xmlns:cx4="http://schemas.microsoft.com/office/drawing/2016/5/10/chartex" xmlns:cx5="http://schemas.microsoft.com/office/drawing/2016/5/11/chartex" xmlns:cx6="http://schemas.microsoft.com/office/drawing/2016/5/12/chartex" xmlns:cx7="http://schemas.microsoft.com/office/drawing/2016/5/13/chartex" xmlns:cx8="http://schemas.microsoft.com/office/drawing/2016/5/14/chartex" xmlns:w16cid="http://schemas.microsoft.com/office/word/2016/wordml/cid" xmlns:w16se="http://schemas.microsoft.com/office/word/2015/wordml/symex">
+  <w:tbl>
+    <w:tblPr>
+      <w:tblW w:type="dxa" w:w="10070"/>
+      <w:tblBorders>
+        <w:top w:val="single" w:color="107087" w:sz="14"/>
+        <w:left w:val="nil" w:color="FFFFFF" w:sz="0"/>
+        <w:bottom w:val="nil" w:color="FFFFFF" w:sz="0"/>
+        <w:right w:val="nil" w:color="FFFFFF" w:sz="0"/>
+        <w:insideH w:val="single" w:color="auto" w:sz="4"/>
+        <w:insideV w:val="single" w:color="auto" w:sz="4"/>
+      </w:tblBorders>
+      <w:tblLayout w:type="fixed"/>
+    </w:tblPr>
+    <w:tblGrid>
+      <w:gridCol w:w="7900"/>
+      <w:gridCol w:w="2170"/>
+    </w:tblGrid>
+    <w:tr>
+      <w:trPr>
+        <w:trHeight w:val="360" w:hRule="atLeast"/>
+      </w:trPr>
+      <w:tc>
+        <w:tcPr>
+          <w:tcBorders>
+            <w:top w:val="nil" w:color="FFFFFF" w:sz="0"/>
+            <w:left w:val="nil" w:color="FFFFFF" w:sz="0"/>
+            <w:bottom w:val="nil" w:color="FFFFFF" w:sz="0"/>
+            <w:right w:val="nil" w:color="FFFFFF" w:sz="0"/>
+          </w:tcBorders>
+          <w:tcMar>
+            <w:top w:type="dxa" w:w="36"/>
+            <w:left w:type="dxa" w:w="0"/>
+            <w:bottom w:type="dxa" w:w="0"/>
+            <w:right w:type="dxa" w:w="0"/>
+          </w:tcMar>
+        </w:tcPr>
+        <w:p>
+          <w:r>
+            <w:t xml:space="preserve"/>
+          </w:r>
+        </w:p>
+      </w:tc>
+      <w:tc>
+        <w:tcPr>
+          <w:tcBorders>
+            <w:top w:val="nil" w:color="FFFFFF" w:sz="0"/>
+            <w:left w:val="nil" w:color="FFFFFF" w:sz="0"/>
+            <w:bottom w:val="nil" w:color="FFFFFF" w:sz="0"/>
+            <w:right w:val="nil" w:color="FFFFFF" w:sz="0"/>
+          </w:tcBorders>
+          <w:tcMar>
+            <w:top w:type="dxa" w:w="36"/>
+            <w:left w:type="dxa" w:w="0"/>
+            <w:bottom w:type="dxa" w:w="0"/>
+            <w:right w:type="dxa" w:w="0"/>
+          </w:tcMar>
+          <w:vAlign w:val="center"/>
+        </w:tcPr>
+        <w:p>
+          <w:pPr>
+            <w:spacing w:after="0" w:before="0"/>
+            <w:jc w:val="right"/>
+          </w:pPr>
+          <w:r>
+            <w:rPr>
+              <w:rFonts w:ascii="Arial" w:cs="Arial" w:eastAsia="Arial" w:hAnsi="Arial"/>
+              <w:b/>
+              <w:bCs/>
+              <w:color w:val="107087"/>
+              <w:sz w:val="18"/>
+              <w:szCs w:val="18"/>
+            </w:rPr>
+            <w:t xml:space="preserve">STANDARD TERMS</w:t>
+          </w:r>
+        </w:p>
+      </w:tc>
+    </w:tr>
+  </w:tbl>
+  <w:p>
+    <w:pPr>
+      <w:spacing w:after="60"/>
+    </w:pPr>
+    <w:r>
+      <w:t xml:space="preserve"/>
+    </w:r>
+  </w:p>
+</w:hdr>
+</file>
+
+<file path=word/header3.xml><?xml version="1.0" encoding="utf-8"?>
+<w:hdr xmlns:wpc="http://schemas.microsoft.com/office/word/2010/wordprocessingCanvas" xmlns:mc="http://schemas.openxmlformats.org/markup-compatibility/2006" xmlns:o="urn:schemas-microsoft-com:office:office" xmlns:r="http://schemas.openxmlformats.org/officeDocument/2006/relationships" xmlns:m="http://schemas.openxmlformats.org/officeDocument/2006/math" xmlns:v="urn:schemas-microsoft-com:vml" xmlns:wp14="http://schemas.microsoft.com/office/word/2010/wordprocessingDrawing" xmlns:wp="http://schemas.openxmlformats.org/drawingml/2006/wordprocessingDrawing" xmlns:w10="urn:schemas-microsoft-com:office:word" xmlns:w="http://schemas.openxmlformats.org/wordprocessingml/2006/main" xmlns:w14="http://schemas.microsoft.com/office/word/2010/wordml" xmlns:w15="http://schemas.microsoft.com/office/word/2012/wordml" xmlns:wpg="http://schemas.microsoft.com/office/word/2010/wordprocessingGroup" xmlns:wpi="http://schemas.microsoft.com/office/word/2010/wordprocessingInk" xmlns:wne="http://schemas.microsoft.com/office/word/2006/wordml" xmlns:wps="http://schemas.microsoft.com/office/word/2010/wordprocessingShape" xmlns:cx="http://schemas.microsoft.com/office/drawing/2014/chartex" xmlns:cx1="http://schemas.microsoft.com/office/drawing/2015/9/8/chartex" xmlns:cx2="http://schemas.microsoft.com/office/drawing/2015/10/21/chartex" xmlns:cx3="http://schemas.microsoft.com/office/drawing/2016/5/9/chartex" xmlns:cx4="http://schemas.microsoft.com/office/drawing/2016/5/10/chartex" xmlns:cx5="http://schemas.microsoft.com/office/drawing/2016/5/11/chartex" xmlns:cx6="http://schemas.microsoft.com/office/drawing/2016/5/12/chartex" xmlns:cx7="http://schemas.microsoft.com/office/drawing/2016/5/13/chartex" xmlns:cx8="http://schemas.microsoft.com/office/drawing/2016/5/14/chartex" xmlns:w16cid="http://schemas.microsoft.com/office/word/2016/wordml/cid" xmlns:w16se="http://schemas.microsoft.com/office/word/2015/wordml/symex">
+  <w:tbl>
+    <w:tblPr>
+      <w:tblW w:type="dxa" w:w="10070"/>
+      <w:tblBorders>
+        <w:top w:val="single" w:color="107087" w:sz="14"/>
+        <w:left w:val="nil" w:color="FFFFFF" w:sz="0"/>
+        <w:bottom w:val="nil" w:color="FFFFFF" w:sz="0"/>
+        <w:right w:val="nil" w:color="FFFFFF" w:sz="0"/>
+        <w:insideH w:val="single" w:color="auto" w:sz="4"/>
+        <w:insideV w:val="single" w:color="auto" w:sz="4"/>
+      </w:tblBorders>
+      <w:tblLayout w:type="fixed"/>
+    </w:tblPr>
+    <w:tblGrid>
+      <w:gridCol w:w="7900"/>
+      <w:gridCol w:w="2170"/>
+    </w:tblGrid>
+    <w:tr>
+      <w:trPr>
+        <w:trHeight w:val="360" w:hRule="atLeast"/>
+      </w:trPr>
+      <w:tc>
+        <w:tcPr>
+          <w:tcBorders>
+            <w:top w:val="nil" w:color="FFFFFF" w:sz="0"/>
+            <w:left w:val="nil" w:color="FFFFFF" w:sz="0"/>
+            <w:bottom w:val="nil" w:color="FFFFFF" w:sz="0"/>
+            <w:right w:val="nil" w:color="FFFFFF" w:sz="0"/>
+          </w:tcBorders>
+          <w:tcMar>
+            <w:top w:type="dxa" w:w="36"/>
+            <w:left w:type="dxa" w:w="0"/>
+            <w:bottom w:type="dxa" w:w="0"/>
+            <w:right w:type="dxa" w:w="0"/>
+          </w:tcMar>
+        </w:tcPr>
+        <w:p>
+          <w:r>
+            <w:t xml:space="preserve"/>
+          </w:r>
+        </w:p>
+      </w:tc>
+      <w:tc>
+        <w:tcPr>
+          <w:tcBorders>
+            <w:top w:val="nil" w:color="FFFFFF" w:sz="0"/>
+            <w:left w:val="nil" w:color="FFFFFF" w:sz="0"/>
+            <w:bottom w:val="nil" w:color="FFFFFF" w:sz="0"/>
+            <w:right w:val="nil" w:color="FFFFFF" w:sz="0"/>
+          </w:tcBorders>
+          <w:tcMar>
+            <w:top w:type="dxa" w:w="36"/>
+            <w:left w:type="dxa" w:w="0"/>
+            <w:bottom w:type="dxa" w:w="0"/>
+            <w:right w:type="dxa" w:w="0"/>
+          </w:tcMar>
+          <w:vAlign w:val="center"/>
+        </w:tcPr>
+        <w:p>
+          <w:pPr>
+            <w:spacing w:after="0" w:before="0"/>
+            <w:jc w:val="right"/>
+          </w:pPr>
+          <w:r>
+            <w:rPr>
+              <w:rFonts w:ascii="Arial" w:cs="Arial" w:eastAsia="Arial" w:hAnsi="Arial"/>
+              <w:b/>
+              <w:bCs/>
+              <w:color w:val="107087"/>
+              <w:sz w:val="18"/>
+              <w:szCs w:val="18"/>
+            </w:rPr>
+            <w:t xml:space="preserve">SIGNATURE PAGE</w:t>
           </w:r>
         </w:p>
       </w:tc>
@@ -658,15 +1503,15 @@
   <w:docDefaults>
     <w:rPrDefault>
       <w:rPr>
-        <w:rFonts w:ascii="Times New Roman" w:cs="Times New Roman" w:eastAsia="Times New Roman" w:hAnsi="Times New Roman"/>
-        <w:color w:val="000000"/>
-        <w:sz w:val="24"/>
-        <w:szCs w:val="24"/>
+        <w:rFonts w:ascii="Arial" w:cs="Arial" w:eastAsia="Arial" w:hAnsi="Arial"/>
+        <w:color w:val="1D2021"/>
+        <w:sz w:val="22"/>
+        <w:szCs w:val="22"/>
       </w:rPr>
     </w:rPrDefault>
     <w:pPrDefault>
       <w:pPr>
-        <w:spacing w:after="120" w:before="0" w:line="276" w:lineRule="auto"/>
+        <w:spacing w:after="0" w:before="0" w:line="340" w:lineRule="auto"/>
       </w:pPr>
     </w:pPrDefault>
   </w:docDefaults>
@@ -846,160 +1691,45 @@
     <w:next w:val="Normal"/>
     <w:qFormat/>
     <w:pPr>
-      <w:spacing w:after="120" w:before="0" w:line="276" w:lineRule="auto"/>
+      <w:spacing w:after="0" w:before="0" w:line="340" w:lineRule="auto"/>
     </w:pPr>
     <w:rPr>
-      <w:rFonts w:ascii="Times New Roman" w:cs="Times New Roman" w:eastAsia="Times New Roman" w:hAnsi="Times New Roman"/>
-      <w:color w:val="000000"/>
-      <w:sz w:val="24"/>
-      <w:szCs w:val="24"/>
+      <w:rFonts w:ascii="Arial" w:cs="Arial" w:eastAsia="Arial" w:hAnsi="Arial"/>
+      <w:color w:val="1D2021"/>
+      <w:sz w:val="22"/>
+      <w:szCs w:val="22"/>
     </w:rPr>
   </w:style>
-  <w:style w:type="paragraph" w:styleId="OAHeading1">
-    <w:name w:val="OA Heading 1"/>
+  <w:style w:type="paragraph" w:styleId="OAClauseHeading">
+    <w:name w:val="OA Clause Heading"/>
     <w:basedOn w:val="Normal"/>
-    <w:next w:val="Normal"/>
+    <w:next w:val="OAClauseBody"/>
     <w:qFormat/>
     <w:pPr>
-      <w:spacing w:after="120" w:before="0" w:line="276" w:lineRule="auto"/>
-      <w:jc w:val="center"/>
+      <w:spacing w:after="120" w:before="320" w:line="340" w:lineRule="auto"/>
     </w:pPr>
     <w:rPr>
-      <w:rFonts w:ascii="Times New Roman" w:cs="Times New Roman" w:eastAsia="Times New Roman" w:hAnsi="Times New Roman"/>
+      <w:rFonts w:ascii="Arial" w:cs="Arial" w:eastAsia="Arial" w:hAnsi="Arial"/>
       <w:b/>
       <w:bCs/>
-      <w:color w:val="000000"/>
-      <w:sz w:val="28"/>
-      <w:szCs w:val="28"/>
+      <w:color w:val="1D2021"/>
+      <w:sz w:val="22"/>
+      <w:szCs w:val="22"/>
     </w:rPr>
   </w:style>
-  <w:style w:type="paragraph" w:styleId="OAHeading2">
-    <w:name w:val="OA Heading 2"/>
+  <w:style w:type="paragraph" w:styleId="OAClauseBody">
+    <w:name w:val="OA Clause Body"/>
     <w:basedOn w:val="Normal"/>
-    <w:next w:val="Normal"/>
+    <w:next w:val="OAClauseHeading"/>
     <w:qFormat/>
     <w:pPr>
-      <w:spacing w:after="120" w:before="0" w:line="276" w:lineRule="auto"/>
-      <w:jc w:val="center"/>
+      <w:spacing w:after="280" w:before="0" w:line="340" w:lineRule="auto"/>
     </w:pPr>
     <w:rPr>
-      <w:rFonts w:ascii="Times New Roman" w:cs="Times New Roman" w:eastAsia="Times New Roman" w:hAnsi="Times New Roman"/>
-      <w:b/>
-      <w:bCs/>
-      <w:color w:val="000000"/>
-      <w:sz w:val="24"/>
-      <w:szCs w:val="24"/>
-      <w:u w:val="single"/>
-    </w:rPr>
-  </w:style>
-  <w:style w:type="paragraph" w:styleId="OAHeading3">
-    <w:name w:val="OA Heading 3"/>
-    <w:basedOn w:val="Normal"/>
-    <w:next w:val="Normal"/>
-    <w:qFormat/>
-    <w:pPr>
-      <w:spacing w:after="120" w:before="0" w:line="276" w:lineRule="auto"/>
-    </w:pPr>
-    <w:rPr>
-      <w:rFonts w:ascii="Times New Roman" w:cs="Times New Roman" w:eastAsia="Times New Roman" w:hAnsi="Times New Roman"/>
-      <w:b/>
-      <w:bCs/>
-      <w:color w:val="000000"/>
-      <w:sz w:val="24"/>
-      <w:szCs w:val="24"/>
-    </w:rPr>
-  </w:style>
-  <w:style w:type="paragraph" w:styleId="OABlockNote">
-    <w:name w:val="OA Block note"/>
-    <w:basedOn w:val="Normal"/>
-    <w:next w:val="Normal"/>
-    <w:qFormat/>
-    <w:pPr>
-      <w:spacing w:after="120" w:before="0" w:line="276" w:lineRule="auto"/>
-    </w:pPr>
-    <w:rPr>
-      <w:rFonts w:ascii="Times New Roman" w:cs="Times New Roman" w:eastAsia="Times New Roman" w:hAnsi="Times New Roman"/>
-      <w:i/>
-      <w:iCs/>
-      <w:color w:val="000000"/>
-      <w:sz w:val="20"/>
-      <w:szCs w:val="20"/>
-    </w:rPr>
-  </w:style>
-  <w:style w:type="paragraph" w:styleId="OABlockSignatureFollow">
-    <w:name w:val="OA Block signature-follow"/>
-    <w:basedOn w:val="Normal"/>
-    <w:next w:val="Normal"/>
-    <w:qFormat/>
-    <w:pPr>
-      <w:spacing w:after="120" w:before="0" w:line="276" w:lineRule="auto"/>
-      <w:jc w:val="center"/>
-    </w:pPr>
-    <w:rPr>
-      <w:rFonts w:ascii="Times New Roman" w:cs="Times New Roman" w:eastAsia="Times New Roman" w:hAnsi="Times New Roman"/>
-      <w:color w:val="000000"/>
-      <w:sz w:val="24"/>
-      <w:szCs w:val="24"/>
-    </w:rPr>
-  </w:style>
-  <w:style w:type="paragraph" w:styleId="OABlockSignatureIntro">
-    <w:name w:val="OA Block signature-intro"/>
-    <w:basedOn w:val="Normal"/>
-    <w:next w:val="Normal"/>
-    <w:qFormat/>
-    <w:pPr>
-      <w:spacing w:after="120" w:before="0" w:line="276" w:lineRule="auto"/>
-    </w:pPr>
-    <w:rPr>
-      <w:rFonts w:ascii="Times New Roman" w:cs="Times New Roman" w:eastAsia="Times New Roman" w:hAnsi="Times New Roman"/>
-      <w:color w:val="000000"/>
-      <w:sz w:val="24"/>
-      <w:szCs w:val="24"/>
-    </w:rPr>
-  </w:style>
-  <w:style w:type="paragraph" w:styleId="OABlockSignatureLine">
-    <w:name w:val="OA Block signature-line"/>
-    <w:basedOn w:val="Normal"/>
-    <w:next w:val="Normal"/>
-    <w:qFormat/>
-    <w:pPr>
-      <w:spacing w:after="0" w:before="480" w:line="276" w:lineRule="auto"/>
-    </w:pPr>
-    <w:rPr>
-      <w:rFonts w:ascii="Times New Roman" w:cs="Times New Roman" w:eastAsia="Times New Roman" w:hAnsi="Times New Roman"/>
-      <w:color w:val="000000"/>
-      <w:sz w:val="24"/>
-      <w:szCs w:val="24"/>
-    </w:rPr>
-  </w:style>
-  <w:style w:type="paragraph" w:styleId="OABlockSignatureName">
-    <w:name w:val="OA Block signature-name"/>
-    <w:basedOn w:val="Normal"/>
-    <w:next w:val="Normal"/>
-    <w:qFormat/>
-    <w:pPr>
-      <w:spacing w:after="120" w:before="0" w:line="276" w:lineRule="auto"/>
-    </w:pPr>
-    <w:rPr>
-      <w:rFonts w:ascii="Times New Roman" w:cs="Times New Roman" w:eastAsia="Times New Roman" w:hAnsi="Times New Roman"/>
-      <w:color w:val="000000"/>
-      <w:sz w:val="24"/>
-      <w:szCs w:val="24"/>
-    </w:rPr>
-  </w:style>
-  <w:style w:type="paragraph" w:styleId="OABlockSignatureDate">
-    <w:name w:val="OA Block signature-date"/>
-    <w:basedOn w:val="Normal"/>
-    <w:next w:val="Normal"/>
-    <w:qFormat/>
-    <w:pPr>
-      <w:spacing w:after="120" w:before="0" w:line="276" w:lineRule="auto"/>
-    </w:pPr>
-    <w:rPr>
-      <w:rFonts w:ascii="Times New Roman" w:cs="Times New Roman" w:eastAsia="Times New Roman" w:hAnsi="Times New Roman"/>
-      <w:color w:val="000000"/>
-      <w:sz w:val="24"/>
-      <w:szCs w:val="24"/>
+      <w:rFonts w:ascii="Arial" w:cs="Arial" w:eastAsia="Arial" w:hAnsi="Arial"/>
+      <w:color w:val="1D2021"/>
+      <w:sz w:val="22"/>
+      <w:szCs w:val="22"/>
     </w:rPr>
   </w:style>
 </w:styles>

--- a/content/templates/openagreements-board-consent-safe/template.docx
+++ b/content/templates/openagreements-board-consent-safe/template.docx
@@ -78,7 +78,7 @@
                 <w:sz w:val="16"/>
                 <w:szCs w:val="16"/>
               </w:rPr>
-              <w:t xml:space="preserve">The key business terms of this board consent are as follows.</w:t>
+              <w:t xml:space="preserve">The key terms reflected on this cover page are as follows. This action by written consent of the Board (this "Board Consent") consists of (a) this cover page (this "Cover Page") and (b) the resolutions attached hereto (the "Resolutions"). If there is any conflict between the Cover Page and the Resolutions, the Cover Page controls.</w:t>
             </w:r>
           </w:p>
         </w:tc>
@@ -270,7 +270,311 @@
                 <w:sz w:val="22"/>
                 <w:szCs w:val="22"/>
               </w:rPr>
-              <w:t xml:space="preserve">Aggregate SAFE Purchase Amount</w:t>
+              <w:t xml:space="preserve">Instrument</w:t>
+            </w:r>
+          </w:p>
+        </w:tc>
+        <w:tc>
+          <w:tcPr>
+            <w:tcBorders>
+              <w:top w:val="single" w:color="C7C7C7" w:sz="4"/>
+              <w:left w:val="nil" w:color="FFFFFF" w:sz="0"/>
+              <w:bottom w:val="single" w:color="C7C7C7" w:sz="4"/>
+              <w:right w:val="nil" w:color="FFFFFF" w:sz="0"/>
+            </w:tcBorders>
+            <w:tcMar>
+              <w:top w:type="dxa" w:w="80"/>
+              <w:left w:type="dxa" w:w="115"/>
+              <w:bottom w:type="dxa" w:w="80"/>
+              <w:right w:type="dxa" w:w="115"/>
+            </w:tcMar>
+            <w:vAlign w:val="center"/>
+          </w:tcPr>
+          <w:p>
+            <w:pPr>
+              <w:spacing w:after="0" w:before="0" w:line="340" w:beforeAutospacing="false" w:afterAutospacing="false"/>
+              <w:contextualSpacing w:val="false"/>
+            </w:pPr>
+            <w:r>
+              <w:rPr>
+                <w:rFonts w:ascii="Arial" w:cs="Arial" w:eastAsia="Arial" w:hAnsi="Arial"/>
+                <w:b w:val="false"/>
+                <w:bCs w:val="false"/>
+                <w:i w:val="false"/>
+                <w:iCs w:val="false"/>
+                <w:color w:val="1D2021"/>
+                <w:sz w:val="22"/>
+                <w:szCs w:val="22"/>
+              </w:rPr>
+              <w:t xml:space="preserve">Simple Agreement for Future Equity ("SAFE")</w:t>
+            </w:r>
+          </w:p>
+        </w:tc>
+      </w:tr>
+      <w:tr>
+        <w:trPr>
+          <w:trHeight w:val="700" w:hRule="atLeast"/>
+        </w:trPr>
+        <w:tc>
+          <w:tcPr>
+            <w:tcBorders>
+              <w:top w:val="single" w:color="C7C7C7" w:sz="4"/>
+              <w:left w:val="nil" w:color="FFFFFF" w:sz="0"/>
+              <w:bottom w:val="single" w:color="C7C7C7" w:sz="4"/>
+              <w:right w:val="nil" w:color="FFFFFF" w:sz="0"/>
+            </w:tcBorders>
+            <w:tcMar>
+              <w:top w:type="dxa" w:w="80"/>
+              <w:left w:type="dxa" w:w="345"/>
+              <w:bottom w:type="dxa" w:w="80"/>
+              <w:right w:type="dxa" w:w="115"/>
+            </w:tcMar>
+            <w:vAlign w:val="center"/>
+          </w:tcPr>
+          <w:p>
+            <w:pPr>
+              <w:spacing w:after="0" w:before="0" w:line="340"/>
+            </w:pPr>
+            <w:r>
+              <w:rPr>
+                <w:rFonts w:ascii="Arial" w:cs="Arial" w:eastAsia="Arial" w:hAnsi="Arial"/>
+                <w:b w:val="false"/>
+                <w:bCs w:val="false"/>
+                <w:i/>
+                <w:iCs/>
+                <w:color w:val="494A4B"/>
+                <w:sz w:val="20"/>
+                <w:szCs w:val="20"/>
+              </w:rPr>
+              <w:t xml:space="preserve">Valuation Cap (Post-Money)</w:t>
+            </w:r>
+          </w:p>
+        </w:tc>
+        <w:tc>
+          <w:tcPr>
+            <w:tcBorders>
+              <w:top w:val="single" w:color="C7C7C7" w:sz="4"/>
+              <w:left w:val="nil" w:color="FFFFFF" w:sz="0"/>
+              <w:bottom w:val="single" w:color="C7C7C7" w:sz="4"/>
+              <w:right w:val="nil" w:color="FFFFFF" w:sz="0"/>
+            </w:tcBorders>
+            <w:tcMar>
+              <w:top w:type="dxa" w:w="80"/>
+              <w:left w:type="dxa" w:w="115"/>
+              <w:bottom w:type="dxa" w:w="80"/>
+              <w:right w:type="dxa" w:w="115"/>
+            </w:tcMar>
+            <w:vAlign w:val="center"/>
+          </w:tcPr>
+          <w:p>
+            <w:pPr>
+              <w:spacing w:after="0" w:before="0" w:line="340" w:beforeAutospacing="false" w:afterAutospacing="false"/>
+              <w:contextualSpacing w:val="false"/>
+            </w:pPr>
+            <w:r>
+              <w:rPr>
+                <w:rFonts w:ascii="Arial" w:cs="Arial" w:eastAsia="Arial" w:hAnsi="Arial"/>
+                <w:b w:val="false"/>
+                <w:bCs w:val="false"/>
+                <w:i w:val="false"/>
+                <w:iCs w:val="false"/>
+                <w:color w:val="1D2021"/>
+                <w:sz w:val="22"/>
+                <w:szCs w:val="22"/>
+              </w:rPr>
+              <w:t xml:space="preserve">{safe_valuation_cap}</w:t>
+            </w:r>
+          </w:p>
+        </w:tc>
+      </w:tr>
+      <w:tr>
+        <w:trPr>
+          <w:trHeight w:val="700" w:hRule="atLeast"/>
+        </w:trPr>
+        <w:tc>
+          <w:tcPr>
+            <w:tcBorders>
+              <w:top w:val="single" w:color="C7C7C7" w:sz="4"/>
+              <w:left w:val="nil" w:color="FFFFFF" w:sz="0"/>
+              <w:bottom w:val="single" w:color="C7C7C7" w:sz="4"/>
+              <w:right w:val="nil" w:color="FFFFFF" w:sz="0"/>
+            </w:tcBorders>
+            <w:tcMar>
+              <w:top w:type="dxa" w:w="80"/>
+              <w:left w:type="dxa" w:w="345"/>
+              <w:bottom w:type="dxa" w:w="80"/>
+              <w:right w:type="dxa" w:w="115"/>
+            </w:tcMar>
+            <w:vAlign w:val="center"/>
+          </w:tcPr>
+          <w:p>
+            <w:pPr>
+              <w:spacing w:after="0" w:before="0" w:line="340"/>
+            </w:pPr>
+            <w:r>
+              <w:rPr>
+                <w:rFonts w:ascii="Arial" w:cs="Arial" w:eastAsia="Arial" w:hAnsi="Arial"/>
+                <w:b w:val="false"/>
+                <w:bCs w:val="false"/>
+                <w:i/>
+                <w:iCs/>
+                <w:color w:val="494A4B"/>
+                <w:sz w:val="20"/>
+                <w:szCs w:val="20"/>
+              </w:rPr>
+              <w:t xml:space="preserve">Discount Rate</w:t>
+            </w:r>
+          </w:p>
+        </w:tc>
+        <w:tc>
+          <w:tcPr>
+            <w:tcBorders>
+              <w:top w:val="single" w:color="C7C7C7" w:sz="4"/>
+              <w:left w:val="nil" w:color="FFFFFF" w:sz="0"/>
+              <w:bottom w:val="single" w:color="C7C7C7" w:sz="4"/>
+              <w:right w:val="nil" w:color="FFFFFF" w:sz="0"/>
+            </w:tcBorders>
+            <w:tcMar>
+              <w:top w:type="dxa" w:w="80"/>
+              <w:left w:type="dxa" w:w="115"/>
+              <w:bottom w:type="dxa" w:w="80"/>
+              <w:right w:type="dxa" w:w="115"/>
+            </w:tcMar>
+            <w:vAlign w:val="center"/>
+          </w:tcPr>
+          <w:p>
+            <w:pPr>
+              <w:spacing w:after="0" w:before="0" w:line="340" w:beforeAutospacing="false" w:afterAutospacing="false"/>
+              <w:contextualSpacing w:val="false"/>
+            </w:pPr>
+            <w:r>
+              <w:rPr>
+                <w:rFonts w:ascii="Arial" w:cs="Arial" w:eastAsia="Arial" w:hAnsi="Arial"/>
+                <w:b w:val="false"/>
+                <w:bCs w:val="false"/>
+                <w:i w:val="false"/>
+                <w:iCs w:val="false"/>
+                <w:color w:val="1D2021"/>
+                <w:sz w:val="22"/>
+                <w:szCs w:val="22"/>
+              </w:rPr>
+              <w:t xml:space="preserve">{safe_discount_rate}</w:t>
+            </w:r>
+          </w:p>
+        </w:tc>
+      </w:tr>
+      <w:tr>
+        <w:trPr>
+          <w:trHeight w:val="700" w:hRule="atLeast"/>
+        </w:trPr>
+        <w:tc>
+          <w:tcPr>
+            <w:tcBorders>
+              <w:top w:val="single" w:color="C7C7C7" w:sz="4"/>
+              <w:left w:val="nil" w:color="FFFFFF" w:sz="0"/>
+              <w:bottom w:val="single" w:color="C7C7C7" w:sz="4"/>
+              <w:right w:val="nil" w:color="FFFFFF" w:sz="0"/>
+            </w:tcBorders>
+            <w:tcMar>
+              <w:top w:type="dxa" w:w="80"/>
+              <w:left w:type="dxa" w:w="345"/>
+              <w:bottom w:type="dxa" w:w="80"/>
+              <w:right w:type="dxa" w:w="115"/>
+            </w:tcMar>
+            <w:vAlign w:val="center"/>
+          </w:tcPr>
+          <w:p>
+            <w:pPr>
+              <w:spacing w:after="0" w:before="0" w:line="340"/>
+            </w:pPr>
+            <w:r>
+              <w:rPr>
+                <w:rFonts w:ascii="Arial" w:cs="Arial" w:eastAsia="Arial" w:hAnsi="Arial"/>
+                <w:b w:val="false"/>
+                <w:bCs w:val="false"/>
+                <w:i/>
+                <w:iCs/>
+                <w:color w:val="494A4B"/>
+                <w:sz w:val="20"/>
+                <w:szCs w:val="20"/>
+              </w:rPr>
+              <w:t xml:space="preserve">Changes to Standard Terms</w:t>
+            </w:r>
+          </w:p>
+        </w:tc>
+        <w:tc>
+          <w:tcPr>
+            <w:tcBorders>
+              <w:top w:val="single" w:color="C7C7C7" w:sz="4"/>
+              <w:left w:val="nil" w:color="FFFFFF" w:sz="0"/>
+              <w:bottom w:val="single" w:color="C7C7C7" w:sz="4"/>
+              <w:right w:val="nil" w:color="FFFFFF" w:sz="0"/>
+            </w:tcBorders>
+            <w:tcMar>
+              <w:top w:type="dxa" w:w="80"/>
+              <w:left w:type="dxa" w:w="115"/>
+              <w:bottom w:type="dxa" w:w="80"/>
+              <w:right w:type="dxa" w:w="115"/>
+            </w:tcMar>
+            <w:vAlign w:val="center"/>
+          </w:tcPr>
+          <w:p>
+            <w:pPr>
+              <w:spacing w:after="0" w:before="0" w:line="340" w:beforeAutospacing="false" w:afterAutospacing="false"/>
+              <w:contextualSpacing w:val="false"/>
+            </w:pPr>
+            <w:r>
+              <w:rPr>
+                <w:rFonts w:ascii="Arial" w:cs="Arial" w:eastAsia="Arial" w:hAnsi="Arial"/>
+                <w:b w:val="false"/>
+                <w:bCs w:val="false"/>
+                <w:i w:val="false"/>
+                <w:iCs w:val="false"/>
+                <w:color w:val="1D2021"/>
+                <w:sz w:val="22"/>
+                <w:szCs w:val="22"/>
+              </w:rPr>
+              <w:t xml:space="preserve">{safe_changes_to_standard_terms}</w:t>
+            </w:r>
+          </w:p>
+        </w:tc>
+      </w:tr>
+      <w:tr>
+        <w:trPr>
+          <w:trHeight w:val="700" w:hRule="atLeast"/>
+        </w:trPr>
+        <w:tc>
+          <w:tcPr>
+            <w:tcBorders>
+              <w:top w:val="single" w:color="C7C7C7" w:sz="4"/>
+              <w:left w:val="nil" w:color="FFFFFF" w:sz="0"/>
+              <w:bottom w:val="single" w:color="C7C7C7" w:sz="4"/>
+              <w:right w:val="nil" w:color="FFFFFF" w:sz="0"/>
+            </w:tcBorders>
+            <w:tcMar>
+              <w:top w:type="dxa" w:w="80"/>
+              <w:left w:type="dxa" w:w="115"/>
+              <w:bottom w:type="dxa" w:w="80"/>
+              <w:right w:type="dxa" w:w="115"/>
+            </w:tcMar>
+            <w:vAlign w:val="center"/>
+          </w:tcPr>
+          <w:p>
+            <w:pPr>
+              <w:spacing w:after="0" w:before="0" w:line="340"/>
+            </w:pPr>
+            <w:r>
+              <w:rPr>
+                <w:rFonts w:ascii="Arial" w:cs="Arial" w:eastAsia="Arial" w:hAnsi="Arial"/>
+                <w:b/>
+                <w:bCs/>
+                <w:i w:val="false"/>
+                <w:iCs w:val="false"/>
+                <w:color w:val="1D2021"/>
+                <w:sz w:val="22"/>
+                <w:szCs w:val="22"/>
+              </w:rPr>
+              <w:t xml:space="preserve">Maximum Aggregate SAFE Purchase Amount</w:t>
             </w:r>
           </w:p>
         </w:tc>
@@ -311,82 +615,6 @@
           </w:p>
         </w:tc>
       </w:tr>
-      <w:tr>
-        <w:trPr>
-          <w:trHeight w:val="700" w:hRule="atLeast"/>
-        </w:trPr>
-        <w:tc>
-          <w:tcPr>
-            <w:tcBorders>
-              <w:top w:val="single" w:color="C7C7C7" w:sz="4"/>
-              <w:left w:val="nil" w:color="FFFFFF" w:sz="0"/>
-              <w:bottom w:val="single" w:color="C7C7C7" w:sz="4"/>
-              <w:right w:val="nil" w:color="FFFFFF" w:sz="0"/>
-            </w:tcBorders>
-            <w:tcMar>
-              <w:top w:type="dxa" w:w="80"/>
-              <w:left w:type="dxa" w:w="115"/>
-              <w:bottom w:type="dxa" w:w="80"/>
-              <w:right w:type="dxa" w:w="115"/>
-            </w:tcMar>
-            <w:vAlign w:val="center"/>
-          </w:tcPr>
-          <w:p>
-            <w:pPr>
-              <w:spacing w:after="0" w:before="0" w:line="340"/>
-            </w:pPr>
-            <w:r>
-              <w:rPr>
-                <w:rFonts w:ascii="Arial" w:cs="Arial" w:eastAsia="Arial" w:hAnsi="Arial"/>
-                <w:b/>
-                <w:bCs/>
-                <w:i w:val="false"/>
-                <w:iCs w:val="false"/>
-                <w:color w:val="1D2021"/>
-                <w:sz w:val="22"/>
-                <w:szCs w:val="22"/>
-              </w:rPr>
-              <w:t xml:space="preserve">Governing Law</w:t>
-            </w:r>
-          </w:p>
-        </w:tc>
-        <w:tc>
-          <w:tcPr>
-            <w:tcBorders>
-              <w:top w:val="single" w:color="C7C7C7" w:sz="4"/>
-              <w:left w:val="nil" w:color="FFFFFF" w:sz="0"/>
-              <w:bottom w:val="single" w:color="C7C7C7" w:sz="4"/>
-              <w:right w:val="nil" w:color="FFFFFF" w:sz="0"/>
-            </w:tcBorders>
-            <w:tcMar>
-              <w:top w:type="dxa" w:w="80"/>
-              <w:left w:type="dxa" w:w="115"/>
-              <w:bottom w:type="dxa" w:w="80"/>
-              <w:right w:type="dxa" w:w="115"/>
-            </w:tcMar>
-            <w:vAlign w:val="center"/>
-          </w:tcPr>
-          <w:p>
-            <w:pPr>
-              <w:spacing w:after="0" w:before="0" w:line="340" w:beforeAutospacing="false" w:afterAutospacing="false"/>
-              <w:contextualSpacing w:val="false"/>
-            </w:pPr>
-            <w:r>
-              <w:rPr>
-                <w:rFonts w:ascii="Arial" w:cs="Arial" w:eastAsia="Arial" w:hAnsi="Arial"/>
-                <w:b w:val="false"/>
-                <w:bCs w:val="false"/>
-                <w:i w:val="false"/>
-                <w:iCs w:val="false"/>
-                <w:color w:val="1D2021"/>
-                <w:sz w:val="22"/>
-                <w:szCs w:val="22"/>
-              </w:rPr>
-              <w:t xml:space="preserve">Delaware</w:t>
-            </w:r>
-          </w:p>
-        </w:tc>
-      </w:tr>
     </w:tbl>
     <w:p>
       <w:pPr>
@@ -414,7 +642,7 @@
           <w:sz w:val="22"/>
           <w:szCs w:val="22"/>
         </w:rPr>
-        <w:t xml:space="preserve">Standard Terms</w:t>
+        <w:t xml:space="preserve">Resolutions</w:t>
       </w:r>
     </w:p>
     <w:p>
@@ -432,7 +660,7 @@
           <w:sz w:val="22"/>
           <w:szCs w:val="22"/>
         </w:rPr>
-        <w:t xml:space="preserve">1. Board Action Under Delaware Law.</w:t>
+        <w:t xml:space="preserve">1. Action by Written Consent of the Board.</w:t>
       </w:r>
     </w:p>
     <w:p>
@@ -452,25 +680,7 @@
           <w:sz w:val="22"/>
           <w:szCs w:val="22"/>
         </w:rPr>
-        <w:t xml:space="preserve">All members of the Board of Directors of Company adopt this action by unanimous written consent pursuant to Section 141(f) of the Delaware General Corporation Law.</w:t>
-      </w:r>
-    </w:p>
-    <w:p>
-      <w:pPr>
-        <w:pStyle w:val="OAClauseHeading"/>
-        <w:spacing w:after="120" w:before="320" w:line="340" w:beforeAutospacing="false" w:afterAutospacing="false"/>
-        <w:contextualSpacing w:val="false"/>
-      </w:pPr>
-      <w:r>
-        <w:rPr>
-          <w:rFonts w:ascii="Arial" w:cs="Arial" w:eastAsia="Arial" w:hAnsi="Arial"/>
-          <w:b/>
-          <w:bCs/>
-          <w:color w:val="1D2021"/>
-          <w:sz w:val="22"/>
-          <w:szCs w:val="22"/>
-        </w:rPr>
-        <w:t xml:space="preserve">2. Approval of SAFE Financing.</w:t>
+        <w:t xml:space="preserve">The undersigned, constituting all of the members of the Board of Directors (the "Board") of {company_name}, a Delaware corporation (the "Company"), pursuant to Section 141(f) of the Delaware General Corporation Law, hereby adopt the following resolutions by written consent.</w:t>
       </w:r>
     </w:p>
     <w:p>
@@ -490,7 +700,7 @@
           <w:sz w:val="22"/>
           <w:szCs w:val="22"/>
         </w:rPr>
-        <w:t xml:space="preserve">Board has determined that it is in the best interests of Company to enter into one or more Simple Agreements for Future Equity, or SAFEs, for the aggregate purchase amount listed in Cover Terms, and each SAFE in substantially the form presented to Board is approved.</w:t>
+        <w:t xml:space="preserve">This action by written consent (this "Board Consent") records the approval reflected on the Cover Page and the resolutions below.</w:t>
       </w:r>
     </w:p>
     <w:p>
@@ -508,7 +718,7 @@
           <w:sz w:val="22"/>
           <w:szCs w:val="22"/>
         </w:rPr>
-        <w:t xml:space="preserve">3. Officer Authority.</w:t>
+        <w:t xml:space="preserve">2. Approval of SAFE Financing.</w:t>
       </w:r>
     </w:p>
     <w:p>
@@ -528,25 +738,7 @@
           <w:sz w:val="22"/>
           <w:szCs w:val="22"/>
         </w:rPr>
-        <w:t xml:space="preserve">Each officer of Company is authorized and directed, for and on behalf of Company, to execute and deliver each SAFE and any related agreements, certificates, notices, or other documents required or contemplated by any SAFE or otherwise necessary or appropriate in connection with the SAFE financing.</w:t>
-      </w:r>
-    </w:p>
-    <w:p>
-      <w:pPr>
-        <w:pStyle w:val="OAClauseHeading"/>
-        <w:spacing w:after="120" w:before="320" w:line="340" w:beforeAutospacing="false" w:afterAutospacing="false"/>
-        <w:contextualSpacing w:val="false"/>
-      </w:pPr>
-      <w:r>
-        <w:rPr>
-          <w:rFonts w:ascii="Arial" w:cs="Arial" w:eastAsia="Arial" w:hAnsi="Arial"/>
-          <w:b/>
-          <w:bCs/>
-          <w:color w:val="1D2021"/>
-          <w:sz w:val="22"/>
-          <w:szCs w:val="22"/>
-        </w:rPr>
-        <w:t xml:space="preserve">4. Negotiated Changes.</w:t>
+        <w:t xml:space="preserve">WHEREAS, the Board believes it is in the best interests of the Company to approve the issuance by the Company of one or more SAFEs (each, a "SAFE", and together, the "SAFEs"), of the type described in the Cover Terms, for an aggregate purchase amount of up to the Maximum Aggregate SAFE Purchase Amount listed in the Cover Terms, in accordance with their terms.</w:t>
       </w:r>
     </w:p>
     <w:p>
@@ -566,25 +758,7 @@
           <w:sz w:val="22"/>
           <w:szCs w:val="22"/>
         </w:rPr>
-        <w:t xml:space="preserve">Each officer of Company is further authorized to negotiate and approve additions, modifications, amendments, or deletions to any SAFE or related document, and execution and delivery by that officer will be conclusive evidence of that approval.</w:t>
-      </w:r>
-    </w:p>
-    <w:p>
-      <w:pPr>
-        <w:pStyle w:val="OAClauseHeading"/>
-        <w:spacing w:after="120" w:before="320" w:line="340" w:beforeAutospacing="false" w:afterAutospacing="false"/>
-        <w:contextualSpacing w:val="false"/>
-      </w:pPr>
-      <w:r>
-        <w:rPr>
-          <w:rFonts w:ascii="Arial" w:cs="Arial" w:eastAsia="Arial" w:hAnsi="Arial"/>
-          <w:b/>
-          <w:bCs/>
-          <w:color w:val="1D2021"/>
-          <w:sz w:val="22"/>
-          <w:szCs w:val="22"/>
-        </w:rPr>
-        <w:t xml:space="preserve">5. Reservation and Issuance of Shares.</w:t>
+        <w:t xml:space="preserve">RESOLVED, that the issuance by the Company of each SAFE, in substantially the form presented to the Board, be, and it hereby is, approved in all respects.</w:t>
       </w:r>
     </w:p>
     <w:p>
@@ -604,7 +778,7 @@
           <w:sz w:val="22"/>
           <w:szCs w:val="22"/>
         </w:rPr>
-        <w:t xml:space="preserve">Shares of Company capital stock issuable upon conversion of each SAFE are reserved for issuance, and when issued in accordance with the applicable SAFE, those shares will be duly and validly issued, fully paid, and nonassessable.</w:t>
+        <w:t xml:space="preserve">RESOLVED FURTHER, that the officers of the Company be, and each of them hereby is, authorized and directed, for and on behalf of the Company, to execute and deliver each SAFE, and any and all other agreements, certificates or documents required or contemplated by any SAFE or deemed necessary or appropriate in connection therewith, and to take all actions deemed necessary or appropriate to cause the Company's obligations thereunder to be performed.</w:t>
       </w:r>
     </w:p>
     <w:p>
@@ -622,7 +796,7 @@
           <w:sz w:val="22"/>
           <w:szCs w:val="22"/>
         </w:rPr>
-        <w:t xml:space="preserve">6. Securities Law Compliance.</w:t>
+        <w:t xml:space="preserve">3. Officer Authority.</w:t>
       </w:r>
     </w:p>
     <w:p>
@@ -642,7 +816,7 @@
           <w:sz w:val="22"/>
           <w:szCs w:val="22"/>
         </w:rPr>
-        <w:t xml:space="preserve">The SAFE financing is approved to be offered and sold in reliance on applicable exemptions from registration under the Securities Act of 1933, as amended, and applicable state securities laws. Each officer of Company is authorized to execute and file any forms, certificates, notices, or other documents that are necessary or appropriate in connection with that compliance.</w:t>
+        <w:t xml:space="preserve">Each officer of the Company is authorized and directed, for and on behalf of the Company, to execute and deliver each SAFE and any related agreements, certificates, notices, or other documents required or contemplated by any SAFE or otherwise necessary or appropriate in connection with the SAFE financing.</w:t>
       </w:r>
     </w:p>
     <w:p>
@@ -660,7 +834,7 @@
           <w:sz w:val="22"/>
           <w:szCs w:val="22"/>
         </w:rPr>
-        <w:t xml:space="preserve">7. Further Actions.</w:t>
+        <w:t xml:space="preserve">4. Negotiated Changes.</w:t>
       </w:r>
     </w:p>
     <w:p>
@@ -680,7 +854,141 @@
           <w:sz w:val="22"/>
           <w:szCs w:val="22"/>
         </w:rPr>
-        <w:t xml:space="preserve">Each officer of Company is authorized and directed to take any further actions and execute any additional documents necessary or appropriate to implement these approvals.</w:t>
+        <w:t xml:space="preserve">Each officer of the Company is further authorized to negotiate and approve additions, modifications, amendments, or deletions to any SAFE or related document, and execution and delivery by that officer will be conclusive evidence of that approval.</w:t>
+      </w:r>
+    </w:p>
+    <w:p>
+      <w:pPr>
+        <w:pStyle w:val="OAClauseHeading"/>
+        <w:spacing w:after="120" w:before="320" w:line="340" w:beforeAutospacing="false" w:afterAutospacing="false"/>
+        <w:contextualSpacing w:val="false"/>
+      </w:pPr>
+      <w:r>
+        <w:rPr>
+          <w:rFonts w:ascii="Arial" w:cs="Arial" w:eastAsia="Arial" w:hAnsi="Arial"/>
+          <w:b/>
+          <w:bCs/>
+          <w:color w:val="1D2021"/>
+          <w:sz w:val="22"/>
+          <w:szCs w:val="22"/>
+        </w:rPr>
+        <w:t xml:space="preserve">5. Reservation and Issuance of Shares.</w:t>
+      </w:r>
+    </w:p>
+    <w:p>
+      <w:pPr>
+        <w:pStyle w:val="OAClauseBody"/>
+        <w:spacing w:after="280" w:before="0" w:line="340" w:beforeAutospacing="false" w:afterAutospacing="false"/>
+        <w:contextualSpacing w:val="false"/>
+      </w:pPr>
+      <w:r>
+        <w:rPr>
+          <w:rFonts w:ascii="Arial" w:cs="Arial" w:eastAsia="Arial" w:hAnsi="Arial"/>
+          <w:b w:val="false"/>
+          <w:bCs w:val="false"/>
+          <w:i w:val="false"/>
+          <w:iCs w:val="false"/>
+          <w:color w:val="1D2021"/>
+          <w:sz w:val="22"/>
+          <w:szCs w:val="22"/>
+        </w:rPr>
+        <w:t xml:space="preserve">RESOLVED FURTHER, that shares of the Company's capital stock issuable upon conversion of each SAFE be, and they hereby are, reserved for issuance upon conversion of such SAFE in accordance with its terms.</w:t>
+      </w:r>
+    </w:p>
+    <w:p>
+      <w:pPr>
+        <w:pStyle w:val="OAClauseBody"/>
+        <w:spacing w:after="280" w:before="0" w:line="340" w:beforeAutospacing="false" w:afterAutospacing="false"/>
+        <w:contextualSpacing w:val="false"/>
+      </w:pPr>
+      <w:r>
+        <w:rPr>
+          <w:rFonts w:ascii="Arial" w:cs="Arial" w:eastAsia="Arial" w:hAnsi="Arial"/>
+          <w:b w:val="false"/>
+          <w:bCs w:val="false"/>
+          <w:i w:val="false"/>
+          <w:iCs w:val="false"/>
+          <w:color w:val="1D2021"/>
+          <w:sz w:val="22"/>
+          <w:szCs w:val="22"/>
+        </w:rPr>
+        <w:t xml:space="preserve">RESOLVED FURTHER, that when shares of the Company's capital stock are issued upon conversion of any SAFE in accordance with its terms, such shares shall be duly and validly issued, fully paid and nonassessable.</w:t>
+      </w:r>
+    </w:p>
+    <w:p>
+      <w:pPr>
+        <w:pStyle w:val="OAClauseHeading"/>
+        <w:spacing w:after="120" w:before="320" w:line="340" w:beforeAutospacing="false" w:afterAutospacing="false"/>
+        <w:contextualSpacing w:val="false"/>
+      </w:pPr>
+      <w:r>
+        <w:rPr>
+          <w:rFonts w:ascii="Arial" w:cs="Arial" w:eastAsia="Arial" w:hAnsi="Arial"/>
+          <w:b/>
+          <w:bCs/>
+          <w:color w:val="1D2021"/>
+          <w:sz w:val="22"/>
+          <w:szCs w:val="22"/>
+        </w:rPr>
+        <w:t xml:space="preserve">6. Securities Law Compliance.</w:t>
+      </w:r>
+    </w:p>
+    <w:p>
+      <w:pPr>
+        <w:pStyle w:val="OAClauseBody"/>
+        <w:spacing w:after="280" w:before="0" w:line="340" w:beforeAutospacing="false" w:afterAutospacing="false"/>
+        <w:contextualSpacing w:val="false"/>
+      </w:pPr>
+      <w:r>
+        <w:rPr>
+          <w:rFonts w:ascii="Arial" w:cs="Arial" w:eastAsia="Arial" w:hAnsi="Arial"/>
+          <w:b w:val="false"/>
+          <w:bCs w:val="false"/>
+          <w:i w:val="false"/>
+          <w:iCs w:val="false"/>
+          <w:color w:val="1D2021"/>
+          <w:sz w:val="22"/>
+          <w:szCs w:val="22"/>
+        </w:rPr>
+        <w:t xml:space="preserve">RESOLVED FURTHER, that each SAFE shall be offered and sold in reliance on any applicable exemption from registration provided by the Securities Act of 1933, as amended, and any applicable exemption under applicable state blue sky laws, and that the officers of the Company be, and each of them hereby is, authorized and directed, for and on behalf of the Company, to execute and file any forms, certificates, notices or other documents that are necessary or appropriate pursuant to federal or state securities laws.</w:t>
+      </w:r>
+    </w:p>
+    <w:p>
+      <w:pPr>
+        <w:pStyle w:val="OAClauseHeading"/>
+        <w:spacing w:after="120" w:before="320" w:line="340" w:beforeAutospacing="false" w:afterAutospacing="false"/>
+        <w:contextualSpacing w:val="false"/>
+      </w:pPr>
+      <w:r>
+        <w:rPr>
+          <w:rFonts w:ascii="Arial" w:cs="Arial" w:eastAsia="Arial" w:hAnsi="Arial"/>
+          <w:b/>
+          <w:bCs/>
+          <w:color w:val="1D2021"/>
+          <w:sz w:val="22"/>
+          <w:szCs w:val="22"/>
+        </w:rPr>
+        <w:t xml:space="preserve">7. General Authorizing Resolution.</w:t>
+      </w:r>
+    </w:p>
+    <w:p>
+      <w:pPr>
+        <w:pStyle w:val="OAClauseBody"/>
+        <w:spacing w:after="280" w:before="0" w:line="340" w:beforeAutospacing="false" w:afterAutospacing="false"/>
+        <w:contextualSpacing w:val="false"/>
+      </w:pPr>
+      <w:r>
+        <w:rPr>
+          <w:rFonts w:ascii="Arial" w:cs="Arial" w:eastAsia="Arial" w:hAnsi="Arial"/>
+          <w:b w:val="false"/>
+          <w:bCs w:val="false"/>
+          <w:i w:val="false"/>
+          <w:iCs w:val="false"/>
+          <w:color w:val="1D2021"/>
+          <w:sz w:val="22"/>
+          <w:szCs w:val="22"/>
+        </w:rPr>
+        <w:t xml:space="preserve">RESOLVED, that the officers of the Company be, and each of them hereby is, authorized and directed, for and on behalf of the Company, to take such further actions and execute such documents as may be necessary or appropriate in order to implement the foregoing resolutions.</w:t>
       </w:r>
     </w:p>
     <w:p>
@@ -725,21 +1033,15 @@
           <w:i w:val="false"/>
           <w:iCs w:val="false"/>
           <w:color w:val="1D2021"/>
-          <w:sz w:val="16"/>
-          <w:szCs w:val="16"/>
-        </w:rPr>
-        <w:t xml:space="preserve">This Action by Written Consent shall be filed with the minutes of the proceedings of the Board of Directors of Company.</w:t>
-      </w:r>
-    </w:p>
-    <w:p>
-      <w:pPr>
-        <w:spacing w:after="280" w:before="0" w:line="340" w:beforeAutospacing="false" w:afterAutospacing="false"/>
-        <w:contextualSpacing w:val="false"/>
-      </w:pPr>
-    </w:p>
-    <w:p>
-      <w:pPr>
-        <w:spacing w:after="280" w:before="0" w:line="340" w:beforeAutospacing="false" w:afterAutospacing="false"/>
+          <w:sz w:val="22"/>
+          <w:szCs w:val="22"/>
+        </w:rPr>
+        <w:t xml:space="preserve">This Board Consent shall be filed with the minutes of the proceedings of the Board.</w:t>
+      </w:r>
+    </w:p>
+    <w:p>
+      <w:pPr>
+        <w:spacing w:after="280" w:before="280" w:line="340" w:beforeAutospacing="false" w:afterAutospacing="false"/>
         <w:contextualSpacing w:val="false"/>
       </w:pPr>
       <w:r>
@@ -750,10 +1052,10 @@
           <w:i w:val="false"/>
           <w:iCs w:val="false"/>
           <w:color w:val="1D2021"/>
-          <w:sz w:val="16"/>
-          <w:szCs w:val="16"/>
-        </w:rPr>
-        <w:t xml:space="preserve">By signing below, each director adopts this board consent as of the effective date listed in Cover Terms. Any copy, facsimile, PDF, or other reliable reproduction of this board consent may be substituted or used in lieu of the original writing for any purpose for which the original writing could be used, provided that the reproduction is a complete reproduction of the entire original writing.</w:t>
+          <w:sz w:val="22"/>
+          <w:szCs w:val="22"/>
+        </w:rPr>
+        <w:t xml:space="preserve">Each director signs this Board Consent solely in his or her capacity as a director of the Company, and not in any personal capacity as an investor, purchaser, or party to any SAFE.</w:t>
       </w:r>
     </w:p>
     <w:p>
@@ -1204,7 +1506,7 @@
               <w:sz w:val="18"/>
               <w:szCs w:val="18"/>
             </w:rPr>
-            <w:t xml:space="preserve">COVER TERMS</w:t>
+            <w:t xml:space="preserve">BOARD CONSENT (APPROVING SAFE) | DELAWARE</w:t>
           </w:r>
         </w:p>
       </w:tc>
@@ -1295,7 +1597,7 @@
               <w:sz w:val="18"/>
               <w:szCs w:val="18"/>
             </w:rPr>
-            <w:t xml:space="preserve">STANDARD TERMS</w:t>
+            <w:t xml:space="preserve">RESOLUTIONS</w:t>
           </w:r>
         </w:p>
       </w:tc>

--- a/content/templates/openagreements-board-consent-safe/template.docx
+++ b/content/templates/openagreements-board-consent-safe/template.docx
@@ -64,7 +64,7 @@
                 <w:sz w:val="22"/>
                 <w:szCs w:val="22"/>
               </w:rPr>
-              <w:t xml:space="preserve">Cover Terms</w:t>
+              <w:t xml:space="preserve">Key Terms of Board Consent</w:t>
             </w:r>
           </w:p>
           <w:p>
@@ -78,7 +78,7 @@
                 <w:sz w:val="16"/>
                 <w:szCs w:val="16"/>
               </w:rPr>
-              <w:t xml:space="preserve">The key terms reflected on this cover page are as follows. This action by written consent of the Board (this "Board Consent") consists of (a) this cover page (this "Cover Page") and (b) the resolutions attached hereto (the "Resolutions"). If there is any conflict between the Cover Page and the Resolutions, the Cover Page controls.</w:t>
+              <w:t xml:space="preserve">The key terms reflected on this cover page are as follows. In this Board Consent, {company_name}, a Delaware corporation, is referred to as the "Company". This action by written consent of the Board (this "Board Consent") consists of (a) this cover page (this "Cover Page") and (b) the resolutions attached hereto (the "Resolutions"). If there is any conflict between the Cover Page and the Resolutions, the Cover Page controls.</w:t>
             </w:r>
           </w:p>
         </w:tc>
@@ -270,7 +270,7 @@
                 <w:sz w:val="22"/>
                 <w:szCs w:val="22"/>
               </w:rPr>
-              <w:t xml:space="preserve">Instrument</w:t>
+              <w:t xml:space="preserve">SAFE</w:t>
             </w:r>
           </w:p>
         </w:tc>
@@ -680,7 +680,7 @@
           <w:sz w:val="22"/>
           <w:szCs w:val="22"/>
         </w:rPr>
-        <w:t xml:space="preserve">The undersigned, constituting all of the members of the Board of Directors (the "Board") of {company_name}, a Delaware corporation (the "Company"), pursuant to Section 141(f) of the Delaware General Corporation Law, hereby adopt the following resolutions by written consent.</w:t>
+        <w:t xml:space="preserve">The undersigned, constituting all of the members of the Board of Directors (the "Board") of the Company, pursuant to Section 141(f) of the Delaware General Corporation Law, hereby adopt the following resolutions by written consent.</w:t>
       </w:r>
     </w:p>
     <w:p>
@@ -700,7 +700,7 @@
           <w:sz w:val="22"/>
           <w:szCs w:val="22"/>
         </w:rPr>
-        <w:t xml:space="preserve">This action by written consent (this "Board Consent") records the approval reflected on the Cover Page and the resolutions below.</w:t>
+        <w:t xml:space="preserve">This Board Consent records the approval reflected on the Cover Page and the resolutions below.</w:t>
       </w:r>
     </w:p>
     <w:p>
@@ -738,7 +738,7 @@
           <w:sz w:val="22"/>
           <w:szCs w:val="22"/>
         </w:rPr>
-        <w:t xml:space="preserve">WHEREAS, the Board believes it is in the best interests of the Company to approve the issuance by the Company of one or more SAFEs (each, a "SAFE", and together, the "SAFEs"), of the type described in the Cover Terms, for an aggregate purchase amount of up to the Maximum Aggregate SAFE Purchase Amount listed in the Cover Terms, in accordance with their terms.</w:t>
+        <w:t xml:space="preserve">WHEREAS, the Board believes it is in the best interests of the Company to approve the issuance by the Company of one or more SAFEs (each, a "SAFE", and together, the "SAFEs"), of the type described on the Cover Page, each of which gives its holder a future right to receive shares of the Company's capital stock in accordance with its terms, for an aggregate purchase amount of up to the Maximum Aggregate SAFE Purchase Amount listed on the Cover Page.</w:t>
       </w:r>
     </w:p>
     <w:p>
@@ -1055,7 +1055,26 @@
           <w:sz w:val="22"/>
           <w:szCs w:val="22"/>
         </w:rPr>
-        <w:t xml:space="preserve">Each director signs this Board Consent solely in his or her capacity as a director of the Company, and not in any personal capacity as an investor, purchaser, or party to any SAFE.</w:t>
+        <w:t xml:space="preserve">By signing below, each director adopts this Board Consent, including the Cover Page and the Resolutions attached hereto.</w:t>
+      </w:r>
+    </w:p>
+    <w:p>
+      <w:pPr>
+        <w:spacing w:after="280" w:before="280" w:line="340" w:beforeAutospacing="false" w:afterAutospacing="false"/>
+        <w:contextualSpacing w:val="false"/>
+      </w:pPr>
+      <w:r>
+        <w:rPr>
+          <w:rFonts w:ascii="Arial" w:cs="Arial" w:eastAsia="Arial" w:hAnsi="Arial"/>
+          <w:b w:val="false"/>
+          <w:bCs w:val="false"/>
+          <w:i w:val="false"/>
+          <w:iCs w:val="false"/>
+          <w:color w:val="1D2021"/>
+          <w:sz w:val="22"/>
+          <w:szCs w:val="22"/>
+        </w:rPr>
+        <w:t xml:space="preserve">Each director signs this Board Consent solely in his or her capacity as a director of the Company.</w:t>
       </w:r>
     </w:p>
     <w:p>
@@ -1506,7 +1525,7 @@
               <w:sz w:val="18"/>
               <w:szCs w:val="18"/>
             </w:rPr>
-            <w:t xml:space="preserve">BOARD CONSENT (APPROVING SAFE) | DELAWARE</w:t>
+            <w:t xml:space="preserve">BOARD CONSENT (APPROVING SAFE ISSUANCE) | DELAWARE</w:t>
           </w:r>
         </w:p>
       </w:tc>
@@ -1688,7 +1707,7 @@
               <w:sz w:val="18"/>
               <w:szCs w:val="18"/>
             </w:rPr>
-            <w:t xml:space="preserve">SIGNATURE PAGE</w:t>
+            <w:t xml:space="preserve">SIGNATURE PAGE TO BOARD CONSENT (APPROVING SAFE ISSUANCE)</w:t>
           </w:r>
         </w:p>
       </w:tc>

--- a/content/templates/openagreements-board-consent-safe/template.docx
+++ b/content/templates/openagreements-board-consent-safe/template.docx
@@ -1074,7 +1074,7 @@
           <w:sz w:val="22"/>
           <w:szCs w:val="22"/>
         </w:rPr>
-        <w:t xml:space="preserve">Each director signs this Board Consent solely in his or her capacity as a director of the Company.</w:t>
+        <w:t xml:space="preserve">Each director signs this Board Consent solely in his or her capacity as a director of the Company, and not as a purchaser of any SAFE.</w:t>
       </w:r>
     </w:p>
     <w:p>
@@ -1104,6 +1104,25 @@
       <w:r>
         <w:rPr>
           <w:rFonts w:ascii="Arial" w:cs="Arial" w:eastAsia="Arial" w:hAnsi="Arial"/>
+          <w:b/>
+          <w:bCs/>
+          <w:i w:val="false"/>
+          <w:iCs w:val="false"/>
+          <w:color w:val="1D2021"/>
+          <w:sz w:val="22"/>
+          <w:szCs w:val="22"/>
+        </w:rPr>
+        <w:t xml:space="preserve">Director</w:t>
+      </w:r>
+    </w:p>
+    <w:p>
+      <w:pPr>
+        <w:spacing w:after="0" w:before="0" w:line="340" w:beforeAutospacing="false" w:afterAutospacing="false"/>
+        <w:contextualSpacing w:val="false"/>
+      </w:pPr>
+      <w:r>
+        <w:rPr>
+          <w:rFonts w:ascii="Arial" w:cs="Arial" w:eastAsia="Arial" w:hAnsi="Arial"/>
           <w:b w:val="false"/>
           <w:bCs w:val="false"/>
           <w:i w:val="false"/>
@@ -1131,7 +1150,7 @@
           <w:sz w:val="22"/>
           <w:szCs w:val="22"/>
         </w:rPr>
-        <w:t xml:space="preserve">{$member.name}</w:t>
+        <w:t xml:space="preserve">Print Name: {$member.name}</w:t>
       </w:r>
     </w:p>
     <w:p>

--- a/content/templates/openagreements-board-consent-safe/template.docx
+++ b/content/templates/openagreements-board-consent-safe/template.docx
@@ -64,7 +64,7 @@
                 <w:sz w:val="22"/>
                 <w:szCs w:val="22"/>
               </w:rPr>
-              <w:t xml:space="preserve">Key Terms of Board Consent</w:t>
+              <w:t xml:space="preserve">Cover Terms</w:t>
             </w:r>
           </w:p>
           <w:p>
@@ -78,7 +78,7 @@
                 <w:sz w:val="16"/>
                 <w:szCs w:val="16"/>
               </w:rPr>
-              <w:t xml:space="preserve">The key terms reflected on this cover page are as follows. In this Board Consent, {company_name}, a Delaware corporation, is referred to as the "Company". This action by written consent of the Board (this "Board Consent") consists of (a) this cover page (this "Cover Page") and (b) the resolutions attached hereto (the "Resolutions"). If there is any conflict between the Cover Page and the Resolutions, the Cover Page controls.</w:t>
+              <w:t xml:space="preserve">The key business terms of this board consent are as follows.</w:t>
             </w:r>
           </w:p>
         </w:tc>
@@ -270,311 +270,7 @@
                 <w:sz w:val="22"/>
                 <w:szCs w:val="22"/>
               </w:rPr>
-              <w:t xml:space="preserve">SAFE</w:t>
-            </w:r>
-          </w:p>
-        </w:tc>
-        <w:tc>
-          <w:tcPr>
-            <w:tcBorders>
-              <w:top w:val="single" w:color="C7C7C7" w:sz="4"/>
-              <w:left w:val="nil" w:color="FFFFFF" w:sz="0"/>
-              <w:bottom w:val="single" w:color="C7C7C7" w:sz="4"/>
-              <w:right w:val="nil" w:color="FFFFFF" w:sz="0"/>
-            </w:tcBorders>
-            <w:tcMar>
-              <w:top w:type="dxa" w:w="80"/>
-              <w:left w:type="dxa" w:w="115"/>
-              <w:bottom w:type="dxa" w:w="80"/>
-              <w:right w:type="dxa" w:w="115"/>
-            </w:tcMar>
-            <w:vAlign w:val="center"/>
-          </w:tcPr>
-          <w:p>
-            <w:pPr>
-              <w:spacing w:after="0" w:before="0" w:line="340" w:beforeAutospacing="false" w:afterAutospacing="false"/>
-              <w:contextualSpacing w:val="false"/>
-            </w:pPr>
-            <w:r>
-              <w:rPr>
-                <w:rFonts w:ascii="Arial" w:cs="Arial" w:eastAsia="Arial" w:hAnsi="Arial"/>
-                <w:b w:val="false"/>
-                <w:bCs w:val="false"/>
-                <w:i w:val="false"/>
-                <w:iCs w:val="false"/>
-                <w:color w:val="1D2021"/>
-                <w:sz w:val="22"/>
-                <w:szCs w:val="22"/>
-              </w:rPr>
-              <w:t xml:space="preserve">Simple Agreement for Future Equity ("SAFE")</w:t>
-            </w:r>
-          </w:p>
-        </w:tc>
-      </w:tr>
-      <w:tr>
-        <w:trPr>
-          <w:trHeight w:val="700" w:hRule="atLeast"/>
-        </w:trPr>
-        <w:tc>
-          <w:tcPr>
-            <w:tcBorders>
-              <w:top w:val="single" w:color="C7C7C7" w:sz="4"/>
-              <w:left w:val="nil" w:color="FFFFFF" w:sz="0"/>
-              <w:bottom w:val="single" w:color="C7C7C7" w:sz="4"/>
-              <w:right w:val="nil" w:color="FFFFFF" w:sz="0"/>
-            </w:tcBorders>
-            <w:tcMar>
-              <w:top w:type="dxa" w:w="80"/>
-              <w:left w:type="dxa" w:w="345"/>
-              <w:bottom w:type="dxa" w:w="80"/>
-              <w:right w:type="dxa" w:w="115"/>
-            </w:tcMar>
-            <w:vAlign w:val="center"/>
-          </w:tcPr>
-          <w:p>
-            <w:pPr>
-              <w:spacing w:after="0" w:before="0" w:line="340"/>
-            </w:pPr>
-            <w:r>
-              <w:rPr>
-                <w:rFonts w:ascii="Arial" w:cs="Arial" w:eastAsia="Arial" w:hAnsi="Arial"/>
-                <w:b w:val="false"/>
-                <w:bCs w:val="false"/>
-                <w:i/>
-                <w:iCs/>
-                <w:color w:val="494A4B"/>
-                <w:sz w:val="20"/>
-                <w:szCs w:val="20"/>
-              </w:rPr>
-              <w:t xml:space="preserve">Valuation Cap (Post-Money)</w:t>
-            </w:r>
-          </w:p>
-        </w:tc>
-        <w:tc>
-          <w:tcPr>
-            <w:tcBorders>
-              <w:top w:val="single" w:color="C7C7C7" w:sz="4"/>
-              <w:left w:val="nil" w:color="FFFFFF" w:sz="0"/>
-              <w:bottom w:val="single" w:color="C7C7C7" w:sz="4"/>
-              <w:right w:val="nil" w:color="FFFFFF" w:sz="0"/>
-            </w:tcBorders>
-            <w:tcMar>
-              <w:top w:type="dxa" w:w="80"/>
-              <w:left w:type="dxa" w:w="115"/>
-              <w:bottom w:type="dxa" w:w="80"/>
-              <w:right w:type="dxa" w:w="115"/>
-            </w:tcMar>
-            <w:vAlign w:val="center"/>
-          </w:tcPr>
-          <w:p>
-            <w:pPr>
-              <w:spacing w:after="0" w:before="0" w:line="340" w:beforeAutospacing="false" w:afterAutospacing="false"/>
-              <w:contextualSpacing w:val="false"/>
-            </w:pPr>
-            <w:r>
-              <w:rPr>
-                <w:rFonts w:ascii="Arial" w:cs="Arial" w:eastAsia="Arial" w:hAnsi="Arial"/>
-                <w:b w:val="false"/>
-                <w:bCs w:val="false"/>
-                <w:i w:val="false"/>
-                <w:iCs w:val="false"/>
-                <w:color w:val="1D2021"/>
-                <w:sz w:val="22"/>
-                <w:szCs w:val="22"/>
-              </w:rPr>
-              <w:t xml:space="preserve">{safe_valuation_cap}</w:t>
-            </w:r>
-          </w:p>
-        </w:tc>
-      </w:tr>
-      <w:tr>
-        <w:trPr>
-          <w:trHeight w:val="700" w:hRule="atLeast"/>
-        </w:trPr>
-        <w:tc>
-          <w:tcPr>
-            <w:tcBorders>
-              <w:top w:val="single" w:color="C7C7C7" w:sz="4"/>
-              <w:left w:val="nil" w:color="FFFFFF" w:sz="0"/>
-              <w:bottom w:val="single" w:color="C7C7C7" w:sz="4"/>
-              <w:right w:val="nil" w:color="FFFFFF" w:sz="0"/>
-            </w:tcBorders>
-            <w:tcMar>
-              <w:top w:type="dxa" w:w="80"/>
-              <w:left w:type="dxa" w:w="345"/>
-              <w:bottom w:type="dxa" w:w="80"/>
-              <w:right w:type="dxa" w:w="115"/>
-            </w:tcMar>
-            <w:vAlign w:val="center"/>
-          </w:tcPr>
-          <w:p>
-            <w:pPr>
-              <w:spacing w:after="0" w:before="0" w:line="340"/>
-            </w:pPr>
-            <w:r>
-              <w:rPr>
-                <w:rFonts w:ascii="Arial" w:cs="Arial" w:eastAsia="Arial" w:hAnsi="Arial"/>
-                <w:b w:val="false"/>
-                <w:bCs w:val="false"/>
-                <w:i/>
-                <w:iCs/>
-                <w:color w:val="494A4B"/>
-                <w:sz w:val="20"/>
-                <w:szCs w:val="20"/>
-              </w:rPr>
-              <w:t xml:space="preserve">Discount Rate</w:t>
-            </w:r>
-          </w:p>
-        </w:tc>
-        <w:tc>
-          <w:tcPr>
-            <w:tcBorders>
-              <w:top w:val="single" w:color="C7C7C7" w:sz="4"/>
-              <w:left w:val="nil" w:color="FFFFFF" w:sz="0"/>
-              <w:bottom w:val="single" w:color="C7C7C7" w:sz="4"/>
-              <w:right w:val="nil" w:color="FFFFFF" w:sz="0"/>
-            </w:tcBorders>
-            <w:tcMar>
-              <w:top w:type="dxa" w:w="80"/>
-              <w:left w:type="dxa" w:w="115"/>
-              <w:bottom w:type="dxa" w:w="80"/>
-              <w:right w:type="dxa" w:w="115"/>
-            </w:tcMar>
-            <w:vAlign w:val="center"/>
-          </w:tcPr>
-          <w:p>
-            <w:pPr>
-              <w:spacing w:after="0" w:before="0" w:line="340" w:beforeAutospacing="false" w:afterAutospacing="false"/>
-              <w:contextualSpacing w:val="false"/>
-            </w:pPr>
-            <w:r>
-              <w:rPr>
-                <w:rFonts w:ascii="Arial" w:cs="Arial" w:eastAsia="Arial" w:hAnsi="Arial"/>
-                <w:b w:val="false"/>
-                <w:bCs w:val="false"/>
-                <w:i w:val="false"/>
-                <w:iCs w:val="false"/>
-                <w:color w:val="1D2021"/>
-                <w:sz w:val="22"/>
-                <w:szCs w:val="22"/>
-              </w:rPr>
-              <w:t xml:space="preserve">{safe_discount_rate}</w:t>
-            </w:r>
-          </w:p>
-        </w:tc>
-      </w:tr>
-      <w:tr>
-        <w:trPr>
-          <w:trHeight w:val="700" w:hRule="atLeast"/>
-        </w:trPr>
-        <w:tc>
-          <w:tcPr>
-            <w:tcBorders>
-              <w:top w:val="single" w:color="C7C7C7" w:sz="4"/>
-              <w:left w:val="nil" w:color="FFFFFF" w:sz="0"/>
-              <w:bottom w:val="single" w:color="C7C7C7" w:sz="4"/>
-              <w:right w:val="nil" w:color="FFFFFF" w:sz="0"/>
-            </w:tcBorders>
-            <w:tcMar>
-              <w:top w:type="dxa" w:w="80"/>
-              <w:left w:type="dxa" w:w="345"/>
-              <w:bottom w:type="dxa" w:w="80"/>
-              <w:right w:type="dxa" w:w="115"/>
-            </w:tcMar>
-            <w:vAlign w:val="center"/>
-          </w:tcPr>
-          <w:p>
-            <w:pPr>
-              <w:spacing w:after="0" w:before="0" w:line="340"/>
-            </w:pPr>
-            <w:r>
-              <w:rPr>
-                <w:rFonts w:ascii="Arial" w:cs="Arial" w:eastAsia="Arial" w:hAnsi="Arial"/>
-                <w:b w:val="false"/>
-                <w:bCs w:val="false"/>
-                <w:i/>
-                <w:iCs/>
-                <w:color w:val="494A4B"/>
-                <w:sz w:val="20"/>
-                <w:szCs w:val="20"/>
-              </w:rPr>
-              <w:t xml:space="preserve">Changes to Standard Terms</w:t>
-            </w:r>
-          </w:p>
-        </w:tc>
-        <w:tc>
-          <w:tcPr>
-            <w:tcBorders>
-              <w:top w:val="single" w:color="C7C7C7" w:sz="4"/>
-              <w:left w:val="nil" w:color="FFFFFF" w:sz="0"/>
-              <w:bottom w:val="single" w:color="C7C7C7" w:sz="4"/>
-              <w:right w:val="nil" w:color="FFFFFF" w:sz="0"/>
-            </w:tcBorders>
-            <w:tcMar>
-              <w:top w:type="dxa" w:w="80"/>
-              <w:left w:type="dxa" w:w="115"/>
-              <w:bottom w:type="dxa" w:w="80"/>
-              <w:right w:type="dxa" w:w="115"/>
-            </w:tcMar>
-            <w:vAlign w:val="center"/>
-          </w:tcPr>
-          <w:p>
-            <w:pPr>
-              <w:spacing w:after="0" w:before="0" w:line="340" w:beforeAutospacing="false" w:afterAutospacing="false"/>
-              <w:contextualSpacing w:val="false"/>
-            </w:pPr>
-            <w:r>
-              <w:rPr>
-                <w:rFonts w:ascii="Arial" w:cs="Arial" w:eastAsia="Arial" w:hAnsi="Arial"/>
-                <w:b w:val="false"/>
-                <w:bCs w:val="false"/>
-                <w:i w:val="false"/>
-                <w:iCs w:val="false"/>
-                <w:color w:val="1D2021"/>
-                <w:sz w:val="22"/>
-                <w:szCs w:val="22"/>
-              </w:rPr>
-              <w:t xml:space="preserve">{safe_changes_to_standard_terms}</w:t>
-            </w:r>
-          </w:p>
-        </w:tc>
-      </w:tr>
-      <w:tr>
-        <w:trPr>
-          <w:trHeight w:val="700" w:hRule="atLeast"/>
-        </w:trPr>
-        <w:tc>
-          <w:tcPr>
-            <w:tcBorders>
-              <w:top w:val="single" w:color="C7C7C7" w:sz="4"/>
-              <w:left w:val="nil" w:color="FFFFFF" w:sz="0"/>
-              <w:bottom w:val="single" w:color="C7C7C7" w:sz="4"/>
-              <w:right w:val="nil" w:color="FFFFFF" w:sz="0"/>
-            </w:tcBorders>
-            <w:tcMar>
-              <w:top w:type="dxa" w:w="80"/>
-              <w:left w:type="dxa" w:w="115"/>
-              <w:bottom w:type="dxa" w:w="80"/>
-              <w:right w:type="dxa" w:w="115"/>
-            </w:tcMar>
-            <w:vAlign w:val="center"/>
-          </w:tcPr>
-          <w:p>
-            <w:pPr>
-              <w:spacing w:after="0" w:before="0" w:line="340"/>
-            </w:pPr>
-            <w:r>
-              <w:rPr>
-                <w:rFonts w:ascii="Arial" w:cs="Arial" w:eastAsia="Arial" w:hAnsi="Arial"/>
-                <w:b/>
-                <w:bCs/>
-                <w:i w:val="false"/>
-                <w:iCs w:val="false"/>
-                <w:color w:val="1D2021"/>
-                <w:sz w:val="22"/>
-                <w:szCs w:val="22"/>
-              </w:rPr>
-              <w:t xml:space="preserve">Maximum Aggregate SAFE Purchase Amount</w:t>
+              <w:t xml:space="preserve">Aggregate SAFE Purchase Amount</w:t>
             </w:r>
           </w:p>
         </w:tc>
@@ -615,6 +311,82 @@
           </w:p>
         </w:tc>
       </w:tr>
+      <w:tr>
+        <w:trPr>
+          <w:trHeight w:val="700" w:hRule="atLeast"/>
+        </w:trPr>
+        <w:tc>
+          <w:tcPr>
+            <w:tcBorders>
+              <w:top w:val="single" w:color="C7C7C7" w:sz="4"/>
+              <w:left w:val="nil" w:color="FFFFFF" w:sz="0"/>
+              <w:bottom w:val="single" w:color="C7C7C7" w:sz="4"/>
+              <w:right w:val="nil" w:color="FFFFFF" w:sz="0"/>
+            </w:tcBorders>
+            <w:tcMar>
+              <w:top w:type="dxa" w:w="80"/>
+              <w:left w:type="dxa" w:w="115"/>
+              <w:bottom w:type="dxa" w:w="80"/>
+              <w:right w:type="dxa" w:w="115"/>
+            </w:tcMar>
+            <w:vAlign w:val="center"/>
+          </w:tcPr>
+          <w:p>
+            <w:pPr>
+              <w:spacing w:after="0" w:before="0" w:line="340"/>
+            </w:pPr>
+            <w:r>
+              <w:rPr>
+                <w:rFonts w:ascii="Arial" w:cs="Arial" w:eastAsia="Arial" w:hAnsi="Arial"/>
+                <w:b/>
+                <w:bCs/>
+                <w:i w:val="false"/>
+                <w:iCs w:val="false"/>
+                <w:color w:val="1D2021"/>
+                <w:sz w:val="22"/>
+                <w:szCs w:val="22"/>
+              </w:rPr>
+              <w:t xml:space="preserve">Governing Law</w:t>
+            </w:r>
+          </w:p>
+        </w:tc>
+        <w:tc>
+          <w:tcPr>
+            <w:tcBorders>
+              <w:top w:val="single" w:color="C7C7C7" w:sz="4"/>
+              <w:left w:val="nil" w:color="FFFFFF" w:sz="0"/>
+              <w:bottom w:val="single" w:color="C7C7C7" w:sz="4"/>
+              <w:right w:val="nil" w:color="FFFFFF" w:sz="0"/>
+            </w:tcBorders>
+            <w:tcMar>
+              <w:top w:type="dxa" w:w="80"/>
+              <w:left w:type="dxa" w:w="115"/>
+              <w:bottom w:type="dxa" w:w="80"/>
+              <w:right w:type="dxa" w:w="115"/>
+            </w:tcMar>
+            <w:vAlign w:val="center"/>
+          </w:tcPr>
+          <w:p>
+            <w:pPr>
+              <w:spacing w:after="0" w:before="0" w:line="340" w:beforeAutospacing="false" w:afterAutospacing="false"/>
+              <w:contextualSpacing w:val="false"/>
+            </w:pPr>
+            <w:r>
+              <w:rPr>
+                <w:rFonts w:ascii="Arial" w:cs="Arial" w:eastAsia="Arial" w:hAnsi="Arial"/>
+                <w:b w:val="false"/>
+                <w:bCs w:val="false"/>
+                <w:i w:val="false"/>
+                <w:iCs w:val="false"/>
+                <w:color w:val="1D2021"/>
+                <w:sz w:val="22"/>
+                <w:szCs w:val="22"/>
+              </w:rPr>
+              <w:t xml:space="preserve">Delaware</w:t>
+            </w:r>
+          </w:p>
+        </w:tc>
+      </w:tr>
     </w:tbl>
     <w:p>
       <w:pPr>
@@ -642,7 +414,7 @@
           <w:sz w:val="22"/>
           <w:szCs w:val="22"/>
         </w:rPr>
-        <w:t xml:space="preserve">Resolutions</w:t>
+        <w:t xml:space="preserve">Standard Terms</w:t>
       </w:r>
     </w:p>
     <w:p>
@@ -660,7 +432,7 @@
           <w:sz w:val="22"/>
           <w:szCs w:val="22"/>
         </w:rPr>
-        <w:t xml:space="preserve">1. Action by Written Consent of the Board.</w:t>
+        <w:t xml:space="preserve">1. Board Action Under Delaware Law.</w:t>
       </w:r>
     </w:p>
     <w:p>
@@ -680,7 +452,25 @@
           <w:sz w:val="22"/>
           <w:szCs w:val="22"/>
         </w:rPr>
-        <w:t xml:space="preserve">The undersigned, constituting all of the members of the Board of Directors (the "Board") of the Company, pursuant to Section 141(f) of the Delaware General Corporation Law, hereby adopt the following resolutions by written consent.</w:t>
+        <w:t xml:space="preserve">All members of the Board of Directors of Company adopt this action by unanimous written consent pursuant to Section 141(f) of the Delaware General Corporation Law.</w:t>
+      </w:r>
+    </w:p>
+    <w:p>
+      <w:pPr>
+        <w:pStyle w:val="OAClauseHeading"/>
+        <w:spacing w:after="120" w:before="320" w:line="340" w:beforeAutospacing="false" w:afterAutospacing="false"/>
+        <w:contextualSpacing w:val="false"/>
+      </w:pPr>
+      <w:r>
+        <w:rPr>
+          <w:rFonts w:ascii="Arial" w:cs="Arial" w:eastAsia="Arial" w:hAnsi="Arial"/>
+          <w:b/>
+          <w:bCs/>
+          <w:color w:val="1D2021"/>
+          <w:sz w:val="22"/>
+          <w:szCs w:val="22"/>
+        </w:rPr>
+        <w:t xml:space="preserve">2. Approval of SAFE Financing.</w:t>
       </w:r>
     </w:p>
     <w:p>
@@ -700,7 +490,7 @@
           <w:sz w:val="22"/>
           <w:szCs w:val="22"/>
         </w:rPr>
-        <w:t xml:space="preserve">This Board Consent records the approval reflected on the Cover Page and the resolutions below.</w:t>
+        <w:t xml:space="preserve">Board has determined that it is in the best interests of Company to enter into one or more Simple Agreements for Future Equity, or SAFEs, for the aggregate purchase amount listed in Cover Terms, and each SAFE in substantially the form presented to Board is approved.</w:t>
       </w:r>
     </w:p>
     <w:p>
@@ -718,7 +508,7 @@
           <w:sz w:val="22"/>
           <w:szCs w:val="22"/>
         </w:rPr>
-        <w:t xml:space="preserve">2. Approval of SAFE Financing.</w:t>
+        <w:t xml:space="preserve">3. Officer Authority.</w:t>
       </w:r>
     </w:p>
     <w:p>
@@ -738,7 +528,25 @@
           <w:sz w:val="22"/>
           <w:szCs w:val="22"/>
         </w:rPr>
-        <w:t xml:space="preserve">WHEREAS, the Board believes it is in the best interests of the Company to approve the issuance by the Company of one or more SAFEs (each, a "SAFE", and together, the "SAFEs"), of the type described on the Cover Page, each of which gives its holder a future right to receive shares of the Company's capital stock in accordance with its terms, for an aggregate purchase amount of up to the Maximum Aggregate SAFE Purchase Amount listed on the Cover Page.</w:t>
+        <w:t xml:space="preserve">Each officer of Company is authorized and directed, for and on behalf of Company, to execute and deliver each SAFE and any related agreements, certificates, notices, or other documents required or contemplated by any SAFE or otherwise necessary or appropriate in connection with the SAFE financing.</w:t>
+      </w:r>
+    </w:p>
+    <w:p>
+      <w:pPr>
+        <w:pStyle w:val="OAClauseHeading"/>
+        <w:spacing w:after="120" w:before="320" w:line="340" w:beforeAutospacing="false" w:afterAutospacing="false"/>
+        <w:contextualSpacing w:val="false"/>
+      </w:pPr>
+      <w:r>
+        <w:rPr>
+          <w:rFonts w:ascii="Arial" w:cs="Arial" w:eastAsia="Arial" w:hAnsi="Arial"/>
+          <w:b/>
+          <w:bCs/>
+          <w:color w:val="1D2021"/>
+          <w:sz w:val="22"/>
+          <w:szCs w:val="22"/>
+        </w:rPr>
+        <w:t xml:space="preserve">4. Negotiated Changes.</w:t>
       </w:r>
     </w:p>
     <w:p>
@@ -758,7 +566,25 @@
           <w:sz w:val="22"/>
           <w:szCs w:val="22"/>
         </w:rPr>
-        <w:t xml:space="preserve">RESOLVED, that the issuance by the Company of each SAFE, in substantially the form presented to the Board, be, and it hereby is, approved in all respects.</w:t>
+        <w:t xml:space="preserve">Each officer of Company is further authorized to negotiate and approve additions, modifications, amendments, or deletions to any SAFE or related document, and execution and delivery by that officer will be conclusive evidence of that approval.</w:t>
+      </w:r>
+    </w:p>
+    <w:p>
+      <w:pPr>
+        <w:pStyle w:val="OAClauseHeading"/>
+        <w:spacing w:after="120" w:before="320" w:line="340" w:beforeAutospacing="false" w:afterAutospacing="false"/>
+        <w:contextualSpacing w:val="false"/>
+      </w:pPr>
+      <w:r>
+        <w:rPr>
+          <w:rFonts w:ascii="Arial" w:cs="Arial" w:eastAsia="Arial" w:hAnsi="Arial"/>
+          <w:b/>
+          <w:bCs/>
+          <w:color w:val="1D2021"/>
+          <w:sz w:val="22"/>
+          <w:szCs w:val="22"/>
+        </w:rPr>
+        <w:t xml:space="preserve">5. Reservation and Issuance of Shares.</w:t>
       </w:r>
     </w:p>
     <w:p>
@@ -778,7 +604,7 @@
           <w:sz w:val="22"/>
           <w:szCs w:val="22"/>
         </w:rPr>
-        <w:t xml:space="preserve">RESOLVED FURTHER, that the officers of the Company be, and each of them hereby is, authorized and directed, for and on behalf of the Company, to execute and deliver each SAFE, and any and all other agreements, certificates or documents required or contemplated by any SAFE or deemed necessary or appropriate in connection therewith, and to take all actions deemed necessary or appropriate to cause the Company's obligations thereunder to be performed.</w:t>
+        <w:t xml:space="preserve">Shares of Company capital stock issuable upon conversion of each SAFE are reserved for issuance, and when issued in accordance with the applicable SAFE, those shares will be duly and validly issued, fully paid, and nonassessable.</w:t>
       </w:r>
     </w:p>
     <w:p>
@@ -796,7 +622,7 @@
           <w:sz w:val="22"/>
           <w:szCs w:val="22"/>
         </w:rPr>
-        <w:t xml:space="preserve">3. Officer Authority.</w:t>
+        <w:t xml:space="preserve">6. Securities Law Compliance.</w:t>
       </w:r>
     </w:p>
     <w:p>
@@ -816,7 +642,7 @@
           <w:sz w:val="22"/>
           <w:szCs w:val="22"/>
         </w:rPr>
-        <w:t xml:space="preserve">Each officer of the Company is authorized and directed, for and on behalf of the Company, to execute and deliver each SAFE and any related agreements, certificates, notices, or other documents required or contemplated by any SAFE or otherwise necessary or appropriate in connection with the SAFE financing.</w:t>
+        <w:t xml:space="preserve">The SAFE financing is approved to be offered and sold in reliance on applicable exemptions from registration under the Securities Act of 1933, as amended, and applicable state securities laws. Each officer of Company is authorized to execute and file any forms, certificates, notices, or other documents that are necessary or appropriate in connection with that compliance.</w:t>
       </w:r>
     </w:p>
     <w:p>
@@ -834,7 +660,7 @@
           <w:sz w:val="22"/>
           <w:szCs w:val="22"/>
         </w:rPr>
-        <w:t xml:space="preserve">4. Negotiated Changes.</w:t>
+        <w:t xml:space="preserve">7. Further Actions.</w:t>
       </w:r>
     </w:p>
     <w:p>
@@ -854,141 +680,7 @@
           <w:sz w:val="22"/>
           <w:szCs w:val="22"/>
         </w:rPr>
-        <w:t xml:space="preserve">Each officer of the Company is further authorized to negotiate and approve additions, modifications, amendments, or deletions to any SAFE or related document, and execution and delivery by that officer will be conclusive evidence of that approval.</w:t>
-      </w:r>
-    </w:p>
-    <w:p>
-      <w:pPr>
-        <w:pStyle w:val="OAClauseHeading"/>
-        <w:spacing w:after="120" w:before="320" w:line="340" w:beforeAutospacing="false" w:afterAutospacing="false"/>
-        <w:contextualSpacing w:val="false"/>
-      </w:pPr>
-      <w:r>
-        <w:rPr>
-          <w:rFonts w:ascii="Arial" w:cs="Arial" w:eastAsia="Arial" w:hAnsi="Arial"/>
-          <w:b/>
-          <w:bCs/>
-          <w:color w:val="1D2021"/>
-          <w:sz w:val="22"/>
-          <w:szCs w:val="22"/>
-        </w:rPr>
-        <w:t xml:space="preserve">5. Reservation and Issuance of Shares.</w:t>
-      </w:r>
-    </w:p>
-    <w:p>
-      <w:pPr>
-        <w:pStyle w:val="OAClauseBody"/>
-        <w:spacing w:after="280" w:before="0" w:line="340" w:beforeAutospacing="false" w:afterAutospacing="false"/>
-        <w:contextualSpacing w:val="false"/>
-      </w:pPr>
-      <w:r>
-        <w:rPr>
-          <w:rFonts w:ascii="Arial" w:cs="Arial" w:eastAsia="Arial" w:hAnsi="Arial"/>
-          <w:b w:val="false"/>
-          <w:bCs w:val="false"/>
-          <w:i w:val="false"/>
-          <w:iCs w:val="false"/>
-          <w:color w:val="1D2021"/>
-          <w:sz w:val="22"/>
-          <w:szCs w:val="22"/>
-        </w:rPr>
-        <w:t xml:space="preserve">RESOLVED FURTHER, that shares of the Company's capital stock issuable upon conversion of each SAFE be, and they hereby are, reserved for issuance upon conversion of such SAFE in accordance with its terms.</w:t>
-      </w:r>
-    </w:p>
-    <w:p>
-      <w:pPr>
-        <w:pStyle w:val="OAClauseBody"/>
-        <w:spacing w:after="280" w:before="0" w:line="340" w:beforeAutospacing="false" w:afterAutospacing="false"/>
-        <w:contextualSpacing w:val="false"/>
-      </w:pPr>
-      <w:r>
-        <w:rPr>
-          <w:rFonts w:ascii="Arial" w:cs="Arial" w:eastAsia="Arial" w:hAnsi="Arial"/>
-          <w:b w:val="false"/>
-          <w:bCs w:val="false"/>
-          <w:i w:val="false"/>
-          <w:iCs w:val="false"/>
-          <w:color w:val="1D2021"/>
-          <w:sz w:val="22"/>
-          <w:szCs w:val="22"/>
-        </w:rPr>
-        <w:t xml:space="preserve">RESOLVED FURTHER, that when shares of the Company's capital stock are issued upon conversion of any SAFE in accordance with its terms, such shares shall be duly and validly issued, fully paid and nonassessable.</w:t>
-      </w:r>
-    </w:p>
-    <w:p>
-      <w:pPr>
-        <w:pStyle w:val="OAClauseHeading"/>
-        <w:spacing w:after="120" w:before="320" w:line="340" w:beforeAutospacing="false" w:afterAutospacing="false"/>
-        <w:contextualSpacing w:val="false"/>
-      </w:pPr>
-      <w:r>
-        <w:rPr>
-          <w:rFonts w:ascii="Arial" w:cs="Arial" w:eastAsia="Arial" w:hAnsi="Arial"/>
-          <w:b/>
-          <w:bCs/>
-          <w:color w:val="1D2021"/>
-          <w:sz w:val="22"/>
-          <w:szCs w:val="22"/>
-        </w:rPr>
-        <w:t xml:space="preserve">6. Securities Law Compliance.</w:t>
-      </w:r>
-    </w:p>
-    <w:p>
-      <w:pPr>
-        <w:pStyle w:val="OAClauseBody"/>
-        <w:spacing w:after="280" w:before="0" w:line="340" w:beforeAutospacing="false" w:afterAutospacing="false"/>
-        <w:contextualSpacing w:val="false"/>
-      </w:pPr>
-      <w:r>
-        <w:rPr>
-          <w:rFonts w:ascii="Arial" w:cs="Arial" w:eastAsia="Arial" w:hAnsi="Arial"/>
-          <w:b w:val="false"/>
-          <w:bCs w:val="false"/>
-          <w:i w:val="false"/>
-          <w:iCs w:val="false"/>
-          <w:color w:val="1D2021"/>
-          <w:sz w:val="22"/>
-          <w:szCs w:val="22"/>
-        </w:rPr>
-        <w:t xml:space="preserve">RESOLVED FURTHER, that each SAFE shall be offered and sold in reliance on any applicable exemption from registration provided by the Securities Act of 1933, as amended, and any applicable exemption under applicable state blue sky laws, and that the officers of the Company be, and each of them hereby is, authorized and directed, for and on behalf of the Company, to execute and file any forms, certificates, notices or other documents that are necessary or appropriate pursuant to federal or state securities laws.</w:t>
-      </w:r>
-    </w:p>
-    <w:p>
-      <w:pPr>
-        <w:pStyle w:val="OAClauseHeading"/>
-        <w:spacing w:after="120" w:before="320" w:line="340" w:beforeAutospacing="false" w:afterAutospacing="false"/>
-        <w:contextualSpacing w:val="false"/>
-      </w:pPr>
-      <w:r>
-        <w:rPr>
-          <w:rFonts w:ascii="Arial" w:cs="Arial" w:eastAsia="Arial" w:hAnsi="Arial"/>
-          <w:b/>
-          <w:bCs/>
-          <w:color w:val="1D2021"/>
-          <w:sz w:val="22"/>
-          <w:szCs w:val="22"/>
-        </w:rPr>
-        <w:t xml:space="preserve">7. General Authorizing Resolution.</w:t>
-      </w:r>
-    </w:p>
-    <w:p>
-      <w:pPr>
-        <w:pStyle w:val="OAClauseBody"/>
-        <w:spacing w:after="280" w:before="0" w:line="340" w:beforeAutospacing="false" w:afterAutospacing="false"/>
-        <w:contextualSpacing w:val="false"/>
-      </w:pPr>
-      <w:r>
-        <w:rPr>
-          <w:rFonts w:ascii="Arial" w:cs="Arial" w:eastAsia="Arial" w:hAnsi="Arial"/>
-          <w:b w:val="false"/>
-          <w:bCs w:val="false"/>
-          <w:i w:val="false"/>
-          <w:iCs w:val="false"/>
-          <w:color w:val="1D2021"/>
-          <w:sz w:val="22"/>
-          <w:szCs w:val="22"/>
-        </w:rPr>
-        <w:t xml:space="preserve">RESOLVED, that the officers of the Company be, and each of them hereby is, authorized and directed, for and on behalf of the Company, to take such further actions and execute such documents as may be necessary or appropriate in order to implement the foregoing resolutions.</w:t>
+        <w:t xml:space="preserve">Each officer of Company is authorized and directed to take any further actions and execute any additional documents necessary or appropriate to implement these approvals.</w:t>
       </w:r>
     </w:p>
     <w:p>
@@ -1036,7 +728,7 @@
           <w:sz w:val="22"/>
           <w:szCs w:val="22"/>
         </w:rPr>
-        <w:t xml:space="preserve">This Board Consent shall be filed with the minutes of the proceedings of the Board.</w:t>
+        <w:t xml:space="preserve">This Action by Written Consent shall be filed with the minutes of the proceedings of the Board of Directors of Company.</w:t>
       </w:r>
     </w:p>
     <w:p>
@@ -1055,26 +747,7 @@
           <w:sz w:val="22"/>
           <w:szCs w:val="22"/>
         </w:rPr>
-        <w:t xml:space="preserve">By signing below, each director adopts this Board Consent, including the Cover Page and the Resolutions attached hereto.</w:t>
-      </w:r>
-    </w:p>
-    <w:p>
-      <w:pPr>
-        <w:spacing w:after="280" w:before="280" w:line="340" w:beforeAutospacing="false" w:afterAutospacing="false"/>
-        <w:contextualSpacing w:val="false"/>
-      </w:pPr>
-      <w:r>
-        <w:rPr>
-          <w:rFonts w:ascii="Arial" w:cs="Arial" w:eastAsia="Arial" w:hAnsi="Arial"/>
-          <w:b w:val="false"/>
-          <w:bCs w:val="false"/>
-          <w:i w:val="false"/>
-          <w:iCs w:val="false"/>
-          <w:color w:val="1D2021"/>
-          <w:sz w:val="22"/>
-          <w:szCs w:val="22"/>
-        </w:rPr>
-        <w:t xml:space="preserve">Each director signs this Board Consent solely in his or her capacity as a director of the Company, and not as a purchaser of any SAFE.</w:t>
+        <w:t xml:space="preserve">By signing below, each director adopts this board consent as of the effective date listed in Cover Terms. Any copy, facsimile, PDF, or other reliable reproduction of this board consent may be substituted or used in lieu of the original writing for any purpose for which the original writing could be used, provided that the reproduction is a complete reproduction of the entire original writing.</w:t>
       </w:r>
     </w:p>
     <w:p>
@@ -1544,7 +1217,7 @@
               <w:sz w:val="18"/>
               <w:szCs w:val="18"/>
             </w:rPr>
-            <w:t xml:space="preserve">BOARD CONSENT (APPROVING SAFE ISSUANCE) | DELAWARE</w:t>
+            <w:t xml:space="preserve">COVER TERMS</w:t>
           </w:r>
         </w:p>
       </w:tc>
@@ -1635,7 +1308,7 @@
               <w:sz w:val="18"/>
               <w:szCs w:val="18"/>
             </w:rPr>
-            <w:t xml:space="preserve">RESOLUTIONS</w:t>
+            <w:t xml:space="preserve">STANDARD TERMS</w:t>
           </w:r>
         </w:p>
       </w:tc>
@@ -1726,7 +1399,7 @@
               <w:sz w:val="18"/>
               <w:szCs w:val="18"/>
             </w:rPr>
-            <w:t xml:space="preserve">SIGNATURE PAGE TO BOARD CONSENT (APPROVING SAFE ISSUANCE)</w:t>
+            <w:t xml:space="preserve">SIGNATURE PAGE</w:t>
           </w:r>
         </w:p>
       </w:tc>

--- a/content/templates/openagreements-board-consent-safe/template.docx
+++ b/content/templates/openagreements-board-consent-safe/template.docx
@@ -4,259 +4,872 @@
   <w:body>
     <w:p>
       <w:pPr>
-        <w:pStyle w:val="OAHeading1"/>
-      </w:pPr>
-      <w:r>
-        <w:t xml:space="preserve">ACTION BY UNANIMOUS WRITTEN CONSENT OF THE BOARD OF DIRECTORS OF </w:t>
-      </w:r>
-      <w:r>
-        <w:t xml:space="preserve">{company_name}</w:t>
-      </w:r>
-    </w:p>
-    <w:p>
-      <w:pPr>
-        <w:pStyle w:val="OABlockNote"/>
-      </w:pPr>
-      <w:r>
-        <w:t xml:space="preserve">Note: The following resolutions do not cover all matters that may need to be addressed in connection with the SAFE financing. For example, if the Company is concurrently amending its certificate of incorporation, converting outstanding convertible notes, or granting pro rata or information rights pursuant to a side letter, additional resolutions will be needed. Always consult with counsel prior to using this consent.</w:t>
-      </w:r>
-    </w:p>
-    <w:p>
-      <w:pPr>
-        <w:pStyle w:val="Normal"/>
-      </w:pPr>
-      <w:r>
-        <w:t xml:space="preserve">The undersigned, constituting all of the members of the Board of Directors (the “Board”) of </w:t>
-      </w:r>
-      <w:r>
-        <w:t xml:space="preserve">{company_name}</w:t>
-      </w:r>
-      <w:r>
-        <w:t xml:space="preserve">, a Delaware corporation (the “Company”), pursuant to Section 141(f) of the Delaware General Corporation Law, hereby adopt the following resolutions by written consent:</w:t>
-      </w:r>
-    </w:p>
-    <w:p>
-      <w:pPr>
-        <w:pStyle w:val="OAHeading2"/>
-      </w:pPr>
-      <w:r>
-        <w:t xml:space="preserve">Approval of SAFE Financing</w:t>
-      </w:r>
-    </w:p>
-    <w:p>
-      <w:pPr>
-        <w:pStyle w:val="Normal"/>
-      </w:pPr>
-      <w:r>
-        <w:rPr>
+        <w:spacing w:after="210" w:before="240"/>
+      </w:pPr>
+      <w:r>
+        <w:rPr>
+          <w:rFonts w:ascii="Georgia" w:cs="Georgia" w:eastAsia="Georgia" w:hAnsi="Georgia"/>
+          <w:color w:val="1D2021"/>
+          <w:sz w:val="44"/>
+          <w:szCs w:val="44"/>
+        </w:rPr>
+        <w:t xml:space="preserve">Board Consent for SAFE Financing</w:t>
+      </w:r>
+    </w:p>
+    <w:tbl>
+      <w:tblPr>
+        <w:tblW w:type="dxa" w:w="10070"/>
+        <w:tblBorders>
+          <w:top w:val="nil" w:color="FFFFFF" w:sz="0"/>
+          <w:left w:val="nil" w:color="FFFFFF" w:sz="0"/>
+          <w:bottom w:val="nil" w:color="FFFFFF" w:sz="0"/>
+          <w:right w:val="nil" w:color="FFFFFF" w:sz="0"/>
+          <w:insideH w:val="single" w:color="auto" w:sz="4"/>
+          <w:insideV w:val="single" w:color="auto" w:sz="4"/>
+        </w:tblBorders>
+        <w:tblLayout w:type="fixed"/>
+      </w:tblPr>
+      <w:tblGrid>
+        <w:gridCol w:w="3420"/>
+        <w:gridCol w:w="6650"/>
+      </w:tblGrid>
+      <w:tr>
+        <w:tc>
+          <w:tcPr>
+            <w:gridSpan w:val="2"/>
+            <w:tcBorders>
+              <w:top w:val="nil" w:color="FFFFFF" w:sz="0"/>
+              <w:left w:val="nil" w:color="FFFFFF" w:sz="0"/>
+              <w:bottom w:val="single" w:color="C7C7C7" w:sz="4"/>
+              <w:right w:val="nil" w:color="FFFFFF" w:sz="0"/>
+            </w:tcBorders>
+            <w:tcMar>
+              <w:top w:type="dxa" w:w="80"/>
+              <w:left w:type="dxa" w:w="115"/>
+              <w:bottom w:type="dxa" w:w="80"/>
+              <w:right w:type="dxa" w:w="115"/>
+            </w:tcMar>
+            <w:vAlign w:val="center"/>
+          </w:tcPr>
+          <w:p>
+            <w:pPr>
+              <w:spacing w:after="30" w:line="340"/>
+            </w:pPr>
+            <w:r>
+              <w:rPr>
+                <w:rFonts w:ascii="Arial" w:cs="Arial" w:eastAsia="Arial" w:hAnsi="Arial"/>
+                <w:b/>
+                <w:bCs/>
+                <w:color w:val="117086"/>
+                <w:sz w:val="22"/>
+                <w:szCs w:val="22"/>
+              </w:rPr>
+              <w:t xml:space="preserve">Cover Terms</w:t>
+            </w:r>
+          </w:p>
+          <w:p>
+            <w:pPr>
+              <w:spacing w:after="20" w:line="340"/>
+            </w:pPr>
+            <w:r>
+              <w:rPr>
+                <w:rFonts w:ascii="Arial" w:cs="Arial" w:eastAsia="Arial" w:hAnsi="Arial"/>
+                <w:color w:val="117086"/>
+                <w:sz w:val="16"/>
+                <w:szCs w:val="16"/>
+              </w:rPr>
+              <w:t xml:space="preserve">The key business terms of this board consent are as follows.</w:t>
+            </w:r>
+          </w:p>
+        </w:tc>
+      </w:tr>
+      <w:tr>
+        <w:trPr>
+          <w:trHeight w:val="700" w:hRule="atLeast"/>
+        </w:trPr>
+        <w:tc>
+          <w:tcPr>
+            <w:tcBorders>
+              <w:top w:val="single" w:color="C7C7C7" w:sz="4"/>
+              <w:left w:val="nil" w:color="FFFFFF" w:sz="0"/>
+              <w:bottom w:val="single" w:color="C7C7C7" w:sz="4"/>
+              <w:right w:val="nil" w:color="FFFFFF" w:sz="0"/>
+            </w:tcBorders>
+            <w:tcMar>
+              <w:top w:type="dxa" w:w="80"/>
+              <w:left w:type="dxa" w:w="115"/>
+              <w:bottom w:type="dxa" w:w="80"/>
+              <w:right w:type="dxa" w:w="115"/>
+            </w:tcMar>
+            <w:vAlign w:val="center"/>
+          </w:tcPr>
+          <w:p>
+            <w:pPr>
+              <w:spacing w:after="0" w:before="0" w:line="340"/>
+            </w:pPr>
+            <w:r>
+              <w:rPr>
+                <w:rFonts w:ascii="Arial" w:cs="Arial" w:eastAsia="Arial" w:hAnsi="Arial"/>
+                <w:b/>
+                <w:bCs/>
+                <w:i w:val="false"/>
+                <w:iCs w:val="false"/>
+                <w:color w:val="1D2021"/>
+                <w:sz w:val="22"/>
+                <w:szCs w:val="22"/>
+              </w:rPr>
+              <w:t xml:space="preserve">Company</w:t>
+            </w:r>
+          </w:p>
+        </w:tc>
+        <w:tc>
+          <w:tcPr>
+            <w:tcBorders>
+              <w:top w:val="single" w:color="C7C7C7" w:sz="4"/>
+              <w:left w:val="nil" w:color="FFFFFF" w:sz="0"/>
+              <w:bottom w:val="single" w:color="C7C7C7" w:sz="4"/>
+              <w:right w:val="nil" w:color="FFFFFF" w:sz="0"/>
+            </w:tcBorders>
+            <w:tcMar>
+              <w:top w:type="dxa" w:w="80"/>
+              <w:left w:type="dxa" w:w="115"/>
+              <w:bottom w:type="dxa" w:w="80"/>
+              <w:right w:type="dxa" w:w="115"/>
+            </w:tcMar>
+            <w:vAlign w:val="center"/>
+          </w:tcPr>
+          <w:p>
+            <w:pPr>
+              <w:spacing w:after="0" w:before="0" w:line="340" w:beforeAutospacing="false" w:afterAutospacing="false"/>
+              <w:contextualSpacing w:val="false"/>
+            </w:pPr>
+            <w:r>
+              <w:rPr>
+                <w:rFonts w:ascii="Arial" w:cs="Arial" w:eastAsia="Arial" w:hAnsi="Arial"/>
+                <w:b w:val="false"/>
+                <w:bCs w:val="false"/>
+                <w:i w:val="false"/>
+                <w:iCs w:val="false"/>
+                <w:color w:val="1D2021"/>
+                <w:sz w:val="22"/>
+                <w:szCs w:val="22"/>
+              </w:rPr>
+              <w:t xml:space="preserve">{company_name}</w:t>
+            </w:r>
+          </w:p>
+        </w:tc>
+      </w:tr>
+      <w:tr>
+        <w:trPr>
+          <w:trHeight w:val="700" w:hRule="atLeast"/>
+        </w:trPr>
+        <w:tc>
+          <w:tcPr>
+            <w:tcBorders>
+              <w:top w:val="single" w:color="C7C7C7" w:sz="4"/>
+              <w:left w:val="nil" w:color="FFFFFF" w:sz="0"/>
+              <w:bottom w:val="single" w:color="C7C7C7" w:sz="4"/>
+              <w:right w:val="nil" w:color="FFFFFF" w:sz="0"/>
+            </w:tcBorders>
+            <w:tcMar>
+              <w:top w:type="dxa" w:w="80"/>
+              <w:left w:type="dxa" w:w="115"/>
+              <w:bottom w:type="dxa" w:w="80"/>
+              <w:right w:type="dxa" w:w="115"/>
+            </w:tcMar>
+            <w:vAlign w:val="center"/>
+          </w:tcPr>
+          <w:p>
+            <w:pPr>
+              <w:spacing w:after="0" w:before="0" w:line="340"/>
+            </w:pPr>
+            <w:r>
+              <w:rPr>
+                <w:rFonts w:ascii="Arial" w:cs="Arial" w:eastAsia="Arial" w:hAnsi="Arial"/>
+                <w:b/>
+                <w:bCs/>
+                <w:i w:val="false"/>
+                <w:iCs w:val="false"/>
+                <w:color w:val="1D2021"/>
+                <w:sz w:val="22"/>
+                <w:szCs w:val="22"/>
+              </w:rPr>
+              <w:t xml:space="preserve">Effective Date</w:t>
+            </w:r>
+          </w:p>
+        </w:tc>
+        <w:tc>
+          <w:tcPr>
+            <w:tcBorders>
+              <w:top w:val="single" w:color="C7C7C7" w:sz="4"/>
+              <w:left w:val="nil" w:color="FFFFFF" w:sz="0"/>
+              <w:bottom w:val="single" w:color="C7C7C7" w:sz="4"/>
+              <w:right w:val="nil" w:color="FFFFFF" w:sz="0"/>
+            </w:tcBorders>
+            <w:tcMar>
+              <w:top w:type="dxa" w:w="80"/>
+              <w:left w:type="dxa" w:w="115"/>
+              <w:bottom w:type="dxa" w:w="80"/>
+              <w:right w:type="dxa" w:w="115"/>
+            </w:tcMar>
+            <w:vAlign w:val="center"/>
+          </w:tcPr>
+          <w:p>
+            <w:pPr>
+              <w:spacing w:after="0" w:before="0" w:line="340" w:beforeAutospacing="false" w:afterAutospacing="false"/>
+              <w:contextualSpacing w:val="false"/>
+            </w:pPr>
+            <w:r>
+              <w:rPr>
+                <w:rFonts w:ascii="Arial" w:cs="Arial" w:eastAsia="Arial" w:hAnsi="Arial"/>
+                <w:b w:val="false"/>
+                <w:bCs w:val="false"/>
+                <w:i w:val="false"/>
+                <w:iCs w:val="false"/>
+                <w:color w:val="1D2021"/>
+                <w:sz w:val="22"/>
+                <w:szCs w:val="22"/>
+              </w:rPr>
+              <w:t xml:space="preserve">{effective_date}</w:t>
+            </w:r>
+          </w:p>
+        </w:tc>
+      </w:tr>
+      <w:tr>
+        <w:trPr>
+          <w:trHeight w:val="700" w:hRule="atLeast"/>
+        </w:trPr>
+        <w:tc>
+          <w:tcPr>
+            <w:tcBorders>
+              <w:top w:val="single" w:color="C7C7C7" w:sz="4"/>
+              <w:left w:val="nil" w:color="FFFFFF" w:sz="0"/>
+              <w:bottom w:val="single" w:color="C7C7C7" w:sz="4"/>
+              <w:right w:val="nil" w:color="FFFFFF" w:sz="0"/>
+            </w:tcBorders>
+            <w:tcMar>
+              <w:top w:type="dxa" w:w="80"/>
+              <w:left w:type="dxa" w:w="115"/>
+              <w:bottom w:type="dxa" w:w="80"/>
+              <w:right w:type="dxa" w:w="115"/>
+            </w:tcMar>
+            <w:vAlign w:val="center"/>
+          </w:tcPr>
+          <w:p>
+            <w:pPr>
+              <w:spacing w:after="0" w:before="0" w:line="340"/>
+            </w:pPr>
+            <w:r>
+              <w:rPr>
+                <w:rFonts w:ascii="Arial" w:cs="Arial" w:eastAsia="Arial" w:hAnsi="Arial"/>
+                <w:b/>
+                <w:bCs/>
+                <w:i w:val="false"/>
+                <w:iCs w:val="false"/>
+                <w:color w:val="1D2021"/>
+                <w:sz w:val="22"/>
+                <w:szCs w:val="22"/>
+              </w:rPr>
+              <w:t xml:space="preserve">Aggregate SAFE Purchase Amount</w:t>
+            </w:r>
+          </w:p>
+        </w:tc>
+        <w:tc>
+          <w:tcPr>
+            <w:tcBorders>
+              <w:top w:val="single" w:color="C7C7C7" w:sz="4"/>
+              <w:left w:val="nil" w:color="FFFFFF" w:sz="0"/>
+              <w:bottom w:val="single" w:color="C7C7C7" w:sz="4"/>
+              <w:right w:val="nil" w:color="FFFFFF" w:sz="0"/>
+            </w:tcBorders>
+            <w:tcMar>
+              <w:top w:type="dxa" w:w="80"/>
+              <w:left w:type="dxa" w:w="115"/>
+              <w:bottom w:type="dxa" w:w="80"/>
+              <w:right w:type="dxa" w:w="115"/>
+            </w:tcMar>
+            <w:vAlign w:val="center"/>
+          </w:tcPr>
+          <w:p>
+            <w:pPr>
+              <w:spacing w:after="0" w:before="0" w:line="340" w:beforeAutospacing="false" w:afterAutospacing="false"/>
+              <w:contextualSpacing w:val="false"/>
+            </w:pPr>
+            <w:r>
+              <w:rPr>
+                <w:rFonts w:ascii="Arial" w:cs="Arial" w:eastAsia="Arial" w:hAnsi="Arial"/>
+                <w:b w:val="false"/>
+                <w:bCs w:val="false"/>
+                <w:i w:val="false"/>
+                <w:iCs w:val="false"/>
+                <w:color w:val="1D2021"/>
+                <w:sz w:val="22"/>
+                <w:szCs w:val="22"/>
+              </w:rPr>
+              <w:t xml:space="preserve">${purchase_amount}</w:t>
+            </w:r>
+          </w:p>
+        </w:tc>
+      </w:tr>
+      <w:tr>
+        <w:trPr>
+          <w:trHeight w:val="700" w:hRule="atLeast"/>
+        </w:trPr>
+        <w:tc>
+          <w:tcPr>
+            <w:tcBorders>
+              <w:top w:val="single" w:color="C7C7C7" w:sz="4"/>
+              <w:left w:val="nil" w:color="FFFFFF" w:sz="0"/>
+              <w:bottom w:val="single" w:color="C7C7C7" w:sz="4"/>
+              <w:right w:val="nil" w:color="FFFFFF" w:sz="0"/>
+            </w:tcBorders>
+            <w:tcMar>
+              <w:top w:type="dxa" w:w="80"/>
+              <w:left w:type="dxa" w:w="115"/>
+              <w:bottom w:type="dxa" w:w="80"/>
+              <w:right w:type="dxa" w:w="115"/>
+            </w:tcMar>
+            <w:vAlign w:val="center"/>
+          </w:tcPr>
+          <w:p>
+            <w:pPr>
+              <w:spacing w:after="0" w:before="0" w:line="340"/>
+            </w:pPr>
+            <w:r>
+              <w:rPr>
+                <w:rFonts w:ascii="Arial" w:cs="Arial" w:eastAsia="Arial" w:hAnsi="Arial"/>
+                <w:b/>
+                <w:bCs/>
+                <w:i w:val="false"/>
+                <w:iCs w:val="false"/>
+                <w:color w:val="1D2021"/>
+                <w:sz w:val="22"/>
+                <w:szCs w:val="22"/>
+              </w:rPr>
+              <w:t xml:space="preserve">Governing Law</w:t>
+            </w:r>
+          </w:p>
+        </w:tc>
+        <w:tc>
+          <w:tcPr>
+            <w:tcBorders>
+              <w:top w:val="single" w:color="C7C7C7" w:sz="4"/>
+              <w:left w:val="nil" w:color="FFFFFF" w:sz="0"/>
+              <w:bottom w:val="single" w:color="C7C7C7" w:sz="4"/>
+              <w:right w:val="nil" w:color="FFFFFF" w:sz="0"/>
+            </w:tcBorders>
+            <w:tcMar>
+              <w:top w:type="dxa" w:w="80"/>
+              <w:left w:type="dxa" w:w="115"/>
+              <w:bottom w:type="dxa" w:w="80"/>
+              <w:right w:type="dxa" w:w="115"/>
+            </w:tcMar>
+            <w:vAlign w:val="center"/>
+          </w:tcPr>
+          <w:p>
+            <w:pPr>
+              <w:spacing w:after="0" w:before="0" w:line="340" w:beforeAutospacing="false" w:afterAutospacing="false"/>
+              <w:contextualSpacing w:val="false"/>
+            </w:pPr>
+            <w:r>
+              <w:rPr>
+                <w:rFonts w:ascii="Arial" w:cs="Arial" w:eastAsia="Arial" w:hAnsi="Arial"/>
+                <w:b w:val="false"/>
+                <w:bCs w:val="false"/>
+                <w:i w:val="false"/>
+                <w:iCs w:val="false"/>
+                <w:color w:val="1D2021"/>
+                <w:sz w:val="22"/>
+                <w:szCs w:val="22"/>
+              </w:rPr>
+              <w:t xml:space="preserve">Delaware</w:t>
+            </w:r>
+          </w:p>
+        </w:tc>
+      </w:tr>
+    </w:tbl>
+    <w:p>
+      <w:pPr>
+        <w:sectPr>
+          <w:headerReference w:type="default" r:id="rId7"/>
+          <w:footerReference w:type="default" r:id="rId8"/>
+          <w:pgSz w:w="11906" w:h="16838" w:orient="portrait"/>
+          <w:pgMar w:top="936" w:right="1080" w:bottom="720" w:left="1080" w:header="360" w:footer="432" w:gutter="0"/>
+          <w:pgNumType/>
+          <w:docGrid w:linePitch="360"/>
+        </w:sectPr>
+      </w:pPr>
+    </w:p>
+    <w:p>
+      <w:pPr>
+        <w:spacing w:after="240" w:before="0" w:line="340" w:beforeAutospacing="false" w:afterAutospacing="false"/>
+        <w:contextualSpacing w:val="false"/>
+      </w:pPr>
+      <w:r>
+        <w:rPr>
+          <w:rFonts w:ascii="Arial" w:cs="Arial" w:eastAsia="Arial" w:hAnsi="Arial"/>
           <w:b/>
           <w:bCs/>
-        </w:rPr>
-        <w:t xml:space="preserve">WHEREAS</w:t>
-      </w:r>
-      <w:r>
-        <w:t xml:space="preserve">, the Board believes it is in the best interests of the Company to enter into one or more Simple Agreements for Future Equity (each, a “SAFE”, and together, the “SAFEs”), providing for the sale of rights to future shares of the Company’s capital stock for an aggregate purchase amount of up to $</w:t>
-      </w:r>
-      <w:r>
-        <w:t xml:space="preserve">{purchase_amount}</w:t>
-      </w:r>
-      <w:r>
-        <w:t xml:space="preserve">, in accordance with terms set forth therein.</w:t>
-      </w:r>
-    </w:p>
-    <w:p>
-      <w:pPr>
-        <w:pStyle w:val="Normal"/>
-      </w:pPr>
-      <w:r>
-        <w:rPr>
+          <w:color w:val="117086"/>
+          <w:sz w:val="22"/>
+          <w:szCs w:val="22"/>
+        </w:rPr>
+        <w:t xml:space="preserve">Standard Terms</w:t>
+      </w:r>
+    </w:p>
+    <w:p>
+      <w:pPr>
+        <w:pStyle w:val="OAClauseHeading"/>
+        <w:spacing w:after="120" w:before="320" w:line="340" w:beforeAutospacing="false" w:afterAutospacing="false"/>
+        <w:contextualSpacing w:val="false"/>
+      </w:pPr>
+      <w:r>
+        <w:rPr>
+          <w:rFonts w:ascii="Arial" w:cs="Arial" w:eastAsia="Arial" w:hAnsi="Arial"/>
           <w:b/>
           <w:bCs/>
-        </w:rPr>
-        <w:t xml:space="preserve">RESOLVED</w:t>
-      </w:r>
-      <w:r>
-        <w:t xml:space="preserve">, that each SAFE, in substantially the form presented to the Board, be, and it hereby is, approved in all respects;</w:t>
-      </w:r>
-    </w:p>
-    <w:p>
-      <w:pPr>
-        <w:pStyle w:val="Normal"/>
-      </w:pPr>
-      <w:r>
-        <w:rPr>
+          <w:color w:val="1D2021"/>
+          <w:sz w:val="22"/>
+          <w:szCs w:val="22"/>
+        </w:rPr>
+        <w:t xml:space="preserve">1. Board Action Under Delaware Law.</w:t>
+      </w:r>
+    </w:p>
+    <w:p>
+      <w:pPr>
+        <w:pStyle w:val="OAClauseBody"/>
+        <w:spacing w:after="280" w:before="0" w:line="340" w:beforeAutospacing="false" w:afterAutospacing="false"/>
+        <w:contextualSpacing w:val="false"/>
+      </w:pPr>
+      <w:r>
+        <w:rPr>
+          <w:rFonts w:ascii="Arial" w:cs="Arial" w:eastAsia="Arial" w:hAnsi="Arial"/>
+          <w:b w:val="false"/>
+          <w:bCs w:val="false"/>
+          <w:i w:val="false"/>
+          <w:iCs w:val="false"/>
+          <w:color w:val="1D2021"/>
+          <w:sz w:val="22"/>
+          <w:szCs w:val="22"/>
+        </w:rPr>
+        <w:t xml:space="preserve">All members of the Board of Directors of Company adopt this action by unanimous written consent pursuant to Section 141(f) of the Delaware General Corporation Law.</w:t>
+      </w:r>
+    </w:p>
+    <w:p>
+      <w:pPr>
+        <w:pStyle w:val="OAClauseHeading"/>
+        <w:spacing w:after="120" w:before="320" w:line="340" w:beforeAutospacing="false" w:afterAutospacing="false"/>
+        <w:contextualSpacing w:val="false"/>
+      </w:pPr>
+      <w:r>
+        <w:rPr>
+          <w:rFonts w:ascii="Arial" w:cs="Arial" w:eastAsia="Arial" w:hAnsi="Arial"/>
           <w:b/>
           <w:bCs/>
-        </w:rPr>
-        <w:t xml:space="preserve">RESOLVED FURTHER</w:t>
-      </w:r>
-      <w:r>
-        <w:t xml:space="preserve">, that the officers of the Company be, and each of them hereby is, authorized and directed, for and on behalf of the Company, to execute and deliver each SAFE, and any and all other agreements, certificates or documents required or contemplated by any SAFE or deemed necessary or appropriate in connection therewith, and to take all actions deemed necessary or appropriate to cause the Company’s obligations thereunder to be performed;</w:t>
-      </w:r>
-    </w:p>
-    <w:p>
-      <w:pPr>
-        <w:pStyle w:val="Normal"/>
-      </w:pPr>
-      <w:r>
-        <w:rPr>
+          <w:color w:val="1D2021"/>
+          <w:sz w:val="22"/>
+          <w:szCs w:val="22"/>
+        </w:rPr>
+        <w:t xml:space="preserve">2. Approval of SAFE Financing.</w:t>
+      </w:r>
+    </w:p>
+    <w:p>
+      <w:pPr>
+        <w:pStyle w:val="OAClauseBody"/>
+        <w:spacing w:after="280" w:before="0" w:line="340" w:beforeAutospacing="false" w:afterAutospacing="false"/>
+        <w:contextualSpacing w:val="false"/>
+      </w:pPr>
+      <w:r>
+        <w:rPr>
+          <w:rFonts w:ascii="Arial" w:cs="Arial" w:eastAsia="Arial" w:hAnsi="Arial"/>
+          <w:b w:val="false"/>
+          <w:bCs w:val="false"/>
+          <w:i w:val="false"/>
+          <w:iCs w:val="false"/>
+          <w:color w:val="1D2021"/>
+          <w:sz w:val="22"/>
+          <w:szCs w:val="22"/>
+        </w:rPr>
+        <w:t xml:space="preserve">Board has determined that it is in the best interests of Company to enter into one or more Simple Agreements for Future Equity, or SAFEs, for the aggregate purchase amount listed in Cover Terms, and each SAFE in substantially the form presented to Board is approved.</w:t>
+      </w:r>
+    </w:p>
+    <w:p>
+      <w:pPr>
+        <w:pStyle w:val="OAClauseHeading"/>
+        <w:spacing w:after="120" w:before="320" w:line="340" w:beforeAutospacing="false" w:afterAutospacing="false"/>
+        <w:contextualSpacing w:val="false"/>
+      </w:pPr>
+      <w:r>
+        <w:rPr>
+          <w:rFonts w:ascii="Arial" w:cs="Arial" w:eastAsia="Arial" w:hAnsi="Arial"/>
           <w:b/>
           <w:bCs/>
-        </w:rPr>
-        <w:t xml:space="preserve">RESOLVED FURTHER</w:t>
-      </w:r>
-      <w:r>
-        <w:t xml:space="preserve">, that the officers of the Company be, and each of them hereby is, authorized and directed, for and on behalf of the Company, to negotiate or otherwise cause such additions, modifications, amendments or deletions to be made to any SAFE, and such other agreements, certificates or documents, as any such officer may approve, and the execution and delivery thereof by such officer shall be deemed conclusive evidence of the approval of any such addition, modification, amendment or deletion;</w:t>
-      </w:r>
-    </w:p>
-    <w:p>
-      <w:pPr>
-        <w:pStyle w:val="Normal"/>
-      </w:pPr>
-      <w:r>
-        <w:rPr>
+          <w:color w:val="1D2021"/>
+          <w:sz w:val="22"/>
+          <w:szCs w:val="22"/>
+        </w:rPr>
+        <w:t xml:space="preserve">3. Officer Authority.</w:t>
+      </w:r>
+    </w:p>
+    <w:p>
+      <w:pPr>
+        <w:pStyle w:val="OAClauseBody"/>
+        <w:spacing w:after="280" w:before="0" w:line="340" w:beforeAutospacing="false" w:afterAutospacing="false"/>
+        <w:contextualSpacing w:val="false"/>
+      </w:pPr>
+      <w:r>
+        <w:rPr>
+          <w:rFonts w:ascii="Arial" w:cs="Arial" w:eastAsia="Arial" w:hAnsi="Arial"/>
+          <w:b w:val="false"/>
+          <w:bCs w:val="false"/>
+          <w:i w:val="false"/>
+          <w:iCs w:val="false"/>
+          <w:color w:val="1D2021"/>
+          <w:sz w:val="22"/>
+          <w:szCs w:val="22"/>
+        </w:rPr>
+        <w:t xml:space="preserve">Each officer of Company is authorized and directed, for and on behalf of Company, to execute and deliver each SAFE and any related agreements, certificates, notices, or other documents required or contemplated by any SAFE or otherwise necessary or appropriate in connection with the SAFE financing.</w:t>
+      </w:r>
+    </w:p>
+    <w:p>
+      <w:pPr>
+        <w:pStyle w:val="OAClauseHeading"/>
+        <w:spacing w:after="120" w:before="320" w:line="340" w:beforeAutospacing="false" w:afterAutospacing="false"/>
+        <w:contextualSpacing w:val="false"/>
+      </w:pPr>
+      <w:r>
+        <w:rPr>
+          <w:rFonts w:ascii="Arial" w:cs="Arial" w:eastAsia="Arial" w:hAnsi="Arial"/>
           <w:b/>
           <w:bCs/>
-        </w:rPr>
-        <w:t xml:space="preserve">RESOLVED FURTHER</w:t>
-      </w:r>
-      <w:r>
-        <w:t xml:space="preserve">, that shares of the Company’s capital stock issuable upon conversion of each SAFE be, and they hereby are, reserved for issuance upon conversion of such SAFE in accordance with its terms;</w:t>
-      </w:r>
-    </w:p>
-    <w:p>
-      <w:pPr>
-        <w:pStyle w:val="Normal"/>
-      </w:pPr>
-      <w:r>
-        <w:rPr>
+          <w:color w:val="1D2021"/>
+          <w:sz w:val="22"/>
+          <w:szCs w:val="22"/>
+        </w:rPr>
+        <w:t xml:space="preserve">4. Negotiated Changes.</w:t>
+      </w:r>
+    </w:p>
+    <w:p>
+      <w:pPr>
+        <w:pStyle w:val="OAClauseBody"/>
+        <w:spacing w:after="280" w:before="0" w:line="340" w:beforeAutospacing="false" w:afterAutospacing="false"/>
+        <w:contextualSpacing w:val="false"/>
+      </w:pPr>
+      <w:r>
+        <w:rPr>
+          <w:rFonts w:ascii="Arial" w:cs="Arial" w:eastAsia="Arial" w:hAnsi="Arial"/>
+          <w:b w:val="false"/>
+          <w:bCs w:val="false"/>
+          <w:i w:val="false"/>
+          <w:iCs w:val="false"/>
+          <w:color w:val="1D2021"/>
+          <w:sz w:val="22"/>
+          <w:szCs w:val="22"/>
+        </w:rPr>
+        <w:t xml:space="preserve">Each officer of Company is further authorized to negotiate and approve additions, modifications, amendments, or deletions to any SAFE or related document, and execution and delivery by that officer will be conclusive evidence of that approval.</w:t>
+      </w:r>
+    </w:p>
+    <w:p>
+      <w:pPr>
+        <w:pStyle w:val="OAClauseHeading"/>
+        <w:spacing w:after="120" w:before="320" w:line="340" w:beforeAutospacing="false" w:afterAutospacing="false"/>
+        <w:contextualSpacing w:val="false"/>
+      </w:pPr>
+      <w:r>
+        <w:rPr>
+          <w:rFonts w:ascii="Arial" w:cs="Arial" w:eastAsia="Arial" w:hAnsi="Arial"/>
           <w:b/>
           <w:bCs/>
-        </w:rPr>
-        <w:t xml:space="preserve">RESOLVED FURTHER</w:t>
-      </w:r>
-      <w:r>
-        <w:t xml:space="preserve">, that when shares of the Company’s capital stock are issued upon conversion of any SAFE in accordance with its terms, such shares shall be duly and validly issued, fully paid and nonassessable; and</w:t>
-      </w:r>
-    </w:p>
-    <w:p>
-      <w:pPr>
-        <w:pStyle w:val="Normal"/>
-      </w:pPr>
-      <w:r>
-        <w:rPr>
+          <w:color w:val="1D2021"/>
+          <w:sz w:val="22"/>
+          <w:szCs w:val="22"/>
+        </w:rPr>
+        <w:t xml:space="preserve">5. Reservation and Issuance of Shares.</w:t>
+      </w:r>
+    </w:p>
+    <w:p>
+      <w:pPr>
+        <w:pStyle w:val="OAClauseBody"/>
+        <w:spacing w:after="280" w:before="0" w:line="340" w:beforeAutospacing="false" w:afterAutospacing="false"/>
+        <w:contextualSpacing w:val="false"/>
+      </w:pPr>
+      <w:r>
+        <w:rPr>
+          <w:rFonts w:ascii="Arial" w:cs="Arial" w:eastAsia="Arial" w:hAnsi="Arial"/>
+          <w:b w:val="false"/>
+          <w:bCs w:val="false"/>
+          <w:i w:val="false"/>
+          <w:iCs w:val="false"/>
+          <w:color w:val="1D2021"/>
+          <w:sz w:val="22"/>
+          <w:szCs w:val="22"/>
+        </w:rPr>
+        <w:t xml:space="preserve">Shares of Company capital stock issuable upon conversion of each SAFE are reserved for issuance, and when issued in accordance with the applicable SAFE, those shares will be duly and validly issued, fully paid, and nonassessable.</w:t>
+      </w:r>
+    </w:p>
+    <w:p>
+      <w:pPr>
+        <w:pStyle w:val="OAClauseHeading"/>
+        <w:spacing w:after="120" w:before="320" w:line="340" w:beforeAutospacing="false" w:afterAutospacing="false"/>
+        <w:contextualSpacing w:val="false"/>
+      </w:pPr>
+      <w:r>
+        <w:rPr>
+          <w:rFonts w:ascii="Arial" w:cs="Arial" w:eastAsia="Arial" w:hAnsi="Arial"/>
           <w:b/>
           <w:bCs/>
-        </w:rPr>
-        <w:t xml:space="preserve">RESOLVED FURTHER</w:t>
-      </w:r>
-      <w:r>
-        <w:t xml:space="preserve">, that each SAFE shall be offered and sold in reliance on any applicable exemption from registration provided by the Securities Act of 1933, as amended, and any applicable exemption under applicable state blue sky laws, and that the officers of the Company be, and each of them hereby is, authorized and directed, for and on behalf of the Company, to execute and file any forms, certificates, notices or other documents that are necessary or appropriate pursuant to federal or state securities laws.</w:t>
-      </w:r>
-    </w:p>
-    <w:p>
-      <w:pPr>
-        <w:pStyle w:val="OAHeading2"/>
-      </w:pPr>
-      <w:r>
-        <w:t xml:space="preserve">General Authorizing Resolution</w:t>
-      </w:r>
-    </w:p>
-    <w:p>
-      <w:pPr>
-        <w:pStyle w:val="Normal"/>
-      </w:pPr>
-      <w:r>
-        <w:rPr>
+          <w:color w:val="1D2021"/>
+          <w:sz w:val="22"/>
+          <w:szCs w:val="22"/>
+        </w:rPr>
+        <w:t xml:space="preserve">6. Securities Law Compliance.</w:t>
+      </w:r>
+    </w:p>
+    <w:p>
+      <w:pPr>
+        <w:pStyle w:val="OAClauseBody"/>
+        <w:spacing w:after="280" w:before="0" w:line="340" w:beforeAutospacing="false" w:afterAutospacing="false"/>
+        <w:contextualSpacing w:val="false"/>
+      </w:pPr>
+      <w:r>
+        <w:rPr>
+          <w:rFonts w:ascii="Arial" w:cs="Arial" w:eastAsia="Arial" w:hAnsi="Arial"/>
+          <w:b w:val="false"/>
+          <w:bCs w:val="false"/>
+          <w:i w:val="false"/>
+          <w:iCs w:val="false"/>
+          <w:color w:val="1D2021"/>
+          <w:sz w:val="22"/>
+          <w:szCs w:val="22"/>
+        </w:rPr>
+        <w:t xml:space="preserve">The SAFE financing is approved to be offered and sold in reliance on applicable exemptions from registration under the Securities Act of 1933, as amended, and applicable state securities laws. Each officer of Company is authorized to execute and file any forms, certificates, notices, or other documents that are necessary or appropriate in connection with that compliance.</w:t>
+      </w:r>
+    </w:p>
+    <w:p>
+      <w:pPr>
+        <w:pStyle w:val="OAClauseHeading"/>
+        <w:spacing w:after="120" w:before="320" w:line="340" w:beforeAutospacing="false" w:afterAutospacing="false"/>
+        <w:contextualSpacing w:val="false"/>
+      </w:pPr>
+      <w:r>
+        <w:rPr>
+          <w:rFonts w:ascii="Arial" w:cs="Arial" w:eastAsia="Arial" w:hAnsi="Arial"/>
           <w:b/>
           <w:bCs/>
-        </w:rPr>
-        <w:t xml:space="preserve">RESOLVED</w:t>
-      </w:r>
-      <w:r>
-        <w:t xml:space="preserve">, that the officers of the Company be, and each of them hereby is, authorized and directed, for and on behalf of the Company, to take such further actions and execute such documents as may be necessary or appropriate in order to implement the foregoing resolutions.</w:t>
-      </w:r>
-    </w:p>
-    <w:p>
-      <w:pPr>
-        <w:pStyle w:val="OABlockSignatureFollow"/>
-      </w:pPr>
-      <w:r>
-        <w:t xml:space="preserve">[Signature Page Follows]</w:t>
-      </w:r>
-    </w:p>
-    <w:p>
-      <w:r>
-        <w:br w:type="page"/>
-      </w:r>
-    </w:p>
-    <w:p>
-      <w:pPr>
-        <w:pStyle w:val="OABlockSignatureIntro"/>
-      </w:pPr>
-      <w:r>
-        <w:t xml:space="preserve">This Action by Written Consent shall be filed with the minutes of the proceedings of the Board of Directors of the Company.</w:t>
-      </w:r>
-    </w:p>
-    <w:p>
-      <w:pPr>
-        <w:pStyle w:val="Normal"/>
-      </w:pPr>
-      <w:r>
-        <w:t xml:space="preserve">The undersigned has executed this Action by Written Consent as of the date set forth under such signatory’s name below. Any copy, facsimile, .PDF or other reliable reproduction of this Action by Written Consent may be substituted or used in lieu of the original writing for any and all purposes for which the original writing could be used, provided that such copy, facsimile, .PDF or other reproduction be a complete reproduction of the entire original writing.</w:t>
-      </w:r>
-    </w:p>
-    <w:p>
-      <w:pPr>
-        <w:pStyle w:val="Normal"/>
-      </w:pPr>
-      <w:r>
+          <w:color w:val="1D2021"/>
+          <w:sz w:val="22"/>
+          <w:szCs w:val="22"/>
+        </w:rPr>
+        <w:t xml:space="preserve">7. Further Actions.</w:t>
+      </w:r>
+    </w:p>
+    <w:p>
+      <w:pPr>
+        <w:pStyle w:val="OAClauseBody"/>
+        <w:spacing w:after="280" w:before="0" w:line="340" w:beforeAutospacing="false" w:afterAutospacing="false"/>
+        <w:contextualSpacing w:val="false"/>
+      </w:pPr>
+      <w:r>
+        <w:rPr>
+          <w:rFonts w:ascii="Arial" w:cs="Arial" w:eastAsia="Arial" w:hAnsi="Arial"/>
+          <w:b w:val="false"/>
+          <w:bCs w:val="false"/>
+          <w:i w:val="false"/>
+          <w:iCs w:val="false"/>
+          <w:color w:val="1D2021"/>
+          <w:sz w:val="22"/>
+          <w:szCs w:val="22"/>
+        </w:rPr>
+        <w:t xml:space="preserve">Each officer of Company is authorized and directed to take any further actions and execute any additional documents necessary or appropriate to implement these approvals.</w:t>
+      </w:r>
+    </w:p>
+    <w:p>
+      <w:pPr>
+        <w:sectPr>
+          <w:headerReference w:type="default" r:id="rId9"/>
+          <w:footerReference w:type="default" r:id="rId10"/>
+          <w:pgSz w:w="11906" w:h="16838" w:orient="portrait"/>
+          <w:pgMar w:top="936" w:right="1080" w:bottom="720" w:left="1080" w:header="360" w:footer="432" w:gutter="0"/>
+          <w:pgNumType/>
+          <w:docGrid w:linePitch="360"/>
+        </w:sectPr>
+      </w:pPr>
+    </w:p>
+    <w:p>
+      <w:pPr>
+        <w:spacing w:after="240" w:before="0" w:line="340" w:beforeAutospacing="false" w:afterAutospacing="false"/>
+        <w:contextualSpacing w:val="false"/>
+      </w:pPr>
+      <w:r>
+        <w:rPr>
+          <w:rFonts w:ascii="Arial" w:cs="Arial" w:eastAsia="Arial" w:hAnsi="Arial"/>
+          <w:b/>
+          <w:bCs/>
+          <w:color w:val="117086"/>
+          <w:sz w:val="22"/>
+          <w:szCs w:val="22"/>
+        </w:rPr>
+        <w:t xml:space="preserve">Signatures</w:t>
+      </w:r>
+    </w:p>
+    <w:p>
+      <w:pPr>
+        <w:spacing w:after="280" w:before="0" w:line="340" w:beforeAutospacing="false" w:afterAutospacing="false"/>
+        <w:contextualSpacing w:val="false"/>
+      </w:pPr>
+      <w:r>
+        <w:rPr>
+          <w:rFonts w:ascii="Arial" w:cs="Arial" w:eastAsia="Arial" w:hAnsi="Arial"/>
+          <w:b w:val="false"/>
+          <w:bCs w:val="false"/>
+          <w:i w:val="false"/>
+          <w:iCs w:val="false"/>
+          <w:color w:val="1D2021"/>
+          <w:sz w:val="22"/>
+          <w:szCs w:val="22"/>
+        </w:rPr>
+        <w:t xml:space="preserve">This Action by Written Consent shall be filed with the minutes of the proceedings of the Board of Directors of Company.</w:t>
+      </w:r>
+    </w:p>
+    <w:p>
+      <w:pPr>
+        <w:spacing w:after="280" w:before="280" w:line="340" w:beforeAutospacing="false" w:afterAutospacing="false"/>
+        <w:contextualSpacing w:val="false"/>
+      </w:pPr>
+      <w:r>
+        <w:rPr>
+          <w:rFonts w:ascii="Arial" w:cs="Arial" w:eastAsia="Arial" w:hAnsi="Arial"/>
+          <w:b w:val="false"/>
+          <w:bCs w:val="false"/>
+          <w:i w:val="false"/>
+          <w:iCs w:val="false"/>
+          <w:color w:val="1D2021"/>
+          <w:sz w:val="22"/>
+          <w:szCs w:val="22"/>
+        </w:rPr>
+        <w:t xml:space="preserve">By signing below, each director adopts this board consent as of the effective date listed in Cover Terms. Any copy, facsimile, PDF, or other reliable reproduction of this board consent may be substituted or used in lieu of the original writing for any purpose for which the original writing could be used, provided that the reproduction is a complete reproduction of the entire original writing.</w:t>
+      </w:r>
+    </w:p>
+    <w:p>
+      <w:pPr>
+        <w:spacing w:after="0" w:before="0" w:line="340" w:beforeAutospacing="false" w:afterAutospacing="false"/>
+        <w:contextualSpacing w:val="false"/>
+      </w:pPr>
+      <w:r>
+        <w:rPr>
+          <w:rFonts w:ascii="Arial" w:cs="Arial" w:eastAsia="Arial" w:hAnsi="Arial"/>
+          <w:b w:val="false"/>
+          <w:bCs w:val="false"/>
+          <w:i w:val="false"/>
+          <w:iCs w:val="false"/>
+          <w:color w:val="1D2021"/>
+          <w:sz w:val="22"/>
+          <w:szCs w:val="22"/>
+        </w:rPr>
         <w:t xml:space="preserve">{FOR member IN board_members}</w:t>
       </w:r>
     </w:p>
     <w:p>
       <w:pPr>
-        <w:pStyle w:val="OABlockSignatureLine"/>
-      </w:pPr>
-      <w:r>
+        <w:spacing w:after="0" w:before="320" w:line="340" w:beforeAutospacing="false" w:afterAutospacing="false"/>
+        <w:contextualSpacing w:val="false"/>
+      </w:pPr>
+      <w:r>
+        <w:rPr>
+          <w:rFonts w:ascii="Arial" w:cs="Arial" w:eastAsia="Arial" w:hAnsi="Arial"/>
+          <w:b/>
+          <w:bCs/>
+          <w:i w:val="false"/>
+          <w:iCs w:val="false"/>
+          <w:color w:val="1D2021"/>
+          <w:sz w:val="22"/>
+          <w:szCs w:val="22"/>
+        </w:rPr>
+        <w:t xml:space="preserve">Director</w:t>
+      </w:r>
+    </w:p>
+    <w:p>
+      <w:pPr>
+        <w:spacing w:after="0" w:before="0" w:line="340" w:beforeAutospacing="false" w:afterAutospacing="false"/>
+        <w:contextualSpacing w:val="false"/>
+      </w:pPr>
+      <w:r>
+        <w:rPr>
+          <w:rFonts w:ascii="Arial" w:cs="Arial" w:eastAsia="Arial" w:hAnsi="Arial"/>
+          <w:b w:val="false"/>
+          <w:bCs w:val="false"/>
+          <w:i w:val="false"/>
+          <w:iCs w:val="false"/>
+          <w:color w:val="1D2021"/>
+          <w:sz w:val="22"/>
+          <w:szCs w:val="22"/>
+        </w:rPr>
         <w:t xml:space="preserve">______________________________</w:t>
       </w:r>
     </w:p>
     <w:p>
       <w:pPr>
-        <w:pStyle w:val="OABlockSignatureName"/>
-      </w:pPr>
-      <w:r>
-        <w:t xml:space="preserve">{$member.name}</w:t>
-      </w:r>
-    </w:p>
-    <w:p>
-      <w:pPr>
-        <w:pStyle w:val="OABlockSignatureDate"/>
-      </w:pPr>
-      <w:r>
-        <w:t xml:space="preserve">Date: </w:t>
-      </w:r>
-      <w:r>
-        <w:t xml:space="preserve">{effective_date}</w:t>
-      </w:r>
-    </w:p>
-    <w:p>
-      <w:pPr>
-        <w:pStyle w:val="Normal"/>
-      </w:pPr>
-      <w:r>
+        <w:spacing w:after="0" w:before="0" w:line="340" w:beforeAutospacing="false" w:afterAutospacing="false"/>
+        <w:contextualSpacing w:val="false"/>
+      </w:pPr>
+      <w:r>
+        <w:rPr>
+          <w:rFonts w:ascii="Arial" w:cs="Arial" w:eastAsia="Arial" w:hAnsi="Arial"/>
+          <w:b w:val="false"/>
+          <w:bCs w:val="false"/>
+          <w:i w:val="false"/>
+          <w:iCs w:val="false"/>
+          <w:color w:val="1D2021"/>
+          <w:sz w:val="22"/>
+          <w:szCs w:val="22"/>
+        </w:rPr>
+        <w:t xml:space="preserve">Print Name: {$member.name}</w:t>
+      </w:r>
+    </w:p>
+    <w:p>
+      <w:pPr>
+        <w:spacing w:after="280" w:before="0" w:line="340" w:beforeAutospacing="false" w:afterAutospacing="false"/>
+        <w:contextualSpacing w:val="false"/>
+      </w:pPr>
+      <w:r>
+        <w:rPr>
+          <w:rFonts w:ascii="Arial" w:cs="Arial" w:eastAsia="Arial" w:hAnsi="Arial"/>
+          <w:b w:val="false"/>
+          <w:bCs w:val="false"/>
+          <w:i w:val="false"/>
+          <w:iCs w:val="false"/>
+          <w:color w:val="1D2021"/>
+          <w:sz w:val="22"/>
+          <w:szCs w:val="22"/>
+        </w:rPr>
+        <w:t xml:space="preserve">Date: {effective_date}</w:t>
+      </w:r>
+    </w:p>
+    <w:p>
+      <w:pPr>
+        <w:spacing w:after="280" w:before="0" w:line="340" w:beforeAutospacing="false" w:afterAutospacing="false"/>
+        <w:contextualSpacing w:val="false"/>
+      </w:pPr>
+      <w:r>
+        <w:rPr>
+          <w:rFonts w:ascii="Arial" w:cs="Arial" w:eastAsia="Arial" w:hAnsi="Arial"/>
+          <w:b w:val="false"/>
+          <w:bCs w:val="false"/>
+          <w:i w:val="false"/>
+          <w:iCs w:val="false"/>
+          <w:color w:val="1D2021"/>
+          <w:sz w:val="22"/>
+          <w:szCs w:val="22"/>
+        </w:rPr>
         <w:t xml:space="preserve">{END-FOR member}</w:t>
       </w:r>
     </w:p>
     <w:sectPr>
-      <w:headerReference w:type="first" r:id="rId7"/>
-      <w:footerReference w:type="default" r:id="rId8"/>
-      <w:footerReference w:type="first" r:id="rId9"/>
-      <w:pgSz w:w="12240" w:h="15840" w:orient="portrait"/>
-      <w:pgMar w:top="1440" w:right="1440" w:bottom="1440" w:left="1440" w:header="720" w:footer="720" w:gutter="0"/>
+      <w:headerReference w:type="default" r:id="rId11"/>
+      <w:footerReference w:type="default" r:id="rId12"/>
+      <w:pgSz w:w="11906" w:h="16838" w:orient="portrait"/>
+      <w:pgMar w:top="936" w:right="1080" w:bottom="720" w:left="1080" w:header="360" w:footer="432" w:gutter="0"/>
       <w:pgNumType/>
-      <w:titlePg/>
       <w:docGrid w:linePitch="360"/>
     </w:sectPr>
   </w:body>
@@ -314,28 +927,28 @@
     </w:pPr>
     <w:r>
       <w:rPr>
-        <w:rFonts w:ascii="Times New Roman" w:cs="Times New Roman" w:eastAsia="Times New Roman" w:hAnsi="Times New Roman"/>
+        <w:rFonts w:ascii="Arial" w:cs="Arial" w:eastAsia="Arial" w:hAnsi="Arial"/>
         <w:color w:val="494A4B"/>
-        <w:sz w:val="20"/>
-        <w:szCs w:val="20"/>
+        <w:sz w:val="13"/>
+        <w:szCs w:val="13"/>
       </w:rPr>
-      <w:t xml:space="preserve">Board Consent for SAFE Financing (v1.0). Free to use under CC BY 4.0.</w:t>
+      <w:t xml:space="preserve">OpenAgreements Board Consent for SAFE Financing (v1.1). Free to use under CC BY 4.0.</w:t>
     </w:r>
     <w:r>
       <w:rPr>
-        <w:rFonts w:ascii="Times New Roman" w:cs="Times New Roman" w:eastAsia="Times New Roman" w:hAnsi="Times New Roman"/>
+        <w:rFonts w:ascii="Arial" w:cs="Arial" w:eastAsia="Arial" w:hAnsi="Arial"/>
         <w:color w:val="494A4B"/>
-        <w:sz w:val="20"/>
-        <w:szCs w:val="20"/>
+        <w:sz w:val="13"/>
+        <w:szCs w:val="13"/>
       </w:rPr>
       <w:t xml:space="preserve">	Page </w:t>
     </w:r>
     <w:r>
       <w:rPr>
-        <w:rFonts w:ascii="Times New Roman" w:cs="Times New Roman" w:eastAsia="Times New Roman" w:hAnsi="Times New Roman"/>
+        <w:rFonts w:ascii="Arial" w:cs="Arial" w:eastAsia="Arial" w:hAnsi="Arial"/>
         <w:color w:val="494A4B"/>
-        <w:sz w:val="20"/>
-        <w:szCs w:val="20"/>
+        <w:sz w:val="13"/>
+        <w:szCs w:val="13"/>
       </w:rPr>
       <w:fldChar w:fldCharType="begin"/>
       <w:instrText xml:space="preserve">PAGE</w:instrText>
@@ -344,19 +957,19 @@
     </w:r>
     <w:r>
       <w:rPr>
-        <w:rFonts w:ascii="Times New Roman" w:cs="Times New Roman" w:eastAsia="Times New Roman" w:hAnsi="Times New Roman"/>
+        <w:rFonts w:ascii="Arial" w:cs="Arial" w:eastAsia="Arial" w:hAnsi="Arial"/>
         <w:color w:val="494A4B"/>
-        <w:sz w:val="20"/>
-        <w:szCs w:val="20"/>
+        <w:sz w:val="13"/>
+        <w:szCs w:val="13"/>
       </w:rPr>
       <w:t xml:space="preserve"> of </w:t>
     </w:r>
     <w:r>
       <w:rPr>
-        <w:rFonts w:ascii="Times New Roman" w:cs="Times New Roman" w:eastAsia="Times New Roman" w:hAnsi="Times New Roman"/>
+        <w:rFonts w:ascii="Arial" w:cs="Arial" w:eastAsia="Arial" w:hAnsi="Arial"/>
         <w:color w:val="494A4B"/>
-        <w:sz w:val="20"/>
-        <w:szCs w:val="20"/>
+        <w:sz w:val="13"/>
+        <w:szCs w:val="13"/>
       </w:rPr>
       <w:fldChar w:fldCharType="begin"/>
       <w:instrText xml:space="preserve">NUMPAGES</w:instrText>
@@ -377,28 +990,28 @@
     </w:pPr>
     <w:r>
       <w:rPr>
-        <w:rFonts w:ascii="Times New Roman" w:cs="Times New Roman" w:eastAsia="Times New Roman" w:hAnsi="Times New Roman"/>
+        <w:rFonts w:ascii="Arial" w:cs="Arial" w:eastAsia="Arial" w:hAnsi="Arial"/>
         <w:color w:val="494A4B"/>
-        <w:sz w:val="20"/>
-        <w:szCs w:val="20"/>
+        <w:sz w:val="13"/>
+        <w:szCs w:val="13"/>
       </w:rPr>
-      <w:t xml:space="preserve">Board Consent for SAFE Financing (v1.0). Free to use under CC BY 4.0.</w:t>
+      <w:t xml:space="preserve">OpenAgreements Board Consent for SAFE Financing (v1.1). Free to use under CC BY 4.0.</w:t>
     </w:r>
     <w:r>
       <w:rPr>
-        <w:rFonts w:ascii="Times New Roman" w:cs="Times New Roman" w:eastAsia="Times New Roman" w:hAnsi="Times New Roman"/>
+        <w:rFonts w:ascii="Arial" w:cs="Arial" w:eastAsia="Arial" w:hAnsi="Arial"/>
         <w:color w:val="494A4B"/>
-        <w:sz w:val="20"/>
-        <w:szCs w:val="20"/>
+        <w:sz w:val="13"/>
+        <w:szCs w:val="13"/>
       </w:rPr>
       <w:t xml:space="preserve">	Page </w:t>
     </w:r>
     <w:r>
       <w:rPr>
-        <w:rFonts w:ascii="Times New Roman" w:cs="Times New Roman" w:eastAsia="Times New Roman" w:hAnsi="Times New Roman"/>
+        <w:rFonts w:ascii="Arial" w:cs="Arial" w:eastAsia="Arial" w:hAnsi="Arial"/>
         <w:color w:val="494A4B"/>
-        <w:sz w:val="20"/>
-        <w:szCs w:val="20"/>
+        <w:sz w:val="13"/>
+        <w:szCs w:val="13"/>
       </w:rPr>
       <w:fldChar w:fldCharType="begin"/>
       <w:instrText xml:space="preserve">PAGE</w:instrText>
@@ -407,19 +1020,82 @@
     </w:r>
     <w:r>
       <w:rPr>
-        <w:rFonts w:ascii="Times New Roman" w:cs="Times New Roman" w:eastAsia="Times New Roman" w:hAnsi="Times New Roman"/>
+        <w:rFonts w:ascii="Arial" w:cs="Arial" w:eastAsia="Arial" w:hAnsi="Arial"/>
         <w:color w:val="494A4B"/>
-        <w:sz w:val="20"/>
-        <w:szCs w:val="20"/>
+        <w:sz w:val="13"/>
+        <w:szCs w:val="13"/>
       </w:rPr>
       <w:t xml:space="preserve"> of </w:t>
     </w:r>
     <w:r>
       <w:rPr>
-        <w:rFonts w:ascii="Times New Roman" w:cs="Times New Roman" w:eastAsia="Times New Roman" w:hAnsi="Times New Roman"/>
+        <w:rFonts w:ascii="Arial" w:cs="Arial" w:eastAsia="Arial" w:hAnsi="Arial"/>
         <w:color w:val="494A4B"/>
-        <w:sz w:val="20"/>
-        <w:szCs w:val="20"/>
+        <w:sz w:val="13"/>
+        <w:szCs w:val="13"/>
+      </w:rPr>
+      <w:fldChar w:fldCharType="begin"/>
+      <w:instrText xml:space="preserve">NUMPAGES</w:instrText>
+      <w:fldChar w:fldCharType="separate"/>
+      <w:fldChar w:fldCharType="end"/>
+    </w:r>
+  </w:p>
+</w:ftr>
+</file>
+
+<file path=word/footer3.xml><?xml version="1.0" encoding="utf-8"?>
+<w:ftr xmlns:wpc="http://schemas.microsoft.com/office/word/2010/wordprocessingCanvas" xmlns:mc="http://schemas.openxmlformats.org/markup-compatibility/2006" xmlns:o="urn:schemas-microsoft-com:office:office" xmlns:r="http://schemas.openxmlformats.org/officeDocument/2006/relationships" xmlns:m="http://schemas.openxmlformats.org/officeDocument/2006/math" xmlns:v="urn:schemas-microsoft-com:vml" xmlns:wp14="http://schemas.microsoft.com/office/word/2010/wordprocessingDrawing" xmlns:wp="http://schemas.openxmlformats.org/drawingml/2006/wordprocessingDrawing" xmlns:w10="urn:schemas-microsoft-com:office:word" xmlns:w="http://schemas.openxmlformats.org/wordprocessingml/2006/main" xmlns:w14="http://schemas.microsoft.com/office/word/2010/wordml" xmlns:w15="http://schemas.microsoft.com/office/word/2012/wordml" xmlns:wpg="http://schemas.microsoft.com/office/word/2010/wordprocessingGroup" xmlns:wpi="http://schemas.microsoft.com/office/word/2010/wordprocessingInk" xmlns:wne="http://schemas.microsoft.com/office/word/2006/wordml" xmlns:wps="http://schemas.microsoft.com/office/word/2010/wordprocessingShape">
+  <w:p>
+    <w:pPr>
+      <w:tabs>
+        <w:tab w:val="right" w:pos="9026"/>
+      </w:tabs>
+    </w:pPr>
+    <w:r>
+      <w:rPr>
+        <w:rFonts w:ascii="Arial" w:cs="Arial" w:eastAsia="Arial" w:hAnsi="Arial"/>
+        <w:color w:val="494A4B"/>
+        <w:sz w:val="13"/>
+        <w:szCs w:val="13"/>
+      </w:rPr>
+      <w:t xml:space="preserve">OpenAgreements Board Consent for SAFE Financing (v1.1). Free to use under CC BY 4.0.</w:t>
+    </w:r>
+    <w:r>
+      <w:rPr>
+        <w:rFonts w:ascii="Arial" w:cs="Arial" w:eastAsia="Arial" w:hAnsi="Arial"/>
+        <w:color w:val="494A4B"/>
+        <w:sz w:val="13"/>
+        <w:szCs w:val="13"/>
+      </w:rPr>
+      <w:t xml:space="preserve">	Page </w:t>
+    </w:r>
+    <w:r>
+      <w:rPr>
+        <w:rFonts w:ascii="Arial" w:cs="Arial" w:eastAsia="Arial" w:hAnsi="Arial"/>
+        <w:color w:val="494A4B"/>
+        <w:sz w:val="13"/>
+        <w:szCs w:val="13"/>
+      </w:rPr>
+      <w:fldChar w:fldCharType="begin"/>
+      <w:instrText xml:space="preserve">PAGE</w:instrText>
+      <w:fldChar w:fldCharType="separate"/>
+      <w:fldChar w:fldCharType="end"/>
+    </w:r>
+    <w:r>
+      <w:rPr>
+        <w:rFonts w:ascii="Arial" w:cs="Arial" w:eastAsia="Arial" w:hAnsi="Arial"/>
+        <w:color w:val="494A4B"/>
+        <w:sz w:val="13"/>
+        <w:szCs w:val="13"/>
+      </w:rPr>
+      <w:t xml:space="preserve"> of </w:t>
+    </w:r>
+    <w:r>
+      <w:rPr>
+        <w:rFonts w:ascii="Arial" w:cs="Arial" w:eastAsia="Arial" w:hAnsi="Arial"/>
+        <w:color w:val="494A4B"/>
+        <w:sz w:val="13"/>
+        <w:szCs w:val="13"/>
       </w:rPr>
       <w:fldChar w:fldCharType="begin"/>
       <w:instrText xml:space="preserve">NUMPAGES</w:instrText>
@@ -471,7 +1147,7 @@
 <w:hdr xmlns:wpc="http://schemas.microsoft.com/office/word/2010/wordprocessingCanvas" xmlns:mc="http://schemas.openxmlformats.org/markup-compatibility/2006" xmlns:o="urn:schemas-microsoft-com:office:office" xmlns:r="http://schemas.openxmlformats.org/officeDocument/2006/relationships" xmlns:m="http://schemas.openxmlformats.org/officeDocument/2006/math" xmlns:v="urn:schemas-microsoft-com:vml" xmlns:wp14="http://schemas.microsoft.com/office/word/2010/wordprocessingDrawing" xmlns:wp="http://schemas.openxmlformats.org/drawingml/2006/wordprocessingDrawing" xmlns:w10="urn:schemas-microsoft-com:office:word" xmlns:w="http://schemas.openxmlformats.org/wordprocessingml/2006/main" xmlns:w14="http://schemas.microsoft.com/office/word/2010/wordml" xmlns:w15="http://schemas.microsoft.com/office/word/2012/wordml" xmlns:wpg="http://schemas.microsoft.com/office/word/2010/wordprocessingGroup" xmlns:wpi="http://schemas.microsoft.com/office/word/2010/wordprocessingInk" xmlns:wne="http://schemas.microsoft.com/office/word/2006/wordml" xmlns:wps="http://schemas.microsoft.com/office/word/2010/wordprocessingShape" xmlns:cx="http://schemas.microsoft.com/office/drawing/2014/chartex" xmlns:cx1="http://schemas.microsoft.com/office/drawing/2015/9/8/chartex" xmlns:cx2="http://schemas.microsoft.com/office/drawing/2015/10/21/chartex" xmlns:cx3="http://schemas.microsoft.com/office/drawing/2016/5/9/chartex" xmlns:cx4="http://schemas.microsoft.com/office/drawing/2016/5/10/chartex" xmlns:cx5="http://schemas.microsoft.com/office/drawing/2016/5/11/chartex" xmlns:cx6="http://schemas.microsoft.com/office/drawing/2016/5/12/chartex" xmlns:cx7="http://schemas.microsoft.com/office/drawing/2016/5/13/chartex" xmlns:cx8="http://schemas.microsoft.com/office/drawing/2016/5/14/chartex" xmlns:w16cid="http://schemas.microsoft.com/office/word/2016/wordml/cid" xmlns:w16se="http://schemas.microsoft.com/office/word/2015/wordml/symex">
   <w:tbl>
     <w:tblPr>
-      <w:tblW w:type="dxa" w:w="9360"/>
+      <w:tblW w:type="dxa" w:w="10070"/>
       <w:tblBorders>
         <w:top w:val="single" w:color="107087" w:sz="14"/>
         <w:left w:val="nil" w:color="FFFFFF" w:sz="0"/>
@@ -483,8 +1159,8 @@
       <w:tblLayout w:type="fixed"/>
     </w:tblPr>
     <w:tblGrid>
-      <w:gridCol w:w="6178"/>
-      <w:gridCol w:w="3182"/>
+      <w:gridCol w:w="7900"/>
+      <w:gridCol w:w="2170"/>
     </w:tblGrid>
     <w:tr>
       <w:trPr>
@@ -534,14 +1210,196 @@
           </w:pPr>
           <w:r>
             <w:rPr>
-              <w:rFonts w:ascii="Times New Roman" w:cs="Times New Roman" w:eastAsia="Times New Roman" w:hAnsi="Times New Roman"/>
+              <w:rFonts w:ascii="Arial" w:cs="Arial" w:eastAsia="Arial" w:hAnsi="Arial"/>
               <w:b/>
               <w:bCs/>
               <w:color w:val="107087"/>
               <w:sz w:val="18"/>
               <w:szCs w:val="18"/>
             </w:rPr>
-            <w:t xml:space="preserve">BOARD CONSENT FOR APPROVING SAFE (DELAWARE)</w:t>
+            <w:t xml:space="preserve">COVER TERMS</w:t>
+          </w:r>
+        </w:p>
+      </w:tc>
+    </w:tr>
+  </w:tbl>
+  <w:p>
+    <w:pPr>
+      <w:spacing w:after="60"/>
+    </w:pPr>
+    <w:r>
+      <w:t xml:space="preserve"/>
+    </w:r>
+  </w:p>
+</w:hdr>
+</file>
+
+<file path=word/header2.xml><?xml version="1.0" encoding="utf-8"?>
+<w:hdr xmlns:wpc="http://schemas.microsoft.com/office/word/2010/wordprocessingCanvas" xmlns:mc="http://schemas.openxmlformats.org/markup-compatibility/2006" xmlns:o="urn:schemas-microsoft-com:office:office" xmlns:r="http://schemas.openxmlformats.org/officeDocument/2006/relationships" xmlns:m="http://schemas.openxmlformats.org/officeDocument/2006/math" xmlns:v="urn:schemas-microsoft-com:vml" xmlns:wp14="http://schemas.microsoft.com/office/word/2010/wordprocessingDrawing" xmlns:wp="http://schemas.openxmlformats.org/drawingml/2006/wordprocessingDrawing" xmlns:w10="urn:schemas-microsoft-com:office:word" xmlns:w="http://schemas.openxmlformats.org/wordprocessingml/2006/main" xmlns:w14="http://schemas.microsoft.com/office/word/2010/wordml" xmlns:w15="http://schemas.microsoft.com/office/word/2012/wordml" xmlns:wpg="http://schemas.microsoft.com/office/word/2010/wordprocessingGroup" xmlns:wpi="http://schemas.microsoft.com/office/word/2010/wordprocessingInk" xmlns:wne="http://schemas.microsoft.com/office/word/2006/wordml" xmlns:wps="http://schemas.microsoft.com/office/word/2010/wordprocessingShape" xmlns:cx="http://schemas.microsoft.com/office/drawing/2014/chartex" xmlns:cx1="http://schemas.microsoft.com/office/drawing/2015/9/8/chartex" xmlns:cx2="http://schemas.microsoft.com/office/drawing/2015/10/21/chartex" xmlns:cx3="http://schemas.microsoft.com/office/drawing/2016/5/9/chartex" xmlns:cx4="http://schemas.microsoft.com/office/drawing/2016/5/10/chartex" xmlns:cx5="http://schemas.microsoft.com/office/drawing/2016/5/11/chartex" xmlns:cx6="http://schemas.microsoft.com/office/drawing/2016/5/12/chartex" xmlns:cx7="http://schemas.microsoft.com/office/drawing/2016/5/13/chartex" xmlns:cx8="http://schemas.microsoft.com/office/drawing/2016/5/14/chartex" xmlns:w16cid="http://schemas.microsoft.com/office/word/2016/wordml/cid" xmlns:w16se="http://schemas.microsoft.com/office/word/2015/wordml/symex">
+  <w:tbl>
+    <w:tblPr>
+      <w:tblW w:type="dxa" w:w="10070"/>
+      <w:tblBorders>
+        <w:top w:val="single" w:color="107087" w:sz="14"/>
+        <w:left w:val="nil" w:color="FFFFFF" w:sz="0"/>
+        <w:bottom w:val="nil" w:color="FFFFFF" w:sz="0"/>
+        <w:right w:val="nil" w:color="FFFFFF" w:sz="0"/>
+        <w:insideH w:val="single" w:color="auto" w:sz="4"/>
+        <w:insideV w:val="single" w:color="auto" w:sz="4"/>
+      </w:tblBorders>
+      <w:tblLayout w:type="fixed"/>
+    </w:tblPr>
+    <w:tblGrid>
+      <w:gridCol w:w="7900"/>
+      <w:gridCol w:w="2170"/>
+    </w:tblGrid>
+    <w:tr>
+      <w:trPr>
+        <w:trHeight w:val="360" w:hRule="atLeast"/>
+      </w:trPr>
+      <w:tc>
+        <w:tcPr>
+          <w:tcBorders>
+            <w:top w:val="nil" w:color="FFFFFF" w:sz="0"/>
+            <w:left w:val="nil" w:color="FFFFFF" w:sz="0"/>
+            <w:bottom w:val="nil" w:color="FFFFFF" w:sz="0"/>
+            <w:right w:val="nil" w:color="FFFFFF" w:sz="0"/>
+          </w:tcBorders>
+          <w:tcMar>
+            <w:top w:type="dxa" w:w="36"/>
+            <w:left w:type="dxa" w:w="0"/>
+            <w:bottom w:type="dxa" w:w="0"/>
+            <w:right w:type="dxa" w:w="0"/>
+          </w:tcMar>
+        </w:tcPr>
+        <w:p>
+          <w:r>
+            <w:t xml:space="preserve"/>
+          </w:r>
+        </w:p>
+      </w:tc>
+      <w:tc>
+        <w:tcPr>
+          <w:tcBorders>
+            <w:top w:val="nil" w:color="FFFFFF" w:sz="0"/>
+            <w:left w:val="nil" w:color="FFFFFF" w:sz="0"/>
+            <w:bottom w:val="nil" w:color="FFFFFF" w:sz="0"/>
+            <w:right w:val="nil" w:color="FFFFFF" w:sz="0"/>
+          </w:tcBorders>
+          <w:tcMar>
+            <w:top w:type="dxa" w:w="36"/>
+            <w:left w:type="dxa" w:w="0"/>
+            <w:bottom w:type="dxa" w:w="0"/>
+            <w:right w:type="dxa" w:w="0"/>
+          </w:tcMar>
+          <w:vAlign w:val="center"/>
+        </w:tcPr>
+        <w:p>
+          <w:pPr>
+            <w:spacing w:after="0" w:before="0"/>
+            <w:jc w:val="right"/>
+          </w:pPr>
+          <w:r>
+            <w:rPr>
+              <w:rFonts w:ascii="Arial" w:cs="Arial" w:eastAsia="Arial" w:hAnsi="Arial"/>
+              <w:b/>
+              <w:bCs/>
+              <w:color w:val="107087"/>
+              <w:sz w:val="18"/>
+              <w:szCs w:val="18"/>
+            </w:rPr>
+            <w:t xml:space="preserve">STANDARD TERMS</w:t>
+          </w:r>
+        </w:p>
+      </w:tc>
+    </w:tr>
+  </w:tbl>
+  <w:p>
+    <w:pPr>
+      <w:spacing w:after="60"/>
+    </w:pPr>
+    <w:r>
+      <w:t xml:space="preserve"/>
+    </w:r>
+  </w:p>
+</w:hdr>
+</file>
+
+<file path=word/header3.xml><?xml version="1.0" encoding="utf-8"?>
+<w:hdr xmlns:wpc="http://schemas.microsoft.com/office/word/2010/wordprocessingCanvas" xmlns:mc="http://schemas.openxmlformats.org/markup-compatibility/2006" xmlns:o="urn:schemas-microsoft-com:office:office" xmlns:r="http://schemas.openxmlformats.org/officeDocument/2006/relationships" xmlns:m="http://schemas.openxmlformats.org/officeDocument/2006/math" xmlns:v="urn:schemas-microsoft-com:vml" xmlns:wp14="http://schemas.microsoft.com/office/word/2010/wordprocessingDrawing" xmlns:wp="http://schemas.openxmlformats.org/drawingml/2006/wordprocessingDrawing" xmlns:w10="urn:schemas-microsoft-com:office:word" xmlns:w="http://schemas.openxmlformats.org/wordprocessingml/2006/main" xmlns:w14="http://schemas.microsoft.com/office/word/2010/wordml" xmlns:w15="http://schemas.microsoft.com/office/word/2012/wordml" xmlns:wpg="http://schemas.microsoft.com/office/word/2010/wordprocessingGroup" xmlns:wpi="http://schemas.microsoft.com/office/word/2010/wordprocessingInk" xmlns:wne="http://schemas.microsoft.com/office/word/2006/wordml" xmlns:wps="http://schemas.microsoft.com/office/word/2010/wordprocessingShape" xmlns:cx="http://schemas.microsoft.com/office/drawing/2014/chartex" xmlns:cx1="http://schemas.microsoft.com/office/drawing/2015/9/8/chartex" xmlns:cx2="http://schemas.microsoft.com/office/drawing/2015/10/21/chartex" xmlns:cx3="http://schemas.microsoft.com/office/drawing/2016/5/9/chartex" xmlns:cx4="http://schemas.microsoft.com/office/drawing/2016/5/10/chartex" xmlns:cx5="http://schemas.microsoft.com/office/drawing/2016/5/11/chartex" xmlns:cx6="http://schemas.microsoft.com/office/drawing/2016/5/12/chartex" xmlns:cx7="http://schemas.microsoft.com/office/drawing/2016/5/13/chartex" xmlns:cx8="http://schemas.microsoft.com/office/drawing/2016/5/14/chartex" xmlns:w16cid="http://schemas.microsoft.com/office/word/2016/wordml/cid" xmlns:w16se="http://schemas.microsoft.com/office/word/2015/wordml/symex">
+  <w:tbl>
+    <w:tblPr>
+      <w:tblW w:type="dxa" w:w="10070"/>
+      <w:tblBorders>
+        <w:top w:val="single" w:color="107087" w:sz="14"/>
+        <w:left w:val="nil" w:color="FFFFFF" w:sz="0"/>
+        <w:bottom w:val="nil" w:color="FFFFFF" w:sz="0"/>
+        <w:right w:val="nil" w:color="FFFFFF" w:sz="0"/>
+        <w:insideH w:val="single" w:color="auto" w:sz="4"/>
+        <w:insideV w:val="single" w:color="auto" w:sz="4"/>
+      </w:tblBorders>
+      <w:tblLayout w:type="fixed"/>
+    </w:tblPr>
+    <w:tblGrid>
+      <w:gridCol w:w="7900"/>
+      <w:gridCol w:w="2170"/>
+    </w:tblGrid>
+    <w:tr>
+      <w:trPr>
+        <w:trHeight w:val="360" w:hRule="atLeast"/>
+      </w:trPr>
+      <w:tc>
+        <w:tcPr>
+          <w:tcBorders>
+            <w:top w:val="nil" w:color="FFFFFF" w:sz="0"/>
+            <w:left w:val="nil" w:color="FFFFFF" w:sz="0"/>
+            <w:bottom w:val="nil" w:color="FFFFFF" w:sz="0"/>
+            <w:right w:val="nil" w:color="FFFFFF" w:sz="0"/>
+          </w:tcBorders>
+          <w:tcMar>
+            <w:top w:type="dxa" w:w="36"/>
+            <w:left w:type="dxa" w:w="0"/>
+            <w:bottom w:type="dxa" w:w="0"/>
+            <w:right w:type="dxa" w:w="0"/>
+          </w:tcMar>
+        </w:tcPr>
+        <w:p>
+          <w:r>
+            <w:t xml:space="preserve"/>
+          </w:r>
+        </w:p>
+      </w:tc>
+      <w:tc>
+        <w:tcPr>
+          <w:tcBorders>
+            <w:top w:val="nil" w:color="FFFFFF" w:sz="0"/>
+            <w:left w:val="nil" w:color="FFFFFF" w:sz="0"/>
+            <w:bottom w:val="nil" w:color="FFFFFF" w:sz="0"/>
+            <w:right w:val="nil" w:color="FFFFFF" w:sz="0"/>
+          </w:tcBorders>
+          <w:tcMar>
+            <w:top w:type="dxa" w:w="36"/>
+            <w:left w:type="dxa" w:w="0"/>
+            <w:bottom w:type="dxa" w:w="0"/>
+            <w:right w:type="dxa" w:w="0"/>
+          </w:tcMar>
+          <w:vAlign w:val="center"/>
+        </w:tcPr>
+        <w:p>
+          <w:pPr>
+            <w:spacing w:after="0" w:before="0"/>
+            <w:jc w:val="right"/>
+          </w:pPr>
+          <w:r>
+            <w:rPr>
+              <w:rFonts w:ascii="Arial" w:cs="Arial" w:eastAsia="Arial" w:hAnsi="Arial"/>
+              <w:b/>
+              <w:bCs/>
+              <w:color w:val="107087"/>
+              <w:sz w:val="18"/>
+              <w:szCs w:val="18"/>
+            </w:rPr>
+            <w:t xml:space="preserve">SIGNATURE PAGE</w:t>
           </w:r>
         </w:p>
       </w:tc>
@@ -658,15 +1516,15 @@
   <w:docDefaults>
     <w:rPrDefault>
       <w:rPr>
-        <w:rFonts w:ascii="Times New Roman" w:cs="Times New Roman" w:eastAsia="Times New Roman" w:hAnsi="Times New Roman"/>
-        <w:color w:val="000000"/>
-        <w:sz w:val="24"/>
-        <w:szCs w:val="24"/>
+        <w:rFonts w:ascii="Arial" w:cs="Arial" w:eastAsia="Arial" w:hAnsi="Arial"/>
+        <w:color w:val="1D2021"/>
+        <w:sz w:val="22"/>
+        <w:szCs w:val="22"/>
       </w:rPr>
     </w:rPrDefault>
     <w:pPrDefault>
       <w:pPr>
-        <w:spacing w:after="120" w:before="0" w:line="276" w:lineRule="auto"/>
+        <w:spacing w:after="0" w:before="0" w:line="340" w:lineRule="auto"/>
       </w:pPr>
     </w:pPrDefault>
   </w:docDefaults>
@@ -846,160 +1704,45 @@
     <w:next w:val="Normal"/>
     <w:qFormat/>
     <w:pPr>
-      <w:spacing w:after="120" w:before="0" w:line="276" w:lineRule="auto"/>
+      <w:spacing w:after="0" w:before="0" w:line="340" w:lineRule="auto"/>
     </w:pPr>
     <w:rPr>
-      <w:rFonts w:ascii="Times New Roman" w:cs="Times New Roman" w:eastAsia="Times New Roman" w:hAnsi="Times New Roman"/>
-      <w:color w:val="000000"/>
-      <w:sz w:val="24"/>
-      <w:szCs w:val="24"/>
+      <w:rFonts w:ascii="Arial" w:cs="Arial" w:eastAsia="Arial" w:hAnsi="Arial"/>
+      <w:color w:val="1D2021"/>
+      <w:sz w:val="22"/>
+      <w:szCs w:val="22"/>
     </w:rPr>
   </w:style>
-  <w:style w:type="paragraph" w:styleId="OAHeading1">
-    <w:name w:val="OA Heading 1"/>
+  <w:style w:type="paragraph" w:styleId="OAClauseHeading">
+    <w:name w:val="OA Clause Heading"/>
     <w:basedOn w:val="Normal"/>
-    <w:next w:val="Normal"/>
+    <w:next w:val="OAClauseBody"/>
     <w:qFormat/>
     <w:pPr>
-      <w:spacing w:after="120" w:before="0" w:line="276" w:lineRule="auto"/>
-      <w:jc w:val="center"/>
+      <w:spacing w:after="120" w:before="320" w:line="340" w:lineRule="auto"/>
     </w:pPr>
     <w:rPr>
-      <w:rFonts w:ascii="Times New Roman" w:cs="Times New Roman" w:eastAsia="Times New Roman" w:hAnsi="Times New Roman"/>
+      <w:rFonts w:ascii="Arial" w:cs="Arial" w:eastAsia="Arial" w:hAnsi="Arial"/>
       <w:b/>
       <w:bCs/>
-      <w:color w:val="000000"/>
-      <w:sz w:val="28"/>
-      <w:szCs w:val="28"/>
+      <w:color w:val="1D2021"/>
+      <w:sz w:val="22"/>
+      <w:szCs w:val="22"/>
     </w:rPr>
   </w:style>
-  <w:style w:type="paragraph" w:styleId="OAHeading2">
-    <w:name w:val="OA Heading 2"/>
+  <w:style w:type="paragraph" w:styleId="OAClauseBody">
+    <w:name w:val="OA Clause Body"/>
     <w:basedOn w:val="Normal"/>
-    <w:next w:val="Normal"/>
+    <w:next w:val="OAClauseHeading"/>
     <w:qFormat/>
     <w:pPr>
-      <w:spacing w:after="120" w:before="0" w:line="276" w:lineRule="auto"/>
-      <w:jc w:val="center"/>
+      <w:spacing w:after="280" w:before="0" w:line="340" w:lineRule="auto"/>
     </w:pPr>
     <w:rPr>
-      <w:rFonts w:ascii="Times New Roman" w:cs="Times New Roman" w:eastAsia="Times New Roman" w:hAnsi="Times New Roman"/>
-      <w:b/>
-      <w:bCs/>
-      <w:color w:val="000000"/>
-      <w:sz w:val="24"/>
-      <w:szCs w:val="24"/>
-      <w:u w:val="single"/>
-    </w:rPr>
-  </w:style>
-  <w:style w:type="paragraph" w:styleId="OAHeading3">
-    <w:name w:val="OA Heading 3"/>
-    <w:basedOn w:val="Normal"/>
-    <w:next w:val="Normal"/>
-    <w:qFormat/>
-    <w:pPr>
-      <w:spacing w:after="120" w:before="0" w:line="276" w:lineRule="auto"/>
-    </w:pPr>
-    <w:rPr>
-      <w:rFonts w:ascii="Times New Roman" w:cs="Times New Roman" w:eastAsia="Times New Roman" w:hAnsi="Times New Roman"/>
-      <w:b/>
-      <w:bCs/>
-      <w:color w:val="000000"/>
-      <w:sz w:val="24"/>
-      <w:szCs w:val="24"/>
-    </w:rPr>
-  </w:style>
-  <w:style w:type="paragraph" w:styleId="OABlockNote">
-    <w:name w:val="OA Block note"/>
-    <w:basedOn w:val="Normal"/>
-    <w:next w:val="Normal"/>
-    <w:qFormat/>
-    <w:pPr>
-      <w:spacing w:after="120" w:before="0" w:line="276" w:lineRule="auto"/>
-    </w:pPr>
-    <w:rPr>
-      <w:rFonts w:ascii="Times New Roman" w:cs="Times New Roman" w:eastAsia="Times New Roman" w:hAnsi="Times New Roman"/>
-      <w:i/>
-      <w:iCs/>
-      <w:color w:val="000000"/>
-      <w:sz w:val="20"/>
-      <w:szCs w:val="20"/>
-    </w:rPr>
-  </w:style>
-  <w:style w:type="paragraph" w:styleId="OABlockSignatureFollow">
-    <w:name w:val="OA Block signature-follow"/>
-    <w:basedOn w:val="Normal"/>
-    <w:next w:val="Normal"/>
-    <w:qFormat/>
-    <w:pPr>
-      <w:spacing w:after="120" w:before="0" w:line="276" w:lineRule="auto"/>
-      <w:jc w:val="center"/>
-    </w:pPr>
-    <w:rPr>
-      <w:rFonts w:ascii="Times New Roman" w:cs="Times New Roman" w:eastAsia="Times New Roman" w:hAnsi="Times New Roman"/>
-      <w:color w:val="000000"/>
-      <w:sz w:val="24"/>
-      <w:szCs w:val="24"/>
-    </w:rPr>
-  </w:style>
-  <w:style w:type="paragraph" w:styleId="OABlockSignatureIntro">
-    <w:name w:val="OA Block signature-intro"/>
-    <w:basedOn w:val="Normal"/>
-    <w:next w:val="Normal"/>
-    <w:qFormat/>
-    <w:pPr>
-      <w:spacing w:after="120" w:before="0" w:line="276" w:lineRule="auto"/>
-    </w:pPr>
-    <w:rPr>
-      <w:rFonts w:ascii="Times New Roman" w:cs="Times New Roman" w:eastAsia="Times New Roman" w:hAnsi="Times New Roman"/>
-      <w:color w:val="000000"/>
-      <w:sz w:val="24"/>
-      <w:szCs w:val="24"/>
-    </w:rPr>
-  </w:style>
-  <w:style w:type="paragraph" w:styleId="OABlockSignatureLine">
-    <w:name w:val="OA Block signature-line"/>
-    <w:basedOn w:val="Normal"/>
-    <w:next w:val="Normal"/>
-    <w:qFormat/>
-    <w:pPr>
-      <w:spacing w:after="0" w:before="480" w:line="276" w:lineRule="auto"/>
-    </w:pPr>
-    <w:rPr>
-      <w:rFonts w:ascii="Times New Roman" w:cs="Times New Roman" w:eastAsia="Times New Roman" w:hAnsi="Times New Roman"/>
-      <w:color w:val="000000"/>
-      <w:sz w:val="24"/>
-      <w:szCs w:val="24"/>
-    </w:rPr>
-  </w:style>
-  <w:style w:type="paragraph" w:styleId="OABlockSignatureName">
-    <w:name w:val="OA Block signature-name"/>
-    <w:basedOn w:val="Normal"/>
-    <w:next w:val="Normal"/>
-    <w:qFormat/>
-    <w:pPr>
-      <w:spacing w:after="120" w:before="0" w:line="276" w:lineRule="auto"/>
-    </w:pPr>
-    <w:rPr>
-      <w:rFonts w:ascii="Times New Roman" w:cs="Times New Roman" w:eastAsia="Times New Roman" w:hAnsi="Times New Roman"/>
-      <w:color w:val="000000"/>
-      <w:sz w:val="24"/>
-      <w:szCs w:val="24"/>
-    </w:rPr>
-  </w:style>
-  <w:style w:type="paragraph" w:styleId="OABlockSignatureDate">
-    <w:name w:val="OA Block signature-date"/>
-    <w:basedOn w:val="Normal"/>
-    <w:next w:val="Normal"/>
-    <w:qFormat/>
-    <w:pPr>
-      <w:spacing w:after="120" w:before="0" w:line="276" w:lineRule="auto"/>
-    </w:pPr>
-    <w:rPr>
-      <w:rFonts w:ascii="Times New Roman" w:cs="Times New Roman" w:eastAsia="Times New Roman" w:hAnsi="Times New Roman"/>
-      <w:color w:val="000000"/>
-      <w:sz w:val="24"/>
-      <w:szCs w:val="24"/>
+      <w:rFonts w:ascii="Arial" w:cs="Arial" w:eastAsia="Arial" w:hAnsi="Arial"/>
+      <w:color w:val="1D2021"/>
+      <w:sz w:val="22"/>
+      <w:szCs w:val="22"/>
     </w:rPr>
   </w:style>
 </w:styles>

--- a/content/templates/openagreements-board-consent-safe/template.docx
+++ b/content/templates/openagreements-board-consent-safe/template.docx
@@ -9,39 +9,23 @@
       </w:pPr>
       <w:r>
         <w:rPr>
-          <w:rFonts w:ascii="Arial" w:cs="Arial" w:eastAsia="Arial" w:hAnsi="Arial"/>
-          <w:b/>
-          <w:bCs/>
-          <w:color w:val="1D2021"/>
-          <w:sz w:val="24"/>
-          <w:szCs w:val="24"/>
+          <w:rFonts w:ascii="Times New Roman" w:cs="Times New Roman" w:eastAsia="Times New Roman" w:hAnsi="Times New Roman"/>
+          <w:b/>
+          <w:bCs/>
+          <w:color w:val="1D2021"/>
+          <w:sz w:val="22"/>
+          <w:szCs w:val="22"/>
         </w:rPr>
         <w:t xml:space="preserve">ACTION BY UNANIMOUS WRITTEN CONSENT OF THE BOARD OF DIRECTORS OF {company_name}</w:t>
       </w:r>
     </w:p>
     <w:p>
       <w:pPr>
-        <w:spacing w:after="280" w:before="280" w:line="340"/>
-      </w:pPr>
-      <w:r>
-        <w:rPr>
-          <w:rFonts w:ascii="Arial" w:cs="Arial" w:eastAsia="Arial" w:hAnsi="Arial"/>
-          <w:i/>
-          <w:iCs/>
-          <w:color w:val="494A4B"/>
-          <w:sz w:val="18"/>
-          <w:szCs w:val="18"/>
-        </w:rPr>
-        <w:t xml:space="preserve">Note: The following resolutions do not cover all matters that may need to be addressed in connection with the SAFE financing. For example, if the Company is concurrently amending its certificate of incorporation, converting outstanding convertible notes, or granting pro rata or information rights pursuant to a side letter, additional resolutions will be needed. Always consult with counsel prior to using this consent.</w:t>
-      </w:r>
-    </w:p>
-    <w:p>
-      <w:pPr>
-        <w:spacing w:after="280" w:before="0" w:line="340"/>
-      </w:pPr>
-      <w:r>
-        <w:rPr>
-          <w:rFonts w:ascii="Arial" w:cs="Arial" w:eastAsia="Arial" w:hAnsi="Arial"/>
+        <w:spacing w:after="280" w:before="0" w:line="340"/>
+      </w:pPr>
+      <w:r>
+        <w:rPr>
+          <w:rFonts w:ascii="Times New Roman" w:cs="Times New Roman" w:eastAsia="Times New Roman" w:hAnsi="Times New Roman"/>
           <w:b w:val="false"/>
           <w:bCs w:val="false"/>
           <w:i w:val="false"/>
@@ -60,7 +44,7 @@
       </w:pPr>
       <w:r>
         <w:rPr>
-          <w:rFonts w:ascii="Arial" w:cs="Arial" w:eastAsia="Arial" w:hAnsi="Arial"/>
+          <w:rFonts w:ascii="Times New Roman" w:cs="Times New Roman" w:eastAsia="Times New Roman" w:hAnsi="Times New Roman"/>
           <w:b/>
           <w:bCs/>
           <w:color w:val="1D2021"/>
@@ -77,7 +61,7 @@
       </w:pPr>
       <w:r>
         <w:rPr>
-          <w:rFonts w:ascii="Arial" w:cs="Arial" w:eastAsia="Arial" w:hAnsi="Arial"/>
+          <w:rFonts w:ascii="Times New Roman" w:cs="Times New Roman" w:eastAsia="Times New Roman" w:hAnsi="Times New Roman"/>
           <w:b/>
           <w:bCs/>
           <w:i w:val="false"/>
@@ -90,7 +74,7 @@
       </w:r>
       <w:r>
         <w:rPr>
-          <w:rFonts w:ascii="Arial" w:cs="Arial" w:eastAsia="Arial" w:hAnsi="Arial"/>
+          <w:rFonts w:ascii="Times New Roman" w:cs="Times New Roman" w:eastAsia="Times New Roman" w:hAnsi="Times New Roman"/>
           <w:b w:val="false"/>
           <w:bCs w:val="false"/>
           <w:i w:val="false"/>
@@ -108,7 +92,7 @@
       </w:pPr>
       <w:r>
         <w:rPr>
-          <w:rFonts w:ascii="Arial" w:cs="Arial" w:eastAsia="Arial" w:hAnsi="Arial"/>
+          <w:rFonts w:ascii="Times New Roman" w:cs="Times New Roman" w:eastAsia="Times New Roman" w:hAnsi="Times New Roman"/>
           <w:b/>
           <w:bCs/>
           <w:i w:val="false"/>
@@ -121,7 +105,7 @@
       </w:r>
       <w:r>
         <w:rPr>
-          <w:rFonts w:ascii="Arial" w:cs="Arial" w:eastAsia="Arial" w:hAnsi="Arial"/>
+          <w:rFonts w:ascii="Times New Roman" w:cs="Times New Roman" w:eastAsia="Times New Roman" w:hAnsi="Times New Roman"/>
           <w:b w:val="false"/>
           <w:bCs w:val="false"/>
           <w:i w:val="false"/>
@@ -139,7 +123,7 @@
       </w:pPr>
       <w:r>
         <w:rPr>
-          <w:rFonts w:ascii="Arial" w:cs="Arial" w:eastAsia="Arial" w:hAnsi="Arial"/>
+          <w:rFonts w:ascii="Times New Roman" w:cs="Times New Roman" w:eastAsia="Times New Roman" w:hAnsi="Times New Roman"/>
           <w:b/>
           <w:bCs/>
           <w:i w:val="false"/>
@@ -152,7 +136,7 @@
       </w:r>
       <w:r>
         <w:rPr>
-          <w:rFonts w:ascii="Arial" w:cs="Arial" w:eastAsia="Arial" w:hAnsi="Arial"/>
+          <w:rFonts w:ascii="Times New Roman" w:cs="Times New Roman" w:eastAsia="Times New Roman" w:hAnsi="Times New Roman"/>
           <w:b w:val="false"/>
           <w:bCs w:val="false"/>
           <w:i w:val="false"/>
@@ -170,7 +154,7 @@
       </w:pPr>
       <w:r>
         <w:rPr>
-          <w:rFonts w:ascii="Arial" w:cs="Arial" w:eastAsia="Arial" w:hAnsi="Arial"/>
+          <w:rFonts w:ascii="Times New Roman" w:cs="Times New Roman" w:eastAsia="Times New Roman" w:hAnsi="Times New Roman"/>
           <w:b/>
           <w:bCs/>
           <w:i w:val="false"/>
@@ -183,7 +167,7 @@
       </w:r>
       <w:r>
         <w:rPr>
-          <w:rFonts w:ascii="Arial" w:cs="Arial" w:eastAsia="Arial" w:hAnsi="Arial"/>
+          <w:rFonts w:ascii="Times New Roman" w:cs="Times New Roman" w:eastAsia="Times New Roman" w:hAnsi="Times New Roman"/>
           <w:b w:val="false"/>
           <w:bCs w:val="false"/>
           <w:i w:val="false"/>
@@ -201,7 +185,7 @@
       </w:pPr>
       <w:r>
         <w:rPr>
-          <w:rFonts w:ascii="Arial" w:cs="Arial" w:eastAsia="Arial" w:hAnsi="Arial"/>
+          <w:rFonts w:ascii="Times New Roman" w:cs="Times New Roman" w:eastAsia="Times New Roman" w:hAnsi="Times New Roman"/>
           <w:b/>
           <w:bCs/>
           <w:i w:val="false"/>
@@ -214,7 +198,7 @@
       </w:r>
       <w:r>
         <w:rPr>
-          <w:rFonts w:ascii="Arial" w:cs="Arial" w:eastAsia="Arial" w:hAnsi="Arial"/>
+          <w:rFonts w:ascii="Times New Roman" w:cs="Times New Roman" w:eastAsia="Times New Roman" w:hAnsi="Times New Roman"/>
           <w:b w:val="false"/>
           <w:bCs w:val="false"/>
           <w:i w:val="false"/>
@@ -232,7 +216,7 @@
       </w:pPr>
       <w:r>
         <w:rPr>
-          <w:rFonts w:ascii="Arial" w:cs="Arial" w:eastAsia="Arial" w:hAnsi="Arial"/>
+          <w:rFonts w:ascii="Times New Roman" w:cs="Times New Roman" w:eastAsia="Times New Roman" w:hAnsi="Times New Roman"/>
           <w:b/>
           <w:bCs/>
           <w:i w:val="false"/>
@@ -245,7 +229,7 @@
       </w:r>
       <w:r>
         <w:rPr>
-          <w:rFonts w:ascii="Arial" w:cs="Arial" w:eastAsia="Arial" w:hAnsi="Arial"/>
+          <w:rFonts w:ascii="Times New Roman" w:cs="Times New Roman" w:eastAsia="Times New Roman" w:hAnsi="Times New Roman"/>
           <w:b w:val="false"/>
           <w:bCs w:val="false"/>
           <w:i w:val="false"/>
@@ -263,7 +247,7 @@
       </w:pPr>
       <w:r>
         <w:rPr>
-          <w:rFonts w:ascii="Arial" w:cs="Arial" w:eastAsia="Arial" w:hAnsi="Arial"/>
+          <w:rFonts w:ascii="Times New Roman" w:cs="Times New Roman" w:eastAsia="Times New Roman" w:hAnsi="Times New Roman"/>
           <w:b/>
           <w:bCs/>
           <w:i w:val="false"/>
@@ -276,7 +260,7 @@
       </w:r>
       <w:r>
         <w:rPr>
-          <w:rFonts w:ascii="Arial" w:cs="Arial" w:eastAsia="Arial" w:hAnsi="Arial"/>
+          <w:rFonts w:ascii="Times New Roman" w:cs="Times New Roman" w:eastAsia="Times New Roman" w:hAnsi="Times New Roman"/>
           <w:b w:val="false"/>
           <w:bCs w:val="false"/>
           <w:i w:val="false"/>
@@ -295,7 +279,7 @@
       </w:pPr>
       <w:r>
         <w:rPr>
-          <w:rFonts w:ascii="Arial" w:cs="Arial" w:eastAsia="Arial" w:hAnsi="Arial"/>
+          <w:rFonts w:ascii="Times New Roman" w:cs="Times New Roman" w:eastAsia="Times New Roman" w:hAnsi="Times New Roman"/>
           <w:b/>
           <w:bCs/>
           <w:color w:val="1D2021"/>
@@ -312,7 +296,7 @@
       </w:pPr>
       <w:r>
         <w:rPr>
-          <w:rFonts w:ascii="Arial" w:cs="Arial" w:eastAsia="Arial" w:hAnsi="Arial"/>
+          <w:rFonts w:ascii="Times New Roman" w:cs="Times New Roman" w:eastAsia="Times New Roman" w:hAnsi="Times New Roman"/>
           <w:b/>
           <w:bCs/>
           <w:i w:val="false"/>
@@ -325,7 +309,7 @@
       </w:r>
       <w:r>
         <w:rPr>
-          <w:rFonts w:ascii="Arial" w:cs="Arial" w:eastAsia="Arial" w:hAnsi="Arial"/>
+          <w:rFonts w:ascii="Times New Roman" w:cs="Times New Roman" w:eastAsia="Times New Roman" w:hAnsi="Times New Roman"/>
           <w:b w:val="false"/>
           <w:bCs w:val="false"/>
           <w:i w:val="false"/>
@@ -344,7 +328,7 @@
       </w:pPr>
       <w:r>
         <w:rPr>
-          <w:rFonts w:ascii="Arial" w:cs="Arial" w:eastAsia="Arial" w:hAnsi="Arial"/>
+          <w:rFonts w:ascii="Times New Roman" w:cs="Times New Roman" w:eastAsia="Times New Roman" w:hAnsi="Times New Roman"/>
           <w:color w:val="1D2021"/>
           <w:sz w:val="22"/>
           <w:szCs w:val="22"/>
@@ -369,7 +353,7 @@
       </w:pPr>
       <w:r>
         <w:rPr>
-          <w:rFonts w:ascii="Arial" w:cs="Arial" w:eastAsia="Arial" w:hAnsi="Arial"/>
+          <w:rFonts w:ascii="Times New Roman" w:cs="Times New Roman" w:eastAsia="Times New Roman" w:hAnsi="Times New Roman"/>
           <w:b w:val="false"/>
           <w:bCs w:val="false"/>
           <w:i w:val="false"/>
@@ -387,7 +371,7 @@
       </w:pPr>
       <w:r>
         <w:rPr>
-          <w:rFonts w:ascii="Arial" w:cs="Arial" w:eastAsia="Arial" w:hAnsi="Arial"/>
+          <w:rFonts w:ascii="Times New Roman" w:cs="Times New Roman" w:eastAsia="Times New Roman" w:hAnsi="Times New Roman"/>
           <w:b w:val="false"/>
           <w:bCs w:val="false"/>
           <w:i w:val="false"/>
@@ -405,7 +389,7 @@
       </w:pPr>
       <w:r>
         <w:rPr>
-          <w:rFonts w:ascii="Arial" w:cs="Arial" w:eastAsia="Arial" w:hAnsi="Arial"/>
+          <w:rFonts w:ascii="Times New Roman" w:cs="Times New Roman" w:eastAsia="Times New Roman" w:hAnsi="Times New Roman"/>
           <w:b w:val="false"/>
           <w:bCs w:val="false"/>
           <w:i w:val="false"/>
@@ -426,7 +410,7 @@
       </w:pPr>
       <w:r>
         <w:rPr>
-          <w:rFonts w:ascii="Arial" w:cs="Arial" w:eastAsia="Arial" w:hAnsi="Arial"/>
+          <w:rFonts w:ascii="Times New Roman" w:cs="Times New Roman" w:eastAsia="Times New Roman" w:hAnsi="Times New Roman"/>
           <w:color w:val="1D2021"/>
           <w:sz w:val="22"/>
           <w:szCs w:val="22"/>
@@ -443,7 +427,7 @@
       </w:pPr>
       <w:r>
         <w:rPr>
-          <w:rFonts w:ascii="Arial" w:cs="Arial" w:eastAsia="Arial" w:hAnsi="Arial"/>
+          <w:rFonts w:ascii="Times New Roman" w:cs="Times New Roman" w:eastAsia="Times New Roman" w:hAnsi="Times New Roman"/>
           <w:color w:val="1D2021"/>
           <w:sz w:val="22"/>
           <w:szCs w:val="22"/>
@@ -460,7 +444,7 @@
       </w:pPr>
       <w:r>
         <w:rPr>
-          <w:rFonts w:ascii="Arial" w:cs="Arial" w:eastAsia="Arial" w:hAnsi="Arial"/>
+          <w:rFonts w:ascii="Times New Roman" w:cs="Times New Roman" w:eastAsia="Times New Roman" w:hAnsi="Times New Roman"/>
           <w:color w:val="1D2021"/>
           <w:sz w:val="22"/>
           <w:szCs w:val="22"/>
@@ -474,7 +458,7 @@
       </w:pPr>
       <w:r>
         <w:rPr>
-          <w:rFonts w:ascii="Arial" w:cs="Arial" w:eastAsia="Arial" w:hAnsi="Arial"/>
+          <w:rFonts w:ascii="Times New Roman" w:cs="Times New Roman" w:eastAsia="Times New Roman" w:hAnsi="Times New Roman"/>
           <w:b w:val="false"/>
           <w:bCs w:val="false"/>
           <w:i w:val="false"/>
@@ -548,7 +532,7 @@
     </w:pPr>
     <w:r>
       <w:rPr>
-        <w:rFonts w:ascii="Arial" w:cs="Arial" w:eastAsia="Arial" w:hAnsi="Arial"/>
+        <w:rFonts w:ascii="Times New Roman" w:cs="Times New Roman" w:eastAsia="Times New Roman" w:hAnsi="Times New Roman"/>
         <w:color w:val="494A4B"/>
         <w:sz w:val="13"/>
         <w:szCs w:val="13"/>
@@ -557,7 +541,7 @@
     </w:r>
     <w:r>
       <w:rPr>
-        <w:rFonts w:ascii="Arial" w:cs="Arial" w:eastAsia="Arial" w:hAnsi="Arial"/>
+        <w:rFonts w:ascii="Times New Roman" w:cs="Times New Roman" w:eastAsia="Times New Roman" w:hAnsi="Times New Roman"/>
         <w:color w:val="494A4B"/>
         <w:sz w:val="13"/>
         <w:szCs w:val="13"/>
@@ -566,7 +550,7 @@
     </w:r>
     <w:r>
       <w:rPr>
-        <w:rFonts w:ascii="Arial" w:cs="Arial" w:eastAsia="Arial" w:hAnsi="Arial"/>
+        <w:rFonts w:ascii="Times New Roman" w:cs="Times New Roman" w:eastAsia="Times New Roman" w:hAnsi="Times New Roman"/>
         <w:color w:val="494A4B"/>
         <w:sz w:val="13"/>
         <w:szCs w:val="13"/>
@@ -578,7 +562,7 @@
     </w:r>
     <w:r>
       <w:rPr>
-        <w:rFonts w:ascii="Arial" w:cs="Arial" w:eastAsia="Arial" w:hAnsi="Arial"/>
+        <w:rFonts w:ascii="Times New Roman" w:cs="Times New Roman" w:eastAsia="Times New Roman" w:hAnsi="Times New Roman"/>
         <w:color w:val="494A4B"/>
         <w:sz w:val="13"/>
         <w:szCs w:val="13"/>
@@ -587,7 +571,7 @@
     </w:r>
     <w:r>
       <w:rPr>
-        <w:rFonts w:ascii="Arial" w:cs="Arial" w:eastAsia="Arial" w:hAnsi="Arial"/>
+        <w:rFonts w:ascii="Times New Roman" w:cs="Times New Roman" w:eastAsia="Times New Roman" w:hAnsi="Times New Roman"/>
         <w:color w:val="494A4B"/>
         <w:sz w:val="13"/>
         <w:szCs w:val="13"/>
@@ -611,7 +595,7 @@
     </w:pPr>
     <w:r>
       <w:rPr>
-        <w:rFonts w:ascii="Arial" w:cs="Arial" w:eastAsia="Arial" w:hAnsi="Arial"/>
+        <w:rFonts w:ascii="Times New Roman" w:cs="Times New Roman" w:eastAsia="Times New Roman" w:hAnsi="Times New Roman"/>
         <w:color w:val="494A4B"/>
         <w:sz w:val="13"/>
         <w:szCs w:val="13"/>
@@ -620,7 +604,7 @@
     </w:r>
     <w:r>
       <w:rPr>
-        <w:rFonts w:ascii="Arial" w:cs="Arial" w:eastAsia="Arial" w:hAnsi="Arial"/>
+        <w:rFonts w:ascii="Times New Roman" w:cs="Times New Roman" w:eastAsia="Times New Roman" w:hAnsi="Times New Roman"/>
         <w:color w:val="494A4B"/>
         <w:sz w:val="13"/>
         <w:szCs w:val="13"/>
@@ -629,7 +613,7 @@
     </w:r>
     <w:r>
       <w:rPr>
-        <w:rFonts w:ascii="Arial" w:cs="Arial" w:eastAsia="Arial" w:hAnsi="Arial"/>
+        <w:rFonts w:ascii="Times New Roman" w:cs="Times New Roman" w:eastAsia="Times New Roman" w:hAnsi="Times New Roman"/>
         <w:color w:val="494A4B"/>
         <w:sz w:val="13"/>
         <w:szCs w:val="13"/>
@@ -641,7 +625,7 @@
     </w:r>
     <w:r>
       <w:rPr>
-        <w:rFonts w:ascii="Arial" w:cs="Arial" w:eastAsia="Arial" w:hAnsi="Arial"/>
+        <w:rFonts w:ascii="Times New Roman" w:cs="Times New Roman" w:eastAsia="Times New Roman" w:hAnsi="Times New Roman"/>
         <w:color w:val="494A4B"/>
         <w:sz w:val="13"/>
         <w:szCs w:val="13"/>
@@ -650,7 +634,7 @@
     </w:r>
     <w:r>
       <w:rPr>
-        <w:rFonts w:ascii="Arial" w:cs="Arial" w:eastAsia="Arial" w:hAnsi="Arial"/>
+        <w:rFonts w:ascii="Times New Roman" w:cs="Times New Roman" w:eastAsia="Times New Roman" w:hAnsi="Times New Roman"/>
         <w:color w:val="494A4B"/>
         <w:sz w:val="13"/>
         <w:szCs w:val="13"/>
@@ -801,7 +785,7 @@
   <w:docDefaults>
     <w:rPrDefault>
       <w:rPr>
-        <w:rFonts w:ascii="Arial" w:cs="Arial" w:eastAsia="Arial" w:hAnsi="Arial"/>
+        <w:rFonts w:ascii="Times New Roman" w:cs="Times New Roman" w:eastAsia="Times New Roman" w:hAnsi="Times New Roman"/>
         <w:color w:val="1D2021"/>
         <w:sz w:val="22"/>
         <w:szCs w:val="22"/>
@@ -992,7 +976,7 @@
       <w:spacing w:after="0" w:before="0" w:line="340" w:lineRule="auto"/>
     </w:pPr>
     <w:rPr>
-      <w:rFonts w:ascii="Arial" w:cs="Arial" w:eastAsia="Arial" w:hAnsi="Arial"/>
+      <w:rFonts w:ascii="Times New Roman" w:cs="Times New Roman" w:eastAsia="Times New Roman" w:hAnsi="Times New Roman"/>
       <w:color w:val="1D2021"/>
       <w:sz w:val="22"/>
       <w:szCs w:val="22"/>

--- a/content/templates/openagreements-board-consent-safe/template.docx
+++ b/content/templates/openagreements-board-consent-safe/template.docx
@@ -793,7 +793,7 @@
     </w:rPrDefault>
     <w:pPrDefault>
       <w:pPr>
-        <w:spacing w:after="0" w:before="0" w:line="340" w:lineRule="auto"/>
+        <w:spacing w:after="280" w:before="0" w:line="340" w:lineRule="auto"/>
       </w:pPr>
     </w:pPrDefault>
   </w:docDefaults>
@@ -973,7 +973,7 @@
     <w:next w:val="Normal"/>
     <w:qFormat/>
     <w:pPr>
-      <w:spacing w:after="0" w:before="0" w:line="340" w:lineRule="auto"/>
+      <w:spacing w:after="280" w:before="0" w:line="340" w:lineRule="auto"/>
     </w:pPr>
     <w:rPr>
       <w:rFonts w:ascii="Times New Roman" w:cs="Times New Roman" w:eastAsia="Times New Roman" w:hAnsi="Times New Roman"/>

--- a/content/templates/openagreements-board-consent-safe/template.docx
+++ b/content/templates/openagreements-board-consent-safe/template.docx
@@ -4,8 +4,7 @@
   <w:body>
     <w:p>
       <w:pPr>
-        <w:spacing w:after="280" w:before="0" w:line="340"/>
-        <w:jc w:val="center"/>
+        <w:pStyle w:val="OATitle"/>
       </w:pPr>
       <w:r>
         <w:rPr>
@@ -21,6 +20,7 @@
     </w:p>
     <w:p>
       <w:pPr>
+        <w:pStyle w:val="Normal"/>
         <w:spacing w:after="280" w:before="0" w:line="340"/>
       </w:pPr>
       <w:r>
@@ -39,8 +39,7 @@
     </w:p>
     <w:p>
       <w:pPr>
-        <w:spacing w:after="120" w:before="320" w:line="340"/>
-        <w:jc w:val="center"/>
+        <w:pStyle w:val="OAClauseHeading"/>
       </w:pPr>
       <w:r>
         <w:rPr>
@@ -57,6 +56,7 @@
     </w:p>
     <w:p>
       <w:pPr>
+        <w:pStyle w:val="Normal"/>
         <w:spacing w:after="280" w:before="0" w:line="340"/>
       </w:pPr>
       <w:r>
@@ -88,6 +88,7 @@
     </w:p>
     <w:p>
       <w:pPr>
+        <w:pStyle w:val="Normal"/>
         <w:spacing w:after="280" w:before="0" w:line="340"/>
       </w:pPr>
       <w:r>
@@ -119,6 +120,7 @@
     </w:p>
     <w:p>
       <w:pPr>
+        <w:pStyle w:val="Normal"/>
         <w:spacing w:after="280" w:before="0" w:line="340"/>
       </w:pPr>
       <w:r>
@@ -150,6 +152,7 @@
     </w:p>
     <w:p>
       <w:pPr>
+        <w:pStyle w:val="Normal"/>
         <w:spacing w:after="280" w:before="0" w:line="340"/>
       </w:pPr>
       <w:r>
@@ -181,6 +184,7 @@
     </w:p>
     <w:p>
       <w:pPr>
+        <w:pStyle w:val="Normal"/>
         <w:spacing w:after="280" w:before="0" w:line="340"/>
       </w:pPr>
       <w:r>
@@ -212,6 +216,7 @@
     </w:p>
     <w:p>
       <w:pPr>
+        <w:pStyle w:val="Normal"/>
         <w:spacing w:after="280" w:before="0" w:line="340"/>
       </w:pPr>
       <w:r>
@@ -243,6 +248,7 @@
     </w:p>
     <w:p>
       <w:pPr>
+        <w:pStyle w:val="Normal"/>
         <w:spacing w:after="280" w:before="0" w:line="340"/>
       </w:pPr>
       <w:r>
@@ -274,8 +280,7 @@
     </w:p>
     <w:p>
       <w:pPr>
-        <w:spacing w:after="120" w:before="320" w:line="340"/>
-        <w:jc w:val="center"/>
+        <w:pStyle w:val="OAClauseHeading"/>
       </w:pPr>
       <w:r>
         <w:rPr>
@@ -292,6 +297,7 @@
     </w:p>
     <w:p>
       <w:pPr>
+        <w:pStyle w:val="Normal"/>
         <w:spacing w:after="280" w:before="0" w:line="340"/>
       </w:pPr>
       <w:r>
@@ -323,8 +329,7 @@
     </w:p>
     <w:p>
       <w:pPr>
-        <w:spacing w:after="280" w:before="280" w:line="340"/>
-        <w:jc w:val="center"/>
+        <w:pStyle w:val="OABlockSignatureFollow"/>
       </w:pPr>
       <w:r>
         <w:rPr>
@@ -349,6 +354,7 @@
     </w:p>
     <w:p>
       <w:pPr>
+        <w:pStyle w:val="Normal"/>
         <w:spacing w:after="280" w:before="0" w:line="340"/>
       </w:pPr>
       <w:r>
@@ -367,6 +373,7 @@
     </w:p>
     <w:p>
       <w:pPr>
+        <w:pStyle w:val="Normal"/>
         <w:spacing w:after="280" w:before="0" w:line="340"/>
       </w:pPr>
       <w:r>
@@ -385,6 +392,7 @@
     </w:p>
     <w:p>
       <w:pPr>
+        <w:pStyle w:val="Normal"/>
         <w:spacing w:after="0" w:before="0" w:line="340"/>
       </w:pPr>
       <w:r>
@@ -403,6 +411,7 @@
     </w:p>
     <w:p>
       <w:pPr>
+        <w:pStyle w:val="Normal"/>
         <w:keepNext/>
         <w:keepLines/>
         <w:widowControl/>
@@ -420,6 +429,7 @@
     </w:p>
     <w:p>
       <w:pPr>
+        <w:pStyle w:val="Normal"/>
         <w:keepNext/>
         <w:keepLines/>
         <w:widowControl/>
@@ -437,6 +447,7 @@
     </w:p>
     <w:p>
       <w:pPr>
+        <w:pStyle w:val="Normal"/>
         <w:keepNext w:val="false"/>
         <w:keepLines/>
         <w:widowControl/>
@@ -454,6 +465,7 @@
     </w:p>
     <w:p>
       <w:pPr>
+        <w:pStyle w:val="Normal"/>
         <w:spacing w:after="280" w:before="0" w:line="340"/>
       </w:pPr>
       <w:r>
@@ -982,5 +994,58 @@
       <w:szCs w:val="22"/>
     </w:rPr>
   </w:style>
+  <w:style w:type="paragraph" w:styleId="OATitle">
+    <w:name w:val="OA Title"/>
+    <w:basedOn w:val="Normal"/>
+    <w:next w:val="Normal"/>
+    <w:qFormat/>
+    <w:pPr>
+      <w:spacing w:after="280" w:before="0" w:line="340" w:lineRule="auto"/>
+      <w:jc w:val="center"/>
+    </w:pPr>
+    <w:rPr>
+      <w:rFonts w:ascii="Times New Roman" w:cs="Times New Roman" w:eastAsia="Times New Roman" w:hAnsi="Times New Roman"/>
+      <w:b/>
+      <w:bCs/>
+      <w:color w:val="1D2021"/>
+      <w:sz w:val="22"/>
+      <w:szCs w:val="22"/>
+    </w:rPr>
+  </w:style>
+  <w:style w:type="paragraph" w:styleId="OAClauseHeading">
+    <w:name w:val="OA Clause Heading"/>
+    <w:basedOn w:val="Normal"/>
+    <w:next w:val="Normal"/>
+    <w:qFormat/>
+    <w:pPr>
+      <w:spacing w:after="120" w:before="320" w:line="340" w:lineRule="auto"/>
+      <w:jc w:val="center"/>
+    </w:pPr>
+    <w:rPr>
+      <w:rFonts w:ascii="Times New Roman" w:cs="Times New Roman" w:eastAsia="Times New Roman" w:hAnsi="Times New Roman"/>
+      <w:b/>
+      <w:bCs/>
+      <w:color w:val="1D2021"/>
+      <w:sz w:val="22"/>
+      <w:szCs w:val="22"/>
+      <w:u w:val="single" w:color="1D2021"/>
+    </w:rPr>
+  </w:style>
+  <w:style w:type="paragraph" w:styleId="OABlockSignatureFollow">
+    <w:name w:val="OA Block Signature Follow"/>
+    <w:basedOn w:val="Normal"/>
+    <w:next w:val="Normal"/>
+    <w:qFormat/>
+    <w:pPr>
+      <w:spacing w:after="280" w:before="280" w:line="340" w:lineRule="auto"/>
+      <w:jc w:val="center"/>
+    </w:pPr>
+    <w:rPr>
+      <w:rFonts w:ascii="Times New Roman" w:cs="Times New Roman" w:eastAsia="Times New Roman" w:hAnsi="Times New Roman"/>
+      <w:color w:val="1D2021"/>
+      <w:sz w:val="22"/>
+      <w:szCs w:val="22"/>
+    </w:rPr>
+  </w:style>
 </w:styles>
 </file>
--- a/content/templates/openagreements-board-consent-safe/template.docx
+++ b/content/templates/openagreements-board-consent-safe/template.docx
@@ -4,8 +4,7 @@
   <w:body>
     <w:p>
       <w:pPr>
-        <w:spacing w:after="280" w:before="0" w:line="340"/>
-        <w:jc w:val="center"/>
+        <w:pStyle w:val="OATitle"/>
       </w:pPr>
       <w:r>
         <w:rPr>
@@ -21,6 +20,7 @@
     </w:p>
     <w:p>
       <w:pPr>
+        <w:pStyle w:val="Normal"/>
         <w:spacing w:after="280" w:before="0" w:line="340"/>
       </w:pPr>
       <w:r>
@@ -39,8 +39,7 @@
     </w:p>
     <w:p>
       <w:pPr>
-        <w:spacing w:after="120" w:before="320" w:line="340"/>
-        <w:jc w:val="center"/>
+        <w:pStyle w:val="OAClauseHeading"/>
       </w:pPr>
       <w:r>
         <w:rPr>
@@ -57,6 +56,7 @@
     </w:p>
     <w:p>
       <w:pPr>
+        <w:pStyle w:val="Normal"/>
         <w:spacing w:after="280" w:before="0" w:line="340"/>
       </w:pPr>
       <w:r>
@@ -88,6 +88,7 @@
     </w:p>
     <w:p>
       <w:pPr>
+        <w:pStyle w:val="Normal"/>
         <w:spacing w:after="280" w:before="0" w:line="340"/>
       </w:pPr>
       <w:r>
@@ -119,6 +120,7 @@
     </w:p>
     <w:p>
       <w:pPr>
+        <w:pStyle w:val="Normal"/>
         <w:spacing w:after="280" w:before="0" w:line="340"/>
       </w:pPr>
       <w:r>
@@ -150,6 +152,7 @@
     </w:p>
     <w:p>
       <w:pPr>
+        <w:pStyle w:val="Normal"/>
         <w:spacing w:after="280" w:before="0" w:line="340"/>
       </w:pPr>
       <w:r>
@@ -181,6 +184,7 @@
     </w:p>
     <w:p>
       <w:pPr>
+        <w:pStyle w:val="Normal"/>
         <w:spacing w:after="280" w:before="0" w:line="340"/>
       </w:pPr>
       <w:r>
@@ -212,6 +216,7 @@
     </w:p>
     <w:p>
       <w:pPr>
+        <w:pStyle w:val="Normal"/>
         <w:spacing w:after="280" w:before="0" w:line="340"/>
       </w:pPr>
       <w:r>
@@ -243,6 +248,7 @@
     </w:p>
     <w:p>
       <w:pPr>
+        <w:pStyle w:val="Normal"/>
         <w:spacing w:after="280" w:before="0" w:line="340"/>
       </w:pPr>
       <w:r>
@@ -274,8 +280,7 @@
     </w:p>
     <w:p>
       <w:pPr>
-        <w:spacing w:after="120" w:before="320" w:line="340"/>
-        <w:jc w:val="center"/>
+        <w:pStyle w:val="OAClauseHeading"/>
       </w:pPr>
       <w:r>
         <w:rPr>
@@ -292,6 +297,7 @@
     </w:p>
     <w:p>
       <w:pPr>
+        <w:pStyle w:val="Normal"/>
         <w:spacing w:after="280" w:before="0" w:line="340"/>
       </w:pPr>
       <w:r>
@@ -323,8 +329,7 @@
     </w:p>
     <w:p>
       <w:pPr>
-        <w:spacing w:after="280" w:before="280" w:line="340"/>
-        <w:jc w:val="center"/>
+        <w:pStyle w:val="OABlockSignatureFollow"/>
       </w:pPr>
       <w:r>
         <w:rPr>
@@ -349,6 +354,7 @@
     </w:p>
     <w:p>
       <w:pPr>
+        <w:pStyle w:val="Normal"/>
         <w:spacing w:after="280" w:before="0" w:line="340"/>
       </w:pPr>
       <w:r>
@@ -367,6 +373,7 @@
     </w:p>
     <w:p>
       <w:pPr>
+        <w:pStyle w:val="Normal"/>
         <w:spacing w:after="280" w:before="0" w:line="340"/>
       </w:pPr>
       <w:r>
@@ -385,6 +392,7 @@
     </w:p>
     <w:p>
       <w:pPr>
+        <w:pStyle w:val="Normal"/>
         <w:spacing w:after="0" w:before="0" w:line="340"/>
       </w:pPr>
       <w:r>
@@ -403,6 +411,7 @@
     </w:p>
     <w:p>
       <w:pPr>
+        <w:pStyle w:val="Normal"/>
         <w:keepNext/>
         <w:keepLines/>
         <w:widowControl/>
@@ -420,6 +429,7 @@
     </w:p>
     <w:p>
       <w:pPr>
+        <w:pStyle w:val="Normal"/>
         <w:keepNext/>
         <w:keepLines/>
         <w:widowControl/>
@@ -437,6 +447,7 @@
     </w:p>
     <w:p>
       <w:pPr>
+        <w:pStyle w:val="Normal"/>
         <w:keepNext w:val="false"/>
         <w:keepLines/>
         <w:widowControl/>
@@ -454,6 +465,7 @@
     </w:p>
     <w:p>
       <w:pPr>
+        <w:pStyle w:val="Normal"/>
         <w:spacing w:after="280" w:before="0" w:line="340"/>
       </w:pPr>
       <w:r>
@@ -793,7 +805,7 @@
     </w:rPrDefault>
     <w:pPrDefault>
       <w:pPr>
-        <w:spacing w:after="0" w:before="0" w:line="340" w:lineRule="auto"/>
+        <w:spacing w:after="280" w:before="0" w:line="340" w:lineRule="auto"/>
       </w:pPr>
     </w:pPrDefault>
   </w:docDefaults>
@@ -973,7 +985,7 @@
     <w:next w:val="Normal"/>
     <w:qFormat/>
     <w:pPr>
-      <w:spacing w:after="0" w:before="0" w:line="340" w:lineRule="auto"/>
+      <w:spacing w:after="280" w:before="0" w:line="340" w:lineRule="auto"/>
     </w:pPr>
     <w:rPr>
       <w:rFonts w:ascii="Times New Roman" w:cs="Times New Roman" w:eastAsia="Times New Roman" w:hAnsi="Times New Roman"/>
@@ -982,5 +994,58 @@
       <w:szCs w:val="22"/>
     </w:rPr>
   </w:style>
+  <w:style w:type="paragraph" w:styleId="OATitle">
+    <w:name w:val="OA Title"/>
+    <w:basedOn w:val="Normal"/>
+    <w:next w:val="Normal"/>
+    <w:qFormat/>
+    <w:pPr>
+      <w:spacing w:after="280" w:before="0" w:line="340" w:lineRule="auto"/>
+      <w:jc w:val="center"/>
+    </w:pPr>
+    <w:rPr>
+      <w:rFonts w:ascii="Times New Roman" w:cs="Times New Roman" w:eastAsia="Times New Roman" w:hAnsi="Times New Roman"/>
+      <w:b/>
+      <w:bCs/>
+      <w:color w:val="1D2021"/>
+      <w:sz w:val="22"/>
+      <w:szCs w:val="22"/>
+    </w:rPr>
+  </w:style>
+  <w:style w:type="paragraph" w:styleId="OAClauseHeading">
+    <w:name w:val="OA Clause Heading"/>
+    <w:basedOn w:val="Normal"/>
+    <w:next w:val="Normal"/>
+    <w:qFormat/>
+    <w:pPr>
+      <w:spacing w:after="120" w:before="320" w:line="340" w:lineRule="auto"/>
+      <w:jc w:val="center"/>
+    </w:pPr>
+    <w:rPr>
+      <w:rFonts w:ascii="Times New Roman" w:cs="Times New Roman" w:eastAsia="Times New Roman" w:hAnsi="Times New Roman"/>
+      <w:b/>
+      <w:bCs/>
+      <w:color w:val="1D2021"/>
+      <w:sz w:val="22"/>
+      <w:szCs w:val="22"/>
+      <w:u w:val="single" w:color="1D2021"/>
+    </w:rPr>
+  </w:style>
+  <w:style w:type="paragraph" w:styleId="OABlockSignatureFollow">
+    <w:name w:val="OA Block Signature Follow"/>
+    <w:basedOn w:val="Normal"/>
+    <w:next w:val="Normal"/>
+    <w:qFormat/>
+    <w:pPr>
+      <w:spacing w:after="280" w:before="280" w:line="340" w:lineRule="auto"/>
+      <w:jc w:val="center"/>
+    </w:pPr>
+    <w:rPr>
+      <w:rFonts w:ascii="Times New Roman" w:cs="Times New Roman" w:eastAsia="Times New Roman" w:hAnsi="Times New Roman"/>
+      <w:color w:val="1D2021"/>
+      <w:sz w:val="22"/>
+      <w:szCs w:val="22"/>
+    </w:rPr>
+  </w:style>
 </w:styles>
 </file>
--- a/content/templates/openagreements-board-consent-safe/template.docx
+++ b/content/templates/openagreements-board-consent-safe/template.docx
@@ -538,6 +538,7 @@
 <w:ftr xmlns:wpc="http://schemas.microsoft.com/office/word/2010/wordprocessingCanvas" xmlns:mc="http://schemas.openxmlformats.org/markup-compatibility/2006" xmlns:o="urn:schemas-microsoft-com:office:office" xmlns:r="http://schemas.openxmlformats.org/officeDocument/2006/relationships" xmlns:m="http://schemas.openxmlformats.org/officeDocument/2006/math" xmlns:v="urn:schemas-microsoft-com:vml" xmlns:wp14="http://schemas.microsoft.com/office/word/2010/wordprocessingDrawing" xmlns:wp="http://schemas.openxmlformats.org/drawingml/2006/wordprocessingDrawing" xmlns:w10="urn:schemas-microsoft-com:office:word" xmlns:w="http://schemas.openxmlformats.org/wordprocessingml/2006/main" xmlns:w14="http://schemas.microsoft.com/office/word/2010/wordml" xmlns:w15="http://schemas.microsoft.com/office/word/2012/wordml" xmlns:wpg="http://schemas.microsoft.com/office/word/2010/wordprocessingGroup" xmlns:wpi="http://schemas.microsoft.com/office/word/2010/wordprocessingInk" xmlns:wne="http://schemas.microsoft.com/office/word/2006/wordml" xmlns:wps="http://schemas.microsoft.com/office/word/2010/wordprocessingShape">
   <w:p>
     <w:pPr>
+      <w:pStyle w:val="Normal"/>
       <w:tabs>
         <w:tab w:val="right" w:pos="9026"/>
       </w:tabs>
@@ -601,6 +602,7 @@
 <w:ftr xmlns:wpc="http://schemas.microsoft.com/office/word/2010/wordprocessingCanvas" xmlns:mc="http://schemas.openxmlformats.org/markup-compatibility/2006" xmlns:o="urn:schemas-microsoft-com:office:office" xmlns:r="http://schemas.openxmlformats.org/officeDocument/2006/relationships" xmlns:m="http://schemas.openxmlformats.org/officeDocument/2006/math" xmlns:v="urn:schemas-microsoft-com:vml" xmlns:wp14="http://schemas.microsoft.com/office/word/2010/wordprocessingDrawing" xmlns:wp="http://schemas.openxmlformats.org/drawingml/2006/wordprocessingDrawing" xmlns:w10="urn:schemas-microsoft-com:office:word" xmlns:w="http://schemas.openxmlformats.org/wordprocessingml/2006/main" xmlns:w14="http://schemas.microsoft.com/office/word/2010/wordml" xmlns:w15="http://schemas.microsoft.com/office/word/2012/wordml" xmlns:wpg="http://schemas.microsoft.com/office/word/2010/wordprocessingGroup" xmlns:wpi="http://schemas.microsoft.com/office/word/2010/wordprocessingInk" xmlns:wne="http://schemas.microsoft.com/office/word/2006/wordml" xmlns:wps="http://schemas.microsoft.com/office/word/2010/wordprocessingShape">
   <w:p>
     <w:pPr>
+      <w:pStyle w:val="Normal"/>
       <w:tabs>
         <w:tab w:val="right" w:pos="9026"/>
       </w:tabs>

--- a/content/templates/openagreements-board-consent-safe/template.docx
+++ b/content/templates/openagreements-board-consent-safe/template.docx
@@ -51,39 +51,73 @@
           <w:szCs w:val="22"/>
           <w:u w:val="single" w:color="1D2021"/>
         </w:rPr>
+        <w:t xml:space="preserve">Recitals</w:t>
+      </w:r>
+    </w:p>
+    <w:p>
+      <w:pPr>
+        <w:pStyle w:val="Normal"/>
+        <w:spacing w:after="280" w:before="0" w:line="340"/>
+      </w:pPr>
+      <w:r>
+        <w:rPr>
+          <w:rFonts w:ascii="Times New Roman" w:cs="Times New Roman" w:eastAsia="Times New Roman" w:hAnsi="Times New Roman"/>
+          <w:b/>
+          <w:bCs/>
+          <w:i w:val="false"/>
+          <w:iCs w:val="false"/>
+          <w:color w:val="1D2021"/>
+          <w:sz w:val="22"/>
+          <w:szCs w:val="22"/>
+        </w:rPr>
+        <w:t xml:space="preserve">WHEREAS</w:t>
+      </w:r>
+      <w:r>
+        <w:rPr>
+          <w:rFonts w:ascii="Times New Roman" w:cs="Times New Roman" w:eastAsia="Times New Roman" w:hAnsi="Times New Roman"/>
+          <w:b w:val="false"/>
+          <w:bCs w:val="false"/>
+          <w:i w:val="false"/>
+          <w:iCs w:val="false"/>
+          <w:color w:val="1D2021"/>
+          <w:sz w:val="22"/>
+          <w:szCs w:val="22"/>
+        </w:rPr>
+        <w:t xml:space="preserve">, the Board believes it is in the best interests of the Company to enter into one or more Simple Agreements for Future Equity (each, a "SAFE", and together, the "SAFEs"), providing for the sale of rights to future shares of the Company's capital stock for an aggregate purchase amount of up to ${purchase_amount}, in accordance with terms set forth therein.</w:t>
+      </w:r>
+    </w:p>
+    <w:p>
+      <w:pPr>
+        <w:pStyle w:val="OAClauseHeading"/>
+      </w:pPr>
+      <w:r>
+        <w:rPr>
+          <w:rFonts w:ascii="Times New Roman" w:cs="Times New Roman" w:eastAsia="Times New Roman" w:hAnsi="Times New Roman"/>
+          <w:b/>
+          <w:bCs/>
+          <w:color w:val="1D2021"/>
+          <w:sz w:val="22"/>
+          <w:szCs w:val="22"/>
+          <w:u w:val="single" w:color="1D2021"/>
+        </w:rPr>
+        <w:t xml:space="preserve">Resolutions</w:t>
+      </w:r>
+    </w:p>
+    <w:p>
+      <w:pPr>
+        <w:pStyle w:val="OAClauseHeading"/>
+      </w:pPr>
+      <w:r>
+        <w:rPr>
+          <w:rFonts w:ascii="Times New Roman" w:cs="Times New Roman" w:eastAsia="Times New Roman" w:hAnsi="Times New Roman"/>
+          <w:b/>
+          <w:bCs/>
+          <w:color w:val="1D2021"/>
+          <w:sz w:val="22"/>
+          <w:szCs w:val="22"/>
+          <w:u w:val="single" w:color="1D2021"/>
+        </w:rPr>
         <w:t xml:space="preserve">Approval of SAFE Financing</w:t>
-      </w:r>
-    </w:p>
-    <w:p>
-      <w:pPr>
-        <w:pStyle w:val="Normal"/>
-        <w:spacing w:after="280" w:before="0" w:line="340"/>
-      </w:pPr>
-      <w:r>
-        <w:rPr>
-          <w:rFonts w:ascii="Times New Roman" w:cs="Times New Roman" w:eastAsia="Times New Roman" w:hAnsi="Times New Roman"/>
-          <w:b/>
-          <w:bCs/>
-          <w:i w:val="false"/>
-          <w:iCs w:val="false"/>
-          <w:color w:val="1D2021"/>
-          <w:sz w:val="22"/>
-          <w:szCs w:val="22"/>
-        </w:rPr>
-        <w:t xml:space="preserve">WHEREAS</w:t>
-      </w:r>
-      <w:r>
-        <w:rPr>
-          <w:rFonts w:ascii="Times New Roman" w:cs="Times New Roman" w:eastAsia="Times New Roman" w:hAnsi="Times New Roman"/>
-          <w:b w:val="false"/>
-          <w:bCs w:val="false"/>
-          <w:i w:val="false"/>
-          <w:iCs w:val="false"/>
-          <w:color w:val="1D2021"/>
-          <w:sz w:val="22"/>
-          <w:szCs w:val="22"/>
-        </w:rPr>
-        <w:t xml:space="preserve">, the Board believes it is in the best interests of the Company to enter into one or more Simple Agreements for Future Equity (each, a "SAFE", and together, the "SAFEs"), providing for the sale of rights to future shares of the Company's capital stock for an aggregate purchase amount of up to ${purchase_amount}, in accordance with terms set forth therein.</w:t>
       </w:r>
     </w:p>
     <w:p>
@@ -351,6 +385,23 @@
           <w:docGrid w:linePitch="360"/>
         </w:sectPr>
       </w:pPr>
+    </w:p>
+    <w:p>
+      <w:pPr>
+        <w:pStyle w:val="OAClauseHeading"/>
+      </w:pPr>
+      <w:r>
+        <w:rPr>
+          <w:rFonts w:ascii="Times New Roman" w:cs="Times New Roman" w:eastAsia="Times New Roman" w:hAnsi="Times New Roman"/>
+          <w:b/>
+          <w:bCs/>
+          <w:color w:val="1D2021"/>
+          <w:sz w:val="22"/>
+          <w:szCs w:val="22"/>
+          <w:u w:val="single" w:color="1D2021"/>
+        </w:rPr>
+        <w:t xml:space="preserve">Signatures</w:t>
+      </w:r>
     </w:p>
     <w:p>
       <w:pPr>

--- a/content/templates/openagreements-board-consent-safe/template.docx
+++ b/content/templates/openagreements-board-consent-safe/template.docx
@@ -542,10 +542,6 @@
     </w:sectPr>
   </w:body>
 </w:document>
-</file>
-
-<file path=word/comments.xml><?xml version="1.0" encoding="utf-8"?>
-<w:comments xmlns:cx="http://schemas.microsoft.com/office/drawing/2014/chartex" xmlns:cx1="http://schemas.microsoft.com/office/drawing/2015/9/8/chartex" xmlns:cx2="http://schemas.microsoft.com/office/drawing/2015/10/21/chartex" xmlns:cx3="http://schemas.microsoft.com/office/drawing/2016/5/9/chartex" xmlns:cx4="http://schemas.microsoft.com/office/drawing/2016/5/10/chartex" xmlns:cx5="http://schemas.microsoft.com/office/drawing/2016/5/11/chartex" xmlns:cx6="http://schemas.microsoft.com/office/drawing/2016/5/12/chartex" xmlns:cx7="http://schemas.microsoft.com/office/drawing/2016/5/13/chartex" xmlns:cx8="http://schemas.microsoft.com/office/drawing/2016/5/14/chartex" xmlns:mc="http://schemas.openxmlformats.org/markup-compatibility/2006" xmlns:aink="http://schemas.microsoft.com/office/drawing/2016/ink" xmlns:am3d="http://schemas.microsoft.com/office/drawing/2017/model3d" xmlns:o="urn:schemas-microsoft-com:office:office" xmlns:r="http://schemas.openxmlformats.org/officeDocument/2006/relationships" xmlns:m="http://schemas.openxmlformats.org/officeDocument/2006/math" xmlns:v="urn:schemas-microsoft-com:vml" xmlns:wp14="http://schemas.microsoft.com/office/word/2010/wordprocessingDrawing" xmlns:wp="http://schemas.openxmlformats.org/drawingml/2006/wordprocessingDrawing" xmlns:w10="urn:schemas-microsoft-com:office:word" xmlns:w="http://schemas.openxmlformats.org/wordprocessingml/2006/main" xmlns:w14="http://schemas.microsoft.com/office/word/2010/wordml" xmlns:w15="http://schemas.microsoft.com/office/word/2012/wordml" xmlns:w16cex="http://schemas.microsoft.com/office/word/2018/wordml/cex" xmlns:w16cid="http://schemas.microsoft.com/office/word/2016/wordml/cid" xmlns:w16="http://schemas.microsoft.com/office/word/2018/wordml" xmlns:w16sdtdh="http://schemas.microsoft.com/office/word/2020/wordml/sdtdatahash" xmlns:w16se="http://schemas.microsoft.com/office/word/2015/wordml/symex" xmlns:wpg="http://schemas.microsoft.com/office/word/2010/wordprocessingGroup" xmlns:wpi="http://schemas.microsoft.com/office/word/2010/wordprocessingInk" xmlns:wne="http://schemas.microsoft.com/office/word/2006/wordml" xmlns:wps="http://schemas.microsoft.com/office/word/2010/wordprocessingShape"/>
 </file>
 
 <file path=word/endnotes.xml><?xml version="1.0" encoding="utf-8"?>
@@ -622,6 +618,7 @@
       <w:fldChar w:fldCharType="begin"/>
       <w:instrText xml:space="preserve">PAGE</w:instrText>
       <w:fldChar w:fldCharType="separate"/>
+      <w:t>1</w:t>
       <w:fldChar w:fldCharType="end"/>
     </w:r>
     <w:r>
@@ -643,6 +640,7 @@
       <w:fldChar w:fldCharType="begin"/>
       <w:instrText xml:space="preserve">NUMPAGES</w:instrText>
       <w:fldChar w:fldCharType="separate"/>
+      <w:t>1</w:t>
       <w:fldChar w:fldCharType="end"/>
     </w:r>
   </w:p>
@@ -686,6 +684,7 @@
       <w:fldChar w:fldCharType="begin"/>
       <w:instrText xml:space="preserve">PAGE</w:instrText>
       <w:fldChar w:fldCharType="separate"/>
+      <w:t>1</w:t>
       <w:fldChar w:fldCharType="end"/>
     </w:r>
     <w:r>
@@ -707,6 +706,7 @@
       <w:fldChar w:fldCharType="begin"/>
       <w:instrText xml:space="preserve">NUMPAGES</w:instrText>
       <w:fldChar w:fldCharType="separate"/>
+      <w:t>1</w:t>
       <w:fldChar w:fldCharType="end"/>
     </w:r>
   </w:p>

--- a/content/templates/openagreements-board-consent-safe/template.docx
+++ b/content/templates/openagreements-board-consent-safe/template.docx
@@ -1101,4 +1101,299 @@
     </w:rPr>
   </w:style>
 </w:styles>
+</file>
+
+<file path=word/theme/theme1.xml><?xml version="1.0" encoding="utf-8"?>
+<a:theme xmlns:a="http://schemas.openxmlformats.org/drawingml/2006/main" name="Office Theme">
+  <a:themeElements>
+    <a:clrScheme name="Office">
+      <a:dk1>
+        <a:sysClr val="windowText" lastClr="000000"/>
+      </a:dk1>
+      <a:lt1>
+        <a:sysClr val="window" lastClr="FFFFFF"/>
+      </a:lt1>
+      <a:dk2>
+        <a:srgbClr val="44546A"/>
+      </a:dk2>
+      <a:lt2>
+        <a:srgbClr val="E7E6E6"/>
+      </a:lt2>
+      <a:accent1>
+        <a:srgbClr val="4472C4"/>
+      </a:accent1>
+      <a:accent2>
+        <a:srgbClr val="ED7D31"/>
+      </a:accent2>
+      <a:accent3>
+        <a:srgbClr val="A5A5A5"/>
+      </a:accent3>
+      <a:accent4>
+        <a:srgbClr val="FFC000"/>
+      </a:accent4>
+      <a:accent5>
+        <a:srgbClr val="5B9BD5"/>
+      </a:accent5>
+      <a:accent6>
+        <a:srgbClr val="70AD47"/>
+      </a:accent6>
+      <a:hlink>
+        <a:srgbClr val="0563C1"/>
+      </a:hlink>
+      <a:folHlink>
+        <a:srgbClr val="954F72"/>
+      </a:folHlink>
+    </a:clrScheme>
+    <a:fontScheme name="Office">
+      <a:majorFont>
+        <a:latin typeface="Calibri Light" panose="020F0302020204030204"/>
+        <a:ea typeface=""/>
+        <a:cs typeface=""/>
+        <a:font script="Jpan" typeface="游ゴシック Light"/>
+        <a:font script="Hang" typeface="맑은 고딕"/>
+        <a:font script="Hans" typeface="等线 Light"/>
+        <a:font script="Hant" typeface="新細明體"/>
+        <a:font script="Arab" typeface="Times New Roman"/>
+        <a:font script="Hebr" typeface="Times New Roman"/>
+        <a:font script="Thai" typeface="Angsana New"/>
+        <a:font script="Ethi" typeface="Nyala"/>
+        <a:font script="Beng" typeface="Vrinda"/>
+        <a:font script="Gujr" typeface="Shruti"/>
+        <a:font script="Khmr" typeface="MoolBoran"/>
+        <a:font script="Knda" typeface="Tunga"/>
+        <a:font script="Guru" typeface="Raavi"/>
+        <a:font script="Cans" typeface="Euphemia"/>
+        <a:font script="Cher" typeface="Plantagenet Cherokee"/>
+        <a:font script="Yiii" typeface="Microsoft Yi Baiti"/>
+        <a:font script="Tibt" typeface="Microsoft Himalaya"/>
+        <a:font script="Thaa" typeface="MV Boli"/>
+        <a:font script="Deva" typeface="Mangal"/>
+        <a:font script="Telu" typeface="Gautami"/>
+        <a:font script="Taml" typeface="Latha"/>
+        <a:font script="Syrc" typeface="Estrangelo Edessa"/>
+        <a:font script="Orya" typeface="Kalinga"/>
+        <a:font script="Mlym" typeface="Kartika"/>
+        <a:font script="Laoo" typeface="DokChampa"/>
+        <a:font script="Sinh" typeface="Iskoola Pota"/>
+        <a:font script="Mong" typeface="Mongolian Baiti"/>
+        <a:font script="Viet" typeface="Times New Roman"/>
+        <a:font script="Uigh" typeface="Microsoft Uighur"/>
+        <a:font script="Geor" typeface="Sylfaen"/>
+        <a:font script="Armn" typeface="Arial"/>
+        <a:font script="Bugi" typeface="Leelawadee UI"/>
+        <a:font script="Bopo" typeface="Microsoft JhengHei"/>
+        <a:font script="Java" typeface="Javanese Text"/>
+        <a:font script="Lisu" typeface="Segoe UI"/>
+        <a:font script="Mymr" typeface="Myanmar Text"/>
+        <a:font script="Nkoo" typeface="Ebrima"/>
+        <a:font script="Olck" typeface="Nirmala UI"/>
+        <a:font script="Osma" typeface="Ebrima"/>
+        <a:font script="Phag" typeface="Phagspa"/>
+        <a:font script="Syrn" typeface="Estrangelo Edessa"/>
+        <a:font script="Syrj" typeface="Estrangelo Edessa"/>
+        <a:font script="Syre" typeface="Estrangelo Edessa"/>
+        <a:font script="Sora" typeface="Nirmala UI"/>
+        <a:font script="Tale" typeface="Microsoft Tai Le"/>
+        <a:font script="Talu" typeface="Microsoft New Tai Lue"/>
+        <a:font script="Tfng" typeface="Ebrima"/>
+      </a:majorFont>
+      <a:minorFont>
+        <a:latin typeface="Calibri" panose="020F0502020204030204"/>
+        <a:ea typeface=""/>
+        <a:cs typeface=""/>
+        <a:font script="Jpan" typeface="游明朝"/>
+        <a:font script="Hang" typeface="맑은 고딕"/>
+        <a:font script="Hans" typeface="等线"/>
+        <a:font script="Hant" typeface="新細明體"/>
+        <a:font script="Arab" typeface="Arial"/>
+        <a:font script="Hebr" typeface="Arial"/>
+        <a:font script="Thai" typeface="Cordia New"/>
+        <a:font script="Ethi" typeface="Nyala"/>
+        <a:font script="Beng" typeface="Vrinda"/>
+        <a:font script="Gujr" typeface="Shruti"/>
+        <a:font script="Khmr" typeface="DaunPenh"/>
+        <a:font script="Knda" typeface="Tunga"/>
+        <a:font script="Guru" typeface="Raavi"/>
+        <a:font script="Cans" typeface="Euphemia"/>
+        <a:font script="Cher" typeface="Plantagenet Cherokee"/>
+        <a:font script="Yiii" typeface="Microsoft Yi Baiti"/>
+        <a:font script="Tibt" typeface="Microsoft Himalaya"/>
+        <a:font script="Thaa" typeface="MV Boli"/>
+        <a:font script="Deva" typeface="Mangal"/>
+        <a:font script="Telu" typeface="Gautami"/>
+        <a:font script="Taml" typeface="Latha"/>
+        <a:font script="Syrc" typeface="Estrangelo Edessa"/>
+        <a:font script="Orya" typeface="Kalinga"/>
+        <a:font script="Mlym" typeface="Kartika"/>
+        <a:font script="Laoo" typeface="DokChampa"/>
+        <a:font script="Sinh" typeface="Iskoola Pota"/>
+        <a:font script="Mong" typeface="Mongolian Baiti"/>
+        <a:font script="Viet" typeface="Arial"/>
+        <a:font script="Uigh" typeface="Microsoft Uighur"/>
+        <a:font script="Geor" typeface="Sylfaen"/>
+        <a:font script="Armn" typeface="Arial"/>
+        <a:font script="Bugi" typeface="Leelawadee UI"/>
+        <a:font script="Bopo" typeface="Microsoft JhengHei"/>
+        <a:font script="Java" typeface="Javanese Text"/>
+        <a:font script="Lisu" typeface="Segoe UI"/>
+        <a:font script="Mymr" typeface="Myanmar Text"/>
+        <a:font script="Nkoo" typeface="Ebrima"/>
+        <a:font script="Olck" typeface="Nirmala UI"/>
+        <a:font script="Osma" typeface="Ebrima"/>
+        <a:font script="Phag" typeface="Phagspa"/>
+        <a:font script="Syrn" typeface="Estrangelo Edessa"/>
+        <a:font script="Syrj" typeface="Estrangelo Edessa"/>
+        <a:font script="Syre" typeface="Estrangelo Edessa"/>
+        <a:font script="Sora" typeface="Nirmala UI"/>
+        <a:font script="Tale" typeface="Microsoft Tai Le"/>
+        <a:font script="Talu" typeface="Microsoft New Tai Lue"/>
+        <a:font script="Tfng" typeface="Ebrima"/>
+      </a:minorFont>
+    </a:fontScheme>
+    <a:fmtScheme name="Office">
+      <a:fillStyleLst>
+        <a:solidFill>
+          <a:schemeClr val="phClr"/>
+        </a:solidFill>
+        <a:gradFill rotWithShape="1">
+          <a:gsLst>
+            <a:gs pos="0">
+              <a:schemeClr val="phClr">
+                <a:lumMod val="110000"/>
+                <a:satMod val="105000"/>
+                <a:tint val="67000"/>
+              </a:schemeClr>
+            </a:gs>
+            <a:gs pos="50000">
+              <a:schemeClr val="phClr">
+                <a:lumMod val="105000"/>
+                <a:satMod val="103000"/>
+                <a:tint val="73000"/>
+              </a:schemeClr>
+            </a:gs>
+            <a:gs pos="100000">
+              <a:schemeClr val="phClr">
+                <a:lumMod val="105000"/>
+                <a:satMod val="109000"/>
+                <a:tint val="81000"/>
+              </a:schemeClr>
+            </a:gs>
+          </a:gsLst>
+          <a:lin ang="5400000" scaled="0"/>
+        </a:gradFill>
+        <a:gradFill rotWithShape="1">
+          <a:gsLst>
+            <a:gs pos="0">
+              <a:schemeClr val="phClr">
+                <a:satMod val="103000"/>
+                <a:lumMod val="102000"/>
+                <a:tint val="94000"/>
+              </a:schemeClr>
+            </a:gs>
+            <a:gs pos="50000">
+              <a:schemeClr val="phClr">
+                <a:satMod val="110000"/>
+                <a:lumMod val="100000"/>
+                <a:shade val="100000"/>
+              </a:schemeClr>
+            </a:gs>
+            <a:gs pos="100000">
+              <a:schemeClr val="phClr">
+                <a:lumMod val="99000"/>
+                <a:satMod val="120000"/>
+                <a:shade val="78000"/>
+              </a:schemeClr>
+            </a:gs>
+          </a:gsLst>
+          <a:lin ang="5400000" scaled="0"/>
+        </a:gradFill>
+      </a:fillStyleLst>
+      <a:lnStyleLst>
+        <a:ln w="6350" cap="flat" cmpd="sng" algn="ctr">
+          <a:solidFill>
+            <a:schemeClr val="phClr"/>
+          </a:solidFill>
+          <a:prstDash val="solid"/>
+          <a:miter lim="800000"/>
+        </a:ln>
+        <a:ln w="12700" cap="flat" cmpd="sng" algn="ctr">
+          <a:solidFill>
+            <a:schemeClr val="phClr"/>
+          </a:solidFill>
+          <a:prstDash val="solid"/>
+          <a:miter lim="800000"/>
+        </a:ln>
+        <a:ln w="19050" cap="flat" cmpd="sng" algn="ctr">
+          <a:solidFill>
+            <a:schemeClr val="phClr"/>
+          </a:solidFill>
+          <a:prstDash val="solid"/>
+          <a:miter lim="800000"/>
+        </a:ln>
+      </a:lnStyleLst>
+      <a:effectStyleLst>
+        <a:effectStyle>
+          <a:effectLst/>
+        </a:effectStyle>
+        <a:effectStyle>
+          <a:effectLst/>
+        </a:effectStyle>
+        <a:effectStyle>
+          <a:effectLst>
+            <a:outerShdw blurRad="57150" dist="19050" dir="5400000" algn="ctr" rotWithShape="0">
+              <a:srgbClr val="000000">
+                <a:alpha val="63000"/>
+              </a:srgbClr>
+            </a:outerShdw>
+          </a:effectLst>
+        </a:effectStyle>
+      </a:effectStyleLst>
+      <a:bgFillStyleLst>
+        <a:solidFill>
+          <a:schemeClr val="phClr"/>
+        </a:solidFill>
+        <a:solidFill>
+          <a:schemeClr val="phClr">
+            <a:tint val="95000"/>
+            <a:satMod val="170000"/>
+          </a:schemeClr>
+        </a:solidFill>
+        <a:gradFill rotWithShape="1">
+          <a:gsLst>
+            <a:gs pos="0">
+              <a:schemeClr val="phClr">
+                <a:tint val="93000"/>
+                <a:satMod val="150000"/>
+                <a:shade val="98000"/>
+                <a:lumMod val="102000"/>
+              </a:schemeClr>
+            </a:gs>
+            <a:gs pos="50000">
+              <a:schemeClr val="phClr">
+                <a:tint val="98000"/>
+                <a:satMod val="130000"/>
+                <a:shade val="90000"/>
+                <a:lumMod val="103000"/>
+              </a:schemeClr>
+            </a:gs>
+            <a:gs pos="100000">
+              <a:schemeClr val="phClr">
+                <a:shade val="63000"/>
+                <a:satMod val="120000"/>
+              </a:schemeClr>
+            </a:gs>
+          </a:gsLst>
+          <a:lin ang="5400000" scaled="0"/>
+        </a:gradFill>
+      </a:bgFillStyleLst>
+    </a:fmtScheme>
+  </a:themeElements>
+  <a:objectDefaults/>
+  <a:extraClrSchemeLst/>
+  <a:extLst>
+    <a:ext uri="{05A4C25C-085E-4340-85A3-A5531E510DB2}">
+      <thm15:themeFamily xmlns:thm15="http://schemas.microsoft.com/office/thememl/2012/main" name="Office Theme" id="{62F939B6-93AF-4DB8-9C6B-D6C7DFDC589F}" vid="{4A3C46E8-61CC-4603-A589-7422A47A8E4A}"/>
+    </a:ext>
+  </a:extLst>
+</a:theme>
 </file>
--- a/content/templates/openagreements-board-consent-safe/template.docx
+++ b/content/templates/openagreements-board-consent-safe/template.docx
@@ -597,7 +597,7 @@
         <w:sz w:val="13"/>
         <w:szCs w:val="13"/>
       </w:rPr>
-      <w:t xml:space="preserve">OpenAgreements Board Consent for SAFE Financing (v1.2). Free to use under CC BY 4.0.</w:t>
+      <w:t xml:space="preserve">OpenAgreements Board Consent for SAFE Financing (v0.1.2). Free to use under CC BY 4.0.</w:t>
     </w:r>
     <w:r>
       <w:rPr>
@@ -663,7 +663,7 @@
         <w:sz w:val="13"/>
         <w:szCs w:val="13"/>
       </w:rPr>
-      <w:t xml:space="preserve">OpenAgreements Board Consent for SAFE Financing (v1.2). Free to use under CC BY 4.0.</w:t>
+      <w:t xml:space="preserve">OpenAgreements Board Consent for SAFE Financing (v0.1.2). Free to use under CC BY 4.0.</w:t>
     </w:r>
     <w:r>
       <w:rPr>
